--- a/Vue/My-Notes/Vue-Notes-01.docx
+++ b/Vue/My-Notes/Vue-Notes-01.docx
@@ -220,31 +220,7 @@
           <w:szCs w:val="21"/>
           <w14:ligatures w14:val="none"/>
         </w:rPr>
-        <w:t>"</w:t>
-      </w:r>
-      <w:proofErr w:type="spellStart"/>
-      <w:r>
-        <w:rPr>
-          <w:rFonts w:ascii="Consolas" w:eastAsia="Times New Roman" w:hAnsi="Consolas" w:cs="Times New Roman"/>
-          <w:color w:val="0000FF"/>
-          <w:kern w:val="0"/>
-          <w:sz w:val="21"/>
-          <w:szCs w:val="21"/>
-          <w14:ligatures w14:val="none"/>
-        </w:rPr>
-        <w:t>ts</w:t>
-      </w:r>
-      <w:proofErr w:type="spellEnd"/>
-      <w:r>
-        <w:rPr>
-          <w:rFonts w:ascii="Consolas" w:eastAsia="Times New Roman" w:hAnsi="Consolas" w:cs="Times New Roman"/>
-          <w:color w:val="0000FF"/>
-          <w:kern w:val="0"/>
-          <w:sz w:val="21"/>
-          <w:szCs w:val="21"/>
-          <w14:ligatures w14:val="none"/>
-        </w:rPr>
-        <w:t>"</w:t>
+        <w:t>"ts"</w:t>
       </w:r>
       <w:r>
         <w:rPr>
@@ -293,29 +269,16 @@
         </w:rPr>
         <w:t>defineProps</w:t>
       </w:r>
-      <w:proofErr w:type="gramStart"/>
-      <w:r>
-        <w:rPr>
-          <w:rFonts w:ascii="Consolas" w:eastAsia="Times New Roman" w:hAnsi="Consolas" w:cs="Times New Roman"/>
-          <w:color w:val="3B3B3B"/>
-          <w:kern w:val="0"/>
-          <w:sz w:val="21"/>
-          <w:szCs w:val="21"/>
-          <w14:ligatures w14:val="none"/>
-        </w:rPr>
-        <w:t>&lt;{</w:t>
-      </w:r>
-      <w:proofErr w:type="gramEnd"/>
-      <w:r>
-        <w:rPr>
-          <w:rFonts w:ascii="Consolas" w:eastAsia="Times New Roman" w:hAnsi="Consolas" w:cs="Times New Roman"/>
-          <w:color w:val="3B3B3B"/>
-          <w:kern w:val="0"/>
-          <w:sz w:val="21"/>
-          <w:szCs w:val="21"/>
-          <w14:ligatures w14:val="none"/>
-        </w:rPr>
-        <w:t xml:space="preserve"> </w:t>
+      <w:r>
+        <w:rPr>
+          <w:rFonts w:ascii="Consolas" w:eastAsia="Times New Roman" w:hAnsi="Consolas" w:cs="Times New Roman"/>
+          <w:color w:val="3B3B3B"/>
+          <w:kern w:val="0"/>
+          <w:sz w:val="21"/>
+          <w:szCs w:val="21"/>
+          <w14:ligatures w14:val="none"/>
+        </w:rPr>
+        <w:t xml:space="preserve">&lt;{ </w:t>
       </w:r>
     </w:p>
     <w:p>
@@ -342,7 +305,6 @@
         </w:rPr>
         <w:t xml:space="preserve">        </w:t>
       </w:r>
-      <w:proofErr w:type="gramStart"/>
       <w:r>
         <w:rPr>
           <w:rFonts w:ascii="Consolas" w:eastAsia="Times New Roman" w:hAnsi="Consolas" w:cs="Times New Roman"/>
@@ -365,7 +327,6 @@
         </w:rPr>
         <w:t>?:</w:t>
       </w:r>
-      <w:proofErr w:type="gramEnd"/>
       <w:r>
         <w:rPr>
           <w:rFonts w:ascii="Consolas" w:eastAsia="Times New Roman" w:hAnsi="Consolas" w:cs="Times New Roman"/>
@@ -555,19 +516,7 @@
           <w:szCs w:val="21"/>
           <w14:ligatures w14:val="none"/>
         </w:rPr>
-        <w:t>&lt;</w:t>
-      </w:r>
-      <w:proofErr w:type="gramStart"/>
-      <w:r>
-        <w:rPr>
-          <w:rFonts w:ascii="Consolas" w:eastAsia="Times New Roman" w:hAnsi="Consolas" w:cs="Times New Roman"/>
-          <w:color w:val="800000"/>
-          <w:kern w:val="0"/>
-          <w:sz w:val="21"/>
-          <w:szCs w:val="21"/>
-          <w14:ligatures w14:val="none"/>
-        </w:rPr>
-        <w:t>label</w:t>
+        <w:t>&lt;label</w:t>
       </w:r>
       <w:r>
         <w:rPr>
@@ -591,7 +540,6 @@
         </w:rPr>
         <w:t>class</w:t>
       </w:r>
-      <w:proofErr w:type="gramEnd"/>
       <w:r>
         <w:rPr>
           <w:rFonts w:ascii="Consolas" w:eastAsia="Times New Roman" w:hAnsi="Consolas" w:cs="Times New Roman"/>
@@ -747,19 +695,7 @@
           <w:szCs w:val="21"/>
           <w14:ligatures w14:val="none"/>
         </w:rPr>
-        <w:t>"checkbox</w:t>
-      </w:r>
-      <w:proofErr w:type="gramStart"/>
-      <w:r>
-        <w:rPr>
-          <w:rFonts w:ascii="Consolas" w:eastAsia="Times New Roman" w:hAnsi="Consolas" w:cs="Times New Roman"/>
-          <w:color w:val="0000FF"/>
-          <w:kern w:val="0"/>
-          <w:sz w:val="21"/>
-          <w:szCs w:val="21"/>
-          <w14:ligatures w14:val="none"/>
-        </w:rPr>
-        <w:t>"</w:t>
+        <w:t>"checkbox"</w:t>
       </w:r>
       <w:r>
         <w:rPr>
@@ -783,7 +719,6 @@
         </w:rPr>
         <w:t>checked</w:t>
       </w:r>
-      <w:proofErr w:type="gramEnd"/>
       <w:r>
         <w:rPr>
           <w:rFonts w:ascii="Consolas" w:eastAsia="Times New Roman" w:hAnsi="Consolas" w:cs="Times New Roman"/>
@@ -1110,19 +1045,7 @@
           <w:szCs w:val="21"/>
           <w14:ligatures w14:val="none"/>
         </w:rPr>
-        <w:t xml:space="preserve"> </w:t>
-      </w:r>
-      <w:proofErr w:type="gramStart"/>
-      <w:r>
-        <w:rPr>
-          <w:rFonts w:ascii="Consolas" w:eastAsia="Times New Roman" w:hAnsi="Consolas" w:cs="Times New Roman"/>
-          <w:color w:val="3B3B3B"/>
-          <w:kern w:val="0"/>
-          <w:sz w:val="21"/>
-          <w:szCs w:val="21"/>
-          <w14:ligatures w14:val="none"/>
-        </w:rPr>
-        <w:t xml:space="preserve">{ </w:t>
+        <w:t xml:space="preserve"> { </w:t>
       </w:r>
       <w:r>
         <w:rPr>
@@ -1135,7 +1058,6 @@
         </w:rPr>
         <w:t>ref</w:t>
       </w:r>
-      <w:proofErr w:type="gramEnd"/>
       <w:r>
         <w:rPr>
           <w:rFonts w:ascii="Consolas" w:eastAsia="Times New Roman" w:hAnsi="Consolas" w:cs="Times New Roman"/>
@@ -1258,19 +1180,7 @@
           <w:szCs w:val="21"/>
           <w14:ligatures w14:val="none"/>
         </w:rPr>
-        <w:t xml:space="preserve"> </w:t>
-      </w:r>
-      <w:proofErr w:type="gramStart"/>
-      <w:r>
-        <w:rPr>
-          <w:rFonts w:ascii="Consolas" w:eastAsia="Times New Roman" w:hAnsi="Consolas" w:cs="Times New Roman"/>
-          <w:color w:val="3B3B3B"/>
-          <w:kern w:val="0"/>
-          <w:sz w:val="21"/>
-          <w:szCs w:val="21"/>
-          <w14:ligatures w14:val="none"/>
-        </w:rPr>
-        <w:t xml:space="preserve">{ </w:t>
+        <w:t xml:space="preserve"> { </w:t>
       </w:r>
       <w:r>
         <w:rPr>
@@ -1283,7 +1193,6 @@
         </w:rPr>
         <w:t>Ref</w:t>
       </w:r>
-      <w:proofErr w:type="gramEnd"/>
       <w:r>
         <w:rPr>
           <w:rFonts w:ascii="Consolas" w:eastAsia="Times New Roman" w:hAnsi="Consolas" w:cs="Times New Roman"/>
@@ -1663,7 +1572,6 @@
         <w:lastRenderedPageBreak/>
         <w:t xml:space="preserve">        </w:t>
       </w:r>
-      <w:proofErr w:type="gramStart"/>
       <w:r>
         <w:rPr>
           <w:rFonts w:ascii="Consolas" w:eastAsia="Times New Roman" w:hAnsi="Consolas" w:cs="Times New Roman"/>
@@ -1686,7 +1594,6 @@
         </w:rPr>
         <w:t>?:</w:t>
       </w:r>
-      <w:proofErr w:type="gramEnd"/>
       <w:r>
         <w:rPr>
           <w:rFonts w:ascii="Consolas" w:eastAsia="Times New Roman" w:hAnsi="Consolas" w:cs="Times New Roman"/>
@@ -1850,7 +1757,6 @@
         </w:rPr>
         <w:t>&lt;</w:t>
       </w:r>
-      <w:proofErr w:type="gramStart"/>
       <w:r>
         <w:rPr>
           <w:rFonts w:ascii="Consolas" w:eastAsia="Times New Roman" w:hAnsi="Consolas" w:cs="Times New Roman"/>
@@ -1871,19 +1777,7 @@
           <w:szCs w:val="21"/>
           <w14:ligatures w14:val="none"/>
         </w:rPr>
-        <w:t>[</w:t>
-      </w:r>
-      <w:proofErr w:type="gramEnd"/>
-      <w:r>
-        <w:rPr>
-          <w:rFonts w:ascii="Consolas" w:eastAsia="Times New Roman" w:hAnsi="Consolas" w:cs="Times New Roman"/>
-          <w:color w:val="3B3B3B"/>
-          <w:kern w:val="0"/>
-          <w:sz w:val="21"/>
-          <w:szCs w:val="21"/>
-          <w14:ligatures w14:val="none"/>
-        </w:rPr>
-        <w:t xml:space="preserve">]&gt; </w:t>
+        <w:t xml:space="preserve">[]&gt; </w:t>
       </w:r>
       <w:r>
         <w:rPr>
@@ -1907,7 +1801,6 @@
         </w:rPr>
         <w:t xml:space="preserve"> </w:t>
       </w:r>
-      <w:proofErr w:type="gramStart"/>
       <w:r>
         <w:rPr>
           <w:rFonts w:ascii="Consolas" w:eastAsia="Times New Roman" w:hAnsi="Consolas" w:cs="Times New Roman"/>
@@ -1928,19 +1821,7 @@
           <w:szCs w:val="21"/>
           <w14:ligatures w14:val="none"/>
         </w:rPr>
-        <w:t>(</w:t>
-      </w:r>
-      <w:proofErr w:type="gramEnd"/>
-      <w:r>
-        <w:rPr>
-          <w:rFonts w:ascii="Consolas" w:eastAsia="Times New Roman" w:hAnsi="Consolas" w:cs="Times New Roman"/>
-          <w:color w:val="3B3B3B"/>
-          <w:kern w:val="0"/>
-          <w:sz w:val="21"/>
-          <w:szCs w:val="21"/>
-          <w14:ligatures w14:val="none"/>
-        </w:rPr>
-        <w:t>[</w:t>
+        <w:t>([</w:t>
       </w:r>
     </w:p>
     <w:p>
@@ -1965,19 +1846,7 @@
           <w:szCs w:val="21"/>
           <w14:ligatures w14:val="none"/>
         </w:rPr>
-        <w:t xml:space="preserve">        </w:t>
-      </w:r>
-      <w:proofErr w:type="gramStart"/>
-      <w:r>
-        <w:rPr>
-          <w:rFonts w:ascii="Consolas" w:eastAsia="Times New Roman" w:hAnsi="Consolas" w:cs="Times New Roman"/>
-          <w:color w:val="3B3B3B"/>
-          <w:kern w:val="0"/>
-          <w:sz w:val="21"/>
-          <w:szCs w:val="21"/>
-          <w14:ligatures w14:val="none"/>
-        </w:rPr>
-        <w:t xml:space="preserve">{ </w:t>
+        <w:t xml:space="preserve">        { </w:t>
       </w:r>
       <w:r>
         <w:rPr>
@@ -1988,9 +1857,41 @@
           <w:szCs w:val="21"/>
           <w14:ligatures w14:val="none"/>
         </w:rPr>
-        <w:t>title</w:t>
-      </w:r>
-      <w:proofErr w:type="gramEnd"/>
+        <w:t>title:</w:t>
+      </w:r>
+      <w:r>
+        <w:rPr>
+          <w:rFonts w:ascii="Consolas" w:eastAsia="Times New Roman" w:hAnsi="Consolas" w:cs="Times New Roman"/>
+          <w:color w:val="3B3B3B"/>
+          <w:kern w:val="0"/>
+          <w:sz w:val="21"/>
+          <w:szCs w:val="21"/>
+          <w14:ligatures w14:val="none"/>
+        </w:rPr>
+        <w:t xml:space="preserve"> </w:t>
+      </w:r>
+      <w:r>
+        <w:rPr>
+          <w:rFonts w:ascii="Consolas" w:eastAsia="Times New Roman" w:hAnsi="Consolas" w:cs="Times New Roman"/>
+          <w:color w:val="A31515"/>
+          <w:kern w:val="0"/>
+          <w:sz w:val="21"/>
+          <w:szCs w:val="21"/>
+          <w14:ligatures w14:val="none"/>
+        </w:rPr>
+        <w:t>'Make a todo list app'</w:t>
+      </w:r>
+      <w:r>
+        <w:rPr>
+          <w:rFonts w:ascii="Consolas" w:eastAsia="Times New Roman" w:hAnsi="Consolas" w:cs="Times New Roman"/>
+          <w:color w:val="3B3B3B"/>
+          <w:kern w:val="0"/>
+          <w:sz w:val="21"/>
+          <w:szCs w:val="21"/>
+          <w14:ligatures w14:val="none"/>
+        </w:rPr>
+        <w:t xml:space="preserve">, </w:t>
+      </w:r>
       <w:r>
         <w:rPr>
           <w:rFonts w:ascii="Consolas" w:eastAsia="Times New Roman" w:hAnsi="Consolas" w:cs="Times New Roman"/>
@@ -2000,74 +1901,6 @@
           <w:szCs w:val="21"/>
           <w14:ligatures w14:val="none"/>
         </w:rPr>
-        <w:t>:</w:t>
-      </w:r>
-      <w:r>
-        <w:rPr>
-          <w:rFonts w:ascii="Consolas" w:eastAsia="Times New Roman" w:hAnsi="Consolas" w:cs="Times New Roman"/>
-          <w:color w:val="3B3B3B"/>
-          <w:kern w:val="0"/>
-          <w:sz w:val="21"/>
-          <w:szCs w:val="21"/>
-          <w14:ligatures w14:val="none"/>
-        </w:rPr>
-        <w:t xml:space="preserve"> </w:t>
-      </w:r>
-      <w:r>
-        <w:rPr>
-          <w:rFonts w:ascii="Consolas" w:eastAsia="Times New Roman" w:hAnsi="Consolas" w:cs="Times New Roman"/>
-          <w:color w:val="A31515"/>
-          <w:kern w:val="0"/>
-          <w:sz w:val="21"/>
-          <w:szCs w:val="21"/>
-          <w14:ligatures w14:val="none"/>
-        </w:rPr>
-        <w:t xml:space="preserve">'Make a </w:t>
-      </w:r>
-      <w:proofErr w:type="spellStart"/>
-      <w:r>
-        <w:rPr>
-          <w:rFonts w:ascii="Consolas" w:eastAsia="Times New Roman" w:hAnsi="Consolas" w:cs="Times New Roman"/>
-          <w:color w:val="A31515"/>
-          <w:kern w:val="0"/>
-          <w:sz w:val="21"/>
-          <w:szCs w:val="21"/>
-          <w14:ligatures w14:val="none"/>
-        </w:rPr>
-        <w:t>todo</w:t>
-      </w:r>
-      <w:proofErr w:type="spellEnd"/>
-      <w:r>
-        <w:rPr>
-          <w:rFonts w:ascii="Consolas" w:eastAsia="Times New Roman" w:hAnsi="Consolas" w:cs="Times New Roman"/>
-          <w:color w:val="A31515"/>
-          <w:kern w:val="0"/>
-          <w:sz w:val="21"/>
-          <w:szCs w:val="21"/>
-          <w14:ligatures w14:val="none"/>
-        </w:rPr>
-        <w:t xml:space="preserve"> list app'</w:t>
-      </w:r>
-      <w:r>
-        <w:rPr>
-          <w:rFonts w:ascii="Consolas" w:eastAsia="Times New Roman" w:hAnsi="Consolas" w:cs="Times New Roman"/>
-          <w:color w:val="3B3B3B"/>
-          <w:kern w:val="0"/>
-          <w:sz w:val="21"/>
-          <w:szCs w:val="21"/>
-          <w14:ligatures w14:val="none"/>
-        </w:rPr>
-        <w:t xml:space="preserve">, </w:t>
-      </w:r>
-      <w:r>
-        <w:rPr>
-          <w:rFonts w:ascii="Consolas" w:eastAsia="Times New Roman" w:hAnsi="Consolas" w:cs="Times New Roman"/>
-          <w:color w:val="001080"/>
-          <w:kern w:val="0"/>
-          <w:sz w:val="21"/>
-          <w:szCs w:val="21"/>
-          <w14:ligatures w14:val="none"/>
-        </w:rPr>
         <w:t>checked:</w:t>
       </w:r>
       <w:r>
@@ -2081,7 +1914,6 @@
         </w:rPr>
         <w:t xml:space="preserve"> </w:t>
       </w:r>
-      <w:proofErr w:type="gramStart"/>
       <w:r>
         <w:rPr>
           <w:rFonts w:ascii="Consolas" w:eastAsia="Times New Roman" w:hAnsi="Consolas" w:cs="Times New Roman"/>
@@ -2102,19 +1934,7 @@
           <w:szCs w:val="21"/>
           <w14:ligatures w14:val="none"/>
         </w:rPr>
-        <w:t xml:space="preserve"> }</w:t>
-      </w:r>
-      <w:proofErr w:type="gramEnd"/>
-      <w:r>
-        <w:rPr>
-          <w:rFonts w:ascii="Consolas" w:eastAsia="Times New Roman" w:hAnsi="Consolas" w:cs="Times New Roman"/>
-          <w:color w:val="3B3B3B"/>
-          <w:kern w:val="0"/>
-          <w:sz w:val="21"/>
-          <w:szCs w:val="21"/>
-          <w14:ligatures w14:val="none"/>
-        </w:rPr>
-        <w:t>,</w:t>
+        <w:t xml:space="preserve"> },</w:t>
       </w:r>
     </w:p>
     <w:p>
@@ -2139,19 +1959,7 @@
           <w:szCs w:val="21"/>
           <w14:ligatures w14:val="none"/>
         </w:rPr>
-        <w:t xml:space="preserve">        </w:t>
-      </w:r>
-      <w:proofErr w:type="gramStart"/>
-      <w:r>
-        <w:rPr>
-          <w:rFonts w:ascii="Consolas" w:eastAsia="Times New Roman" w:hAnsi="Consolas" w:cs="Times New Roman"/>
-          <w:color w:val="3B3B3B"/>
-          <w:kern w:val="0"/>
-          <w:sz w:val="21"/>
-          <w:szCs w:val="21"/>
-          <w14:ligatures w14:val="none"/>
-        </w:rPr>
-        <w:t xml:space="preserve">{ </w:t>
+        <w:t xml:space="preserve">        { </w:t>
       </w:r>
       <w:r>
         <w:rPr>
@@ -2162,9 +1970,41 @@
           <w:szCs w:val="21"/>
           <w14:ligatures w14:val="none"/>
         </w:rPr>
-        <w:t>title</w:t>
-      </w:r>
-      <w:proofErr w:type="gramEnd"/>
+        <w:t>title:</w:t>
+      </w:r>
+      <w:r>
+        <w:rPr>
+          <w:rFonts w:ascii="Consolas" w:eastAsia="Times New Roman" w:hAnsi="Consolas" w:cs="Times New Roman"/>
+          <w:color w:val="3B3B3B"/>
+          <w:kern w:val="0"/>
+          <w:sz w:val="21"/>
+          <w:szCs w:val="21"/>
+          <w14:ligatures w14:val="none"/>
+        </w:rPr>
+        <w:t xml:space="preserve"> </w:t>
+      </w:r>
+      <w:r>
+        <w:rPr>
+          <w:rFonts w:ascii="Consolas" w:eastAsia="Times New Roman" w:hAnsi="Consolas" w:cs="Times New Roman"/>
+          <w:color w:val="A31515"/>
+          <w:kern w:val="0"/>
+          <w:sz w:val="21"/>
+          <w:szCs w:val="21"/>
+          <w14:ligatures w14:val="none"/>
+        </w:rPr>
+        <w:t>'Predict the weather'</w:t>
+      </w:r>
+      <w:r>
+        <w:rPr>
+          <w:rFonts w:ascii="Consolas" w:eastAsia="Times New Roman" w:hAnsi="Consolas" w:cs="Times New Roman"/>
+          <w:color w:val="3B3B3B"/>
+          <w:kern w:val="0"/>
+          <w:sz w:val="21"/>
+          <w:szCs w:val="21"/>
+          <w14:ligatures w14:val="none"/>
+        </w:rPr>
+        <w:t xml:space="preserve">, </w:t>
+      </w:r>
       <w:r>
         <w:rPr>
           <w:rFonts w:ascii="Consolas" w:eastAsia="Times New Roman" w:hAnsi="Consolas" w:cs="Times New Roman"/>
@@ -2174,50 +2014,6 @@
           <w:szCs w:val="21"/>
           <w14:ligatures w14:val="none"/>
         </w:rPr>
-        <w:t>:</w:t>
-      </w:r>
-      <w:r>
-        <w:rPr>
-          <w:rFonts w:ascii="Consolas" w:eastAsia="Times New Roman" w:hAnsi="Consolas" w:cs="Times New Roman"/>
-          <w:color w:val="3B3B3B"/>
-          <w:kern w:val="0"/>
-          <w:sz w:val="21"/>
-          <w:szCs w:val="21"/>
-          <w14:ligatures w14:val="none"/>
-        </w:rPr>
-        <w:t xml:space="preserve"> </w:t>
-      </w:r>
-      <w:r>
-        <w:rPr>
-          <w:rFonts w:ascii="Consolas" w:eastAsia="Times New Roman" w:hAnsi="Consolas" w:cs="Times New Roman"/>
-          <w:color w:val="A31515"/>
-          <w:kern w:val="0"/>
-          <w:sz w:val="21"/>
-          <w:szCs w:val="21"/>
-          <w14:ligatures w14:val="none"/>
-        </w:rPr>
-        <w:t>'Predict the weather'</w:t>
-      </w:r>
-      <w:r>
-        <w:rPr>
-          <w:rFonts w:ascii="Consolas" w:eastAsia="Times New Roman" w:hAnsi="Consolas" w:cs="Times New Roman"/>
-          <w:color w:val="3B3B3B"/>
-          <w:kern w:val="0"/>
-          <w:sz w:val="21"/>
-          <w:szCs w:val="21"/>
-          <w14:ligatures w14:val="none"/>
-        </w:rPr>
-        <w:t xml:space="preserve">, </w:t>
-      </w:r>
-      <w:r>
-        <w:rPr>
-          <w:rFonts w:ascii="Consolas" w:eastAsia="Times New Roman" w:hAnsi="Consolas" w:cs="Times New Roman"/>
-          <w:color w:val="001080"/>
-          <w:kern w:val="0"/>
-          <w:sz w:val="21"/>
-          <w:szCs w:val="21"/>
-          <w14:ligatures w14:val="none"/>
-        </w:rPr>
         <w:t>checked:</w:t>
       </w:r>
       <w:r>
@@ -2231,7 +2027,6 @@
         </w:rPr>
         <w:t xml:space="preserve"> </w:t>
       </w:r>
-      <w:proofErr w:type="gramStart"/>
       <w:r>
         <w:rPr>
           <w:rFonts w:ascii="Consolas" w:eastAsia="Times New Roman" w:hAnsi="Consolas" w:cs="Times New Roman"/>
@@ -2252,19 +2047,7 @@
           <w:szCs w:val="21"/>
           <w14:ligatures w14:val="none"/>
         </w:rPr>
-        <w:t xml:space="preserve"> }</w:t>
-      </w:r>
-      <w:proofErr w:type="gramEnd"/>
-      <w:r>
-        <w:rPr>
-          <w:rFonts w:ascii="Consolas" w:eastAsia="Times New Roman" w:hAnsi="Consolas" w:cs="Times New Roman"/>
-          <w:color w:val="3B3B3B"/>
-          <w:kern w:val="0"/>
-          <w:sz w:val="21"/>
-          <w:szCs w:val="21"/>
-          <w14:ligatures w14:val="none"/>
-        </w:rPr>
-        <w:t>,</w:t>
+        <w:t xml:space="preserve"> },</w:t>
       </w:r>
     </w:p>
     <w:p>
@@ -2289,19 +2072,7 @@
           <w:szCs w:val="21"/>
           <w14:ligatures w14:val="none"/>
         </w:rPr>
-        <w:t xml:space="preserve">        </w:t>
-      </w:r>
-      <w:proofErr w:type="gramStart"/>
-      <w:r>
-        <w:rPr>
-          <w:rFonts w:ascii="Consolas" w:eastAsia="Times New Roman" w:hAnsi="Consolas" w:cs="Times New Roman"/>
-          <w:color w:val="3B3B3B"/>
-          <w:kern w:val="0"/>
-          <w:sz w:val="21"/>
-          <w:szCs w:val="21"/>
-          <w14:ligatures w14:val="none"/>
-        </w:rPr>
-        <w:t xml:space="preserve">{ </w:t>
+        <w:t xml:space="preserve">        { </w:t>
       </w:r>
       <w:r>
         <w:rPr>
@@ -2312,9 +2083,41 @@
           <w:szCs w:val="21"/>
           <w14:ligatures w14:val="none"/>
         </w:rPr>
-        <w:t>title</w:t>
-      </w:r>
-      <w:proofErr w:type="gramEnd"/>
+        <w:t>title:</w:t>
+      </w:r>
+      <w:r>
+        <w:rPr>
+          <w:rFonts w:ascii="Consolas" w:eastAsia="Times New Roman" w:hAnsi="Consolas" w:cs="Times New Roman"/>
+          <w:color w:val="3B3B3B"/>
+          <w:kern w:val="0"/>
+          <w:sz w:val="21"/>
+          <w:szCs w:val="21"/>
+          <w14:ligatures w14:val="none"/>
+        </w:rPr>
+        <w:t xml:space="preserve"> </w:t>
+      </w:r>
+      <w:r>
+        <w:rPr>
+          <w:rFonts w:ascii="Consolas" w:eastAsia="Times New Roman" w:hAnsi="Consolas" w:cs="Times New Roman"/>
+          <w:color w:val="A31515"/>
+          <w:kern w:val="0"/>
+          <w:sz w:val="21"/>
+          <w:szCs w:val="21"/>
+          <w14:ligatures w14:val="none"/>
+        </w:rPr>
+        <w:t>'Play some tunes'</w:t>
+      </w:r>
+      <w:r>
+        <w:rPr>
+          <w:rFonts w:ascii="Consolas" w:eastAsia="Times New Roman" w:hAnsi="Consolas" w:cs="Times New Roman"/>
+          <w:color w:val="3B3B3B"/>
+          <w:kern w:val="0"/>
+          <w:sz w:val="21"/>
+          <w:szCs w:val="21"/>
+          <w14:ligatures w14:val="none"/>
+        </w:rPr>
+        <w:t xml:space="preserve">, </w:t>
+      </w:r>
       <w:r>
         <w:rPr>
           <w:rFonts w:ascii="Consolas" w:eastAsia="Times New Roman" w:hAnsi="Consolas" w:cs="Times New Roman"/>
@@ -2324,50 +2127,6 @@
           <w:szCs w:val="21"/>
           <w14:ligatures w14:val="none"/>
         </w:rPr>
-        <w:t>:</w:t>
-      </w:r>
-      <w:r>
-        <w:rPr>
-          <w:rFonts w:ascii="Consolas" w:eastAsia="Times New Roman" w:hAnsi="Consolas" w:cs="Times New Roman"/>
-          <w:color w:val="3B3B3B"/>
-          <w:kern w:val="0"/>
-          <w:sz w:val="21"/>
-          <w:szCs w:val="21"/>
-          <w14:ligatures w14:val="none"/>
-        </w:rPr>
-        <w:t xml:space="preserve"> </w:t>
-      </w:r>
-      <w:r>
-        <w:rPr>
-          <w:rFonts w:ascii="Consolas" w:eastAsia="Times New Roman" w:hAnsi="Consolas" w:cs="Times New Roman"/>
-          <w:color w:val="A31515"/>
-          <w:kern w:val="0"/>
-          <w:sz w:val="21"/>
-          <w:szCs w:val="21"/>
-          <w14:ligatures w14:val="none"/>
-        </w:rPr>
-        <w:t>'Play some tunes'</w:t>
-      </w:r>
-      <w:r>
-        <w:rPr>
-          <w:rFonts w:ascii="Consolas" w:eastAsia="Times New Roman" w:hAnsi="Consolas" w:cs="Times New Roman"/>
-          <w:color w:val="3B3B3B"/>
-          <w:kern w:val="0"/>
-          <w:sz w:val="21"/>
-          <w:szCs w:val="21"/>
-          <w14:ligatures w14:val="none"/>
-        </w:rPr>
-        <w:t xml:space="preserve">, </w:t>
-      </w:r>
-      <w:r>
-        <w:rPr>
-          <w:rFonts w:ascii="Consolas" w:eastAsia="Times New Roman" w:hAnsi="Consolas" w:cs="Times New Roman"/>
-          <w:color w:val="001080"/>
-          <w:kern w:val="0"/>
-          <w:sz w:val="21"/>
-          <w:szCs w:val="21"/>
-          <w14:ligatures w14:val="none"/>
-        </w:rPr>
         <w:t>checked:</w:t>
       </w:r>
       <w:r>
@@ -2381,7 +2140,6 @@
         </w:rPr>
         <w:t xml:space="preserve"> </w:t>
       </w:r>
-      <w:proofErr w:type="gramStart"/>
       <w:r>
         <w:rPr>
           <w:rFonts w:ascii="Consolas" w:eastAsia="Times New Roman" w:hAnsi="Consolas" w:cs="Times New Roman"/>
@@ -2402,19 +2160,7 @@
           <w:szCs w:val="21"/>
           <w14:ligatures w14:val="none"/>
         </w:rPr>
-        <w:t xml:space="preserve"> }</w:t>
-      </w:r>
-      <w:proofErr w:type="gramEnd"/>
-      <w:r>
-        <w:rPr>
-          <w:rFonts w:ascii="Consolas" w:eastAsia="Times New Roman" w:hAnsi="Consolas" w:cs="Times New Roman"/>
-          <w:color w:val="3B3B3B"/>
-          <w:kern w:val="0"/>
-          <w:sz w:val="21"/>
-          <w:szCs w:val="21"/>
-          <w14:ligatures w14:val="none"/>
-        </w:rPr>
-        <w:t>,</w:t>
+        <w:t xml:space="preserve"> },</w:t>
       </w:r>
     </w:p>
     <w:p>
@@ -2439,19 +2185,7 @@
           <w:szCs w:val="21"/>
           <w14:ligatures w14:val="none"/>
         </w:rPr>
-        <w:t xml:space="preserve">        </w:t>
-      </w:r>
-      <w:proofErr w:type="gramStart"/>
-      <w:r>
-        <w:rPr>
-          <w:rFonts w:ascii="Consolas" w:eastAsia="Times New Roman" w:hAnsi="Consolas" w:cs="Times New Roman"/>
-          <w:color w:val="3B3B3B"/>
-          <w:kern w:val="0"/>
-          <w:sz w:val="21"/>
-          <w:szCs w:val="21"/>
-          <w14:ligatures w14:val="none"/>
-        </w:rPr>
-        <w:t xml:space="preserve">{ </w:t>
+        <w:t xml:space="preserve">        { </w:t>
       </w:r>
       <w:r>
         <w:rPr>
@@ -2462,9 +2196,63 @@
           <w:szCs w:val="21"/>
           <w14:ligatures w14:val="none"/>
         </w:rPr>
-        <w:t>title</w:t>
-      </w:r>
-      <w:proofErr w:type="gramEnd"/>
+        <w:t>title:</w:t>
+      </w:r>
+      <w:r>
+        <w:rPr>
+          <w:rFonts w:ascii="Consolas" w:eastAsia="Times New Roman" w:hAnsi="Consolas" w:cs="Times New Roman"/>
+          <w:color w:val="3B3B3B"/>
+          <w:kern w:val="0"/>
+          <w:sz w:val="21"/>
+          <w:szCs w:val="21"/>
+          <w14:ligatures w14:val="none"/>
+        </w:rPr>
+        <w:t xml:space="preserve"> </w:t>
+      </w:r>
+      <w:r>
+        <w:rPr>
+          <w:rFonts w:ascii="Consolas" w:eastAsia="Times New Roman" w:hAnsi="Consolas" w:cs="Times New Roman"/>
+          <w:color w:val="A31515"/>
+          <w:kern w:val="0"/>
+          <w:sz w:val="21"/>
+          <w:szCs w:val="21"/>
+          <w14:ligatures w14:val="none"/>
+        </w:rPr>
+        <w:t>'Let</w:t>
+      </w:r>
+      <w:r>
+        <w:rPr>
+          <w:rFonts w:ascii="Consolas" w:eastAsia="Times New Roman" w:hAnsi="Consolas" w:cs="Times New Roman"/>
+          <w:color w:val="EE0000"/>
+          <w:kern w:val="0"/>
+          <w:sz w:val="21"/>
+          <w:szCs w:val="21"/>
+          <w14:ligatures w14:val="none"/>
+        </w:rPr>
+        <w:t>\'</w:t>
+      </w:r>
+      <w:r>
+        <w:rPr>
+          <w:rFonts w:ascii="Consolas" w:eastAsia="Times New Roman" w:hAnsi="Consolas" w:cs="Times New Roman"/>
+          <w:color w:val="A31515"/>
+          <w:kern w:val="0"/>
+          <w:sz w:val="21"/>
+          <w:szCs w:val="21"/>
+          <w14:ligatures w14:val="none"/>
+        </w:rPr>
+        <w:t>s get cooking'</w:t>
+      </w:r>
+      <w:r>
+        <w:rPr>
+          <w:rFonts w:ascii="Consolas" w:eastAsia="Times New Roman" w:hAnsi="Consolas" w:cs="Times New Roman"/>
+          <w:color w:val="3B3B3B"/>
+          <w:kern w:val="0"/>
+          <w:sz w:val="21"/>
+          <w:szCs w:val="21"/>
+          <w14:ligatures w14:val="none"/>
+        </w:rPr>
+        <w:t xml:space="preserve">, </w:t>
+      </w:r>
       <w:r>
         <w:rPr>
           <w:rFonts w:ascii="Consolas" w:eastAsia="Times New Roman" w:hAnsi="Consolas" w:cs="Times New Roman"/>
@@ -2474,72 +2262,6 @@
           <w:szCs w:val="21"/>
           <w14:ligatures w14:val="none"/>
         </w:rPr>
-        <w:t>:</w:t>
-      </w:r>
-      <w:r>
-        <w:rPr>
-          <w:rFonts w:ascii="Consolas" w:eastAsia="Times New Roman" w:hAnsi="Consolas" w:cs="Times New Roman"/>
-          <w:color w:val="3B3B3B"/>
-          <w:kern w:val="0"/>
-          <w:sz w:val="21"/>
-          <w:szCs w:val="21"/>
-          <w14:ligatures w14:val="none"/>
-        </w:rPr>
-        <w:t xml:space="preserve"> </w:t>
-      </w:r>
-      <w:r>
-        <w:rPr>
-          <w:rFonts w:ascii="Consolas" w:eastAsia="Times New Roman" w:hAnsi="Consolas" w:cs="Times New Roman"/>
-          <w:color w:val="A31515"/>
-          <w:kern w:val="0"/>
-          <w:sz w:val="21"/>
-          <w:szCs w:val="21"/>
-          <w14:ligatures w14:val="none"/>
-        </w:rPr>
-        <w:t>'Let</w:t>
-      </w:r>
-      <w:r>
-        <w:rPr>
-          <w:rFonts w:ascii="Consolas" w:eastAsia="Times New Roman" w:hAnsi="Consolas" w:cs="Times New Roman"/>
-          <w:color w:val="EE0000"/>
-          <w:kern w:val="0"/>
-          <w:sz w:val="21"/>
-          <w:szCs w:val="21"/>
-          <w14:ligatures w14:val="none"/>
-        </w:rPr>
-        <w:t>\'</w:t>
-      </w:r>
-      <w:r>
-        <w:rPr>
-          <w:rFonts w:ascii="Consolas" w:eastAsia="Times New Roman" w:hAnsi="Consolas" w:cs="Times New Roman"/>
-          <w:color w:val="A31515"/>
-          <w:kern w:val="0"/>
-          <w:sz w:val="21"/>
-          <w:szCs w:val="21"/>
-          <w14:ligatures w14:val="none"/>
-        </w:rPr>
-        <w:t>s get cooking'</w:t>
-      </w:r>
-      <w:r>
-        <w:rPr>
-          <w:rFonts w:ascii="Consolas" w:eastAsia="Times New Roman" w:hAnsi="Consolas" w:cs="Times New Roman"/>
-          <w:color w:val="3B3B3B"/>
-          <w:kern w:val="0"/>
-          <w:sz w:val="21"/>
-          <w:szCs w:val="21"/>
-          <w14:ligatures w14:val="none"/>
-        </w:rPr>
-        <w:t xml:space="preserve">, </w:t>
-      </w:r>
-      <w:r>
-        <w:rPr>
-          <w:rFonts w:ascii="Consolas" w:eastAsia="Times New Roman" w:hAnsi="Consolas" w:cs="Times New Roman"/>
-          <w:color w:val="001080"/>
-          <w:kern w:val="0"/>
-          <w:sz w:val="21"/>
-          <w:szCs w:val="21"/>
-          <w14:ligatures w14:val="none"/>
-        </w:rPr>
         <w:t>checked:</w:t>
       </w:r>
       <w:r>
@@ -2553,7 +2275,6 @@
         </w:rPr>
         <w:t xml:space="preserve"> </w:t>
       </w:r>
-      <w:proofErr w:type="gramStart"/>
       <w:r>
         <w:rPr>
           <w:rFonts w:ascii="Consolas" w:eastAsia="Times New Roman" w:hAnsi="Consolas" w:cs="Times New Roman"/>
@@ -2574,19 +2295,7 @@
           <w:szCs w:val="21"/>
           <w14:ligatures w14:val="none"/>
         </w:rPr>
-        <w:t xml:space="preserve"> }</w:t>
-      </w:r>
-      <w:proofErr w:type="gramEnd"/>
-      <w:r>
-        <w:rPr>
-          <w:rFonts w:ascii="Consolas" w:eastAsia="Times New Roman" w:hAnsi="Consolas" w:cs="Times New Roman"/>
-          <w:color w:val="3B3B3B"/>
-          <w:kern w:val="0"/>
-          <w:sz w:val="21"/>
-          <w:szCs w:val="21"/>
-          <w14:ligatures w14:val="none"/>
-        </w:rPr>
-        <w:t>,</w:t>
+        <w:t xml:space="preserve"> },</w:t>
       </w:r>
     </w:p>
     <w:p>
@@ -2611,19 +2320,7 @@
           <w:szCs w:val="21"/>
           <w14:ligatures w14:val="none"/>
         </w:rPr>
-        <w:t xml:space="preserve">        </w:t>
-      </w:r>
-      <w:proofErr w:type="gramStart"/>
-      <w:r>
-        <w:rPr>
-          <w:rFonts w:ascii="Consolas" w:eastAsia="Times New Roman" w:hAnsi="Consolas" w:cs="Times New Roman"/>
-          <w:color w:val="3B3B3B"/>
-          <w:kern w:val="0"/>
-          <w:sz w:val="21"/>
-          <w:szCs w:val="21"/>
-          <w14:ligatures w14:val="none"/>
-        </w:rPr>
-        <w:t xml:space="preserve">{ </w:t>
+        <w:t xml:space="preserve">        { </w:t>
       </w:r>
       <w:r>
         <w:rPr>
@@ -2634,9 +2331,41 @@
           <w:szCs w:val="21"/>
           <w14:ligatures w14:val="none"/>
         </w:rPr>
-        <w:t>title</w:t>
-      </w:r>
-      <w:proofErr w:type="gramEnd"/>
+        <w:t>title:</w:t>
+      </w:r>
+      <w:r>
+        <w:rPr>
+          <w:rFonts w:ascii="Consolas" w:eastAsia="Times New Roman" w:hAnsi="Consolas" w:cs="Times New Roman"/>
+          <w:color w:val="3B3B3B"/>
+          <w:kern w:val="0"/>
+          <w:sz w:val="21"/>
+          <w:szCs w:val="21"/>
+          <w14:ligatures w14:val="none"/>
+        </w:rPr>
+        <w:t xml:space="preserve"> </w:t>
+      </w:r>
+      <w:r>
+        <w:rPr>
+          <w:rFonts w:ascii="Consolas" w:eastAsia="Times New Roman" w:hAnsi="Consolas" w:cs="Times New Roman"/>
+          <w:color w:val="A31515"/>
+          <w:kern w:val="0"/>
+          <w:sz w:val="21"/>
+          <w:szCs w:val="21"/>
+          <w14:ligatures w14:val="none"/>
+        </w:rPr>
+        <w:t>'Pump some iron'</w:t>
+      </w:r>
+      <w:r>
+        <w:rPr>
+          <w:rFonts w:ascii="Consolas" w:eastAsia="Times New Roman" w:hAnsi="Consolas" w:cs="Times New Roman"/>
+          <w:color w:val="3B3B3B"/>
+          <w:kern w:val="0"/>
+          <w:sz w:val="21"/>
+          <w:szCs w:val="21"/>
+          <w14:ligatures w14:val="none"/>
+        </w:rPr>
+        <w:t xml:space="preserve">, </w:t>
+      </w:r>
       <w:r>
         <w:rPr>
           <w:rFonts w:ascii="Consolas" w:eastAsia="Times New Roman" w:hAnsi="Consolas" w:cs="Times New Roman"/>
@@ -2646,50 +2375,6 @@
           <w:szCs w:val="21"/>
           <w14:ligatures w14:val="none"/>
         </w:rPr>
-        <w:t>:</w:t>
-      </w:r>
-      <w:r>
-        <w:rPr>
-          <w:rFonts w:ascii="Consolas" w:eastAsia="Times New Roman" w:hAnsi="Consolas" w:cs="Times New Roman"/>
-          <w:color w:val="3B3B3B"/>
-          <w:kern w:val="0"/>
-          <w:sz w:val="21"/>
-          <w:szCs w:val="21"/>
-          <w14:ligatures w14:val="none"/>
-        </w:rPr>
-        <w:t xml:space="preserve"> </w:t>
-      </w:r>
-      <w:r>
-        <w:rPr>
-          <w:rFonts w:ascii="Consolas" w:eastAsia="Times New Roman" w:hAnsi="Consolas" w:cs="Times New Roman"/>
-          <w:color w:val="A31515"/>
-          <w:kern w:val="0"/>
-          <w:sz w:val="21"/>
-          <w:szCs w:val="21"/>
-          <w14:ligatures w14:val="none"/>
-        </w:rPr>
-        <w:t>'Pump some iron'</w:t>
-      </w:r>
-      <w:r>
-        <w:rPr>
-          <w:rFonts w:ascii="Consolas" w:eastAsia="Times New Roman" w:hAnsi="Consolas" w:cs="Times New Roman"/>
-          <w:color w:val="3B3B3B"/>
-          <w:kern w:val="0"/>
-          <w:sz w:val="21"/>
-          <w:szCs w:val="21"/>
-          <w14:ligatures w14:val="none"/>
-        </w:rPr>
-        <w:t xml:space="preserve">, </w:t>
-      </w:r>
-      <w:r>
-        <w:rPr>
-          <w:rFonts w:ascii="Consolas" w:eastAsia="Times New Roman" w:hAnsi="Consolas" w:cs="Times New Roman"/>
-          <w:color w:val="001080"/>
-          <w:kern w:val="0"/>
-          <w:sz w:val="21"/>
-          <w:szCs w:val="21"/>
-          <w14:ligatures w14:val="none"/>
-        </w:rPr>
         <w:t>checked:</w:t>
       </w:r>
       <w:r>
@@ -2703,7 +2388,6 @@
         </w:rPr>
         <w:t xml:space="preserve"> </w:t>
       </w:r>
-      <w:proofErr w:type="gramStart"/>
       <w:r>
         <w:rPr>
           <w:rFonts w:ascii="Consolas" w:eastAsia="Times New Roman" w:hAnsi="Consolas" w:cs="Times New Roman"/>
@@ -2724,19 +2408,7 @@
           <w:szCs w:val="21"/>
           <w14:ligatures w14:val="none"/>
         </w:rPr>
-        <w:t xml:space="preserve"> }</w:t>
-      </w:r>
-      <w:proofErr w:type="gramEnd"/>
-      <w:r>
-        <w:rPr>
-          <w:rFonts w:ascii="Consolas" w:eastAsia="Times New Roman" w:hAnsi="Consolas" w:cs="Times New Roman"/>
-          <w:color w:val="3B3B3B"/>
-          <w:kern w:val="0"/>
-          <w:sz w:val="21"/>
-          <w:szCs w:val="21"/>
-          <w14:ligatures w14:val="none"/>
-        </w:rPr>
-        <w:t>,</w:t>
+        <w:t xml:space="preserve"> },</w:t>
       </w:r>
     </w:p>
     <w:p>
@@ -2761,19 +2433,7 @@
           <w:szCs w:val="21"/>
           <w14:ligatures w14:val="none"/>
         </w:rPr>
-        <w:t xml:space="preserve">        </w:t>
-      </w:r>
-      <w:proofErr w:type="gramStart"/>
-      <w:r>
-        <w:rPr>
-          <w:rFonts w:ascii="Consolas" w:eastAsia="Times New Roman" w:hAnsi="Consolas" w:cs="Times New Roman"/>
-          <w:color w:val="3B3B3B"/>
-          <w:kern w:val="0"/>
-          <w:sz w:val="21"/>
-          <w:szCs w:val="21"/>
-          <w14:ligatures w14:val="none"/>
-        </w:rPr>
-        <w:t xml:space="preserve">{ </w:t>
+        <w:t xml:space="preserve">        { </w:t>
       </w:r>
       <w:r>
         <w:rPr>
@@ -2784,9 +2444,41 @@
           <w:szCs w:val="21"/>
           <w14:ligatures w14:val="none"/>
         </w:rPr>
-        <w:t>title</w:t>
-      </w:r>
-      <w:proofErr w:type="gramEnd"/>
+        <w:t>title:</w:t>
+      </w:r>
+      <w:r>
+        <w:rPr>
+          <w:rFonts w:ascii="Consolas" w:eastAsia="Times New Roman" w:hAnsi="Consolas" w:cs="Times New Roman"/>
+          <w:color w:val="3B3B3B"/>
+          <w:kern w:val="0"/>
+          <w:sz w:val="21"/>
+          <w:szCs w:val="21"/>
+          <w14:ligatures w14:val="none"/>
+        </w:rPr>
+        <w:t xml:space="preserve"> </w:t>
+      </w:r>
+      <w:r>
+        <w:rPr>
+          <w:rFonts w:ascii="Consolas" w:eastAsia="Times New Roman" w:hAnsi="Consolas" w:cs="Times New Roman"/>
+          <w:color w:val="A31515"/>
+          <w:kern w:val="0"/>
+          <w:sz w:val="21"/>
+          <w:szCs w:val="21"/>
+          <w14:ligatures w14:val="none"/>
+        </w:rPr>
+        <w:t>'Track my expenses'</w:t>
+      </w:r>
+      <w:r>
+        <w:rPr>
+          <w:rFonts w:ascii="Consolas" w:eastAsia="Times New Roman" w:hAnsi="Consolas" w:cs="Times New Roman"/>
+          <w:color w:val="3B3B3B"/>
+          <w:kern w:val="0"/>
+          <w:sz w:val="21"/>
+          <w:szCs w:val="21"/>
+          <w14:ligatures w14:val="none"/>
+        </w:rPr>
+        <w:t xml:space="preserve">, </w:t>
+      </w:r>
       <w:r>
         <w:rPr>
           <w:rFonts w:ascii="Consolas" w:eastAsia="Times New Roman" w:hAnsi="Consolas" w:cs="Times New Roman"/>
@@ -2796,50 +2488,6 @@
           <w:szCs w:val="21"/>
           <w14:ligatures w14:val="none"/>
         </w:rPr>
-        <w:t>:</w:t>
-      </w:r>
-      <w:r>
-        <w:rPr>
-          <w:rFonts w:ascii="Consolas" w:eastAsia="Times New Roman" w:hAnsi="Consolas" w:cs="Times New Roman"/>
-          <w:color w:val="3B3B3B"/>
-          <w:kern w:val="0"/>
-          <w:sz w:val="21"/>
-          <w:szCs w:val="21"/>
-          <w14:ligatures w14:val="none"/>
-        </w:rPr>
-        <w:t xml:space="preserve"> </w:t>
-      </w:r>
-      <w:r>
-        <w:rPr>
-          <w:rFonts w:ascii="Consolas" w:eastAsia="Times New Roman" w:hAnsi="Consolas" w:cs="Times New Roman"/>
-          <w:color w:val="A31515"/>
-          <w:kern w:val="0"/>
-          <w:sz w:val="21"/>
-          <w:szCs w:val="21"/>
-          <w14:ligatures w14:val="none"/>
-        </w:rPr>
-        <w:t>'Track my expenses'</w:t>
-      </w:r>
-      <w:r>
-        <w:rPr>
-          <w:rFonts w:ascii="Consolas" w:eastAsia="Times New Roman" w:hAnsi="Consolas" w:cs="Times New Roman"/>
-          <w:color w:val="3B3B3B"/>
-          <w:kern w:val="0"/>
-          <w:sz w:val="21"/>
-          <w:szCs w:val="21"/>
-          <w14:ligatures w14:val="none"/>
-        </w:rPr>
-        <w:t xml:space="preserve">, </w:t>
-      </w:r>
-      <w:r>
-        <w:rPr>
-          <w:rFonts w:ascii="Consolas" w:eastAsia="Times New Roman" w:hAnsi="Consolas" w:cs="Times New Roman"/>
-          <w:color w:val="001080"/>
-          <w:kern w:val="0"/>
-          <w:sz w:val="21"/>
-          <w:szCs w:val="21"/>
-          <w14:ligatures w14:val="none"/>
-        </w:rPr>
         <w:t>checked:</w:t>
       </w:r>
       <w:r>
@@ -2853,7 +2501,6 @@
         </w:rPr>
         <w:t xml:space="preserve"> </w:t>
       </w:r>
-      <w:proofErr w:type="gramStart"/>
       <w:r>
         <w:rPr>
           <w:rFonts w:ascii="Consolas" w:eastAsia="Times New Roman" w:hAnsi="Consolas" w:cs="Times New Roman"/>
@@ -2874,19 +2521,7 @@
           <w:szCs w:val="21"/>
           <w14:ligatures w14:val="none"/>
         </w:rPr>
-        <w:t xml:space="preserve"> }</w:t>
-      </w:r>
-      <w:proofErr w:type="gramEnd"/>
-      <w:r>
-        <w:rPr>
-          <w:rFonts w:ascii="Consolas" w:eastAsia="Times New Roman" w:hAnsi="Consolas" w:cs="Times New Roman"/>
-          <w:color w:val="3B3B3B"/>
-          <w:kern w:val="0"/>
-          <w:sz w:val="21"/>
-          <w:szCs w:val="21"/>
-          <w14:ligatures w14:val="none"/>
-        </w:rPr>
-        <w:t>,</w:t>
+        <w:t xml:space="preserve"> },</w:t>
       </w:r>
     </w:p>
     <w:p>
@@ -2911,19 +2546,7 @@
           <w:szCs w:val="21"/>
           <w14:ligatures w14:val="none"/>
         </w:rPr>
-        <w:t xml:space="preserve">        </w:t>
-      </w:r>
-      <w:proofErr w:type="gramStart"/>
-      <w:r>
-        <w:rPr>
-          <w:rFonts w:ascii="Consolas" w:eastAsia="Times New Roman" w:hAnsi="Consolas" w:cs="Times New Roman"/>
-          <w:color w:val="3B3B3B"/>
-          <w:kern w:val="0"/>
-          <w:sz w:val="21"/>
-          <w:szCs w:val="21"/>
-          <w14:ligatures w14:val="none"/>
-        </w:rPr>
-        <w:t xml:space="preserve">{ </w:t>
+        <w:t xml:space="preserve">        { </w:t>
       </w:r>
       <w:r>
         <w:rPr>
@@ -2934,9 +2557,41 @@
           <w:szCs w:val="21"/>
           <w14:ligatures w14:val="none"/>
         </w:rPr>
-        <w:t>title</w:t>
-      </w:r>
-      <w:proofErr w:type="gramEnd"/>
+        <w:t>title:</w:t>
+      </w:r>
+      <w:r>
+        <w:rPr>
+          <w:rFonts w:ascii="Consolas" w:eastAsia="Times New Roman" w:hAnsi="Consolas" w:cs="Times New Roman"/>
+          <w:color w:val="3B3B3B"/>
+          <w:kern w:val="0"/>
+          <w:sz w:val="21"/>
+          <w:szCs w:val="21"/>
+          <w14:ligatures w14:val="none"/>
+        </w:rPr>
+        <w:t xml:space="preserve"> </w:t>
+      </w:r>
+      <w:r>
+        <w:rPr>
+          <w:rFonts w:ascii="Consolas" w:eastAsia="Times New Roman" w:hAnsi="Consolas" w:cs="Times New Roman"/>
+          <w:color w:val="A31515"/>
+          <w:kern w:val="0"/>
+          <w:sz w:val="21"/>
+          <w:szCs w:val="21"/>
+          <w14:ligatures w14:val="none"/>
+        </w:rPr>
+        <w:t>'Organize a game night'</w:t>
+      </w:r>
+      <w:r>
+        <w:rPr>
+          <w:rFonts w:ascii="Consolas" w:eastAsia="Times New Roman" w:hAnsi="Consolas" w:cs="Times New Roman"/>
+          <w:color w:val="3B3B3B"/>
+          <w:kern w:val="0"/>
+          <w:sz w:val="21"/>
+          <w:szCs w:val="21"/>
+          <w14:ligatures w14:val="none"/>
+        </w:rPr>
+        <w:t xml:space="preserve">, </w:t>
+      </w:r>
       <w:r>
         <w:rPr>
           <w:rFonts w:ascii="Consolas" w:eastAsia="Times New Roman" w:hAnsi="Consolas" w:cs="Times New Roman"/>
@@ -2946,50 +2601,6 @@
           <w:szCs w:val="21"/>
           <w14:ligatures w14:val="none"/>
         </w:rPr>
-        <w:t>:</w:t>
-      </w:r>
-      <w:r>
-        <w:rPr>
-          <w:rFonts w:ascii="Consolas" w:eastAsia="Times New Roman" w:hAnsi="Consolas" w:cs="Times New Roman"/>
-          <w:color w:val="3B3B3B"/>
-          <w:kern w:val="0"/>
-          <w:sz w:val="21"/>
-          <w:szCs w:val="21"/>
-          <w14:ligatures w14:val="none"/>
-        </w:rPr>
-        <w:t xml:space="preserve"> </w:t>
-      </w:r>
-      <w:r>
-        <w:rPr>
-          <w:rFonts w:ascii="Consolas" w:eastAsia="Times New Roman" w:hAnsi="Consolas" w:cs="Times New Roman"/>
-          <w:color w:val="A31515"/>
-          <w:kern w:val="0"/>
-          <w:sz w:val="21"/>
-          <w:szCs w:val="21"/>
-          <w14:ligatures w14:val="none"/>
-        </w:rPr>
-        <w:t>'Organize a game night'</w:t>
-      </w:r>
-      <w:r>
-        <w:rPr>
-          <w:rFonts w:ascii="Consolas" w:eastAsia="Times New Roman" w:hAnsi="Consolas" w:cs="Times New Roman"/>
-          <w:color w:val="3B3B3B"/>
-          <w:kern w:val="0"/>
-          <w:sz w:val="21"/>
-          <w:szCs w:val="21"/>
-          <w14:ligatures w14:val="none"/>
-        </w:rPr>
-        <w:t xml:space="preserve">, </w:t>
-      </w:r>
-      <w:r>
-        <w:rPr>
-          <w:rFonts w:ascii="Consolas" w:eastAsia="Times New Roman" w:hAnsi="Consolas" w:cs="Times New Roman"/>
-          <w:color w:val="001080"/>
-          <w:kern w:val="0"/>
-          <w:sz w:val="21"/>
-          <w:szCs w:val="21"/>
-          <w14:ligatures w14:val="none"/>
-        </w:rPr>
         <w:t>checked:</w:t>
       </w:r>
       <w:r>
@@ -3003,7 +2614,6 @@
         </w:rPr>
         <w:t xml:space="preserve"> </w:t>
       </w:r>
-      <w:proofErr w:type="gramStart"/>
       <w:r>
         <w:rPr>
           <w:rFonts w:ascii="Consolas" w:eastAsia="Times New Roman" w:hAnsi="Consolas" w:cs="Times New Roman"/>
@@ -3024,19 +2634,7 @@
           <w:szCs w:val="21"/>
           <w14:ligatures w14:val="none"/>
         </w:rPr>
-        <w:t xml:space="preserve"> }</w:t>
-      </w:r>
-      <w:proofErr w:type="gramEnd"/>
-      <w:r>
-        <w:rPr>
-          <w:rFonts w:ascii="Consolas" w:eastAsia="Times New Roman" w:hAnsi="Consolas" w:cs="Times New Roman"/>
-          <w:color w:val="3B3B3B"/>
-          <w:kern w:val="0"/>
-          <w:sz w:val="21"/>
-          <w:szCs w:val="21"/>
-          <w14:ligatures w14:val="none"/>
-        </w:rPr>
-        <w:t>,</w:t>
+        <w:t xml:space="preserve"> },</w:t>
       </w:r>
     </w:p>
     <w:p>
@@ -3061,19 +2659,7 @@
           <w:szCs w:val="21"/>
           <w14:ligatures w14:val="none"/>
         </w:rPr>
-        <w:t xml:space="preserve">        </w:t>
-      </w:r>
-      <w:proofErr w:type="gramStart"/>
-      <w:r>
-        <w:rPr>
-          <w:rFonts w:ascii="Consolas" w:eastAsia="Times New Roman" w:hAnsi="Consolas" w:cs="Times New Roman"/>
-          <w:color w:val="3B3B3B"/>
-          <w:kern w:val="0"/>
-          <w:sz w:val="21"/>
-          <w:szCs w:val="21"/>
-          <w14:ligatures w14:val="none"/>
-        </w:rPr>
-        <w:t xml:space="preserve">{ </w:t>
+        <w:t xml:space="preserve">        { </w:t>
       </w:r>
       <w:r>
         <w:rPr>
@@ -3084,9 +2670,41 @@
           <w:szCs w:val="21"/>
           <w14:ligatures w14:val="none"/>
         </w:rPr>
-        <w:t>title</w:t>
-      </w:r>
-      <w:proofErr w:type="gramEnd"/>
+        <w:t>title:</w:t>
+      </w:r>
+      <w:r>
+        <w:rPr>
+          <w:rFonts w:ascii="Consolas" w:eastAsia="Times New Roman" w:hAnsi="Consolas" w:cs="Times New Roman"/>
+          <w:color w:val="3B3B3B"/>
+          <w:kern w:val="0"/>
+          <w:sz w:val="21"/>
+          <w:szCs w:val="21"/>
+          <w14:ligatures w14:val="none"/>
+        </w:rPr>
+        <w:t xml:space="preserve"> </w:t>
+      </w:r>
+      <w:r>
+        <w:rPr>
+          <w:rFonts w:ascii="Consolas" w:eastAsia="Times New Roman" w:hAnsi="Consolas" w:cs="Times New Roman"/>
+          <w:color w:val="A31515"/>
+          <w:kern w:val="0"/>
+          <w:sz w:val="21"/>
+          <w:szCs w:val="21"/>
+          <w14:ligatures w14:val="none"/>
+        </w:rPr>
+        <w:t>'Learn a new language'</w:t>
+      </w:r>
+      <w:r>
+        <w:rPr>
+          <w:rFonts w:ascii="Consolas" w:eastAsia="Times New Roman" w:hAnsi="Consolas" w:cs="Times New Roman"/>
+          <w:color w:val="3B3B3B"/>
+          <w:kern w:val="0"/>
+          <w:sz w:val="21"/>
+          <w:szCs w:val="21"/>
+          <w14:ligatures w14:val="none"/>
+        </w:rPr>
+        <w:t xml:space="preserve">, </w:t>
+      </w:r>
       <w:r>
         <w:rPr>
           <w:rFonts w:ascii="Consolas" w:eastAsia="Times New Roman" w:hAnsi="Consolas" w:cs="Times New Roman"/>
@@ -3096,50 +2714,6 @@
           <w:szCs w:val="21"/>
           <w14:ligatures w14:val="none"/>
         </w:rPr>
-        <w:t>:</w:t>
-      </w:r>
-      <w:r>
-        <w:rPr>
-          <w:rFonts w:ascii="Consolas" w:eastAsia="Times New Roman" w:hAnsi="Consolas" w:cs="Times New Roman"/>
-          <w:color w:val="3B3B3B"/>
-          <w:kern w:val="0"/>
-          <w:sz w:val="21"/>
-          <w:szCs w:val="21"/>
-          <w14:ligatures w14:val="none"/>
-        </w:rPr>
-        <w:t xml:space="preserve"> </w:t>
-      </w:r>
-      <w:r>
-        <w:rPr>
-          <w:rFonts w:ascii="Consolas" w:eastAsia="Times New Roman" w:hAnsi="Consolas" w:cs="Times New Roman"/>
-          <w:color w:val="A31515"/>
-          <w:kern w:val="0"/>
-          <w:sz w:val="21"/>
-          <w:szCs w:val="21"/>
-          <w14:ligatures w14:val="none"/>
-        </w:rPr>
-        <w:t>'Learn a new language'</w:t>
-      </w:r>
-      <w:r>
-        <w:rPr>
-          <w:rFonts w:ascii="Consolas" w:eastAsia="Times New Roman" w:hAnsi="Consolas" w:cs="Times New Roman"/>
-          <w:color w:val="3B3B3B"/>
-          <w:kern w:val="0"/>
-          <w:sz w:val="21"/>
-          <w:szCs w:val="21"/>
-          <w14:ligatures w14:val="none"/>
-        </w:rPr>
-        <w:t xml:space="preserve">, </w:t>
-      </w:r>
-      <w:r>
-        <w:rPr>
-          <w:rFonts w:ascii="Consolas" w:eastAsia="Times New Roman" w:hAnsi="Consolas" w:cs="Times New Roman"/>
-          <w:color w:val="001080"/>
-          <w:kern w:val="0"/>
-          <w:sz w:val="21"/>
-          <w:szCs w:val="21"/>
-          <w14:ligatures w14:val="none"/>
-        </w:rPr>
         <w:t>checked:</w:t>
       </w:r>
       <w:r>
@@ -3153,7 +2727,6 @@
         </w:rPr>
         <w:t xml:space="preserve"> </w:t>
       </w:r>
-      <w:proofErr w:type="gramStart"/>
       <w:r>
         <w:rPr>
           <w:rFonts w:ascii="Consolas" w:eastAsia="Times New Roman" w:hAnsi="Consolas" w:cs="Times New Roman"/>
@@ -3174,19 +2747,7 @@
           <w:szCs w:val="21"/>
           <w14:ligatures w14:val="none"/>
         </w:rPr>
-        <w:t xml:space="preserve"> }</w:t>
-      </w:r>
-      <w:proofErr w:type="gramEnd"/>
-      <w:r>
-        <w:rPr>
-          <w:rFonts w:ascii="Consolas" w:eastAsia="Times New Roman" w:hAnsi="Consolas" w:cs="Times New Roman"/>
-          <w:color w:val="3B3B3B"/>
-          <w:kern w:val="0"/>
-          <w:sz w:val="21"/>
-          <w:szCs w:val="21"/>
-          <w14:ligatures w14:val="none"/>
-        </w:rPr>
-        <w:t>,</w:t>
+        <w:t xml:space="preserve"> },</w:t>
       </w:r>
     </w:p>
     <w:p>
@@ -3211,19 +2772,7 @@
           <w:szCs w:val="21"/>
           <w14:ligatures w14:val="none"/>
         </w:rPr>
-        <w:t xml:space="preserve">        </w:t>
-      </w:r>
-      <w:proofErr w:type="gramStart"/>
-      <w:r>
-        <w:rPr>
-          <w:rFonts w:ascii="Consolas" w:eastAsia="Times New Roman" w:hAnsi="Consolas" w:cs="Times New Roman"/>
-          <w:color w:val="3B3B3B"/>
-          <w:kern w:val="0"/>
-          <w:sz w:val="21"/>
-          <w:szCs w:val="21"/>
-          <w14:ligatures w14:val="none"/>
-        </w:rPr>
-        <w:t xml:space="preserve">{ </w:t>
+        <w:t xml:space="preserve">        { </w:t>
       </w:r>
       <w:r>
         <w:rPr>
@@ -3234,19 +2783,7 @@
           <w:szCs w:val="21"/>
           <w14:ligatures w14:val="none"/>
         </w:rPr>
-        <w:t>title</w:t>
-      </w:r>
-      <w:proofErr w:type="gramEnd"/>
-      <w:r>
-        <w:rPr>
-          <w:rFonts w:ascii="Consolas" w:eastAsia="Times New Roman" w:hAnsi="Consolas" w:cs="Times New Roman"/>
-          <w:color w:val="001080"/>
-          <w:kern w:val="0"/>
-          <w:sz w:val="21"/>
-          <w:szCs w:val="21"/>
-          <w14:ligatures w14:val="none"/>
-        </w:rPr>
-        <w:t>:</w:t>
+        <w:t>title:</w:t>
       </w:r>
       <w:r>
         <w:rPr>
@@ -3268,19 +2805,7 @@
           <w:szCs w:val="21"/>
           <w14:ligatures w14:val="none"/>
         </w:rPr>
-        <w:t>'Publish my work</w:t>
-      </w:r>
-      <w:proofErr w:type="gramStart"/>
-      <w:r>
-        <w:rPr>
-          <w:rFonts w:ascii="Consolas" w:eastAsia="Times New Roman" w:hAnsi="Consolas" w:cs="Times New Roman"/>
-          <w:color w:val="A31515"/>
-          <w:kern w:val="0"/>
-          <w:sz w:val="21"/>
-          <w:szCs w:val="21"/>
-          <w14:ligatures w14:val="none"/>
-        </w:rPr>
-        <w:t>'</w:t>
+        <w:t>'Publish my work'</w:t>
       </w:r>
       <w:r>
         <w:rPr>
@@ -3293,7 +2818,6 @@
         </w:rPr>
         <w:t xml:space="preserve"> }</w:t>
       </w:r>
-      <w:proofErr w:type="gramEnd"/>
     </w:p>
     <w:p>
       <w:pPr>
@@ -3570,7 +3094,6 @@
         </w:rPr>
         <w:t xml:space="preserve">        </w:t>
       </w:r>
-      <w:proofErr w:type="gramStart"/>
       <w:r>
         <w:rPr>
           <w:rFonts w:ascii="Consolas" w:eastAsia="Times New Roman" w:hAnsi="Consolas" w:cs="Times New Roman"/>
@@ -3604,19 +3127,17 @@
         </w:rPr>
         <w:t>checked</w:t>
       </w:r>
-      <w:proofErr w:type="gramEnd"/>
-      <w:r>
-        <w:rPr>
-          <w:rFonts w:ascii="Consolas" w:eastAsia="Times New Roman" w:hAnsi="Consolas" w:cs="Times New Roman"/>
-          <w:color w:val="3B3B3B"/>
-          <w:kern w:val="0"/>
-          <w:sz w:val="21"/>
-          <w:szCs w:val="21"/>
-          <w14:ligatures w14:val="none"/>
-        </w:rPr>
-        <w:t xml:space="preserve"> </w:t>
-      </w:r>
-      <w:proofErr w:type="gramStart"/>
+      <w:r>
+        <w:rPr>
+          <w:rFonts w:ascii="Consolas" w:eastAsia="Times New Roman" w:hAnsi="Consolas" w:cs="Times New Roman"/>
+          <w:color w:val="3B3B3B"/>
+          <w:kern w:val="0"/>
+          <w:sz w:val="21"/>
+          <w:szCs w:val="21"/>
+          <w14:ligatures w14:val="none"/>
+        </w:rPr>
+        <w:t xml:space="preserve"> </w:t>
+      </w:r>
       <w:r>
         <w:rPr>
           <w:rFonts w:ascii="Consolas" w:eastAsia="Times New Roman" w:hAnsi="Consolas" w:cs="Times New Roman"/>
@@ -3661,7 +3182,6 @@
         </w:rPr>
         <w:t>item</w:t>
       </w:r>
-      <w:proofErr w:type="gramEnd"/>
       <w:r>
         <w:rPr>
           <w:rFonts w:ascii="Consolas" w:eastAsia="Times New Roman" w:hAnsi="Consolas" w:cs="Times New Roman"/>
@@ -4026,7 +3546,6 @@
         </w:rPr>
         <w:t xml:space="preserve"> </w:t>
       </w:r>
-      <w:proofErr w:type="gramStart"/>
       <w:r>
         <w:rPr>
           <w:rFonts w:ascii="Consolas" w:eastAsia="Times New Roman" w:hAnsi="Consolas" w:cs="Times New Roman"/>
@@ -4082,7 +3601,6 @@
         </w:rPr>
         <w:t>find</w:t>
       </w:r>
-      <w:proofErr w:type="gramEnd"/>
       <w:r>
         <w:rPr>
           <w:rFonts w:ascii="Consolas" w:eastAsia="Times New Roman" w:hAnsi="Consolas" w:cs="Times New Roman"/>
@@ -4204,7 +3722,6 @@
         </w:rPr>
         <w:t xml:space="preserve"> </w:t>
       </w:r>
-      <w:proofErr w:type="gramStart"/>
       <w:r>
         <w:rPr>
           <w:rFonts w:ascii="Consolas" w:eastAsia="Times New Roman" w:hAnsi="Consolas" w:cs="Times New Roman"/>
@@ -4238,7 +3755,6 @@
         </w:rPr>
         <w:t>title</w:t>
       </w:r>
-      <w:proofErr w:type="gramEnd"/>
       <w:r>
         <w:rPr>
           <w:rFonts w:ascii="Consolas" w:eastAsia="Times New Roman" w:hAnsi="Consolas" w:cs="Times New Roman"/>
@@ -4958,19 +4474,7 @@
           <w:szCs w:val="21"/>
           <w14:ligatures w14:val="none"/>
         </w:rPr>
-        <w:t>&lt;</w:t>
-      </w:r>
-      <w:proofErr w:type="gramStart"/>
-      <w:r>
-        <w:rPr>
-          <w:rFonts w:ascii="Consolas" w:eastAsia="Times New Roman" w:hAnsi="Consolas" w:cs="Times New Roman"/>
-          <w:color w:val="800000"/>
-          <w:kern w:val="0"/>
-          <w:sz w:val="21"/>
-          <w:szCs w:val="21"/>
-          <w14:ligatures w14:val="none"/>
-        </w:rPr>
-        <w:t>li</w:t>
+        <w:t>&lt;li</w:t>
       </w:r>
       <w:r>
         <w:rPr>
@@ -4994,7 +4498,6 @@
         </w:rPr>
         <w:t>key</w:t>
       </w:r>
-      <w:proofErr w:type="gramEnd"/>
       <w:r>
         <w:rPr>
           <w:rFonts w:ascii="Consolas" w:eastAsia="Times New Roman" w:hAnsi="Consolas" w:cs="Times New Roman"/>
@@ -5185,7 +4688,6 @@
         </w:rPr>
         <w:t>&lt;</w:t>
       </w:r>
-      <w:proofErr w:type="gramStart"/>
       <w:r>
         <w:rPr>
           <w:rFonts w:ascii="Consolas" w:eastAsia="Times New Roman" w:hAnsi="Consolas" w:cs="Times New Roman"/>
@@ -5217,9 +4719,63 @@
           <w:szCs w:val="21"/>
           <w14:ligatures w14:val="none"/>
         </w:rPr>
-        <w:t>is</w:t>
-      </w:r>
-      <w:proofErr w:type="gramEnd"/>
+        <w:t>is-checked</w:t>
+      </w:r>
+      <w:r>
+        <w:rPr>
+          <w:rFonts w:ascii="Consolas" w:eastAsia="Times New Roman" w:hAnsi="Consolas" w:cs="Times New Roman"/>
+          <w:color w:val="3B3B3B"/>
+          <w:kern w:val="0"/>
+          <w:sz w:val="21"/>
+          <w:szCs w:val="21"/>
+          <w14:ligatures w14:val="none"/>
+        </w:rPr>
+        <w:t>='</w:t>
+      </w:r>
+      <w:r>
+        <w:rPr>
+          <w:rFonts w:ascii="Consolas" w:eastAsia="Times New Roman" w:hAnsi="Consolas" w:cs="Times New Roman"/>
+          <w:color w:val="0070C1"/>
+          <w:kern w:val="0"/>
+          <w:sz w:val="21"/>
+          <w:szCs w:val="21"/>
+          <w14:ligatures w14:val="none"/>
+        </w:rPr>
+        <w:t>item</w:t>
+      </w:r>
+      <w:r>
+        <w:rPr>
+          <w:rFonts w:ascii="Consolas" w:eastAsia="Times New Roman" w:hAnsi="Consolas" w:cs="Times New Roman"/>
+          <w:color w:val="3B3B3B"/>
+          <w:kern w:val="0"/>
+          <w:sz w:val="21"/>
+          <w:szCs w:val="21"/>
+          <w14:ligatures w14:val="none"/>
+        </w:rPr>
+        <w:t>.</w:t>
+      </w:r>
+      <w:r>
+        <w:rPr>
+          <w:rFonts w:ascii="Consolas" w:eastAsia="Times New Roman" w:hAnsi="Consolas" w:cs="Times New Roman"/>
+          <w:color w:val="001080"/>
+          <w:kern w:val="0"/>
+          <w:sz w:val="21"/>
+          <w:szCs w:val="21"/>
+          <w14:ligatures w14:val="none"/>
+        </w:rPr>
+        <w:t>checked</w:t>
+      </w:r>
+      <w:r>
+        <w:rPr>
+          <w:rFonts w:ascii="Consolas" w:eastAsia="Times New Roman" w:hAnsi="Consolas" w:cs="Times New Roman"/>
+          <w:color w:val="3B3B3B"/>
+          <w:kern w:val="0"/>
+          <w:sz w:val="21"/>
+          <w:szCs w:val="21"/>
+          <w14:ligatures w14:val="none"/>
+        </w:rPr>
+        <w:t xml:space="preserve">' </w:t>
+      </w:r>
       <w:r>
         <w:rPr>
           <w:rFonts w:ascii="Consolas" w:eastAsia="Times New Roman" w:hAnsi="Consolas" w:cs="Times New Roman"/>
@@ -5229,7 +4785,51 @@
           <w:szCs w:val="21"/>
           <w14:ligatures w14:val="none"/>
         </w:rPr>
-        <w:t>-checked</w:t>
+        <w:t>v-on</w:t>
+      </w:r>
+      <w:r>
+        <w:rPr>
+          <w:rFonts w:ascii="Consolas" w:eastAsia="Times New Roman" w:hAnsi="Consolas" w:cs="Times New Roman"/>
+          <w:color w:val="3B3B3B"/>
+          <w:kern w:val="0"/>
+          <w:sz w:val="21"/>
+          <w:szCs w:val="21"/>
+          <w14:ligatures w14:val="none"/>
+        </w:rPr>
+        <w:t>:</w:t>
+      </w:r>
+      <w:r>
+        <w:rPr>
+          <w:rFonts w:ascii="Consolas" w:eastAsia="Times New Roman" w:hAnsi="Consolas" w:cs="Times New Roman"/>
+          <w:color w:val="E50000"/>
+          <w:kern w:val="0"/>
+          <w:sz w:val="21"/>
+          <w:szCs w:val="21"/>
+          <w14:ligatures w14:val="none"/>
+        </w:rPr>
+        <w:t>click</w:t>
+      </w:r>
+      <w:r>
+        <w:rPr>
+          <w:rFonts w:ascii="Consolas" w:eastAsia="Times New Roman" w:hAnsi="Consolas" w:cs="Times New Roman"/>
+          <w:color w:val="3B3B3B"/>
+          <w:kern w:val="0"/>
+          <w:sz w:val="21"/>
+          <w:szCs w:val="21"/>
+          <w14:ligatures w14:val="none"/>
+        </w:rPr>
+        <w:t>.</w:t>
+      </w:r>
+      <w:r>
+        <w:rPr>
+          <w:rFonts w:ascii="Consolas" w:eastAsia="Times New Roman" w:hAnsi="Consolas" w:cs="Times New Roman"/>
+          <w:color w:val="E50000"/>
+          <w:kern w:val="0"/>
+          <w:sz w:val="21"/>
+          <w:szCs w:val="21"/>
+          <w14:ligatures w14:val="none"/>
+        </w:rPr>
+        <w:t>prevent</w:t>
       </w:r>
       <w:r>
         <w:rPr>
@@ -5242,7 +4842,28 @@
         </w:rPr>
         <w:t>='</w:t>
       </w:r>
-      <w:proofErr w:type="gramStart"/>
+      <w:r>
+        <w:rPr>
+          <w:rFonts w:ascii="Consolas" w:eastAsia="Times New Roman" w:hAnsi="Consolas" w:cs="Times New Roman"/>
+          <w:color w:val="795E26"/>
+          <w:kern w:val="0"/>
+          <w:sz w:val="21"/>
+          <w:szCs w:val="21"/>
+          <w14:ligatures w14:val="none"/>
+        </w:rPr>
+        <w:t>updateItem</w:t>
+      </w:r>
+      <w:r>
+        <w:rPr>
+          <w:rFonts w:ascii="Consolas" w:eastAsia="Times New Roman" w:hAnsi="Consolas" w:cs="Times New Roman"/>
+          <w:color w:val="3B3B3B"/>
+          <w:kern w:val="0"/>
+          <w:sz w:val="21"/>
+          <w:szCs w:val="21"/>
+          <w14:ligatures w14:val="none"/>
+        </w:rPr>
+        <w:t>(</w:t>
+      </w:r>
       <w:r>
         <w:rPr>
           <w:rFonts w:ascii="Consolas" w:eastAsia="Times New Roman" w:hAnsi="Consolas" w:cs="Times New Roman"/>
@@ -5263,6 +4884,50 @@
           <w:szCs w:val="21"/>
           <w14:ligatures w14:val="none"/>
         </w:rPr>
+        <w:t>)'</w:t>
+      </w:r>
+      <w:r>
+        <w:rPr>
+          <w:rFonts w:ascii="Consolas" w:eastAsia="Times New Roman" w:hAnsi="Consolas" w:cs="Times New Roman"/>
+          <w:color w:val="800000"/>
+          <w:kern w:val="0"/>
+          <w:sz w:val="21"/>
+          <w:szCs w:val="21"/>
+          <w14:ligatures w14:val="none"/>
+        </w:rPr>
+        <w:t>&gt;</w:t>
+      </w:r>
+      <w:r>
+        <w:rPr>
+          <w:rFonts w:ascii="Consolas" w:eastAsia="Times New Roman" w:hAnsi="Consolas" w:cs="Times New Roman"/>
+          <w:color w:val="3B3B3B"/>
+          <w:kern w:val="0"/>
+          <w:sz w:val="21"/>
+          <w:szCs w:val="21"/>
+          <w14:ligatures w14:val="none"/>
+        </w:rPr>
+        <w:t xml:space="preserve">{{ </w:t>
+      </w:r>
+      <w:r>
+        <w:rPr>
+          <w:rFonts w:ascii="Consolas" w:eastAsia="Times New Roman" w:hAnsi="Consolas" w:cs="Times New Roman"/>
+          <w:color w:val="0070C1"/>
+          <w:kern w:val="0"/>
+          <w:sz w:val="21"/>
+          <w:szCs w:val="21"/>
+          <w14:ligatures w14:val="none"/>
+        </w:rPr>
+        <w:t>item</w:t>
+      </w:r>
+      <w:r>
+        <w:rPr>
+          <w:rFonts w:ascii="Consolas" w:eastAsia="Times New Roman" w:hAnsi="Consolas" w:cs="Times New Roman"/>
+          <w:color w:val="3B3B3B"/>
+          <w:kern w:val="0"/>
+          <w:sz w:val="21"/>
+          <w:szCs w:val="21"/>
+          <w14:ligatures w14:val="none"/>
+        </w:rPr>
         <w:t>.</w:t>
       </w:r>
       <w:r>
@@ -5274,144 +4939,19 @@
           <w:szCs w:val="21"/>
           <w14:ligatures w14:val="none"/>
         </w:rPr>
-        <w:t>checked</w:t>
-      </w:r>
-      <w:proofErr w:type="gramEnd"/>
-      <w:r>
-        <w:rPr>
-          <w:rFonts w:ascii="Consolas" w:eastAsia="Times New Roman" w:hAnsi="Consolas" w:cs="Times New Roman"/>
-          <w:color w:val="3B3B3B"/>
-          <w:kern w:val="0"/>
-          <w:sz w:val="21"/>
-          <w:szCs w:val="21"/>
-          <w14:ligatures w14:val="none"/>
-        </w:rPr>
-        <w:t xml:space="preserve">' </w:t>
-      </w:r>
-      <w:r>
-        <w:rPr>
-          <w:rFonts w:ascii="Consolas" w:eastAsia="Times New Roman" w:hAnsi="Consolas" w:cs="Times New Roman"/>
-          <w:color w:val="E50000"/>
-          <w:kern w:val="0"/>
-          <w:sz w:val="21"/>
-          <w:szCs w:val="21"/>
-          <w14:ligatures w14:val="none"/>
-        </w:rPr>
-        <w:t>v-</w:t>
-      </w:r>
-      <w:proofErr w:type="gramStart"/>
-      <w:r>
-        <w:rPr>
-          <w:rFonts w:ascii="Consolas" w:eastAsia="Times New Roman" w:hAnsi="Consolas" w:cs="Times New Roman"/>
-          <w:color w:val="E50000"/>
-          <w:kern w:val="0"/>
-          <w:sz w:val="21"/>
-          <w:szCs w:val="21"/>
-          <w14:ligatures w14:val="none"/>
-        </w:rPr>
-        <w:t>on</w:t>
-      </w:r>
-      <w:r>
-        <w:rPr>
-          <w:rFonts w:ascii="Consolas" w:eastAsia="Times New Roman" w:hAnsi="Consolas" w:cs="Times New Roman"/>
-          <w:color w:val="3B3B3B"/>
-          <w:kern w:val="0"/>
-          <w:sz w:val="21"/>
-          <w:szCs w:val="21"/>
-          <w14:ligatures w14:val="none"/>
-        </w:rPr>
-        <w:t>:</w:t>
-      </w:r>
-      <w:r>
-        <w:rPr>
-          <w:rFonts w:ascii="Consolas" w:eastAsia="Times New Roman" w:hAnsi="Consolas" w:cs="Times New Roman"/>
-          <w:color w:val="E50000"/>
-          <w:kern w:val="0"/>
-          <w:sz w:val="21"/>
-          <w:szCs w:val="21"/>
-          <w14:ligatures w14:val="none"/>
-        </w:rPr>
-        <w:t>click</w:t>
-      </w:r>
-      <w:proofErr w:type="gramEnd"/>
-      <w:r>
-        <w:rPr>
-          <w:rFonts w:ascii="Consolas" w:eastAsia="Times New Roman" w:hAnsi="Consolas" w:cs="Times New Roman"/>
-          <w:color w:val="3B3B3B"/>
-          <w:kern w:val="0"/>
-          <w:sz w:val="21"/>
-          <w:szCs w:val="21"/>
-          <w14:ligatures w14:val="none"/>
-        </w:rPr>
-        <w:t>.</w:t>
-      </w:r>
-      <w:r>
-        <w:rPr>
-          <w:rFonts w:ascii="Consolas" w:eastAsia="Times New Roman" w:hAnsi="Consolas" w:cs="Times New Roman"/>
-          <w:color w:val="E50000"/>
-          <w:kern w:val="0"/>
-          <w:sz w:val="21"/>
-          <w:szCs w:val="21"/>
-          <w14:ligatures w14:val="none"/>
-        </w:rPr>
-        <w:t>prevent</w:t>
-      </w:r>
-      <w:r>
-        <w:rPr>
-          <w:rFonts w:ascii="Consolas" w:eastAsia="Times New Roman" w:hAnsi="Consolas" w:cs="Times New Roman"/>
-          <w:color w:val="3B3B3B"/>
-          <w:kern w:val="0"/>
-          <w:sz w:val="21"/>
-          <w:szCs w:val="21"/>
-          <w14:ligatures w14:val="none"/>
-        </w:rPr>
-        <w:t>='</w:t>
-      </w:r>
-      <w:r>
-        <w:rPr>
-          <w:rFonts w:ascii="Consolas" w:eastAsia="Times New Roman" w:hAnsi="Consolas" w:cs="Times New Roman"/>
-          <w:color w:val="795E26"/>
-          <w:kern w:val="0"/>
-          <w:sz w:val="21"/>
-          <w:szCs w:val="21"/>
-          <w14:ligatures w14:val="none"/>
-        </w:rPr>
-        <w:t>updateItem</w:t>
-      </w:r>
-      <w:r>
-        <w:rPr>
-          <w:rFonts w:ascii="Consolas" w:eastAsia="Times New Roman" w:hAnsi="Consolas" w:cs="Times New Roman"/>
-          <w:color w:val="3B3B3B"/>
-          <w:kern w:val="0"/>
-          <w:sz w:val="21"/>
-          <w:szCs w:val="21"/>
-          <w14:ligatures w14:val="none"/>
-        </w:rPr>
-        <w:t>(</w:t>
-      </w:r>
-      <w:r>
-        <w:rPr>
-          <w:rFonts w:ascii="Consolas" w:eastAsia="Times New Roman" w:hAnsi="Consolas" w:cs="Times New Roman"/>
-          <w:color w:val="0070C1"/>
-          <w:kern w:val="0"/>
-          <w:sz w:val="21"/>
-          <w:szCs w:val="21"/>
-          <w14:ligatures w14:val="none"/>
-        </w:rPr>
-        <w:t>item</w:t>
-      </w:r>
-      <w:r>
-        <w:rPr>
-          <w:rFonts w:ascii="Consolas" w:eastAsia="Times New Roman" w:hAnsi="Consolas" w:cs="Times New Roman"/>
-          <w:color w:val="3B3B3B"/>
-          <w:kern w:val="0"/>
-          <w:sz w:val="21"/>
-          <w:szCs w:val="21"/>
-          <w14:ligatures w14:val="none"/>
-        </w:rPr>
-        <w:t>)'</w:t>
-      </w:r>
-      <w:proofErr w:type="gramStart"/>
+        <w:t>title</w:t>
+      </w:r>
+      <w:r>
+        <w:rPr>
+          <w:rFonts w:ascii="Consolas" w:eastAsia="Times New Roman" w:hAnsi="Consolas" w:cs="Times New Roman"/>
+          <w:color w:val="3B3B3B"/>
+          <w:kern w:val="0"/>
+          <w:sz w:val="21"/>
+          <w:szCs w:val="21"/>
+          <w14:ligatures w14:val="none"/>
+        </w:rPr>
+        <w:t xml:space="preserve"> }}</w:t>
+      </w:r>
       <w:r>
         <w:rPr>
           <w:rFonts w:ascii="Consolas" w:eastAsia="Times New Roman" w:hAnsi="Consolas" w:cs="Times New Roman"/>
@@ -5421,87 +4961,7 @@
           <w:szCs w:val="21"/>
           <w14:ligatures w14:val="none"/>
         </w:rPr>
-        <w:t>&gt;</w:t>
-      </w:r>
-      <w:r>
-        <w:rPr>
-          <w:rFonts w:ascii="Consolas" w:eastAsia="Times New Roman" w:hAnsi="Consolas" w:cs="Times New Roman"/>
-          <w:color w:val="3B3B3B"/>
-          <w:kern w:val="0"/>
-          <w:sz w:val="21"/>
-          <w:szCs w:val="21"/>
-          <w14:ligatures w14:val="none"/>
-        </w:rPr>
-        <w:t xml:space="preserve">{{ </w:t>
-      </w:r>
-      <w:r>
-        <w:rPr>
-          <w:rFonts w:ascii="Consolas" w:eastAsia="Times New Roman" w:hAnsi="Consolas" w:cs="Times New Roman"/>
-          <w:color w:val="0070C1"/>
-          <w:kern w:val="0"/>
-          <w:sz w:val="21"/>
-          <w:szCs w:val="21"/>
-          <w14:ligatures w14:val="none"/>
-        </w:rPr>
-        <w:t>item</w:t>
-      </w:r>
-      <w:proofErr w:type="gramEnd"/>
-      <w:r>
-        <w:rPr>
-          <w:rFonts w:ascii="Consolas" w:eastAsia="Times New Roman" w:hAnsi="Consolas" w:cs="Times New Roman"/>
-          <w:color w:val="3B3B3B"/>
-          <w:kern w:val="0"/>
-          <w:sz w:val="21"/>
-          <w:szCs w:val="21"/>
-          <w14:ligatures w14:val="none"/>
-        </w:rPr>
-        <w:t>.</w:t>
-      </w:r>
-      <w:proofErr w:type="gramStart"/>
-      <w:r>
-        <w:rPr>
-          <w:rFonts w:ascii="Consolas" w:eastAsia="Times New Roman" w:hAnsi="Consolas" w:cs="Times New Roman"/>
-          <w:color w:val="001080"/>
-          <w:kern w:val="0"/>
-          <w:sz w:val="21"/>
-          <w:szCs w:val="21"/>
-          <w14:ligatures w14:val="none"/>
-        </w:rPr>
-        <w:t>title</w:t>
-      </w:r>
-      <w:r>
-        <w:rPr>
-          <w:rFonts w:ascii="Consolas" w:eastAsia="Times New Roman" w:hAnsi="Consolas" w:cs="Times New Roman"/>
-          <w:color w:val="3B3B3B"/>
-          <w:kern w:val="0"/>
-          <w:sz w:val="21"/>
-          <w:szCs w:val="21"/>
-          <w14:ligatures w14:val="none"/>
-        </w:rPr>
-        <w:t xml:space="preserve"> }}</w:t>
-      </w:r>
-      <w:r>
-        <w:rPr>
-          <w:rFonts w:ascii="Consolas" w:eastAsia="Times New Roman" w:hAnsi="Consolas" w:cs="Times New Roman"/>
-          <w:color w:val="800000"/>
-          <w:kern w:val="0"/>
-          <w:sz w:val="21"/>
-          <w:szCs w:val="21"/>
-          <w14:ligatures w14:val="none"/>
-        </w:rPr>
-        <w:t>&lt;</w:t>
-      </w:r>
-      <w:proofErr w:type="gramEnd"/>
-      <w:r>
-        <w:rPr>
-          <w:rFonts w:ascii="Consolas" w:eastAsia="Times New Roman" w:hAnsi="Consolas" w:cs="Times New Roman"/>
-          <w:color w:val="800000"/>
-          <w:kern w:val="0"/>
-          <w:sz w:val="21"/>
-          <w:szCs w:val="21"/>
-          <w14:ligatures w14:val="none"/>
-        </w:rPr>
-        <w:t>/</w:t>
+        <w:t>&lt;/</w:t>
       </w:r>
       <w:r>
         <w:rPr>
@@ -5861,6 +5321,300 @@
           <w:szCs w:val="28"/>
         </w:rPr>
         <w:t>and only updates when one of the inputs changes.</w:t>
+      </w:r>
+    </w:p>
+    <w:p>
+      <w:pPr>
+        <w:ind w:left="720" w:firstLine="720"/>
+        <w:rPr>
+          <w:rFonts w:ascii="Sakkal Majalla" w:hAnsi="Sakkal Majalla" w:cs="Sakkal Majalla"/>
+          <w:sz w:val="28"/>
+          <w:szCs w:val="28"/>
+        </w:rPr>
+      </w:pPr>
+      <w:r>
+        <w:rPr>
+          <w:rFonts w:ascii="Sakkal Majalla" w:hAnsi="Sakkal Majalla" w:cs="Sakkal Majalla"/>
+          <w:sz w:val="28"/>
+          <w:szCs w:val="28"/>
+        </w:rPr>
+        <w:t>=====================================================</w:t>
+      </w:r>
+    </w:p>
+    <w:p>
+      <w:pPr>
+        <w:tabs>
+          <w:tab w:val="left" w:pos="3012"/>
+        </w:tabs>
+        <w:rPr>
+          <w:rFonts w:ascii="Sakkal Majalla" w:hAnsi="Sakkal Majalla" w:cs="Sakkal Majalla"/>
+          <w:sz w:val="28"/>
+          <w:szCs w:val="28"/>
+        </w:rPr>
+      </w:pPr>
+      <w:r>
+        <w:rPr>
+          <w:rFonts w:ascii="Sakkal Majalla" w:hAnsi="Sakkal Majalla" w:cs="Sakkal Majalla"/>
+          <w:sz w:val="28"/>
+          <w:szCs w:val="28"/>
+        </w:rPr>
+        <w:t xml:space="preserve">These two functions interface with browsers’ abilities to store a string of data, so we need to stringify and parse that object. We’re storing the data on the </w:t>
+      </w:r>
+      <w:r>
+        <w:rPr>
+          <w:rFonts w:ascii="Sakkal Majalla" w:hAnsi="Sakkal Majalla" w:cs="Sakkal Majalla"/>
+          <w:b/>
+          <w:bCs/>
+          <w:color w:val="EE0000"/>
+          <w:sz w:val="28"/>
+          <w:szCs w:val="28"/>
+        </w:rPr>
+        <w:t>list-items key</w:t>
+      </w:r>
+      <w:r>
+        <w:rPr>
+          <w:rFonts w:ascii="Sakkal Majalla" w:hAnsi="Sakkal Majalla" w:cs="Sakkal Majalla"/>
+          <w:sz w:val="28"/>
+          <w:szCs w:val="28"/>
+        </w:rPr>
+        <w:t xml:space="preserve">. </w:t>
+      </w:r>
+    </w:p>
+    <w:p>
+      <w:pPr>
+        <w:tabs>
+          <w:tab w:val="left" w:pos="3012"/>
+        </w:tabs>
+        <w:rPr>
+          <w:rFonts w:ascii="Sakkal Majalla" w:hAnsi="Sakkal Majalla" w:cs="Sakkal Majalla"/>
+          <w:sz w:val="28"/>
+          <w:szCs w:val="28"/>
+        </w:rPr>
+      </w:pPr>
+      <w:r>
+        <w:rPr>
+          <w:rFonts w:ascii="Sakkal Majalla" w:hAnsi="Sakkal Majalla" w:cs="Sakkal Majalla"/>
+          <w:sz w:val="28"/>
+          <w:szCs w:val="28"/>
+        </w:rPr>
+        <w:t xml:space="preserve">Now we need to make sure we try and retrieve the data when the component gets loaded. There’s a function for it, called </w:t>
+      </w:r>
+      <w:r>
+        <w:rPr>
+          <w:rFonts w:ascii="Sakkal Majalla" w:hAnsi="Sakkal Majalla" w:cs="Sakkal Majalla"/>
+          <w:b/>
+          <w:bCs/>
+          <w:color w:val="EE0000"/>
+          <w:sz w:val="28"/>
+          <w:szCs w:val="28"/>
+        </w:rPr>
+        <w:t>onMounted</w:t>
+      </w:r>
+      <w:r>
+        <w:rPr>
+          <w:rFonts w:ascii="Sakkal Majalla" w:hAnsi="Sakkal Majalla" w:cs="Sakkal Majalla"/>
+          <w:sz w:val="28"/>
+          <w:szCs w:val="28"/>
+        </w:rPr>
+        <w:t>,</w:t>
+      </w:r>
+      <w:r>
+        <w:rPr>
+          <w:rFonts w:ascii="Sakkal Majalla" w:hAnsi="Sakkal Majalla" w:cs="Sakkal Majalla"/>
+          <w:sz w:val="28"/>
+          <w:szCs w:val="28"/>
+        </w:rPr>
+        <w:t xml:space="preserve"> and it is part of the </w:t>
+      </w:r>
+      <w:r>
+        <w:rPr>
+          <w:rFonts w:ascii="Sakkal Majalla" w:hAnsi="Sakkal Majalla" w:cs="Sakkal Majalla"/>
+          <w:b/>
+          <w:bCs/>
+          <w:color w:val="EE0000"/>
+          <w:sz w:val="28"/>
+          <w:szCs w:val="28"/>
+        </w:rPr>
+        <w:t>Vue.js core</w:t>
+      </w:r>
+      <w:r>
+        <w:rPr>
+          <w:rFonts w:ascii="Sakkal Majalla" w:hAnsi="Sakkal Majalla" w:cs="Sakkal Majalla"/>
+          <w:sz w:val="28"/>
+          <w:szCs w:val="28"/>
+        </w:rPr>
+        <w:t>, so we can import it in a similar fashion to the ref and computed functions.</w:t>
+      </w:r>
+    </w:p>
+    <w:p>
+      <w:pPr>
+        <w:tabs>
+          <w:tab w:val="left" w:pos="3012"/>
+        </w:tabs>
+        <w:rPr>
+          <w:rFonts w:ascii="Sakkal Majalla" w:hAnsi="Sakkal Majalla" w:cs="Sakkal Majalla"/>
+          <w:sz w:val="28"/>
+          <w:szCs w:val="28"/>
+        </w:rPr>
+      </w:pPr>
+      <w:r>
+        <w:rPr>
+          <w:rFonts w:ascii="Sakkal Majalla" w:hAnsi="Sakkal Majalla" w:cs="Sakkal Majalla"/>
+          <w:sz w:val="28"/>
+          <w:szCs w:val="28"/>
+        </w:rPr>
+        <w:t xml:space="preserve">The </w:t>
+      </w:r>
+      <w:r>
+        <w:rPr>
+          <w:rFonts w:ascii="Sakkal Majalla" w:hAnsi="Sakkal Majalla" w:cs="Sakkal Majalla"/>
+          <w:b/>
+          <w:bCs/>
+          <w:color w:val="EE0000"/>
+          <w:sz w:val="28"/>
+          <w:szCs w:val="28"/>
+        </w:rPr>
+        <w:t>onMounted</w:t>
+      </w:r>
+      <w:r>
+        <w:rPr>
+          <w:rFonts w:ascii="Sakkal Majalla" w:hAnsi="Sakkal Majalla" w:cs="Sakkal Majalla"/>
+          <w:color w:val="EE0000"/>
+          <w:sz w:val="28"/>
+          <w:szCs w:val="28"/>
+        </w:rPr>
+        <w:t xml:space="preserve"> </w:t>
+      </w:r>
+      <w:r>
+        <w:rPr>
+          <w:rFonts w:ascii="Sakkal Majalla" w:hAnsi="Sakkal Majalla" w:cs="Sakkal Majalla"/>
+          <w:b/>
+          <w:bCs/>
+          <w:color w:val="EE0000"/>
+          <w:sz w:val="28"/>
+          <w:szCs w:val="28"/>
+        </w:rPr>
+        <w:t>function</w:t>
+      </w:r>
+      <w:r>
+        <w:rPr>
+          <w:rFonts w:ascii="Sakkal Majalla" w:hAnsi="Sakkal Majalla" w:cs="Sakkal Majalla"/>
+          <w:color w:val="EE0000"/>
+          <w:sz w:val="28"/>
+          <w:szCs w:val="28"/>
+        </w:rPr>
+        <w:t xml:space="preserve"> </w:t>
+      </w:r>
+      <w:r>
+        <w:rPr>
+          <w:rFonts w:ascii="Sakkal Majalla" w:hAnsi="Sakkal Majalla" w:cs="Sakkal Majalla"/>
+          <w:sz w:val="28"/>
+          <w:szCs w:val="28"/>
+        </w:rPr>
+        <w:t xml:space="preserve">is what we call a life cycle hook. They are functions that get called at certain points in the life cycle of a component. The main life cycle events are triggered when a component </w:t>
+      </w:r>
+      <w:r>
+        <w:rPr>
+          <w:rFonts w:ascii="Sakkal Majalla" w:hAnsi="Sakkal Majalla" w:cs="Sakkal Majalla"/>
+          <w:b/>
+          <w:bCs/>
+          <w:color w:val="0070C0"/>
+          <w:sz w:val="28"/>
+          <w:szCs w:val="28"/>
+        </w:rPr>
+        <w:t>gets mounted</w:t>
+      </w:r>
+      <w:r>
+        <w:rPr>
+          <w:rFonts w:ascii="Sakkal Majalla" w:hAnsi="Sakkal Majalla" w:cs="Sakkal Majalla"/>
+          <w:color w:val="0070C0"/>
+          <w:sz w:val="28"/>
+          <w:szCs w:val="28"/>
+        </w:rPr>
+        <w:t xml:space="preserve"> </w:t>
+      </w:r>
+      <w:r>
+        <w:rPr>
+          <w:rFonts w:ascii="Sakkal Majalla" w:hAnsi="Sakkal Majalla" w:cs="Sakkal Majalla"/>
+          <w:sz w:val="28"/>
+          <w:szCs w:val="28"/>
+        </w:rPr>
+        <w:t xml:space="preserve">(or before), </w:t>
+      </w:r>
+      <w:r>
+        <w:rPr>
+          <w:rFonts w:ascii="Sakkal Majalla" w:hAnsi="Sakkal Majalla" w:cs="Sakkal Majalla"/>
+          <w:b/>
+          <w:bCs/>
+          <w:color w:val="0070C0"/>
+          <w:sz w:val="28"/>
+          <w:szCs w:val="28"/>
+        </w:rPr>
+        <w:t>gets updated</w:t>
+      </w:r>
+      <w:r>
+        <w:rPr>
+          <w:rFonts w:ascii="Sakkal Majalla" w:hAnsi="Sakkal Majalla" w:cs="Sakkal Majalla"/>
+          <w:color w:val="0070C0"/>
+          <w:sz w:val="28"/>
+          <w:szCs w:val="28"/>
+        </w:rPr>
+        <w:t xml:space="preserve"> </w:t>
+      </w:r>
+      <w:r>
+        <w:rPr>
+          <w:rFonts w:ascii="Sakkal Majalla" w:hAnsi="Sakkal Majalla" w:cs="Sakkal Majalla"/>
+          <w:sz w:val="28"/>
+          <w:szCs w:val="28"/>
+        </w:rPr>
+        <w:t xml:space="preserve">(or before), </w:t>
+      </w:r>
+      <w:r>
+        <w:rPr>
+          <w:rFonts w:ascii="Sakkal Majalla" w:hAnsi="Sakkal Majalla" w:cs="Sakkal Majalla"/>
+          <w:b/>
+          <w:bCs/>
+          <w:color w:val="0070C0"/>
+          <w:sz w:val="28"/>
+          <w:szCs w:val="28"/>
+        </w:rPr>
+        <w:t>gets unmounted</w:t>
+      </w:r>
+      <w:r>
+        <w:rPr>
+          <w:rFonts w:ascii="Sakkal Majalla" w:hAnsi="Sakkal Majalla" w:cs="Sakkal Majalla"/>
+          <w:color w:val="0070C0"/>
+          <w:sz w:val="28"/>
+          <w:szCs w:val="28"/>
+        </w:rPr>
+        <w:t xml:space="preserve"> </w:t>
+      </w:r>
+      <w:r>
+        <w:rPr>
+          <w:rFonts w:ascii="Sakkal Majalla" w:hAnsi="Sakkal Majalla" w:cs="Sakkal Majalla"/>
+          <w:sz w:val="28"/>
+          <w:szCs w:val="28"/>
+        </w:rPr>
+        <w:t xml:space="preserve">(or before), and </w:t>
+      </w:r>
+      <w:r>
+        <w:rPr>
+          <w:rFonts w:ascii="Sakkal Majalla" w:hAnsi="Sakkal Majalla" w:cs="Sakkal Majalla"/>
+          <w:b/>
+          <w:bCs/>
+          <w:color w:val="0070C0"/>
+          <w:sz w:val="28"/>
+          <w:szCs w:val="28"/>
+        </w:rPr>
+        <w:t>gives an error</w:t>
+      </w:r>
+      <w:r>
+        <w:rPr>
+          <w:rFonts w:ascii="Sakkal Majalla" w:hAnsi="Sakkal Majalla" w:cs="Sakkal Majalla"/>
+          <w:sz w:val="28"/>
+          <w:szCs w:val="28"/>
+        </w:rPr>
+        <w:t>.</w:t>
       </w:r>
     </w:p>
     <w:p>

--- a/Vue/My-Notes/Vue-Notes-01.docx
+++ b/Vue/My-Notes/Vue-Notes-01.docx
@@ -5615,6 +5615,79 @@
           <w:szCs w:val="28"/>
         </w:rPr>
         <w:t>.</w:t>
+      </w:r>
+    </w:p>
+    <w:p>
+      <w:pPr>
+        <w:ind w:left="720" w:firstLine="720"/>
+        <w:rPr>
+          <w:rFonts w:ascii="Sakkal Majalla" w:hAnsi="Sakkal Majalla" w:cs="Sakkal Majalla"/>
+          <w:sz w:val="28"/>
+          <w:szCs w:val="28"/>
+        </w:rPr>
+      </w:pPr>
+      <w:r>
+        <w:rPr>
+          <w:rFonts w:ascii="Sakkal Majalla" w:hAnsi="Sakkal Majalla" w:cs="Sakkal Majalla"/>
+          <w:sz w:val="28"/>
+          <w:szCs w:val="28"/>
+        </w:rPr>
+        <w:t>=====================================================</w:t>
+      </w:r>
+    </w:p>
+    <w:p>
+      <w:pPr>
+        <w:tabs>
+          <w:tab w:val="left" w:pos="3012"/>
+        </w:tabs>
+        <w:rPr>
+          <w:rFonts w:ascii="Sakkal Majalla" w:hAnsi="Sakkal Majalla" w:cs="Sakkal Majalla"/>
+          <w:sz w:val="28"/>
+          <w:szCs w:val="28"/>
+        </w:rPr>
+      </w:pPr>
+      <w:r>
+        <w:rPr>
+          <w:rFonts w:ascii="Sakkal Majalla" w:hAnsi="Sakkal Majalla" w:cs="Sakkal Majalla"/>
+          <w:sz w:val="28"/>
+          <w:szCs w:val="28"/>
+        </w:rPr>
+        <w:lastRenderedPageBreak/>
+        <w:drawing>
+          <wp:inline distT="0" distB="0" distL="0" distR="0" wp14:anchorId="507A2A10" wp14:editId="048010FA">
+            <wp:extent cx="5943600" cy="2160270"/>
+            <wp:effectExtent l="0" t="0" r="0" b="0"/>
+            <wp:docPr id="176442688" name="Picture 1"/>
+            <wp:cNvGraphicFramePr>
+              <a:graphicFrameLocks xmlns:a="http://schemas.openxmlformats.org/drawingml/2006/main" noChangeAspect="1"/>
+            </wp:cNvGraphicFramePr>
+            <a:graphic xmlns:a="http://schemas.openxmlformats.org/drawingml/2006/main">
+              <a:graphicData uri="http://schemas.openxmlformats.org/drawingml/2006/picture">
+                <pic:pic xmlns:pic="http://schemas.openxmlformats.org/drawingml/2006/picture">
+                  <pic:nvPicPr>
+                    <pic:cNvPr id="176442688" name=""/>
+                    <pic:cNvPicPr/>
+                  </pic:nvPicPr>
+                  <pic:blipFill>
+                    <a:blip r:embed="rId4"/>
+                    <a:stretch>
+                      <a:fillRect/>
+                    </a:stretch>
+                  </pic:blipFill>
+                  <pic:spPr>
+                    <a:xfrm>
+                      <a:off x="0" y="0"/>
+                      <a:ext cx="5943600" cy="2160270"/>
+                    </a:xfrm>
+                    <a:prstGeom prst="rect">
+                      <a:avLst/>
+                    </a:prstGeom>
+                  </pic:spPr>
+                </pic:pic>
+              </a:graphicData>
+            </a:graphic>
+          </wp:inline>
+        </w:drawing>
       </w:r>
     </w:p>
     <w:p>
@@ -6260,6 +6333,7 @@
   <w:style w:type="character" w:default="1" w:styleId="DefaultParagraphFont">
     <w:name w:val="Default Paragraph Font"/>
     <w:uiPriority w:val="1"/>
+    <w:semiHidden/>
     <w:unhideWhenUsed/>
   </w:style>
   <w:style w:type="table" w:default="1" w:styleId="TableNormal">

--- a/Vue/My-Notes/Vue-Notes-01.docx
+++ b/Vue/My-Notes/Vue-Notes-01.docx
@@ -220,7 +220,31 @@
           <w:szCs w:val="21"/>
           <w14:ligatures w14:val="none"/>
         </w:rPr>
-        <w:t>"ts"</w:t>
+        <w:t>"</w:t>
+      </w:r>
+      <w:proofErr w:type="spellStart"/>
+      <w:r>
+        <w:rPr>
+          <w:rFonts w:ascii="Consolas" w:eastAsia="Times New Roman" w:hAnsi="Consolas" w:cs="Times New Roman"/>
+          <w:color w:val="0000FF"/>
+          <w:kern w:val="0"/>
+          <w:sz w:val="21"/>
+          <w:szCs w:val="21"/>
+          <w14:ligatures w14:val="none"/>
+        </w:rPr>
+        <w:t>ts</w:t>
+      </w:r>
+      <w:proofErr w:type="spellEnd"/>
+      <w:r>
+        <w:rPr>
+          <w:rFonts w:ascii="Consolas" w:eastAsia="Times New Roman" w:hAnsi="Consolas" w:cs="Times New Roman"/>
+          <w:color w:val="0000FF"/>
+          <w:kern w:val="0"/>
+          <w:sz w:val="21"/>
+          <w:szCs w:val="21"/>
+          <w14:ligatures w14:val="none"/>
+        </w:rPr>
+        <w:t>"</w:t>
       </w:r>
       <w:r>
         <w:rPr>
@@ -1879,7 +1903,31 @@
           <w:szCs w:val="21"/>
           <w14:ligatures w14:val="none"/>
         </w:rPr>
-        <w:t>'Make a todo list app'</w:t>
+        <w:t xml:space="preserve">'Make a </w:t>
+      </w:r>
+      <w:proofErr w:type="spellStart"/>
+      <w:r>
+        <w:rPr>
+          <w:rFonts w:ascii="Consolas" w:eastAsia="Times New Roman" w:hAnsi="Consolas" w:cs="Times New Roman"/>
+          <w:color w:val="A31515"/>
+          <w:kern w:val="0"/>
+          <w:sz w:val="21"/>
+          <w:szCs w:val="21"/>
+          <w14:ligatures w14:val="none"/>
+        </w:rPr>
+        <w:t>todo</w:t>
+      </w:r>
+      <w:proofErr w:type="spellEnd"/>
+      <w:r>
+        <w:rPr>
+          <w:rFonts w:ascii="Consolas" w:eastAsia="Times New Roman" w:hAnsi="Consolas" w:cs="Times New Roman"/>
+          <w:color w:val="A31515"/>
+          <w:kern w:val="0"/>
+          <w:sz w:val="21"/>
+          <w:szCs w:val="21"/>
+          <w14:ligatures w14:val="none"/>
+        </w:rPr>
+        <w:t xml:space="preserve"> list app'</w:t>
       </w:r>
       <w:r>
         <w:rPr>
@@ -5649,6 +5697,7 @@
       <w:r>
         <w:rPr>
           <w:rFonts w:ascii="Sakkal Majalla" w:hAnsi="Sakkal Majalla" w:cs="Sakkal Majalla"/>
+          <w:noProof/>
           <w:sz w:val="28"/>
           <w:szCs w:val="28"/>
         </w:rPr>
@@ -5707,6 +5756,8508 @@
         </w:rPr>
         <w:t>=====================================================</w:t>
       </w:r>
+    </w:p>
+    <w:p>
+      <w:pPr>
+        <w:tabs>
+          <w:tab w:val="left" w:pos="3012"/>
+        </w:tabs>
+        <w:rPr>
+          <w:rFonts w:ascii="Sakkal Majalla" w:hAnsi="Sakkal Majalla" w:cs="Sakkal Majalla"/>
+          <w:sz w:val="28"/>
+          <w:szCs w:val="28"/>
+        </w:rPr>
+      </w:pPr>
+      <w:r>
+        <w:rPr>
+          <w:rFonts w:ascii="Sakkal Majalla" w:hAnsi="Sakkal Majalla" w:cs="Sakkal Majalla"/>
+          <w:sz w:val="28"/>
+          <w:szCs w:val="28"/>
+        </w:rPr>
+        <w:t>To fetch data from a specific URL:</w:t>
+      </w:r>
+    </w:p>
+    <w:p>
+      <w:pPr>
+        <w:shd w:val="clear" w:color="auto" w:fill="FFFFFF"/>
+        <w:spacing w:after="0" w:line="285" w:lineRule="atLeast"/>
+        <w:rPr>
+          <w:rFonts w:ascii="Consolas" w:eastAsia="Times New Roman" w:hAnsi="Consolas" w:cs="Times New Roman"/>
+          <w:color w:val="3B3B3B"/>
+          <w:kern w:val="0"/>
+          <w:sz w:val="21"/>
+          <w:szCs w:val="21"/>
+          <w14:ligatures w14:val="none"/>
+        </w:rPr>
+      </w:pPr>
+      <w:r>
+        <w:rPr>
+          <w:rFonts w:ascii="Consolas" w:eastAsia="Times New Roman" w:hAnsi="Consolas" w:cs="Times New Roman"/>
+          <w:color w:val="800000"/>
+          <w:kern w:val="0"/>
+          <w:sz w:val="21"/>
+          <w:szCs w:val="21"/>
+          <w14:ligatures w14:val="none"/>
+        </w:rPr>
+        <w:t>&lt;script</w:t>
+      </w:r>
+      <w:r>
+        <w:rPr>
+          <w:rFonts w:ascii="Consolas" w:eastAsia="Times New Roman" w:hAnsi="Consolas" w:cs="Times New Roman"/>
+          <w:color w:val="3B3B3B"/>
+          <w:kern w:val="0"/>
+          <w:sz w:val="21"/>
+          <w:szCs w:val="21"/>
+          <w14:ligatures w14:val="none"/>
+        </w:rPr>
+        <w:t xml:space="preserve"> </w:t>
+      </w:r>
+      <w:r>
+        <w:rPr>
+          <w:rFonts w:ascii="Consolas" w:eastAsia="Times New Roman" w:hAnsi="Consolas" w:cs="Times New Roman"/>
+          <w:color w:val="E50000"/>
+          <w:kern w:val="0"/>
+          <w:sz w:val="21"/>
+          <w:szCs w:val="21"/>
+          <w14:ligatures w14:val="none"/>
+        </w:rPr>
+        <w:t>setup</w:t>
+      </w:r>
+      <w:r>
+        <w:rPr>
+          <w:rFonts w:ascii="Consolas" w:eastAsia="Times New Roman" w:hAnsi="Consolas" w:cs="Times New Roman"/>
+          <w:color w:val="3B3B3B"/>
+          <w:kern w:val="0"/>
+          <w:sz w:val="21"/>
+          <w:szCs w:val="21"/>
+          <w14:ligatures w14:val="none"/>
+        </w:rPr>
+        <w:t xml:space="preserve"> </w:t>
+      </w:r>
+      <w:r>
+        <w:rPr>
+          <w:rFonts w:ascii="Consolas" w:eastAsia="Times New Roman" w:hAnsi="Consolas" w:cs="Times New Roman"/>
+          <w:color w:val="E50000"/>
+          <w:kern w:val="0"/>
+          <w:sz w:val="21"/>
+          <w:szCs w:val="21"/>
+          <w14:ligatures w14:val="none"/>
+        </w:rPr>
+        <w:t>lang</w:t>
+      </w:r>
+      <w:r>
+        <w:rPr>
+          <w:rFonts w:ascii="Consolas" w:eastAsia="Times New Roman" w:hAnsi="Consolas" w:cs="Times New Roman"/>
+          <w:color w:val="3B3B3B"/>
+          <w:kern w:val="0"/>
+          <w:sz w:val="21"/>
+          <w:szCs w:val="21"/>
+          <w14:ligatures w14:val="none"/>
+        </w:rPr>
+        <w:t>=</w:t>
+      </w:r>
+      <w:r>
+        <w:rPr>
+          <w:rFonts w:ascii="Consolas" w:eastAsia="Times New Roman" w:hAnsi="Consolas" w:cs="Times New Roman"/>
+          <w:color w:val="0000FF"/>
+          <w:kern w:val="0"/>
+          <w:sz w:val="21"/>
+          <w:szCs w:val="21"/>
+          <w14:ligatures w14:val="none"/>
+        </w:rPr>
+        <w:t>"</w:t>
+      </w:r>
+      <w:proofErr w:type="spellStart"/>
+      <w:r>
+        <w:rPr>
+          <w:rFonts w:ascii="Consolas" w:eastAsia="Times New Roman" w:hAnsi="Consolas" w:cs="Times New Roman"/>
+          <w:color w:val="0000FF"/>
+          <w:kern w:val="0"/>
+          <w:sz w:val="21"/>
+          <w:szCs w:val="21"/>
+          <w14:ligatures w14:val="none"/>
+        </w:rPr>
+        <w:t>ts</w:t>
+      </w:r>
+      <w:proofErr w:type="spellEnd"/>
+      <w:r>
+        <w:rPr>
+          <w:rFonts w:ascii="Consolas" w:eastAsia="Times New Roman" w:hAnsi="Consolas" w:cs="Times New Roman"/>
+          <w:color w:val="0000FF"/>
+          <w:kern w:val="0"/>
+          <w:sz w:val="21"/>
+          <w:szCs w:val="21"/>
+          <w14:ligatures w14:val="none"/>
+        </w:rPr>
+        <w:t>"</w:t>
+      </w:r>
+      <w:r>
+        <w:rPr>
+          <w:rFonts w:ascii="Consolas" w:eastAsia="Times New Roman" w:hAnsi="Consolas" w:cs="Times New Roman"/>
+          <w:color w:val="800000"/>
+          <w:kern w:val="0"/>
+          <w:sz w:val="21"/>
+          <w:szCs w:val="21"/>
+          <w14:ligatures w14:val="none"/>
+        </w:rPr>
+        <w:t>&gt;</w:t>
+      </w:r>
+    </w:p>
+    <w:p>
+      <w:pPr>
+        <w:shd w:val="clear" w:color="auto" w:fill="FFFFFF"/>
+        <w:spacing w:after="0" w:line="285" w:lineRule="atLeast"/>
+        <w:rPr>
+          <w:rFonts w:ascii="Consolas" w:eastAsia="Times New Roman" w:hAnsi="Consolas" w:cs="Times New Roman"/>
+          <w:color w:val="3B3B3B"/>
+          <w:kern w:val="0"/>
+          <w:sz w:val="21"/>
+          <w:szCs w:val="21"/>
+          <w14:ligatures w14:val="none"/>
+        </w:rPr>
+      </w:pPr>
+      <w:r>
+        <w:rPr>
+          <w:rFonts w:ascii="Consolas" w:eastAsia="Times New Roman" w:hAnsi="Consolas" w:cs="Times New Roman"/>
+          <w:color w:val="AF00DB"/>
+          <w:kern w:val="0"/>
+          <w:sz w:val="21"/>
+          <w:szCs w:val="21"/>
+          <w14:ligatures w14:val="none"/>
+        </w:rPr>
+        <w:t>import</w:t>
+      </w:r>
+      <w:r>
+        <w:rPr>
+          <w:rFonts w:ascii="Consolas" w:eastAsia="Times New Roman" w:hAnsi="Consolas" w:cs="Times New Roman"/>
+          <w:color w:val="3B3B3B"/>
+          <w:kern w:val="0"/>
+          <w:sz w:val="21"/>
+          <w:szCs w:val="21"/>
+          <w14:ligatures w14:val="none"/>
+        </w:rPr>
+        <w:t xml:space="preserve"> { </w:t>
+      </w:r>
+      <w:r>
+        <w:rPr>
+          <w:rFonts w:ascii="Consolas" w:eastAsia="Times New Roman" w:hAnsi="Consolas" w:cs="Times New Roman"/>
+          <w:color w:val="001080"/>
+          <w:kern w:val="0"/>
+          <w:sz w:val="21"/>
+          <w:szCs w:val="21"/>
+          <w14:ligatures w14:val="none"/>
+        </w:rPr>
+        <w:t>ref</w:t>
+      </w:r>
+      <w:r>
+        <w:rPr>
+          <w:rFonts w:ascii="Consolas" w:eastAsia="Times New Roman" w:hAnsi="Consolas" w:cs="Times New Roman"/>
+          <w:color w:val="3B3B3B"/>
+          <w:kern w:val="0"/>
+          <w:sz w:val="21"/>
+          <w:szCs w:val="21"/>
+          <w14:ligatures w14:val="none"/>
+        </w:rPr>
+        <w:t xml:space="preserve">, </w:t>
+      </w:r>
+      <w:r>
+        <w:rPr>
+          <w:rFonts w:ascii="Consolas" w:eastAsia="Times New Roman" w:hAnsi="Consolas" w:cs="Times New Roman"/>
+          <w:color w:val="001080"/>
+          <w:kern w:val="0"/>
+          <w:sz w:val="21"/>
+          <w:szCs w:val="21"/>
+          <w14:ligatures w14:val="none"/>
+        </w:rPr>
+        <w:t>onMounted</w:t>
+      </w:r>
+      <w:r>
+        <w:rPr>
+          <w:rFonts w:ascii="Consolas" w:eastAsia="Times New Roman" w:hAnsi="Consolas" w:cs="Times New Roman"/>
+          <w:color w:val="3B3B3B"/>
+          <w:kern w:val="0"/>
+          <w:sz w:val="21"/>
+          <w:szCs w:val="21"/>
+          <w14:ligatures w14:val="none"/>
+        </w:rPr>
+        <w:t xml:space="preserve"> } </w:t>
+      </w:r>
+      <w:r>
+        <w:rPr>
+          <w:rFonts w:ascii="Consolas" w:eastAsia="Times New Roman" w:hAnsi="Consolas" w:cs="Times New Roman"/>
+          <w:color w:val="AF00DB"/>
+          <w:kern w:val="0"/>
+          <w:sz w:val="21"/>
+          <w:szCs w:val="21"/>
+          <w14:ligatures w14:val="none"/>
+        </w:rPr>
+        <w:t>from</w:t>
+      </w:r>
+      <w:r>
+        <w:rPr>
+          <w:rFonts w:ascii="Consolas" w:eastAsia="Times New Roman" w:hAnsi="Consolas" w:cs="Times New Roman"/>
+          <w:color w:val="3B3B3B"/>
+          <w:kern w:val="0"/>
+          <w:sz w:val="21"/>
+          <w:szCs w:val="21"/>
+          <w14:ligatures w14:val="none"/>
+        </w:rPr>
+        <w:t xml:space="preserve"> </w:t>
+      </w:r>
+      <w:r>
+        <w:rPr>
+          <w:rFonts w:ascii="Consolas" w:eastAsia="Times New Roman" w:hAnsi="Consolas" w:cs="Times New Roman"/>
+          <w:color w:val="A31515"/>
+          <w:kern w:val="0"/>
+          <w:sz w:val="21"/>
+          <w:szCs w:val="21"/>
+          <w14:ligatures w14:val="none"/>
+        </w:rPr>
+        <w:t>'vue'</w:t>
+      </w:r>
+    </w:p>
+    <w:p>
+      <w:pPr>
+        <w:shd w:val="clear" w:color="auto" w:fill="FFFFFF"/>
+        <w:spacing w:after="0" w:line="285" w:lineRule="atLeast"/>
+        <w:rPr>
+          <w:rFonts w:ascii="Consolas" w:eastAsia="Times New Roman" w:hAnsi="Consolas" w:cs="Times New Roman"/>
+          <w:color w:val="3B3B3B"/>
+          <w:kern w:val="0"/>
+          <w:sz w:val="21"/>
+          <w:szCs w:val="21"/>
+          <w14:ligatures w14:val="none"/>
+        </w:rPr>
+      </w:pPr>
+      <w:r>
+        <w:rPr>
+          <w:rFonts w:ascii="Consolas" w:eastAsia="Times New Roman" w:hAnsi="Consolas" w:cs="Times New Roman"/>
+          <w:color w:val="AF00DB"/>
+          <w:kern w:val="0"/>
+          <w:sz w:val="21"/>
+          <w:szCs w:val="21"/>
+          <w14:ligatures w14:val="none"/>
+        </w:rPr>
+        <w:t>import</w:t>
+      </w:r>
+      <w:r>
+        <w:rPr>
+          <w:rFonts w:ascii="Consolas" w:eastAsia="Times New Roman" w:hAnsi="Consolas" w:cs="Times New Roman"/>
+          <w:color w:val="3B3B3B"/>
+          <w:kern w:val="0"/>
+          <w:sz w:val="21"/>
+          <w:szCs w:val="21"/>
+          <w14:ligatures w14:val="none"/>
+        </w:rPr>
+        <w:t xml:space="preserve"> </w:t>
+      </w:r>
+      <w:r>
+        <w:rPr>
+          <w:rFonts w:ascii="Consolas" w:eastAsia="Times New Roman" w:hAnsi="Consolas" w:cs="Times New Roman"/>
+          <w:color w:val="AF00DB"/>
+          <w:kern w:val="0"/>
+          <w:sz w:val="21"/>
+          <w:szCs w:val="21"/>
+          <w14:ligatures w14:val="none"/>
+        </w:rPr>
+        <w:t>type</w:t>
+      </w:r>
+      <w:r>
+        <w:rPr>
+          <w:rFonts w:ascii="Consolas" w:eastAsia="Times New Roman" w:hAnsi="Consolas" w:cs="Times New Roman"/>
+          <w:color w:val="3B3B3B"/>
+          <w:kern w:val="0"/>
+          <w:sz w:val="21"/>
+          <w:szCs w:val="21"/>
+          <w14:ligatures w14:val="none"/>
+        </w:rPr>
+        <w:t xml:space="preserve"> { </w:t>
+      </w:r>
+      <w:r>
+        <w:rPr>
+          <w:rFonts w:ascii="Consolas" w:eastAsia="Times New Roman" w:hAnsi="Consolas" w:cs="Times New Roman"/>
+          <w:color w:val="001080"/>
+          <w:kern w:val="0"/>
+          <w:sz w:val="21"/>
+          <w:szCs w:val="21"/>
+          <w14:ligatures w14:val="none"/>
+        </w:rPr>
+        <w:t>Ref</w:t>
+      </w:r>
+      <w:r>
+        <w:rPr>
+          <w:rFonts w:ascii="Consolas" w:eastAsia="Times New Roman" w:hAnsi="Consolas" w:cs="Times New Roman"/>
+          <w:color w:val="3B3B3B"/>
+          <w:kern w:val="0"/>
+          <w:sz w:val="21"/>
+          <w:szCs w:val="21"/>
+          <w14:ligatures w14:val="none"/>
+        </w:rPr>
+        <w:t xml:space="preserve"> } </w:t>
+      </w:r>
+      <w:r>
+        <w:rPr>
+          <w:rFonts w:ascii="Consolas" w:eastAsia="Times New Roman" w:hAnsi="Consolas" w:cs="Times New Roman"/>
+          <w:color w:val="AF00DB"/>
+          <w:kern w:val="0"/>
+          <w:sz w:val="21"/>
+          <w:szCs w:val="21"/>
+          <w14:ligatures w14:val="none"/>
+        </w:rPr>
+        <w:t>from</w:t>
+      </w:r>
+      <w:r>
+        <w:rPr>
+          <w:rFonts w:ascii="Consolas" w:eastAsia="Times New Roman" w:hAnsi="Consolas" w:cs="Times New Roman"/>
+          <w:color w:val="3B3B3B"/>
+          <w:kern w:val="0"/>
+          <w:sz w:val="21"/>
+          <w:szCs w:val="21"/>
+          <w14:ligatures w14:val="none"/>
+        </w:rPr>
+        <w:t xml:space="preserve"> </w:t>
+      </w:r>
+      <w:r>
+        <w:rPr>
+          <w:rFonts w:ascii="Consolas" w:eastAsia="Times New Roman" w:hAnsi="Consolas" w:cs="Times New Roman"/>
+          <w:color w:val="A31515"/>
+          <w:kern w:val="0"/>
+          <w:sz w:val="21"/>
+          <w:szCs w:val="21"/>
+          <w14:ligatures w14:val="none"/>
+        </w:rPr>
+        <w:t>'vue'</w:t>
+      </w:r>
+    </w:p>
+    <w:p>
+      <w:pPr>
+        <w:shd w:val="clear" w:color="auto" w:fill="FFFFFF"/>
+        <w:spacing w:after="0" w:line="285" w:lineRule="atLeast"/>
+        <w:rPr>
+          <w:rFonts w:ascii="Consolas" w:eastAsia="Times New Roman" w:hAnsi="Consolas" w:cs="Times New Roman"/>
+          <w:color w:val="3B3B3B"/>
+          <w:kern w:val="0"/>
+          <w:sz w:val="21"/>
+          <w:szCs w:val="21"/>
+          <w14:ligatures w14:val="none"/>
+        </w:rPr>
+      </w:pPr>
+    </w:p>
+    <w:p>
+      <w:pPr>
+        <w:shd w:val="clear" w:color="auto" w:fill="FFFFFF"/>
+        <w:spacing w:after="0" w:line="285" w:lineRule="atLeast"/>
+        <w:rPr>
+          <w:rFonts w:ascii="Consolas" w:eastAsia="Times New Roman" w:hAnsi="Consolas" w:cs="Times New Roman"/>
+          <w:color w:val="3B3B3B"/>
+          <w:kern w:val="0"/>
+          <w:sz w:val="21"/>
+          <w:szCs w:val="21"/>
+          <w14:ligatures w14:val="none"/>
+        </w:rPr>
+      </w:pPr>
+      <w:r>
+        <w:rPr>
+          <w:rFonts w:ascii="Consolas" w:eastAsia="Times New Roman" w:hAnsi="Consolas" w:cs="Times New Roman"/>
+          <w:color w:val="0000FF"/>
+          <w:kern w:val="0"/>
+          <w:sz w:val="21"/>
+          <w:szCs w:val="21"/>
+          <w14:ligatures w14:val="none"/>
+        </w:rPr>
+        <w:t>type</w:t>
+      </w:r>
+      <w:r>
+        <w:rPr>
+          <w:rFonts w:ascii="Consolas" w:eastAsia="Times New Roman" w:hAnsi="Consolas" w:cs="Times New Roman"/>
+          <w:color w:val="3B3B3B"/>
+          <w:kern w:val="0"/>
+          <w:sz w:val="21"/>
+          <w:szCs w:val="21"/>
+          <w14:ligatures w14:val="none"/>
+        </w:rPr>
+        <w:t xml:space="preserve"> </w:t>
+      </w:r>
+      <w:r>
+        <w:rPr>
+          <w:rFonts w:ascii="Consolas" w:eastAsia="Times New Roman" w:hAnsi="Consolas" w:cs="Times New Roman"/>
+          <w:color w:val="267F99"/>
+          <w:kern w:val="0"/>
+          <w:sz w:val="21"/>
+          <w:szCs w:val="21"/>
+          <w14:ligatures w14:val="none"/>
+        </w:rPr>
+        <w:t>WeatherData</w:t>
+      </w:r>
+      <w:r>
+        <w:rPr>
+          <w:rFonts w:ascii="Consolas" w:eastAsia="Times New Roman" w:hAnsi="Consolas" w:cs="Times New Roman"/>
+          <w:color w:val="3B3B3B"/>
+          <w:kern w:val="0"/>
+          <w:sz w:val="21"/>
+          <w:szCs w:val="21"/>
+          <w14:ligatures w14:val="none"/>
+        </w:rPr>
+        <w:t xml:space="preserve"> </w:t>
+      </w:r>
+      <w:r>
+        <w:rPr>
+          <w:rFonts w:ascii="Consolas" w:eastAsia="Times New Roman" w:hAnsi="Consolas" w:cs="Times New Roman"/>
+          <w:color w:val="000000"/>
+          <w:kern w:val="0"/>
+          <w:sz w:val="21"/>
+          <w:szCs w:val="21"/>
+          <w14:ligatures w14:val="none"/>
+        </w:rPr>
+        <w:t>=</w:t>
+      </w:r>
+      <w:r>
+        <w:rPr>
+          <w:rFonts w:ascii="Consolas" w:eastAsia="Times New Roman" w:hAnsi="Consolas" w:cs="Times New Roman"/>
+          <w:color w:val="3B3B3B"/>
+          <w:kern w:val="0"/>
+          <w:sz w:val="21"/>
+          <w:szCs w:val="21"/>
+          <w14:ligatures w14:val="none"/>
+        </w:rPr>
+        <w:t xml:space="preserve"> {</w:t>
+      </w:r>
+    </w:p>
+    <w:p>
+      <w:pPr>
+        <w:shd w:val="clear" w:color="auto" w:fill="FFFFFF"/>
+        <w:spacing w:after="0" w:line="285" w:lineRule="atLeast"/>
+        <w:rPr>
+          <w:rFonts w:ascii="Consolas" w:eastAsia="Times New Roman" w:hAnsi="Consolas" w:cs="Times New Roman"/>
+          <w:color w:val="3B3B3B"/>
+          <w:kern w:val="0"/>
+          <w:sz w:val="21"/>
+          <w:szCs w:val="21"/>
+          <w14:ligatures w14:val="none"/>
+        </w:rPr>
+      </w:pPr>
+      <w:r>
+        <w:rPr>
+          <w:rFonts w:ascii="Consolas" w:eastAsia="Times New Roman" w:hAnsi="Consolas" w:cs="Times New Roman"/>
+          <w:color w:val="3B3B3B"/>
+          <w:kern w:val="0"/>
+          <w:sz w:val="21"/>
+          <w:szCs w:val="21"/>
+          <w14:ligatures w14:val="none"/>
+        </w:rPr>
+        <w:t xml:space="preserve">  </w:t>
+      </w:r>
+      <w:r>
+        <w:rPr>
+          <w:rFonts w:ascii="Consolas" w:eastAsia="Times New Roman" w:hAnsi="Consolas" w:cs="Times New Roman"/>
+          <w:color w:val="001080"/>
+          <w:kern w:val="0"/>
+          <w:sz w:val="21"/>
+          <w:szCs w:val="21"/>
+          <w14:ligatures w14:val="none"/>
+        </w:rPr>
+        <w:t>location</w:t>
+      </w:r>
+      <w:r>
+        <w:rPr>
+          <w:rFonts w:ascii="Consolas" w:eastAsia="Times New Roman" w:hAnsi="Consolas" w:cs="Times New Roman"/>
+          <w:color w:val="000000"/>
+          <w:kern w:val="0"/>
+          <w:sz w:val="21"/>
+          <w:szCs w:val="21"/>
+          <w14:ligatures w14:val="none"/>
+        </w:rPr>
+        <w:t>:</w:t>
+      </w:r>
+      <w:r>
+        <w:rPr>
+          <w:rFonts w:ascii="Consolas" w:eastAsia="Times New Roman" w:hAnsi="Consolas" w:cs="Times New Roman"/>
+          <w:color w:val="3B3B3B"/>
+          <w:kern w:val="0"/>
+          <w:sz w:val="21"/>
+          <w:szCs w:val="21"/>
+          <w14:ligatures w14:val="none"/>
+        </w:rPr>
+        <w:t xml:space="preserve"> {</w:t>
+      </w:r>
+    </w:p>
+    <w:p>
+      <w:pPr>
+        <w:shd w:val="clear" w:color="auto" w:fill="FFFFFF"/>
+        <w:spacing w:after="0" w:line="285" w:lineRule="atLeast"/>
+        <w:rPr>
+          <w:rFonts w:ascii="Consolas" w:eastAsia="Times New Roman" w:hAnsi="Consolas" w:cs="Times New Roman"/>
+          <w:color w:val="3B3B3B"/>
+          <w:kern w:val="0"/>
+          <w:sz w:val="21"/>
+          <w:szCs w:val="21"/>
+          <w14:ligatures w14:val="none"/>
+        </w:rPr>
+      </w:pPr>
+      <w:r>
+        <w:rPr>
+          <w:rFonts w:ascii="Consolas" w:eastAsia="Times New Roman" w:hAnsi="Consolas" w:cs="Times New Roman"/>
+          <w:color w:val="3B3B3B"/>
+          <w:kern w:val="0"/>
+          <w:sz w:val="21"/>
+          <w:szCs w:val="21"/>
+          <w14:ligatures w14:val="none"/>
+        </w:rPr>
+        <w:t xml:space="preserve">    </w:t>
+      </w:r>
+      <w:proofErr w:type="spellStart"/>
+      <w:r>
+        <w:rPr>
+          <w:rFonts w:ascii="Consolas" w:eastAsia="Times New Roman" w:hAnsi="Consolas" w:cs="Times New Roman"/>
+          <w:color w:val="001080"/>
+          <w:kern w:val="0"/>
+          <w:sz w:val="21"/>
+          <w:szCs w:val="21"/>
+          <w14:ligatures w14:val="none"/>
+        </w:rPr>
+        <w:t>localtime</w:t>
+      </w:r>
+      <w:proofErr w:type="spellEnd"/>
+      <w:r>
+        <w:rPr>
+          <w:rFonts w:ascii="Consolas" w:eastAsia="Times New Roman" w:hAnsi="Consolas" w:cs="Times New Roman"/>
+          <w:color w:val="000000"/>
+          <w:kern w:val="0"/>
+          <w:sz w:val="21"/>
+          <w:szCs w:val="21"/>
+          <w14:ligatures w14:val="none"/>
+        </w:rPr>
+        <w:t>:</w:t>
+      </w:r>
+      <w:r>
+        <w:rPr>
+          <w:rFonts w:ascii="Consolas" w:eastAsia="Times New Roman" w:hAnsi="Consolas" w:cs="Times New Roman"/>
+          <w:color w:val="3B3B3B"/>
+          <w:kern w:val="0"/>
+          <w:sz w:val="21"/>
+          <w:szCs w:val="21"/>
+          <w14:ligatures w14:val="none"/>
+        </w:rPr>
+        <w:t xml:space="preserve"> </w:t>
+      </w:r>
+      <w:r>
+        <w:rPr>
+          <w:rFonts w:ascii="Consolas" w:eastAsia="Times New Roman" w:hAnsi="Consolas" w:cs="Times New Roman"/>
+          <w:color w:val="267F99"/>
+          <w:kern w:val="0"/>
+          <w:sz w:val="21"/>
+          <w:szCs w:val="21"/>
+          <w14:ligatures w14:val="none"/>
+        </w:rPr>
+        <w:t>Date</w:t>
+      </w:r>
+      <w:r>
+        <w:rPr>
+          <w:rFonts w:ascii="Consolas" w:eastAsia="Times New Roman" w:hAnsi="Consolas" w:cs="Times New Roman"/>
+          <w:color w:val="3B3B3B"/>
+          <w:kern w:val="0"/>
+          <w:sz w:val="21"/>
+          <w:szCs w:val="21"/>
+          <w14:ligatures w14:val="none"/>
+        </w:rPr>
+        <w:t>;</w:t>
+      </w:r>
+    </w:p>
+    <w:p>
+      <w:pPr>
+        <w:shd w:val="clear" w:color="auto" w:fill="FFFFFF"/>
+        <w:spacing w:after="0" w:line="285" w:lineRule="atLeast"/>
+        <w:rPr>
+          <w:rFonts w:ascii="Consolas" w:eastAsia="Times New Roman" w:hAnsi="Consolas" w:cs="Times New Roman"/>
+          <w:color w:val="3B3B3B"/>
+          <w:kern w:val="0"/>
+          <w:sz w:val="21"/>
+          <w:szCs w:val="21"/>
+          <w14:ligatures w14:val="none"/>
+        </w:rPr>
+      </w:pPr>
+      <w:r>
+        <w:rPr>
+          <w:rFonts w:ascii="Consolas" w:eastAsia="Times New Roman" w:hAnsi="Consolas" w:cs="Times New Roman"/>
+          <w:color w:val="3B3B3B"/>
+          <w:kern w:val="0"/>
+          <w:sz w:val="21"/>
+          <w:szCs w:val="21"/>
+          <w14:ligatures w14:val="none"/>
+        </w:rPr>
+        <w:t xml:space="preserve">    </w:t>
+      </w:r>
+      <w:r>
+        <w:rPr>
+          <w:rFonts w:ascii="Consolas" w:eastAsia="Times New Roman" w:hAnsi="Consolas" w:cs="Times New Roman"/>
+          <w:color w:val="001080"/>
+          <w:kern w:val="0"/>
+          <w:sz w:val="21"/>
+          <w:szCs w:val="21"/>
+          <w14:ligatures w14:val="none"/>
+        </w:rPr>
+        <w:t>name</w:t>
+      </w:r>
+      <w:r>
+        <w:rPr>
+          <w:rFonts w:ascii="Consolas" w:eastAsia="Times New Roman" w:hAnsi="Consolas" w:cs="Times New Roman"/>
+          <w:color w:val="000000"/>
+          <w:kern w:val="0"/>
+          <w:sz w:val="21"/>
+          <w:szCs w:val="21"/>
+          <w14:ligatures w14:val="none"/>
+        </w:rPr>
+        <w:t>:</w:t>
+      </w:r>
+      <w:r>
+        <w:rPr>
+          <w:rFonts w:ascii="Consolas" w:eastAsia="Times New Roman" w:hAnsi="Consolas" w:cs="Times New Roman"/>
+          <w:color w:val="3B3B3B"/>
+          <w:kern w:val="0"/>
+          <w:sz w:val="21"/>
+          <w:szCs w:val="21"/>
+          <w14:ligatures w14:val="none"/>
+        </w:rPr>
+        <w:t xml:space="preserve"> </w:t>
+      </w:r>
+      <w:r>
+        <w:rPr>
+          <w:rFonts w:ascii="Consolas" w:eastAsia="Times New Roman" w:hAnsi="Consolas" w:cs="Times New Roman"/>
+          <w:color w:val="267F99"/>
+          <w:kern w:val="0"/>
+          <w:sz w:val="21"/>
+          <w:szCs w:val="21"/>
+          <w14:ligatures w14:val="none"/>
+        </w:rPr>
+        <w:t>string</w:t>
+      </w:r>
+      <w:r>
+        <w:rPr>
+          <w:rFonts w:ascii="Consolas" w:eastAsia="Times New Roman" w:hAnsi="Consolas" w:cs="Times New Roman"/>
+          <w:color w:val="3B3B3B"/>
+          <w:kern w:val="0"/>
+          <w:sz w:val="21"/>
+          <w:szCs w:val="21"/>
+          <w14:ligatures w14:val="none"/>
+        </w:rPr>
+        <w:t>;</w:t>
+      </w:r>
+    </w:p>
+    <w:p>
+      <w:pPr>
+        <w:shd w:val="clear" w:color="auto" w:fill="FFFFFF"/>
+        <w:spacing w:after="0" w:line="285" w:lineRule="atLeast"/>
+        <w:rPr>
+          <w:rFonts w:ascii="Consolas" w:eastAsia="Times New Roman" w:hAnsi="Consolas" w:cs="Times New Roman"/>
+          <w:color w:val="3B3B3B"/>
+          <w:kern w:val="0"/>
+          <w:sz w:val="21"/>
+          <w:szCs w:val="21"/>
+          <w14:ligatures w14:val="none"/>
+        </w:rPr>
+      </w:pPr>
+      <w:r>
+        <w:rPr>
+          <w:rFonts w:ascii="Consolas" w:eastAsia="Times New Roman" w:hAnsi="Consolas" w:cs="Times New Roman"/>
+          <w:color w:val="3B3B3B"/>
+          <w:kern w:val="0"/>
+          <w:sz w:val="21"/>
+          <w:szCs w:val="21"/>
+          <w14:ligatures w14:val="none"/>
+        </w:rPr>
+        <w:t xml:space="preserve">    </w:t>
+      </w:r>
+      <w:r>
+        <w:rPr>
+          <w:rFonts w:ascii="Consolas" w:eastAsia="Times New Roman" w:hAnsi="Consolas" w:cs="Times New Roman"/>
+          <w:color w:val="001080"/>
+          <w:kern w:val="0"/>
+          <w:sz w:val="21"/>
+          <w:szCs w:val="21"/>
+          <w14:ligatures w14:val="none"/>
+        </w:rPr>
+        <w:t>region</w:t>
+      </w:r>
+      <w:r>
+        <w:rPr>
+          <w:rFonts w:ascii="Consolas" w:eastAsia="Times New Roman" w:hAnsi="Consolas" w:cs="Times New Roman"/>
+          <w:color w:val="000000"/>
+          <w:kern w:val="0"/>
+          <w:sz w:val="21"/>
+          <w:szCs w:val="21"/>
+          <w14:ligatures w14:val="none"/>
+        </w:rPr>
+        <w:t>:</w:t>
+      </w:r>
+      <w:r>
+        <w:rPr>
+          <w:rFonts w:ascii="Consolas" w:eastAsia="Times New Roman" w:hAnsi="Consolas" w:cs="Times New Roman"/>
+          <w:color w:val="3B3B3B"/>
+          <w:kern w:val="0"/>
+          <w:sz w:val="21"/>
+          <w:szCs w:val="21"/>
+          <w14:ligatures w14:val="none"/>
+        </w:rPr>
+        <w:t xml:space="preserve"> </w:t>
+      </w:r>
+      <w:r>
+        <w:rPr>
+          <w:rFonts w:ascii="Consolas" w:eastAsia="Times New Roman" w:hAnsi="Consolas" w:cs="Times New Roman"/>
+          <w:color w:val="267F99"/>
+          <w:kern w:val="0"/>
+          <w:sz w:val="21"/>
+          <w:szCs w:val="21"/>
+          <w14:ligatures w14:val="none"/>
+        </w:rPr>
+        <w:t>string</w:t>
+      </w:r>
+      <w:r>
+        <w:rPr>
+          <w:rFonts w:ascii="Consolas" w:eastAsia="Times New Roman" w:hAnsi="Consolas" w:cs="Times New Roman"/>
+          <w:color w:val="3B3B3B"/>
+          <w:kern w:val="0"/>
+          <w:sz w:val="21"/>
+          <w:szCs w:val="21"/>
+          <w14:ligatures w14:val="none"/>
+        </w:rPr>
+        <w:t>;</w:t>
+      </w:r>
+    </w:p>
+    <w:p>
+      <w:pPr>
+        <w:shd w:val="clear" w:color="auto" w:fill="FFFFFF"/>
+        <w:spacing w:after="0" w:line="285" w:lineRule="atLeast"/>
+        <w:rPr>
+          <w:rFonts w:ascii="Consolas" w:eastAsia="Times New Roman" w:hAnsi="Consolas" w:cs="Times New Roman"/>
+          <w:color w:val="3B3B3B"/>
+          <w:kern w:val="0"/>
+          <w:sz w:val="21"/>
+          <w:szCs w:val="21"/>
+          <w14:ligatures w14:val="none"/>
+        </w:rPr>
+      </w:pPr>
+      <w:r>
+        <w:rPr>
+          <w:rFonts w:ascii="Consolas" w:eastAsia="Times New Roman" w:hAnsi="Consolas" w:cs="Times New Roman"/>
+          <w:color w:val="3B3B3B"/>
+          <w:kern w:val="0"/>
+          <w:sz w:val="21"/>
+          <w:szCs w:val="21"/>
+          <w14:ligatures w14:val="none"/>
+        </w:rPr>
+        <w:t>  };</w:t>
+      </w:r>
+    </w:p>
+    <w:p>
+      <w:pPr>
+        <w:shd w:val="clear" w:color="auto" w:fill="FFFFFF"/>
+        <w:spacing w:after="0" w:line="285" w:lineRule="atLeast"/>
+        <w:rPr>
+          <w:rFonts w:ascii="Consolas" w:eastAsia="Times New Roman" w:hAnsi="Consolas" w:cs="Times New Roman"/>
+          <w:color w:val="3B3B3B"/>
+          <w:kern w:val="0"/>
+          <w:sz w:val="21"/>
+          <w:szCs w:val="21"/>
+          <w14:ligatures w14:val="none"/>
+        </w:rPr>
+      </w:pPr>
+      <w:r>
+        <w:rPr>
+          <w:rFonts w:ascii="Consolas" w:eastAsia="Times New Roman" w:hAnsi="Consolas" w:cs="Times New Roman"/>
+          <w:color w:val="3B3B3B"/>
+          <w:kern w:val="0"/>
+          <w:sz w:val="21"/>
+          <w:szCs w:val="21"/>
+          <w14:ligatures w14:val="none"/>
+        </w:rPr>
+        <w:t xml:space="preserve">  </w:t>
+      </w:r>
+      <w:r>
+        <w:rPr>
+          <w:rFonts w:ascii="Consolas" w:eastAsia="Times New Roman" w:hAnsi="Consolas" w:cs="Times New Roman"/>
+          <w:color w:val="001080"/>
+          <w:kern w:val="0"/>
+          <w:sz w:val="21"/>
+          <w:szCs w:val="21"/>
+          <w14:ligatures w14:val="none"/>
+        </w:rPr>
+        <w:t>current</w:t>
+      </w:r>
+      <w:r>
+        <w:rPr>
+          <w:rFonts w:ascii="Consolas" w:eastAsia="Times New Roman" w:hAnsi="Consolas" w:cs="Times New Roman"/>
+          <w:color w:val="000000"/>
+          <w:kern w:val="0"/>
+          <w:sz w:val="21"/>
+          <w:szCs w:val="21"/>
+          <w14:ligatures w14:val="none"/>
+        </w:rPr>
+        <w:t>:</w:t>
+      </w:r>
+      <w:r>
+        <w:rPr>
+          <w:rFonts w:ascii="Consolas" w:eastAsia="Times New Roman" w:hAnsi="Consolas" w:cs="Times New Roman"/>
+          <w:color w:val="3B3B3B"/>
+          <w:kern w:val="0"/>
+          <w:sz w:val="21"/>
+          <w:szCs w:val="21"/>
+          <w14:ligatures w14:val="none"/>
+        </w:rPr>
+        <w:t xml:space="preserve"> {</w:t>
+      </w:r>
+    </w:p>
+    <w:p>
+      <w:pPr>
+        <w:shd w:val="clear" w:color="auto" w:fill="FFFFFF"/>
+        <w:spacing w:after="0" w:line="285" w:lineRule="atLeast"/>
+        <w:rPr>
+          <w:rFonts w:ascii="Consolas" w:eastAsia="Times New Roman" w:hAnsi="Consolas" w:cs="Times New Roman"/>
+          <w:color w:val="3B3B3B"/>
+          <w:kern w:val="0"/>
+          <w:sz w:val="21"/>
+          <w:szCs w:val="21"/>
+          <w14:ligatures w14:val="none"/>
+        </w:rPr>
+      </w:pPr>
+      <w:r>
+        <w:rPr>
+          <w:rFonts w:ascii="Consolas" w:eastAsia="Times New Roman" w:hAnsi="Consolas" w:cs="Times New Roman"/>
+          <w:color w:val="3B3B3B"/>
+          <w:kern w:val="0"/>
+          <w:sz w:val="21"/>
+          <w:szCs w:val="21"/>
+          <w14:ligatures w14:val="none"/>
+        </w:rPr>
+        <w:t xml:space="preserve">    </w:t>
+      </w:r>
+      <w:proofErr w:type="spellStart"/>
+      <w:r>
+        <w:rPr>
+          <w:rFonts w:ascii="Consolas" w:eastAsia="Times New Roman" w:hAnsi="Consolas" w:cs="Times New Roman"/>
+          <w:color w:val="001080"/>
+          <w:kern w:val="0"/>
+          <w:sz w:val="21"/>
+          <w:szCs w:val="21"/>
+          <w14:ligatures w14:val="none"/>
+        </w:rPr>
+        <w:t>temp_c</w:t>
+      </w:r>
+      <w:proofErr w:type="spellEnd"/>
+      <w:r>
+        <w:rPr>
+          <w:rFonts w:ascii="Consolas" w:eastAsia="Times New Roman" w:hAnsi="Consolas" w:cs="Times New Roman"/>
+          <w:color w:val="000000"/>
+          <w:kern w:val="0"/>
+          <w:sz w:val="21"/>
+          <w:szCs w:val="21"/>
+          <w14:ligatures w14:val="none"/>
+        </w:rPr>
+        <w:t>:</w:t>
+      </w:r>
+      <w:r>
+        <w:rPr>
+          <w:rFonts w:ascii="Consolas" w:eastAsia="Times New Roman" w:hAnsi="Consolas" w:cs="Times New Roman"/>
+          <w:color w:val="3B3B3B"/>
+          <w:kern w:val="0"/>
+          <w:sz w:val="21"/>
+          <w:szCs w:val="21"/>
+          <w14:ligatures w14:val="none"/>
+        </w:rPr>
+        <w:t xml:space="preserve"> </w:t>
+      </w:r>
+      <w:r>
+        <w:rPr>
+          <w:rFonts w:ascii="Consolas" w:eastAsia="Times New Roman" w:hAnsi="Consolas" w:cs="Times New Roman"/>
+          <w:color w:val="267F99"/>
+          <w:kern w:val="0"/>
+          <w:sz w:val="21"/>
+          <w:szCs w:val="21"/>
+          <w14:ligatures w14:val="none"/>
+        </w:rPr>
+        <w:t>number</w:t>
+      </w:r>
+      <w:r>
+        <w:rPr>
+          <w:rFonts w:ascii="Consolas" w:eastAsia="Times New Roman" w:hAnsi="Consolas" w:cs="Times New Roman"/>
+          <w:color w:val="3B3B3B"/>
+          <w:kern w:val="0"/>
+          <w:sz w:val="21"/>
+          <w:szCs w:val="21"/>
+          <w14:ligatures w14:val="none"/>
+        </w:rPr>
+        <w:t>;</w:t>
+      </w:r>
+    </w:p>
+    <w:p>
+      <w:pPr>
+        <w:shd w:val="clear" w:color="auto" w:fill="FFFFFF"/>
+        <w:spacing w:after="0" w:line="285" w:lineRule="atLeast"/>
+        <w:rPr>
+          <w:rFonts w:ascii="Consolas" w:eastAsia="Times New Roman" w:hAnsi="Consolas" w:cs="Times New Roman"/>
+          <w:color w:val="3B3B3B"/>
+          <w:kern w:val="0"/>
+          <w:sz w:val="21"/>
+          <w:szCs w:val="21"/>
+          <w14:ligatures w14:val="none"/>
+        </w:rPr>
+      </w:pPr>
+      <w:r>
+        <w:rPr>
+          <w:rFonts w:ascii="Consolas" w:eastAsia="Times New Roman" w:hAnsi="Consolas" w:cs="Times New Roman"/>
+          <w:color w:val="3B3B3B"/>
+          <w:kern w:val="0"/>
+          <w:sz w:val="21"/>
+          <w:szCs w:val="21"/>
+          <w14:ligatures w14:val="none"/>
+        </w:rPr>
+        <w:t xml:space="preserve">    </w:t>
+      </w:r>
+      <w:proofErr w:type="spellStart"/>
+      <w:r>
+        <w:rPr>
+          <w:rFonts w:ascii="Consolas" w:eastAsia="Times New Roman" w:hAnsi="Consolas" w:cs="Times New Roman"/>
+          <w:color w:val="001080"/>
+          <w:kern w:val="0"/>
+          <w:sz w:val="21"/>
+          <w:szCs w:val="21"/>
+          <w14:ligatures w14:val="none"/>
+        </w:rPr>
+        <w:t>temp_f</w:t>
+      </w:r>
+      <w:proofErr w:type="spellEnd"/>
+      <w:r>
+        <w:rPr>
+          <w:rFonts w:ascii="Consolas" w:eastAsia="Times New Roman" w:hAnsi="Consolas" w:cs="Times New Roman"/>
+          <w:color w:val="000000"/>
+          <w:kern w:val="0"/>
+          <w:sz w:val="21"/>
+          <w:szCs w:val="21"/>
+          <w14:ligatures w14:val="none"/>
+        </w:rPr>
+        <w:t>:</w:t>
+      </w:r>
+      <w:r>
+        <w:rPr>
+          <w:rFonts w:ascii="Consolas" w:eastAsia="Times New Roman" w:hAnsi="Consolas" w:cs="Times New Roman"/>
+          <w:color w:val="3B3B3B"/>
+          <w:kern w:val="0"/>
+          <w:sz w:val="21"/>
+          <w:szCs w:val="21"/>
+          <w14:ligatures w14:val="none"/>
+        </w:rPr>
+        <w:t xml:space="preserve"> </w:t>
+      </w:r>
+      <w:r>
+        <w:rPr>
+          <w:rFonts w:ascii="Consolas" w:eastAsia="Times New Roman" w:hAnsi="Consolas" w:cs="Times New Roman"/>
+          <w:color w:val="267F99"/>
+          <w:kern w:val="0"/>
+          <w:sz w:val="21"/>
+          <w:szCs w:val="21"/>
+          <w14:ligatures w14:val="none"/>
+        </w:rPr>
+        <w:t>number</w:t>
+      </w:r>
+      <w:r>
+        <w:rPr>
+          <w:rFonts w:ascii="Consolas" w:eastAsia="Times New Roman" w:hAnsi="Consolas" w:cs="Times New Roman"/>
+          <w:color w:val="3B3B3B"/>
+          <w:kern w:val="0"/>
+          <w:sz w:val="21"/>
+          <w:szCs w:val="21"/>
+          <w14:ligatures w14:val="none"/>
+        </w:rPr>
+        <w:t>;</w:t>
+      </w:r>
+    </w:p>
+    <w:p>
+      <w:pPr>
+        <w:shd w:val="clear" w:color="auto" w:fill="FFFFFF"/>
+        <w:spacing w:after="0" w:line="285" w:lineRule="atLeast"/>
+        <w:rPr>
+          <w:rFonts w:ascii="Consolas" w:eastAsia="Times New Roman" w:hAnsi="Consolas" w:cs="Times New Roman"/>
+          <w:color w:val="3B3B3B"/>
+          <w:kern w:val="0"/>
+          <w:sz w:val="21"/>
+          <w:szCs w:val="21"/>
+          <w14:ligatures w14:val="none"/>
+        </w:rPr>
+      </w:pPr>
+      <w:r>
+        <w:rPr>
+          <w:rFonts w:ascii="Consolas" w:eastAsia="Times New Roman" w:hAnsi="Consolas" w:cs="Times New Roman"/>
+          <w:color w:val="3B3B3B"/>
+          <w:kern w:val="0"/>
+          <w:sz w:val="21"/>
+          <w:szCs w:val="21"/>
+          <w14:ligatures w14:val="none"/>
+        </w:rPr>
+        <w:t xml:space="preserve">    </w:t>
+      </w:r>
+      <w:proofErr w:type="spellStart"/>
+      <w:r>
+        <w:rPr>
+          <w:rFonts w:ascii="Consolas" w:eastAsia="Times New Roman" w:hAnsi="Consolas" w:cs="Times New Roman"/>
+          <w:color w:val="001080"/>
+          <w:kern w:val="0"/>
+          <w:sz w:val="21"/>
+          <w:szCs w:val="21"/>
+          <w14:ligatures w14:val="none"/>
+        </w:rPr>
+        <w:t>precip_mm</w:t>
+      </w:r>
+      <w:proofErr w:type="spellEnd"/>
+      <w:r>
+        <w:rPr>
+          <w:rFonts w:ascii="Consolas" w:eastAsia="Times New Roman" w:hAnsi="Consolas" w:cs="Times New Roman"/>
+          <w:color w:val="000000"/>
+          <w:kern w:val="0"/>
+          <w:sz w:val="21"/>
+          <w:szCs w:val="21"/>
+          <w14:ligatures w14:val="none"/>
+        </w:rPr>
+        <w:t>:</w:t>
+      </w:r>
+      <w:r>
+        <w:rPr>
+          <w:rFonts w:ascii="Consolas" w:eastAsia="Times New Roman" w:hAnsi="Consolas" w:cs="Times New Roman"/>
+          <w:color w:val="3B3B3B"/>
+          <w:kern w:val="0"/>
+          <w:sz w:val="21"/>
+          <w:szCs w:val="21"/>
+          <w14:ligatures w14:val="none"/>
+        </w:rPr>
+        <w:t xml:space="preserve"> </w:t>
+      </w:r>
+      <w:r>
+        <w:rPr>
+          <w:rFonts w:ascii="Consolas" w:eastAsia="Times New Roman" w:hAnsi="Consolas" w:cs="Times New Roman"/>
+          <w:color w:val="267F99"/>
+          <w:kern w:val="0"/>
+          <w:sz w:val="21"/>
+          <w:szCs w:val="21"/>
+          <w14:ligatures w14:val="none"/>
+        </w:rPr>
+        <w:t>number</w:t>
+      </w:r>
+      <w:r>
+        <w:rPr>
+          <w:rFonts w:ascii="Consolas" w:eastAsia="Times New Roman" w:hAnsi="Consolas" w:cs="Times New Roman"/>
+          <w:color w:val="3B3B3B"/>
+          <w:kern w:val="0"/>
+          <w:sz w:val="21"/>
+          <w:szCs w:val="21"/>
+          <w14:ligatures w14:val="none"/>
+        </w:rPr>
+        <w:t>;</w:t>
+      </w:r>
+    </w:p>
+    <w:p>
+      <w:pPr>
+        <w:shd w:val="clear" w:color="auto" w:fill="FFFFFF"/>
+        <w:spacing w:after="0" w:line="285" w:lineRule="atLeast"/>
+        <w:rPr>
+          <w:rFonts w:ascii="Consolas" w:eastAsia="Times New Roman" w:hAnsi="Consolas" w:cs="Times New Roman"/>
+          <w:color w:val="3B3B3B"/>
+          <w:kern w:val="0"/>
+          <w:sz w:val="21"/>
+          <w:szCs w:val="21"/>
+          <w14:ligatures w14:val="none"/>
+        </w:rPr>
+      </w:pPr>
+      <w:r>
+        <w:rPr>
+          <w:rFonts w:ascii="Consolas" w:eastAsia="Times New Roman" w:hAnsi="Consolas" w:cs="Times New Roman"/>
+          <w:color w:val="3B3B3B"/>
+          <w:kern w:val="0"/>
+          <w:sz w:val="21"/>
+          <w:szCs w:val="21"/>
+          <w14:ligatures w14:val="none"/>
+        </w:rPr>
+        <w:t xml:space="preserve">    </w:t>
+      </w:r>
+      <w:r>
+        <w:rPr>
+          <w:rFonts w:ascii="Consolas" w:eastAsia="Times New Roman" w:hAnsi="Consolas" w:cs="Times New Roman"/>
+          <w:color w:val="001080"/>
+          <w:kern w:val="0"/>
+          <w:sz w:val="21"/>
+          <w:szCs w:val="21"/>
+          <w14:ligatures w14:val="none"/>
+        </w:rPr>
+        <w:t>condition</w:t>
+      </w:r>
+      <w:r>
+        <w:rPr>
+          <w:rFonts w:ascii="Consolas" w:eastAsia="Times New Roman" w:hAnsi="Consolas" w:cs="Times New Roman"/>
+          <w:color w:val="000000"/>
+          <w:kern w:val="0"/>
+          <w:sz w:val="21"/>
+          <w:szCs w:val="21"/>
+          <w14:ligatures w14:val="none"/>
+        </w:rPr>
+        <w:t>:</w:t>
+      </w:r>
+      <w:r>
+        <w:rPr>
+          <w:rFonts w:ascii="Consolas" w:eastAsia="Times New Roman" w:hAnsi="Consolas" w:cs="Times New Roman"/>
+          <w:color w:val="3B3B3B"/>
+          <w:kern w:val="0"/>
+          <w:sz w:val="21"/>
+          <w:szCs w:val="21"/>
+          <w14:ligatures w14:val="none"/>
+        </w:rPr>
+        <w:t xml:space="preserve"> {</w:t>
+      </w:r>
+    </w:p>
+    <w:p>
+      <w:pPr>
+        <w:shd w:val="clear" w:color="auto" w:fill="FFFFFF"/>
+        <w:spacing w:after="0" w:line="285" w:lineRule="atLeast"/>
+        <w:rPr>
+          <w:rFonts w:ascii="Consolas" w:eastAsia="Times New Roman" w:hAnsi="Consolas" w:cs="Times New Roman"/>
+          <w:color w:val="3B3B3B"/>
+          <w:kern w:val="0"/>
+          <w:sz w:val="21"/>
+          <w:szCs w:val="21"/>
+          <w14:ligatures w14:val="none"/>
+        </w:rPr>
+      </w:pPr>
+      <w:r>
+        <w:rPr>
+          <w:rFonts w:ascii="Consolas" w:eastAsia="Times New Roman" w:hAnsi="Consolas" w:cs="Times New Roman"/>
+          <w:color w:val="3B3B3B"/>
+          <w:kern w:val="0"/>
+          <w:sz w:val="21"/>
+          <w:szCs w:val="21"/>
+          <w14:ligatures w14:val="none"/>
+        </w:rPr>
+        <w:t xml:space="preserve">      </w:t>
+      </w:r>
+      <w:r>
+        <w:rPr>
+          <w:rFonts w:ascii="Consolas" w:eastAsia="Times New Roman" w:hAnsi="Consolas" w:cs="Times New Roman"/>
+          <w:color w:val="001080"/>
+          <w:kern w:val="0"/>
+          <w:sz w:val="21"/>
+          <w:szCs w:val="21"/>
+          <w14:ligatures w14:val="none"/>
+        </w:rPr>
+        <w:t>text</w:t>
+      </w:r>
+      <w:r>
+        <w:rPr>
+          <w:rFonts w:ascii="Consolas" w:eastAsia="Times New Roman" w:hAnsi="Consolas" w:cs="Times New Roman"/>
+          <w:color w:val="000000"/>
+          <w:kern w:val="0"/>
+          <w:sz w:val="21"/>
+          <w:szCs w:val="21"/>
+          <w14:ligatures w14:val="none"/>
+        </w:rPr>
+        <w:t>:</w:t>
+      </w:r>
+      <w:r>
+        <w:rPr>
+          <w:rFonts w:ascii="Consolas" w:eastAsia="Times New Roman" w:hAnsi="Consolas" w:cs="Times New Roman"/>
+          <w:color w:val="3B3B3B"/>
+          <w:kern w:val="0"/>
+          <w:sz w:val="21"/>
+          <w:szCs w:val="21"/>
+          <w14:ligatures w14:val="none"/>
+        </w:rPr>
+        <w:t xml:space="preserve"> </w:t>
+      </w:r>
+      <w:r>
+        <w:rPr>
+          <w:rFonts w:ascii="Consolas" w:eastAsia="Times New Roman" w:hAnsi="Consolas" w:cs="Times New Roman"/>
+          <w:color w:val="267F99"/>
+          <w:kern w:val="0"/>
+          <w:sz w:val="21"/>
+          <w:szCs w:val="21"/>
+          <w14:ligatures w14:val="none"/>
+        </w:rPr>
+        <w:t>string</w:t>
+      </w:r>
+      <w:r>
+        <w:rPr>
+          <w:rFonts w:ascii="Consolas" w:eastAsia="Times New Roman" w:hAnsi="Consolas" w:cs="Times New Roman"/>
+          <w:color w:val="3B3B3B"/>
+          <w:kern w:val="0"/>
+          <w:sz w:val="21"/>
+          <w:szCs w:val="21"/>
+          <w14:ligatures w14:val="none"/>
+        </w:rPr>
+        <w:t>;</w:t>
+      </w:r>
+    </w:p>
+    <w:p>
+      <w:pPr>
+        <w:shd w:val="clear" w:color="auto" w:fill="FFFFFF"/>
+        <w:spacing w:after="0" w:line="285" w:lineRule="atLeast"/>
+        <w:rPr>
+          <w:rFonts w:ascii="Consolas" w:eastAsia="Times New Roman" w:hAnsi="Consolas" w:cs="Times New Roman"/>
+          <w:color w:val="3B3B3B"/>
+          <w:kern w:val="0"/>
+          <w:sz w:val="21"/>
+          <w:szCs w:val="21"/>
+          <w14:ligatures w14:val="none"/>
+        </w:rPr>
+      </w:pPr>
+      <w:r>
+        <w:rPr>
+          <w:rFonts w:ascii="Consolas" w:eastAsia="Times New Roman" w:hAnsi="Consolas" w:cs="Times New Roman"/>
+          <w:color w:val="3B3B3B"/>
+          <w:kern w:val="0"/>
+          <w:sz w:val="21"/>
+          <w:szCs w:val="21"/>
+          <w14:ligatures w14:val="none"/>
+        </w:rPr>
+        <w:t xml:space="preserve">      </w:t>
+      </w:r>
+      <w:r>
+        <w:rPr>
+          <w:rFonts w:ascii="Consolas" w:eastAsia="Times New Roman" w:hAnsi="Consolas" w:cs="Times New Roman"/>
+          <w:color w:val="001080"/>
+          <w:kern w:val="0"/>
+          <w:sz w:val="21"/>
+          <w:szCs w:val="21"/>
+          <w14:ligatures w14:val="none"/>
+        </w:rPr>
+        <w:t>icon</w:t>
+      </w:r>
+      <w:r>
+        <w:rPr>
+          <w:rFonts w:ascii="Consolas" w:eastAsia="Times New Roman" w:hAnsi="Consolas" w:cs="Times New Roman"/>
+          <w:color w:val="000000"/>
+          <w:kern w:val="0"/>
+          <w:sz w:val="21"/>
+          <w:szCs w:val="21"/>
+          <w14:ligatures w14:val="none"/>
+        </w:rPr>
+        <w:t>:</w:t>
+      </w:r>
+      <w:r>
+        <w:rPr>
+          <w:rFonts w:ascii="Consolas" w:eastAsia="Times New Roman" w:hAnsi="Consolas" w:cs="Times New Roman"/>
+          <w:color w:val="3B3B3B"/>
+          <w:kern w:val="0"/>
+          <w:sz w:val="21"/>
+          <w:szCs w:val="21"/>
+          <w14:ligatures w14:val="none"/>
+        </w:rPr>
+        <w:t xml:space="preserve"> </w:t>
+      </w:r>
+      <w:r>
+        <w:rPr>
+          <w:rFonts w:ascii="Consolas" w:eastAsia="Times New Roman" w:hAnsi="Consolas" w:cs="Times New Roman"/>
+          <w:color w:val="267F99"/>
+          <w:kern w:val="0"/>
+          <w:sz w:val="21"/>
+          <w:szCs w:val="21"/>
+          <w14:ligatures w14:val="none"/>
+        </w:rPr>
+        <w:t>string</w:t>
+      </w:r>
+      <w:r>
+        <w:rPr>
+          <w:rFonts w:ascii="Consolas" w:eastAsia="Times New Roman" w:hAnsi="Consolas" w:cs="Times New Roman"/>
+          <w:color w:val="3B3B3B"/>
+          <w:kern w:val="0"/>
+          <w:sz w:val="21"/>
+          <w:szCs w:val="21"/>
+          <w14:ligatures w14:val="none"/>
+        </w:rPr>
+        <w:t>;</w:t>
+      </w:r>
+    </w:p>
+    <w:p>
+      <w:pPr>
+        <w:shd w:val="clear" w:color="auto" w:fill="FFFFFF"/>
+        <w:spacing w:after="0" w:line="285" w:lineRule="atLeast"/>
+        <w:rPr>
+          <w:rFonts w:ascii="Consolas" w:eastAsia="Times New Roman" w:hAnsi="Consolas" w:cs="Times New Roman"/>
+          <w:color w:val="3B3B3B"/>
+          <w:kern w:val="0"/>
+          <w:sz w:val="21"/>
+          <w:szCs w:val="21"/>
+          <w14:ligatures w14:val="none"/>
+        </w:rPr>
+      </w:pPr>
+      <w:r>
+        <w:rPr>
+          <w:rFonts w:ascii="Consolas" w:eastAsia="Times New Roman" w:hAnsi="Consolas" w:cs="Times New Roman"/>
+          <w:color w:val="3B3B3B"/>
+          <w:kern w:val="0"/>
+          <w:sz w:val="21"/>
+          <w:szCs w:val="21"/>
+          <w14:ligatures w14:val="none"/>
+        </w:rPr>
+        <w:t>    };</w:t>
+      </w:r>
+    </w:p>
+    <w:p>
+      <w:pPr>
+        <w:shd w:val="clear" w:color="auto" w:fill="FFFFFF"/>
+        <w:spacing w:after="0" w:line="285" w:lineRule="atLeast"/>
+        <w:rPr>
+          <w:rFonts w:ascii="Consolas" w:eastAsia="Times New Roman" w:hAnsi="Consolas" w:cs="Times New Roman"/>
+          <w:color w:val="3B3B3B"/>
+          <w:kern w:val="0"/>
+          <w:sz w:val="21"/>
+          <w:szCs w:val="21"/>
+          <w14:ligatures w14:val="none"/>
+        </w:rPr>
+      </w:pPr>
+      <w:r>
+        <w:rPr>
+          <w:rFonts w:ascii="Consolas" w:eastAsia="Times New Roman" w:hAnsi="Consolas" w:cs="Times New Roman"/>
+          <w:color w:val="3B3B3B"/>
+          <w:kern w:val="0"/>
+          <w:sz w:val="21"/>
+          <w:szCs w:val="21"/>
+          <w14:ligatures w14:val="none"/>
+        </w:rPr>
+        <w:t xml:space="preserve">    </w:t>
+      </w:r>
+      <w:proofErr w:type="spellStart"/>
+      <w:r>
+        <w:rPr>
+          <w:rFonts w:ascii="Consolas" w:eastAsia="Times New Roman" w:hAnsi="Consolas" w:cs="Times New Roman"/>
+          <w:color w:val="001080"/>
+          <w:kern w:val="0"/>
+          <w:sz w:val="21"/>
+          <w:szCs w:val="21"/>
+          <w14:ligatures w14:val="none"/>
+        </w:rPr>
+        <w:t>wind_degree</w:t>
+      </w:r>
+      <w:proofErr w:type="spellEnd"/>
+      <w:r>
+        <w:rPr>
+          <w:rFonts w:ascii="Consolas" w:eastAsia="Times New Roman" w:hAnsi="Consolas" w:cs="Times New Roman"/>
+          <w:color w:val="000000"/>
+          <w:kern w:val="0"/>
+          <w:sz w:val="21"/>
+          <w:szCs w:val="21"/>
+          <w14:ligatures w14:val="none"/>
+        </w:rPr>
+        <w:t>:</w:t>
+      </w:r>
+      <w:r>
+        <w:rPr>
+          <w:rFonts w:ascii="Consolas" w:eastAsia="Times New Roman" w:hAnsi="Consolas" w:cs="Times New Roman"/>
+          <w:color w:val="3B3B3B"/>
+          <w:kern w:val="0"/>
+          <w:sz w:val="21"/>
+          <w:szCs w:val="21"/>
+          <w14:ligatures w14:val="none"/>
+        </w:rPr>
+        <w:t xml:space="preserve"> </w:t>
+      </w:r>
+      <w:r>
+        <w:rPr>
+          <w:rFonts w:ascii="Consolas" w:eastAsia="Times New Roman" w:hAnsi="Consolas" w:cs="Times New Roman"/>
+          <w:color w:val="267F99"/>
+          <w:kern w:val="0"/>
+          <w:sz w:val="21"/>
+          <w:szCs w:val="21"/>
+          <w14:ligatures w14:val="none"/>
+        </w:rPr>
+        <w:t>number</w:t>
+      </w:r>
+      <w:r>
+        <w:rPr>
+          <w:rFonts w:ascii="Consolas" w:eastAsia="Times New Roman" w:hAnsi="Consolas" w:cs="Times New Roman"/>
+          <w:color w:val="3B3B3B"/>
+          <w:kern w:val="0"/>
+          <w:sz w:val="21"/>
+          <w:szCs w:val="21"/>
+          <w14:ligatures w14:val="none"/>
+        </w:rPr>
+        <w:t>;</w:t>
+      </w:r>
+    </w:p>
+    <w:p>
+      <w:pPr>
+        <w:shd w:val="clear" w:color="auto" w:fill="FFFFFF"/>
+        <w:spacing w:after="0" w:line="285" w:lineRule="atLeast"/>
+        <w:rPr>
+          <w:rFonts w:ascii="Consolas" w:eastAsia="Times New Roman" w:hAnsi="Consolas" w:cs="Times New Roman"/>
+          <w:color w:val="3B3B3B"/>
+          <w:kern w:val="0"/>
+          <w:sz w:val="21"/>
+          <w:szCs w:val="21"/>
+          <w14:ligatures w14:val="none"/>
+        </w:rPr>
+      </w:pPr>
+      <w:r>
+        <w:rPr>
+          <w:rFonts w:ascii="Consolas" w:eastAsia="Times New Roman" w:hAnsi="Consolas" w:cs="Times New Roman"/>
+          <w:color w:val="3B3B3B"/>
+          <w:kern w:val="0"/>
+          <w:sz w:val="21"/>
+          <w:szCs w:val="21"/>
+          <w14:ligatures w14:val="none"/>
+        </w:rPr>
+        <w:t xml:space="preserve">    </w:t>
+      </w:r>
+      <w:proofErr w:type="spellStart"/>
+      <w:r>
+        <w:rPr>
+          <w:rFonts w:ascii="Consolas" w:eastAsia="Times New Roman" w:hAnsi="Consolas" w:cs="Times New Roman"/>
+          <w:color w:val="001080"/>
+          <w:kern w:val="0"/>
+          <w:sz w:val="21"/>
+          <w:szCs w:val="21"/>
+          <w14:ligatures w14:val="none"/>
+        </w:rPr>
+        <w:t>wind_kph</w:t>
+      </w:r>
+      <w:proofErr w:type="spellEnd"/>
+      <w:r>
+        <w:rPr>
+          <w:rFonts w:ascii="Consolas" w:eastAsia="Times New Roman" w:hAnsi="Consolas" w:cs="Times New Roman"/>
+          <w:color w:val="000000"/>
+          <w:kern w:val="0"/>
+          <w:sz w:val="21"/>
+          <w:szCs w:val="21"/>
+          <w14:ligatures w14:val="none"/>
+        </w:rPr>
+        <w:t>:</w:t>
+      </w:r>
+      <w:r>
+        <w:rPr>
+          <w:rFonts w:ascii="Consolas" w:eastAsia="Times New Roman" w:hAnsi="Consolas" w:cs="Times New Roman"/>
+          <w:color w:val="3B3B3B"/>
+          <w:kern w:val="0"/>
+          <w:sz w:val="21"/>
+          <w:szCs w:val="21"/>
+          <w14:ligatures w14:val="none"/>
+        </w:rPr>
+        <w:t xml:space="preserve"> </w:t>
+      </w:r>
+      <w:r>
+        <w:rPr>
+          <w:rFonts w:ascii="Consolas" w:eastAsia="Times New Roman" w:hAnsi="Consolas" w:cs="Times New Roman"/>
+          <w:color w:val="267F99"/>
+          <w:kern w:val="0"/>
+          <w:sz w:val="21"/>
+          <w:szCs w:val="21"/>
+          <w14:ligatures w14:val="none"/>
+        </w:rPr>
+        <w:t>number</w:t>
+      </w:r>
+      <w:r>
+        <w:rPr>
+          <w:rFonts w:ascii="Consolas" w:eastAsia="Times New Roman" w:hAnsi="Consolas" w:cs="Times New Roman"/>
+          <w:color w:val="3B3B3B"/>
+          <w:kern w:val="0"/>
+          <w:sz w:val="21"/>
+          <w:szCs w:val="21"/>
+          <w14:ligatures w14:val="none"/>
+        </w:rPr>
+        <w:t>;</w:t>
+      </w:r>
+    </w:p>
+    <w:p>
+      <w:pPr>
+        <w:shd w:val="clear" w:color="auto" w:fill="FFFFFF"/>
+        <w:spacing w:after="0" w:line="285" w:lineRule="atLeast"/>
+        <w:rPr>
+          <w:rFonts w:ascii="Consolas" w:eastAsia="Times New Roman" w:hAnsi="Consolas" w:cs="Times New Roman"/>
+          <w:color w:val="3B3B3B"/>
+          <w:kern w:val="0"/>
+          <w:sz w:val="21"/>
+          <w:szCs w:val="21"/>
+          <w14:ligatures w14:val="none"/>
+        </w:rPr>
+      </w:pPr>
+      <w:r>
+        <w:rPr>
+          <w:rFonts w:ascii="Consolas" w:eastAsia="Times New Roman" w:hAnsi="Consolas" w:cs="Times New Roman"/>
+          <w:color w:val="3B3B3B"/>
+          <w:kern w:val="0"/>
+          <w:sz w:val="21"/>
+          <w:szCs w:val="21"/>
+          <w14:ligatures w14:val="none"/>
+        </w:rPr>
+        <w:t xml:space="preserve">    </w:t>
+      </w:r>
+      <w:proofErr w:type="spellStart"/>
+      <w:r>
+        <w:rPr>
+          <w:rFonts w:ascii="Consolas" w:eastAsia="Times New Roman" w:hAnsi="Consolas" w:cs="Times New Roman"/>
+          <w:color w:val="001080"/>
+          <w:kern w:val="0"/>
+          <w:sz w:val="21"/>
+          <w:szCs w:val="21"/>
+          <w14:ligatures w14:val="none"/>
+        </w:rPr>
+        <w:t>wind_mph</w:t>
+      </w:r>
+      <w:proofErr w:type="spellEnd"/>
+      <w:r>
+        <w:rPr>
+          <w:rFonts w:ascii="Consolas" w:eastAsia="Times New Roman" w:hAnsi="Consolas" w:cs="Times New Roman"/>
+          <w:color w:val="000000"/>
+          <w:kern w:val="0"/>
+          <w:sz w:val="21"/>
+          <w:szCs w:val="21"/>
+          <w14:ligatures w14:val="none"/>
+        </w:rPr>
+        <w:t>:</w:t>
+      </w:r>
+      <w:r>
+        <w:rPr>
+          <w:rFonts w:ascii="Consolas" w:eastAsia="Times New Roman" w:hAnsi="Consolas" w:cs="Times New Roman"/>
+          <w:color w:val="3B3B3B"/>
+          <w:kern w:val="0"/>
+          <w:sz w:val="21"/>
+          <w:szCs w:val="21"/>
+          <w14:ligatures w14:val="none"/>
+        </w:rPr>
+        <w:t xml:space="preserve"> </w:t>
+      </w:r>
+      <w:r>
+        <w:rPr>
+          <w:rFonts w:ascii="Consolas" w:eastAsia="Times New Roman" w:hAnsi="Consolas" w:cs="Times New Roman"/>
+          <w:color w:val="267F99"/>
+          <w:kern w:val="0"/>
+          <w:sz w:val="21"/>
+          <w:szCs w:val="21"/>
+          <w14:ligatures w14:val="none"/>
+        </w:rPr>
+        <w:t>number</w:t>
+      </w:r>
+      <w:r>
+        <w:rPr>
+          <w:rFonts w:ascii="Consolas" w:eastAsia="Times New Roman" w:hAnsi="Consolas" w:cs="Times New Roman"/>
+          <w:color w:val="3B3B3B"/>
+          <w:kern w:val="0"/>
+          <w:sz w:val="21"/>
+          <w:szCs w:val="21"/>
+          <w14:ligatures w14:val="none"/>
+        </w:rPr>
+        <w:t>;</w:t>
+      </w:r>
+    </w:p>
+    <w:p>
+      <w:pPr>
+        <w:shd w:val="clear" w:color="auto" w:fill="FFFFFF"/>
+        <w:spacing w:after="0" w:line="285" w:lineRule="atLeast"/>
+        <w:rPr>
+          <w:rFonts w:ascii="Consolas" w:eastAsia="Times New Roman" w:hAnsi="Consolas" w:cs="Times New Roman"/>
+          <w:color w:val="3B3B3B"/>
+          <w:kern w:val="0"/>
+          <w:sz w:val="21"/>
+          <w:szCs w:val="21"/>
+          <w14:ligatures w14:val="none"/>
+        </w:rPr>
+      </w:pPr>
+      <w:r>
+        <w:rPr>
+          <w:rFonts w:ascii="Consolas" w:eastAsia="Times New Roman" w:hAnsi="Consolas" w:cs="Times New Roman"/>
+          <w:color w:val="3B3B3B"/>
+          <w:kern w:val="0"/>
+          <w:sz w:val="21"/>
+          <w:szCs w:val="21"/>
+          <w14:ligatures w14:val="none"/>
+        </w:rPr>
+        <w:t>  };</w:t>
+      </w:r>
+    </w:p>
+    <w:p>
+      <w:pPr>
+        <w:shd w:val="clear" w:color="auto" w:fill="FFFFFF"/>
+        <w:spacing w:after="0" w:line="285" w:lineRule="atLeast"/>
+        <w:rPr>
+          <w:rFonts w:ascii="Consolas" w:eastAsia="Times New Roman" w:hAnsi="Consolas" w:cs="Times New Roman"/>
+          <w:color w:val="3B3B3B"/>
+          <w:kern w:val="0"/>
+          <w:sz w:val="21"/>
+          <w:szCs w:val="21"/>
+          <w14:ligatures w14:val="none"/>
+        </w:rPr>
+      </w:pPr>
+      <w:r>
+        <w:rPr>
+          <w:rFonts w:ascii="Consolas" w:eastAsia="Times New Roman" w:hAnsi="Consolas" w:cs="Times New Roman"/>
+          <w:color w:val="3B3B3B"/>
+          <w:kern w:val="0"/>
+          <w:sz w:val="21"/>
+          <w:szCs w:val="21"/>
+          <w14:ligatures w14:val="none"/>
+        </w:rPr>
+        <w:t>}</w:t>
+      </w:r>
+    </w:p>
+    <w:p>
+      <w:pPr>
+        <w:shd w:val="clear" w:color="auto" w:fill="FFFFFF"/>
+        <w:spacing w:after="0" w:line="285" w:lineRule="atLeast"/>
+        <w:rPr>
+          <w:rFonts w:ascii="Consolas" w:eastAsia="Times New Roman" w:hAnsi="Consolas" w:cs="Times New Roman"/>
+          <w:color w:val="3B3B3B"/>
+          <w:kern w:val="0"/>
+          <w:sz w:val="21"/>
+          <w:szCs w:val="21"/>
+          <w14:ligatures w14:val="none"/>
+        </w:rPr>
+      </w:pPr>
+    </w:p>
+    <w:p>
+      <w:pPr>
+        <w:shd w:val="clear" w:color="auto" w:fill="FFFFFF"/>
+        <w:spacing w:after="0" w:line="285" w:lineRule="atLeast"/>
+        <w:rPr>
+          <w:rFonts w:ascii="Consolas" w:eastAsia="Times New Roman" w:hAnsi="Consolas" w:cs="Times New Roman"/>
+          <w:color w:val="3B3B3B"/>
+          <w:kern w:val="0"/>
+          <w:sz w:val="21"/>
+          <w:szCs w:val="21"/>
+          <w14:ligatures w14:val="none"/>
+        </w:rPr>
+      </w:pPr>
+      <w:r>
+        <w:rPr>
+          <w:rFonts w:ascii="Consolas" w:eastAsia="Times New Roman" w:hAnsi="Consolas" w:cs="Times New Roman"/>
+          <w:color w:val="0000FF"/>
+          <w:kern w:val="0"/>
+          <w:sz w:val="21"/>
+          <w:szCs w:val="21"/>
+          <w14:ligatures w14:val="none"/>
+        </w:rPr>
+        <w:t>type</w:t>
+      </w:r>
+      <w:r>
+        <w:rPr>
+          <w:rFonts w:ascii="Consolas" w:eastAsia="Times New Roman" w:hAnsi="Consolas" w:cs="Times New Roman"/>
+          <w:color w:val="3B3B3B"/>
+          <w:kern w:val="0"/>
+          <w:sz w:val="21"/>
+          <w:szCs w:val="21"/>
+          <w14:ligatures w14:val="none"/>
+        </w:rPr>
+        <w:t xml:space="preserve"> </w:t>
+      </w:r>
+      <w:r>
+        <w:rPr>
+          <w:rFonts w:ascii="Consolas" w:eastAsia="Times New Roman" w:hAnsi="Consolas" w:cs="Times New Roman"/>
+          <w:color w:val="267F99"/>
+          <w:kern w:val="0"/>
+          <w:sz w:val="21"/>
+          <w:szCs w:val="21"/>
+          <w14:ligatures w14:val="none"/>
+        </w:rPr>
+        <w:t>Coords</w:t>
+      </w:r>
+      <w:r>
+        <w:rPr>
+          <w:rFonts w:ascii="Consolas" w:eastAsia="Times New Roman" w:hAnsi="Consolas" w:cs="Times New Roman"/>
+          <w:color w:val="3B3B3B"/>
+          <w:kern w:val="0"/>
+          <w:sz w:val="21"/>
+          <w:szCs w:val="21"/>
+          <w14:ligatures w14:val="none"/>
+        </w:rPr>
+        <w:t xml:space="preserve"> </w:t>
+      </w:r>
+      <w:r>
+        <w:rPr>
+          <w:rFonts w:ascii="Consolas" w:eastAsia="Times New Roman" w:hAnsi="Consolas" w:cs="Times New Roman"/>
+          <w:color w:val="000000"/>
+          <w:kern w:val="0"/>
+          <w:sz w:val="21"/>
+          <w:szCs w:val="21"/>
+          <w14:ligatures w14:val="none"/>
+        </w:rPr>
+        <w:t>=</w:t>
+      </w:r>
+      <w:r>
+        <w:rPr>
+          <w:rFonts w:ascii="Consolas" w:eastAsia="Times New Roman" w:hAnsi="Consolas" w:cs="Times New Roman"/>
+          <w:color w:val="3B3B3B"/>
+          <w:kern w:val="0"/>
+          <w:sz w:val="21"/>
+          <w:szCs w:val="21"/>
+          <w14:ligatures w14:val="none"/>
+        </w:rPr>
+        <w:t xml:space="preserve"> { </w:t>
+      </w:r>
+      <w:r>
+        <w:rPr>
+          <w:rFonts w:ascii="Consolas" w:eastAsia="Times New Roman" w:hAnsi="Consolas" w:cs="Times New Roman"/>
+          <w:color w:val="001080"/>
+          <w:kern w:val="0"/>
+          <w:sz w:val="21"/>
+          <w:szCs w:val="21"/>
+          <w14:ligatures w14:val="none"/>
+        </w:rPr>
+        <w:t>latitude</w:t>
+      </w:r>
+      <w:r>
+        <w:rPr>
+          <w:rFonts w:ascii="Consolas" w:eastAsia="Times New Roman" w:hAnsi="Consolas" w:cs="Times New Roman"/>
+          <w:color w:val="000000"/>
+          <w:kern w:val="0"/>
+          <w:sz w:val="21"/>
+          <w:szCs w:val="21"/>
+          <w14:ligatures w14:val="none"/>
+        </w:rPr>
+        <w:t>:</w:t>
+      </w:r>
+      <w:r>
+        <w:rPr>
+          <w:rFonts w:ascii="Consolas" w:eastAsia="Times New Roman" w:hAnsi="Consolas" w:cs="Times New Roman"/>
+          <w:color w:val="3B3B3B"/>
+          <w:kern w:val="0"/>
+          <w:sz w:val="21"/>
+          <w:szCs w:val="21"/>
+          <w14:ligatures w14:val="none"/>
+        </w:rPr>
+        <w:t xml:space="preserve"> </w:t>
+      </w:r>
+      <w:r>
+        <w:rPr>
+          <w:rFonts w:ascii="Consolas" w:eastAsia="Times New Roman" w:hAnsi="Consolas" w:cs="Times New Roman"/>
+          <w:color w:val="267F99"/>
+          <w:kern w:val="0"/>
+          <w:sz w:val="21"/>
+          <w:szCs w:val="21"/>
+          <w14:ligatures w14:val="none"/>
+        </w:rPr>
+        <w:t>number</w:t>
+      </w:r>
+      <w:r>
+        <w:rPr>
+          <w:rFonts w:ascii="Consolas" w:eastAsia="Times New Roman" w:hAnsi="Consolas" w:cs="Times New Roman"/>
+          <w:color w:val="3B3B3B"/>
+          <w:kern w:val="0"/>
+          <w:sz w:val="21"/>
+          <w:szCs w:val="21"/>
+          <w14:ligatures w14:val="none"/>
+        </w:rPr>
+        <w:t xml:space="preserve">; </w:t>
+      </w:r>
+      <w:r>
+        <w:rPr>
+          <w:rFonts w:ascii="Consolas" w:eastAsia="Times New Roman" w:hAnsi="Consolas" w:cs="Times New Roman"/>
+          <w:color w:val="001080"/>
+          <w:kern w:val="0"/>
+          <w:sz w:val="21"/>
+          <w:szCs w:val="21"/>
+          <w14:ligatures w14:val="none"/>
+        </w:rPr>
+        <w:t>longitude</w:t>
+      </w:r>
+      <w:r>
+        <w:rPr>
+          <w:rFonts w:ascii="Consolas" w:eastAsia="Times New Roman" w:hAnsi="Consolas" w:cs="Times New Roman"/>
+          <w:color w:val="000000"/>
+          <w:kern w:val="0"/>
+          <w:sz w:val="21"/>
+          <w:szCs w:val="21"/>
+          <w14:ligatures w14:val="none"/>
+        </w:rPr>
+        <w:t>:</w:t>
+      </w:r>
+      <w:r>
+        <w:rPr>
+          <w:rFonts w:ascii="Consolas" w:eastAsia="Times New Roman" w:hAnsi="Consolas" w:cs="Times New Roman"/>
+          <w:color w:val="3B3B3B"/>
+          <w:kern w:val="0"/>
+          <w:sz w:val="21"/>
+          <w:szCs w:val="21"/>
+          <w14:ligatures w14:val="none"/>
+        </w:rPr>
+        <w:t xml:space="preserve"> </w:t>
+      </w:r>
+      <w:r>
+        <w:rPr>
+          <w:rFonts w:ascii="Consolas" w:eastAsia="Times New Roman" w:hAnsi="Consolas" w:cs="Times New Roman"/>
+          <w:color w:val="267F99"/>
+          <w:kern w:val="0"/>
+          <w:sz w:val="21"/>
+          <w:szCs w:val="21"/>
+          <w14:ligatures w14:val="none"/>
+        </w:rPr>
+        <w:t>number</w:t>
+      </w:r>
+      <w:r>
+        <w:rPr>
+          <w:rFonts w:ascii="Consolas" w:eastAsia="Times New Roman" w:hAnsi="Consolas" w:cs="Times New Roman"/>
+          <w:color w:val="3B3B3B"/>
+          <w:kern w:val="0"/>
+          <w:sz w:val="21"/>
+          <w:szCs w:val="21"/>
+          <w14:ligatures w14:val="none"/>
+        </w:rPr>
+        <w:t xml:space="preserve"> }</w:t>
+      </w:r>
+    </w:p>
+    <w:p>
+      <w:pPr>
+        <w:shd w:val="clear" w:color="auto" w:fill="FFFFFF"/>
+        <w:spacing w:after="0" w:line="285" w:lineRule="atLeast"/>
+        <w:rPr>
+          <w:rFonts w:ascii="Consolas" w:eastAsia="Times New Roman" w:hAnsi="Consolas" w:cs="Times New Roman"/>
+          <w:color w:val="3B3B3B"/>
+          <w:kern w:val="0"/>
+          <w:sz w:val="21"/>
+          <w:szCs w:val="21"/>
+          <w14:ligatures w14:val="none"/>
+        </w:rPr>
+      </w:pPr>
+      <w:r>
+        <w:rPr>
+          <w:rFonts w:ascii="Consolas" w:eastAsia="Times New Roman" w:hAnsi="Consolas" w:cs="Times New Roman"/>
+          <w:color w:val="0000FF"/>
+          <w:kern w:val="0"/>
+          <w:sz w:val="21"/>
+          <w:szCs w:val="21"/>
+          <w14:ligatures w14:val="none"/>
+        </w:rPr>
+        <w:t>interface</w:t>
+      </w:r>
+      <w:r>
+        <w:rPr>
+          <w:rFonts w:ascii="Consolas" w:eastAsia="Times New Roman" w:hAnsi="Consolas" w:cs="Times New Roman"/>
+          <w:color w:val="3B3B3B"/>
+          <w:kern w:val="0"/>
+          <w:sz w:val="21"/>
+          <w:szCs w:val="21"/>
+          <w14:ligatures w14:val="none"/>
+        </w:rPr>
+        <w:t xml:space="preserve"> </w:t>
+      </w:r>
+      <w:r>
+        <w:rPr>
+          <w:rFonts w:ascii="Consolas" w:eastAsia="Times New Roman" w:hAnsi="Consolas" w:cs="Times New Roman"/>
+          <w:color w:val="267F99"/>
+          <w:kern w:val="0"/>
+          <w:sz w:val="21"/>
+          <w:szCs w:val="21"/>
+          <w14:ligatures w14:val="none"/>
+        </w:rPr>
+        <w:t>Props</w:t>
+      </w:r>
+      <w:r>
+        <w:rPr>
+          <w:rFonts w:ascii="Consolas" w:eastAsia="Times New Roman" w:hAnsi="Consolas" w:cs="Times New Roman"/>
+          <w:color w:val="3B3B3B"/>
+          <w:kern w:val="0"/>
+          <w:sz w:val="21"/>
+          <w:szCs w:val="21"/>
+          <w14:ligatures w14:val="none"/>
+        </w:rPr>
+        <w:t xml:space="preserve"> {</w:t>
+      </w:r>
+    </w:p>
+    <w:p>
+      <w:pPr>
+        <w:shd w:val="clear" w:color="auto" w:fill="FFFFFF"/>
+        <w:spacing w:after="0" w:line="285" w:lineRule="atLeast"/>
+        <w:rPr>
+          <w:rFonts w:ascii="Consolas" w:eastAsia="Times New Roman" w:hAnsi="Consolas" w:cs="Times New Roman"/>
+          <w:color w:val="3B3B3B"/>
+          <w:kern w:val="0"/>
+          <w:sz w:val="21"/>
+          <w:szCs w:val="21"/>
+          <w14:ligatures w14:val="none"/>
+        </w:rPr>
+      </w:pPr>
+      <w:r>
+        <w:rPr>
+          <w:rFonts w:ascii="Consolas" w:eastAsia="Times New Roman" w:hAnsi="Consolas" w:cs="Times New Roman"/>
+          <w:color w:val="3B3B3B"/>
+          <w:kern w:val="0"/>
+          <w:sz w:val="21"/>
+          <w:szCs w:val="21"/>
+          <w14:ligatures w14:val="none"/>
+        </w:rPr>
+        <w:t xml:space="preserve">  </w:t>
+      </w:r>
+      <w:r>
+        <w:rPr>
+          <w:rFonts w:ascii="Consolas" w:eastAsia="Times New Roman" w:hAnsi="Consolas" w:cs="Times New Roman"/>
+          <w:color w:val="001080"/>
+          <w:kern w:val="0"/>
+          <w:sz w:val="21"/>
+          <w:szCs w:val="21"/>
+          <w14:ligatures w14:val="none"/>
+        </w:rPr>
+        <w:t>coords</w:t>
+      </w:r>
+      <w:r>
+        <w:rPr>
+          <w:rFonts w:ascii="Consolas" w:eastAsia="Times New Roman" w:hAnsi="Consolas" w:cs="Times New Roman"/>
+          <w:color w:val="000000"/>
+          <w:kern w:val="0"/>
+          <w:sz w:val="21"/>
+          <w:szCs w:val="21"/>
+          <w14:ligatures w14:val="none"/>
+        </w:rPr>
+        <w:t>:</w:t>
+      </w:r>
+      <w:r>
+        <w:rPr>
+          <w:rFonts w:ascii="Consolas" w:eastAsia="Times New Roman" w:hAnsi="Consolas" w:cs="Times New Roman"/>
+          <w:color w:val="3B3B3B"/>
+          <w:kern w:val="0"/>
+          <w:sz w:val="21"/>
+          <w:szCs w:val="21"/>
+          <w14:ligatures w14:val="none"/>
+        </w:rPr>
+        <w:t xml:space="preserve"> </w:t>
+      </w:r>
+      <w:r>
+        <w:rPr>
+          <w:rFonts w:ascii="Consolas" w:eastAsia="Times New Roman" w:hAnsi="Consolas" w:cs="Times New Roman"/>
+          <w:color w:val="267F99"/>
+          <w:kern w:val="0"/>
+          <w:sz w:val="21"/>
+          <w:szCs w:val="21"/>
+          <w14:ligatures w14:val="none"/>
+        </w:rPr>
+        <w:t>Coords</w:t>
+      </w:r>
+      <w:r>
+        <w:rPr>
+          <w:rFonts w:ascii="Consolas" w:eastAsia="Times New Roman" w:hAnsi="Consolas" w:cs="Times New Roman"/>
+          <w:color w:val="3B3B3B"/>
+          <w:kern w:val="0"/>
+          <w:sz w:val="21"/>
+          <w:szCs w:val="21"/>
+          <w14:ligatures w14:val="none"/>
+        </w:rPr>
+        <w:t>;</w:t>
+      </w:r>
+    </w:p>
+    <w:p>
+      <w:pPr>
+        <w:shd w:val="clear" w:color="auto" w:fill="FFFFFF"/>
+        <w:spacing w:after="0" w:line="285" w:lineRule="atLeast"/>
+        <w:rPr>
+          <w:rFonts w:ascii="Consolas" w:eastAsia="Times New Roman" w:hAnsi="Consolas" w:cs="Times New Roman"/>
+          <w:color w:val="3B3B3B"/>
+          <w:kern w:val="0"/>
+          <w:sz w:val="21"/>
+          <w:szCs w:val="21"/>
+          <w14:ligatures w14:val="none"/>
+        </w:rPr>
+      </w:pPr>
+      <w:r>
+        <w:rPr>
+          <w:rFonts w:ascii="Consolas" w:eastAsia="Times New Roman" w:hAnsi="Consolas" w:cs="Times New Roman"/>
+          <w:color w:val="3B3B3B"/>
+          <w:kern w:val="0"/>
+          <w:sz w:val="21"/>
+          <w:szCs w:val="21"/>
+          <w14:ligatures w14:val="none"/>
+        </w:rPr>
+        <w:t>}</w:t>
+      </w:r>
+    </w:p>
+    <w:p>
+      <w:pPr>
+        <w:shd w:val="clear" w:color="auto" w:fill="FFFFFF"/>
+        <w:spacing w:after="0" w:line="285" w:lineRule="atLeast"/>
+        <w:rPr>
+          <w:rFonts w:ascii="Consolas" w:eastAsia="Times New Roman" w:hAnsi="Consolas" w:cs="Times New Roman"/>
+          <w:color w:val="3B3B3B"/>
+          <w:kern w:val="0"/>
+          <w:sz w:val="21"/>
+          <w:szCs w:val="21"/>
+          <w14:ligatures w14:val="none"/>
+        </w:rPr>
+      </w:pPr>
+    </w:p>
+    <w:p>
+      <w:pPr>
+        <w:shd w:val="clear" w:color="auto" w:fill="FFFFFF"/>
+        <w:spacing w:after="0" w:line="285" w:lineRule="atLeast"/>
+        <w:rPr>
+          <w:rFonts w:ascii="Consolas" w:eastAsia="Times New Roman" w:hAnsi="Consolas" w:cs="Times New Roman"/>
+          <w:color w:val="3B3B3B"/>
+          <w:kern w:val="0"/>
+          <w:sz w:val="21"/>
+          <w:szCs w:val="21"/>
+          <w14:ligatures w14:val="none"/>
+        </w:rPr>
+      </w:pPr>
+      <w:r>
+        <w:rPr>
+          <w:rFonts w:ascii="Consolas" w:eastAsia="Times New Roman" w:hAnsi="Consolas" w:cs="Times New Roman"/>
+          <w:color w:val="0000FF"/>
+          <w:kern w:val="0"/>
+          <w:sz w:val="21"/>
+          <w:szCs w:val="21"/>
+          <w14:ligatures w14:val="none"/>
+        </w:rPr>
+        <w:t>const</w:t>
+      </w:r>
+      <w:r>
+        <w:rPr>
+          <w:rFonts w:ascii="Consolas" w:eastAsia="Times New Roman" w:hAnsi="Consolas" w:cs="Times New Roman"/>
+          <w:color w:val="3B3B3B"/>
+          <w:kern w:val="0"/>
+          <w:sz w:val="21"/>
+          <w:szCs w:val="21"/>
+          <w14:ligatures w14:val="none"/>
+        </w:rPr>
+        <w:t xml:space="preserve"> </w:t>
+      </w:r>
+      <w:r>
+        <w:rPr>
+          <w:rFonts w:ascii="Consolas" w:eastAsia="Times New Roman" w:hAnsi="Consolas" w:cs="Times New Roman"/>
+          <w:color w:val="0070C1"/>
+          <w:kern w:val="0"/>
+          <w:sz w:val="21"/>
+          <w:szCs w:val="21"/>
+          <w14:ligatures w14:val="none"/>
+        </w:rPr>
+        <w:t>props</w:t>
+      </w:r>
+      <w:r>
+        <w:rPr>
+          <w:rFonts w:ascii="Consolas" w:eastAsia="Times New Roman" w:hAnsi="Consolas" w:cs="Times New Roman"/>
+          <w:color w:val="3B3B3B"/>
+          <w:kern w:val="0"/>
+          <w:sz w:val="21"/>
+          <w:szCs w:val="21"/>
+          <w14:ligatures w14:val="none"/>
+        </w:rPr>
+        <w:t xml:space="preserve"> </w:t>
+      </w:r>
+      <w:r>
+        <w:rPr>
+          <w:rFonts w:ascii="Consolas" w:eastAsia="Times New Roman" w:hAnsi="Consolas" w:cs="Times New Roman"/>
+          <w:color w:val="000000"/>
+          <w:kern w:val="0"/>
+          <w:sz w:val="21"/>
+          <w:szCs w:val="21"/>
+          <w14:ligatures w14:val="none"/>
+        </w:rPr>
+        <w:t>=</w:t>
+      </w:r>
+      <w:r>
+        <w:rPr>
+          <w:rFonts w:ascii="Consolas" w:eastAsia="Times New Roman" w:hAnsi="Consolas" w:cs="Times New Roman"/>
+          <w:color w:val="3B3B3B"/>
+          <w:kern w:val="0"/>
+          <w:sz w:val="21"/>
+          <w:szCs w:val="21"/>
+          <w14:ligatures w14:val="none"/>
+        </w:rPr>
+        <w:t xml:space="preserve"> </w:t>
+      </w:r>
+      <w:r>
+        <w:rPr>
+          <w:rFonts w:ascii="Consolas" w:eastAsia="Times New Roman" w:hAnsi="Consolas" w:cs="Times New Roman"/>
+          <w:color w:val="795E26"/>
+          <w:kern w:val="0"/>
+          <w:sz w:val="21"/>
+          <w:szCs w:val="21"/>
+          <w14:ligatures w14:val="none"/>
+        </w:rPr>
+        <w:t>defineProps</w:t>
+      </w:r>
+      <w:r>
+        <w:rPr>
+          <w:rFonts w:ascii="Consolas" w:eastAsia="Times New Roman" w:hAnsi="Consolas" w:cs="Times New Roman"/>
+          <w:color w:val="3B3B3B"/>
+          <w:kern w:val="0"/>
+          <w:sz w:val="21"/>
+          <w:szCs w:val="21"/>
+          <w14:ligatures w14:val="none"/>
+        </w:rPr>
+        <w:t>&lt;</w:t>
+      </w:r>
+      <w:r>
+        <w:rPr>
+          <w:rFonts w:ascii="Consolas" w:eastAsia="Times New Roman" w:hAnsi="Consolas" w:cs="Times New Roman"/>
+          <w:color w:val="267F99"/>
+          <w:kern w:val="0"/>
+          <w:sz w:val="21"/>
+          <w:szCs w:val="21"/>
+          <w14:ligatures w14:val="none"/>
+        </w:rPr>
+        <w:t>Props</w:t>
+      </w:r>
+      <w:r>
+        <w:rPr>
+          <w:rFonts w:ascii="Consolas" w:eastAsia="Times New Roman" w:hAnsi="Consolas" w:cs="Times New Roman"/>
+          <w:color w:val="3B3B3B"/>
+          <w:kern w:val="0"/>
+          <w:sz w:val="21"/>
+          <w:szCs w:val="21"/>
+          <w14:ligatures w14:val="none"/>
+        </w:rPr>
+        <w:t>&gt;()</w:t>
+      </w:r>
+    </w:p>
+    <w:p>
+      <w:pPr>
+        <w:shd w:val="clear" w:color="auto" w:fill="FFFFFF"/>
+        <w:spacing w:after="0" w:line="285" w:lineRule="atLeast"/>
+        <w:rPr>
+          <w:rFonts w:ascii="Consolas" w:eastAsia="Times New Roman" w:hAnsi="Consolas" w:cs="Times New Roman"/>
+          <w:color w:val="3B3B3B"/>
+          <w:kern w:val="0"/>
+          <w:sz w:val="21"/>
+          <w:szCs w:val="21"/>
+          <w14:ligatures w14:val="none"/>
+        </w:rPr>
+      </w:pPr>
+      <w:r>
+        <w:rPr>
+          <w:rFonts w:ascii="Consolas" w:eastAsia="Times New Roman" w:hAnsi="Consolas" w:cs="Times New Roman"/>
+          <w:color w:val="0000FF"/>
+          <w:kern w:val="0"/>
+          <w:sz w:val="21"/>
+          <w:szCs w:val="21"/>
+          <w14:ligatures w14:val="none"/>
+        </w:rPr>
+        <w:t>const</w:t>
+      </w:r>
+      <w:r>
+        <w:rPr>
+          <w:rFonts w:ascii="Consolas" w:eastAsia="Times New Roman" w:hAnsi="Consolas" w:cs="Times New Roman"/>
+          <w:color w:val="3B3B3B"/>
+          <w:kern w:val="0"/>
+          <w:sz w:val="21"/>
+          <w:szCs w:val="21"/>
+          <w14:ligatures w14:val="none"/>
+        </w:rPr>
+        <w:t xml:space="preserve"> </w:t>
+      </w:r>
+      <w:r>
+        <w:rPr>
+          <w:rFonts w:ascii="Consolas" w:eastAsia="Times New Roman" w:hAnsi="Consolas" w:cs="Times New Roman"/>
+          <w:color w:val="0070C1"/>
+          <w:kern w:val="0"/>
+          <w:sz w:val="21"/>
+          <w:szCs w:val="21"/>
+          <w14:ligatures w14:val="none"/>
+        </w:rPr>
+        <w:t>data</w:t>
+      </w:r>
+      <w:r>
+        <w:rPr>
+          <w:rFonts w:ascii="Consolas" w:eastAsia="Times New Roman" w:hAnsi="Consolas" w:cs="Times New Roman"/>
+          <w:color w:val="000000"/>
+          <w:kern w:val="0"/>
+          <w:sz w:val="21"/>
+          <w:szCs w:val="21"/>
+          <w14:ligatures w14:val="none"/>
+        </w:rPr>
+        <w:t>:</w:t>
+      </w:r>
+      <w:r>
+        <w:rPr>
+          <w:rFonts w:ascii="Consolas" w:eastAsia="Times New Roman" w:hAnsi="Consolas" w:cs="Times New Roman"/>
+          <w:color w:val="3B3B3B"/>
+          <w:kern w:val="0"/>
+          <w:sz w:val="21"/>
+          <w:szCs w:val="21"/>
+          <w14:ligatures w14:val="none"/>
+        </w:rPr>
+        <w:t xml:space="preserve"> </w:t>
+      </w:r>
+      <w:r>
+        <w:rPr>
+          <w:rFonts w:ascii="Consolas" w:eastAsia="Times New Roman" w:hAnsi="Consolas" w:cs="Times New Roman"/>
+          <w:color w:val="267F99"/>
+          <w:kern w:val="0"/>
+          <w:sz w:val="21"/>
+          <w:szCs w:val="21"/>
+          <w14:ligatures w14:val="none"/>
+        </w:rPr>
+        <w:t>Ref</w:t>
+      </w:r>
+      <w:r>
+        <w:rPr>
+          <w:rFonts w:ascii="Consolas" w:eastAsia="Times New Roman" w:hAnsi="Consolas" w:cs="Times New Roman"/>
+          <w:color w:val="3B3B3B"/>
+          <w:kern w:val="0"/>
+          <w:sz w:val="21"/>
+          <w:szCs w:val="21"/>
+          <w14:ligatures w14:val="none"/>
+        </w:rPr>
+        <w:t>&lt;</w:t>
+      </w:r>
+      <w:r>
+        <w:rPr>
+          <w:rFonts w:ascii="Consolas" w:eastAsia="Times New Roman" w:hAnsi="Consolas" w:cs="Times New Roman"/>
+          <w:color w:val="267F99"/>
+          <w:kern w:val="0"/>
+          <w:sz w:val="21"/>
+          <w:szCs w:val="21"/>
+          <w14:ligatures w14:val="none"/>
+        </w:rPr>
+        <w:t>WeatherData</w:t>
+      </w:r>
+      <w:r>
+        <w:rPr>
+          <w:rFonts w:ascii="Consolas" w:eastAsia="Times New Roman" w:hAnsi="Consolas" w:cs="Times New Roman"/>
+          <w:color w:val="3B3B3B"/>
+          <w:kern w:val="0"/>
+          <w:sz w:val="21"/>
+          <w:szCs w:val="21"/>
+          <w14:ligatures w14:val="none"/>
+        </w:rPr>
+        <w:t xml:space="preserve"> </w:t>
+      </w:r>
+      <w:r>
+        <w:rPr>
+          <w:rFonts w:ascii="Consolas" w:eastAsia="Times New Roman" w:hAnsi="Consolas" w:cs="Times New Roman"/>
+          <w:color w:val="000000"/>
+          <w:kern w:val="0"/>
+          <w:sz w:val="21"/>
+          <w:szCs w:val="21"/>
+          <w14:ligatures w14:val="none"/>
+        </w:rPr>
+        <w:t>|</w:t>
+      </w:r>
+      <w:r>
+        <w:rPr>
+          <w:rFonts w:ascii="Consolas" w:eastAsia="Times New Roman" w:hAnsi="Consolas" w:cs="Times New Roman"/>
+          <w:color w:val="3B3B3B"/>
+          <w:kern w:val="0"/>
+          <w:sz w:val="21"/>
+          <w:szCs w:val="21"/>
+          <w14:ligatures w14:val="none"/>
+        </w:rPr>
+        <w:t xml:space="preserve"> </w:t>
+      </w:r>
+      <w:r>
+        <w:rPr>
+          <w:rFonts w:ascii="Consolas" w:eastAsia="Times New Roman" w:hAnsi="Consolas" w:cs="Times New Roman"/>
+          <w:color w:val="267F99"/>
+          <w:kern w:val="0"/>
+          <w:sz w:val="21"/>
+          <w:szCs w:val="21"/>
+          <w14:ligatures w14:val="none"/>
+        </w:rPr>
+        <w:t>undefined</w:t>
+      </w:r>
+      <w:r>
+        <w:rPr>
+          <w:rFonts w:ascii="Consolas" w:eastAsia="Times New Roman" w:hAnsi="Consolas" w:cs="Times New Roman"/>
+          <w:color w:val="3B3B3B"/>
+          <w:kern w:val="0"/>
+          <w:sz w:val="21"/>
+          <w:szCs w:val="21"/>
+          <w14:ligatures w14:val="none"/>
+        </w:rPr>
+        <w:t xml:space="preserve">&gt; </w:t>
+      </w:r>
+      <w:r>
+        <w:rPr>
+          <w:rFonts w:ascii="Consolas" w:eastAsia="Times New Roman" w:hAnsi="Consolas" w:cs="Times New Roman"/>
+          <w:color w:val="000000"/>
+          <w:kern w:val="0"/>
+          <w:sz w:val="21"/>
+          <w:szCs w:val="21"/>
+          <w14:ligatures w14:val="none"/>
+        </w:rPr>
+        <w:t>=</w:t>
+      </w:r>
+      <w:r>
+        <w:rPr>
+          <w:rFonts w:ascii="Consolas" w:eastAsia="Times New Roman" w:hAnsi="Consolas" w:cs="Times New Roman"/>
+          <w:color w:val="3B3B3B"/>
+          <w:kern w:val="0"/>
+          <w:sz w:val="21"/>
+          <w:szCs w:val="21"/>
+          <w14:ligatures w14:val="none"/>
+        </w:rPr>
+        <w:t xml:space="preserve"> </w:t>
+      </w:r>
+      <w:r>
+        <w:rPr>
+          <w:rFonts w:ascii="Consolas" w:eastAsia="Times New Roman" w:hAnsi="Consolas" w:cs="Times New Roman"/>
+          <w:color w:val="795E26"/>
+          <w:kern w:val="0"/>
+          <w:sz w:val="21"/>
+          <w:szCs w:val="21"/>
+          <w14:ligatures w14:val="none"/>
+        </w:rPr>
+        <w:t>ref</w:t>
+      </w:r>
+      <w:r>
+        <w:rPr>
+          <w:rFonts w:ascii="Consolas" w:eastAsia="Times New Roman" w:hAnsi="Consolas" w:cs="Times New Roman"/>
+          <w:color w:val="3B3B3B"/>
+          <w:kern w:val="0"/>
+          <w:sz w:val="21"/>
+          <w:szCs w:val="21"/>
+          <w14:ligatures w14:val="none"/>
+        </w:rPr>
+        <w:t>()</w:t>
+      </w:r>
+    </w:p>
+    <w:p>
+      <w:pPr>
+        <w:shd w:val="clear" w:color="auto" w:fill="FFFFFF"/>
+        <w:spacing w:after="0" w:line="285" w:lineRule="atLeast"/>
+        <w:rPr>
+          <w:rFonts w:ascii="Consolas" w:eastAsia="Times New Roman" w:hAnsi="Consolas" w:cs="Times New Roman"/>
+          <w:color w:val="3B3B3B"/>
+          <w:kern w:val="0"/>
+          <w:sz w:val="21"/>
+          <w:szCs w:val="21"/>
+          <w14:ligatures w14:val="none"/>
+        </w:rPr>
+      </w:pPr>
+    </w:p>
+    <w:p>
+      <w:pPr>
+        <w:shd w:val="clear" w:color="auto" w:fill="FFFFFF"/>
+        <w:spacing w:after="0" w:line="285" w:lineRule="atLeast"/>
+        <w:rPr>
+          <w:rFonts w:ascii="Consolas" w:eastAsia="Times New Roman" w:hAnsi="Consolas" w:cs="Times New Roman"/>
+          <w:color w:val="3B3B3B"/>
+          <w:kern w:val="0"/>
+          <w:sz w:val="21"/>
+          <w:szCs w:val="21"/>
+          <w14:ligatures w14:val="none"/>
+        </w:rPr>
+      </w:pPr>
+      <w:r>
+        <w:rPr>
+          <w:rFonts w:ascii="Consolas" w:eastAsia="Times New Roman" w:hAnsi="Consolas" w:cs="Times New Roman"/>
+          <w:color w:val="0000FF"/>
+          <w:kern w:val="0"/>
+          <w:sz w:val="21"/>
+          <w:szCs w:val="21"/>
+          <w14:ligatures w14:val="none"/>
+        </w:rPr>
+        <w:t>const</w:t>
+      </w:r>
+      <w:r>
+        <w:rPr>
+          <w:rFonts w:ascii="Consolas" w:eastAsia="Times New Roman" w:hAnsi="Consolas" w:cs="Times New Roman"/>
+          <w:color w:val="3B3B3B"/>
+          <w:kern w:val="0"/>
+          <w:sz w:val="21"/>
+          <w:szCs w:val="21"/>
+          <w14:ligatures w14:val="none"/>
+        </w:rPr>
+        <w:t xml:space="preserve"> </w:t>
+      </w:r>
+      <w:r>
+        <w:rPr>
+          <w:rFonts w:ascii="Consolas" w:eastAsia="Times New Roman" w:hAnsi="Consolas" w:cs="Times New Roman"/>
+          <w:color w:val="795E26"/>
+          <w:kern w:val="0"/>
+          <w:sz w:val="21"/>
+          <w:szCs w:val="21"/>
+          <w14:ligatures w14:val="none"/>
+        </w:rPr>
+        <w:t>fetchWeather</w:t>
+      </w:r>
+      <w:r>
+        <w:rPr>
+          <w:rFonts w:ascii="Consolas" w:eastAsia="Times New Roman" w:hAnsi="Consolas" w:cs="Times New Roman"/>
+          <w:color w:val="3B3B3B"/>
+          <w:kern w:val="0"/>
+          <w:sz w:val="21"/>
+          <w:szCs w:val="21"/>
+          <w14:ligatures w14:val="none"/>
+        </w:rPr>
+        <w:t xml:space="preserve"> </w:t>
+      </w:r>
+      <w:r>
+        <w:rPr>
+          <w:rFonts w:ascii="Consolas" w:eastAsia="Times New Roman" w:hAnsi="Consolas" w:cs="Times New Roman"/>
+          <w:color w:val="000000"/>
+          <w:kern w:val="0"/>
+          <w:sz w:val="21"/>
+          <w:szCs w:val="21"/>
+          <w14:ligatures w14:val="none"/>
+        </w:rPr>
+        <w:t>=</w:t>
+      </w:r>
+      <w:r>
+        <w:rPr>
+          <w:rFonts w:ascii="Consolas" w:eastAsia="Times New Roman" w:hAnsi="Consolas" w:cs="Times New Roman"/>
+          <w:color w:val="3B3B3B"/>
+          <w:kern w:val="0"/>
+          <w:sz w:val="21"/>
+          <w:szCs w:val="21"/>
+          <w14:ligatures w14:val="none"/>
+        </w:rPr>
+        <w:t xml:space="preserve"> </w:t>
+      </w:r>
+      <w:r>
+        <w:rPr>
+          <w:rFonts w:ascii="Consolas" w:eastAsia="Times New Roman" w:hAnsi="Consolas" w:cs="Times New Roman"/>
+          <w:color w:val="0000FF"/>
+          <w:kern w:val="0"/>
+          <w:sz w:val="21"/>
+          <w:szCs w:val="21"/>
+          <w14:ligatures w14:val="none"/>
+        </w:rPr>
+        <w:t>async</w:t>
+      </w:r>
+      <w:r>
+        <w:rPr>
+          <w:rFonts w:ascii="Consolas" w:eastAsia="Times New Roman" w:hAnsi="Consolas" w:cs="Times New Roman"/>
+          <w:color w:val="3B3B3B"/>
+          <w:kern w:val="0"/>
+          <w:sz w:val="21"/>
+          <w:szCs w:val="21"/>
+          <w14:ligatures w14:val="none"/>
+        </w:rPr>
+        <w:t xml:space="preserve"> (</w:t>
+      </w:r>
+      <w:r>
+        <w:rPr>
+          <w:rFonts w:ascii="Consolas" w:eastAsia="Times New Roman" w:hAnsi="Consolas" w:cs="Times New Roman"/>
+          <w:color w:val="001080"/>
+          <w:kern w:val="0"/>
+          <w:sz w:val="21"/>
+          <w:szCs w:val="21"/>
+          <w14:ligatures w14:val="none"/>
+        </w:rPr>
+        <w:t>coords</w:t>
+      </w:r>
+      <w:r>
+        <w:rPr>
+          <w:rFonts w:ascii="Consolas" w:eastAsia="Times New Roman" w:hAnsi="Consolas" w:cs="Times New Roman"/>
+          <w:color w:val="000000"/>
+          <w:kern w:val="0"/>
+          <w:sz w:val="21"/>
+          <w:szCs w:val="21"/>
+          <w14:ligatures w14:val="none"/>
+        </w:rPr>
+        <w:t>:</w:t>
+      </w:r>
+      <w:r>
+        <w:rPr>
+          <w:rFonts w:ascii="Consolas" w:eastAsia="Times New Roman" w:hAnsi="Consolas" w:cs="Times New Roman"/>
+          <w:color w:val="3B3B3B"/>
+          <w:kern w:val="0"/>
+          <w:sz w:val="21"/>
+          <w:szCs w:val="21"/>
+          <w14:ligatures w14:val="none"/>
+        </w:rPr>
+        <w:t xml:space="preserve"> </w:t>
+      </w:r>
+      <w:r>
+        <w:rPr>
+          <w:rFonts w:ascii="Consolas" w:eastAsia="Times New Roman" w:hAnsi="Consolas" w:cs="Times New Roman"/>
+          <w:color w:val="267F99"/>
+          <w:kern w:val="0"/>
+          <w:sz w:val="21"/>
+          <w:szCs w:val="21"/>
+          <w14:ligatures w14:val="none"/>
+        </w:rPr>
+        <w:t>Coords</w:t>
+      </w:r>
+      <w:r>
+        <w:rPr>
+          <w:rFonts w:ascii="Consolas" w:eastAsia="Times New Roman" w:hAnsi="Consolas" w:cs="Times New Roman"/>
+          <w:color w:val="3B3B3B"/>
+          <w:kern w:val="0"/>
+          <w:sz w:val="21"/>
+          <w:szCs w:val="21"/>
+          <w14:ligatures w14:val="none"/>
+        </w:rPr>
+        <w:t>)</w:t>
+      </w:r>
+      <w:r>
+        <w:rPr>
+          <w:rFonts w:ascii="Consolas" w:eastAsia="Times New Roman" w:hAnsi="Consolas" w:cs="Times New Roman"/>
+          <w:color w:val="000000"/>
+          <w:kern w:val="0"/>
+          <w:sz w:val="21"/>
+          <w:szCs w:val="21"/>
+          <w14:ligatures w14:val="none"/>
+        </w:rPr>
+        <w:t>:</w:t>
+      </w:r>
+      <w:r>
+        <w:rPr>
+          <w:rFonts w:ascii="Consolas" w:eastAsia="Times New Roman" w:hAnsi="Consolas" w:cs="Times New Roman"/>
+          <w:color w:val="3B3B3B"/>
+          <w:kern w:val="0"/>
+          <w:sz w:val="21"/>
+          <w:szCs w:val="21"/>
+          <w14:ligatures w14:val="none"/>
+        </w:rPr>
+        <w:t xml:space="preserve"> </w:t>
+      </w:r>
+      <w:r>
+        <w:rPr>
+          <w:rFonts w:ascii="Consolas" w:eastAsia="Times New Roman" w:hAnsi="Consolas" w:cs="Times New Roman"/>
+          <w:color w:val="267F99"/>
+          <w:kern w:val="0"/>
+          <w:sz w:val="21"/>
+          <w:szCs w:val="21"/>
+          <w14:ligatures w14:val="none"/>
+        </w:rPr>
+        <w:t>Promise</w:t>
+      </w:r>
+      <w:r>
+        <w:rPr>
+          <w:rFonts w:ascii="Consolas" w:eastAsia="Times New Roman" w:hAnsi="Consolas" w:cs="Times New Roman"/>
+          <w:color w:val="3B3B3B"/>
+          <w:kern w:val="0"/>
+          <w:sz w:val="21"/>
+          <w:szCs w:val="21"/>
+          <w14:ligatures w14:val="none"/>
+        </w:rPr>
+        <w:t>&lt;</w:t>
+      </w:r>
+      <w:r>
+        <w:rPr>
+          <w:rFonts w:ascii="Consolas" w:eastAsia="Times New Roman" w:hAnsi="Consolas" w:cs="Times New Roman"/>
+          <w:color w:val="267F99"/>
+          <w:kern w:val="0"/>
+          <w:sz w:val="21"/>
+          <w:szCs w:val="21"/>
+          <w14:ligatures w14:val="none"/>
+        </w:rPr>
+        <w:t>WeatherData</w:t>
+      </w:r>
+      <w:r>
+        <w:rPr>
+          <w:rFonts w:ascii="Consolas" w:eastAsia="Times New Roman" w:hAnsi="Consolas" w:cs="Times New Roman"/>
+          <w:color w:val="3B3B3B"/>
+          <w:kern w:val="0"/>
+          <w:sz w:val="21"/>
+          <w:szCs w:val="21"/>
+          <w14:ligatures w14:val="none"/>
+        </w:rPr>
+        <w:t xml:space="preserve">&gt; </w:t>
+      </w:r>
+      <w:r>
+        <w:rPr>
+          <w:rFonts w:ascii="Consolas" w:eastAsia="Times New Roman" w:hAnsi="Consolas" w:cs="Times New Roman"/>
+          <w:color w:val="0000FF"/>
+          <w:kern w:val="0"/>
+          <w:sz w:val="21"/>
+          <w:szCs w:val="21"/>
+          <w14:ligatures w14:val="none"/>
+        </w:rPr>
+        <w:t>=&gt;</w:t>
+      </w:r>
+      <w:r>
+        <w:rPr>
+          <w:rFonts w:ascii="Consolas" w:eastAsia="Times New Roman" w:hAnsi="Consolas" w:cs="Times New Roman"/>
+          <w:color w:val="3B3B3B"/>
+          <w:kern w:val="0"/>
+          <w:sz w:val="21"/>
+          <w:szCs w:val="21"/>
+          <w14:ligatures w14:val="none"/>
+        </w:rPr>
+        <w:t xml:space="preserve"> {</w:t>
+      </w:r>
+    </w:p>
+    <w:p>
+      <w:pPr>
+        <w:shd w:val="clear" w:color="auto" w:fill="FFFFFF"/>
+        <w:spacing w:after="0" w:line="285" w:lineRule="atLeast"/>
+        <w:rPr>
+          <w:rFonts w:ascii="Consolas" w:eastAsia="Times New Roman" w:hAnsi="Consolas" w:cs="Times New Roman"/>
+          <w:color w:val="3B3B3B"/>
+          <w:kern w:val="0"/>
+          <w:sz w:val="21"/>
+          <w:szCs w:val="21"/>
+          <w14:ligatures w14:val="none"/>
+        </w:rPr>
+      </w:pPr>
+      <w:r>
+        <w:rPr>
+          <w:rFonts w:ascii="Consolas" w:eastAsia="Times New Roman" w:hAnsi="Consolas" w:cs="Times New Roman"/>
+          <w:color w:val="3B3B3B"/>
+          <w:kern w:val="0"/>
+          <w:sz w:val="21"/>
+          <w:szCs w:val="21"/>
+          <w14:ligatures w14:val="none"/>
+        </w:rPr>
+        <w:t xml:space="preserve">  </w:t>
+      </w:r>
+      <w:r>
+        <w:rPr>
+          <w:rFonts w:ascii="Consolas" w:eastAsia="Times New Roman" w:hAnsi="Consolas" w:cs="Times New Roman"/>
+          <w:color w:val="0000FF"/>
+          <w:kern w:val="0"/>
+          <w:sz w:val="21"/>
+          <w:szCs w:val="21"/>
+          <w14:ligatures w14:val="none"/>
+        </w:rPr>
+        <w:t>const</w:t>
+      </w:r>
+      <w:r>
+        <w:rPr>
+          <w:rFonts w:ascii="Consolas" w:eastAsia="Times New Roman" w:hAnsi="Consolas" w:cs="Times New Roman"/>
+          <w:color w:val="3B3B3B"/>
+          <w:kern w:val="0"/>
+          <w:sz w:val="21"/>
+          <w:szCs w:val="21"/>
+          <w14:ligatures w14:val="none"/>
+        </w:rPr>
+        <w:t xml:space="preserve"> { </w:t>
+      </w:r>
+      <w:r>
+        <w:rPr>
+          <w:rFonts w:ascii="Consolas" w:eastAsia="Times New Roman" w:hAnsi="Consolas" w:cs="Times New Roman"/>
+          <w:color w:val="0070C1"/>
+          <w:kern w:val="0"/>
+          <w:sz w:val="21"/>
+          <w:szCs w:val="21"/>
+          <w14:ligatures w14:val="none"/>
+        </w:rPr>
+        <w:t>latitude</w:t>
+      </w:r>
+      <w:r>
+        <w:rPr>
+          <w:rFonts w:ascii="Consolas" w:eastAsia="Times New Roman" w:hAnsi="Consolas" w:cs="Times New Roman"/>
+          <w:color w:val="3B3B3B"/>
+          <w:kern w:val="0"/>
+          <w:sz w:val="21"/>
+          <w:szCs w:val="21"/>
+          <w14:ligatures w14:val="none"/>
+        </w:rPr>
+        <w:t xml:space="preserve">, </w:t>
+      </w:r>
+      <w:r>
+        <w:rPr>
+          <w:rFonts w:ascii="Consolas" w:eastAsia="Times New Roman" w:hAnsi="Consolas" w:cs="Times New Roman"/>
+          <w:color w:val="0070C1"/>
+          <w:kern w:val="0"/>
+          <w:sz w:val="21"/>
+          <w:szCs w:val="21"/>
+          <w14:ligatures w14:val="none"/>
+        </w:rPr>
+        <w:t>longitude</w:t>
+      </w:r>
+      <w:r>
+        <w:rPr>
+          <w:rFonts w:ascii="Consolas" w:eastAsia="Times New Roman" w:hAnsi="Consolas" w:cs="Times New Roman"/>
+          <w:color w:val="3B3B3B"/>
+          <w:kern w:val="0"/>
+          <w:sz w:val="21"/>
+          <w:szCs w:val="21"/>
+          <w14:ligatures w14:val="none"/>
+        </w:rPr>
+        <w:t xml:space="preserve"> } </w:t>
+      </w:r>
+      <w:r>
+        <w:rPr>
+          <w:rFonts w:ascii="Consolas" w:eastAsia="Times New Roman" w:hAnsi="Consolas" w:cs="Times New Roman"/>
+          <w:color w:val="000000"/>
+          <w:kern w:val="0"/>
+          <w:sz w:val="21"/>
+          <w:szCs w:val="21"/>
+          <w14:ligatures w14:val="none"/>
+        </w:rPr>
+        <w:t>=</w:t>
+      </w:r>
+      <w:r>
+        <w:rPr>
+          <w:rFonts w:ascii="Consolas" w:eastAsia="Times New Roman" w:hAnsi="Consolas" w:cs="Times New Roman"/>
+          <w:color w:val="3B3B3B"/>
+          <w:kern w:val="0"/>
+          <w:sz w:val="21"/>
+          <w:szCs w:val="21"/>
+          <w14:ligatures w14:val="none"/>
+        </w:rPr>
+        <w:t xml:space="preserve"> </w:t>
+      </w:r>
+      <w:r>
+        <w:rPr>
+          <w:rFonts w:ascii="Consolas" w:eastAsia="Times New Roman" w:hAnsi="Consolas" w:cs="Times New Roman"/>
+          <w:color w:val="001080"/>
+          <w:kern w:val="0"/>
+          <w:sz w:val="21"/>
+          <w:szCs w:val="21"/>
+          <w14:ligatures w14:val="none"/>
+        </w:rPr>
+        <w:t>coords</w:t>
+      </w:r>
+      <w:r>
+        <w:rPr>
+          <w:rFonts w:ascii="Consolas" w:eastAsia="Times New Roman" w:hAnsi="Consolas" w:cs="Times New Roman"/>
+          <w:color w:val="3B3B3B"/>
+          <w:kern w:val="0"/>
+          <w:sz w:val="21"/>
+          <w:szCs w:val="21"/>
+          <w14:ligatures w14:val="none"/>
+        </w:rPr>
+        <w:t>;</w:t>
+      </w:r>
+    </w:p>
+    <w:p>
+      <w:pPr>
+        <w:shd w:val="clear" w:color="auto" w:fill="FFFFFF"/>
+        <w:spacing w:after="0" w:line="285" w:lineRule="atLeast"/>
+        <w:rPr>
+          <w:rFonts w:ascii="Consolas" w:eastAsia="Times New Roman" w:hAnsi="Consolas" w:cs="Times New Roman"/>
+          <w:color w:val="3B3B3B"/>
+          <w:kern w:val="0"/>
+          <w:sz w:val="21"/>
+          <w:szCs w:val="21"/>
+          <w14:ligatures w14:val="none"/>
+        </w:rPr>
+      </w:pPr>
+      <w:r>
+        <w:rPr>
+          <w:rFonts w:ascii="Consolas" w:eastAsia="Times New Roman" w:hAnsi="Consolas" w:cs="Times New Roman"/>
+          <w:color w:val="3B3B3B"/>
+          <w:kern w:val="0"/>
+          <w:sz w:val="21"/>
+          <w:szCs w:val="21"/>
+          <w14:ligatures w14:val="none"/>
+        </w:rPr>
+        <w:t xml:space="preserve">  </w:t>
+      </w:r>
+      <w:r>
+        <w:rPr>
+          <w:rFonts w:ascii="Consolas" w:eastAsia="Times New Roman" w:hAnsi="Consolas" w:cs="Times New Roman"/>
+          <w:color w:val="0000FF"/>
+          <w:kern w:val="0"/>
+          <w:sz w:val="21"/>
+          <w:szCs w:val="21"/>
+          <w14:ligatures w14:val="none"/>
+        </w:rPr>
+        <w:t>const</w:t>
+      </w:r>
+      <w:r>
+        <w:rPr>
+          <w:rFonts w:ascii="Consolas" w:eastAsia="Times New Roman" w:hAnsi="Consolas" w:cs="Times New Roman"/>
+          <w:color w:val="3B3B3B"/>
+          <w:kern w:val="0"/>
+          <w:sz w:val="21"/>
+          <w:szCs w:val="21"/>
+          <w14:ligatures w14:val="none"/>
+        </w:rPr>
+        <w:t xml:space="preserve"> </w:t>
+      </w:r>
+      <w:r>
+        <w:rPr>
+          <w:rFonts w:ascii="Consolas" w:eastAsia="Times New Roman" w:hAnsi="Consolas" w:cs="Times New Roman"/>
+          <w:color w:val="0070C1"/>
+          <w:kern w:val="0"/>
+          <w:sz w:val="21"/>
+          <w:szCs w:val="21"/>
+          <w14:ligatures w14:val="none"/>
+        </w:rPr>
+        <w:t>q</w:t>
+      </w:r>
+      <w:r>
+        <w:rPr>
+          <w:rFonts w:ascii="Consolas" w:eastAsia="Times New Roman" w:hAnsi="Consolas" w:cs="Times New Roman"/>
+          <w:color w:val="3B3B3B"/>
+          <w:kern w:val="0"/>
+          <w:sz w:val="21"/>
+          <w:szCs w:val="21"/>
+          <w14:ligatures w14:val="none"/>
+        </w:rPr>
+        <w:t xml:space="preserve"> </w:t>
+      </w:r>
+      <w:r>
+        <w:rPr>
+          <w:rFonts w:ascii="Consolas" w:eastAsia="Times New Roman" w:hAnsi="Consolas" w:cs="Times New Roman"/>
+          <w:color w:val="000000"/>
+          <w:kern w:val="0"/>
+          <w:sz w:val="21"/>
+          <w:szCs w:val="21"/>
+          <w14:ligatures w14:val="none"/>
+        </w:rPr>
+        <w:t>=</w:t>
+      </w:r>
+      <w:r>
+        <w:rPr>
+          <w:rFonts w:ascii="Consolas" w:eastAsia="Times New Roman" w:hAnsi="Consolas" w:cs="Times New Roman"/>
+          <w:color w:val="3B3B3B"/>
+          <w:kern w:val="0"/>
+          <w:sz w:val="21"/>
+          <w:szCs w:val="21"/>
+          <w14:ligatures w14:val="none"/>
+        </w:rPr>
+        <w:t xml:space="preserve"> </w:t>
+      </w:r>
+      <w:r>
+        <w:rPr>
+          <w:rFonts w:ascii="Consolas" w:eastAsia="Times New Roman" w:hAnsi="Consolas" w:cs="Times New Roman"/>
+          <w:color w:val="A31515"/>
+          <w:kern w:val="0"/>
+          <w:sz w:val="21"/>
+          <w:szCs w:val="21"/>
+          <w14:ligatures w14:val="none"/>
+        </w:rPr>
+        <w:t>`</w:t>
+      </w:r>
+      <w:r>
+        <w:rPr>
+          <w:rFonts w:ascii="Consolas" w:eastAsia="Times New Roman" w:hAnsi="Consolas" w:cs="Times New Roman"/>
+          <w:color w:val="0000FF"/>
+          <w:kern w:val="0"/>
+          <w:sz w:val="21"/>
+          <w:szCs w:val="21"/>
+          <w14:ligatures w14:val="none"/>
+        </w:rPr>
+        <w:t>${</w:t>
+      </w:r>
+      <w:r>
+        <w:rPr>
+          <w:rFonts w:ascii="Consolas" w:eastAsia="Times New Roman" w:hAnsi="Consolas" w:cs="Times New Roman"/>
+          <w:color w:val="0070C1"/>
+          <w:kern w:val="0"/>
+          <w:sz w:val="21"/>
+          <w:szCs w:val="21"/>
+          <w14:ligatures w14:val="none"/>
+        </w:rPr>
+        <w:t>latitude</w:t>
+      </w:r>
+      <w:r>
+        <w:rPr>
+          <w:rFonts w:ascii="Consolas" w:eastAsia="Times New Roman" w:hAnsi="Consolas" w:cs="Times New Roman"/>
+          <w:color w:val="0000FF"/>
+          <w:kern w:val="0"/>
+          <w:sz w:val="21"/>
+          <w:szCs w:val="21"/>
+          <w14:ligatures w14:val="none"/>
+        </w:rPr>
+        <w:t>}</w:t>
+      </w:r>
+      <w:r>
+        <w:rPr>
+          <w:rFonts w:ascii="Consolas" w:eastAsia="Times New Roman" w:hAnsi="Consolas" w:cs="Times New Roman"/>
+          <w:color w:val="A31515"/>
+          <w:kern w:val="0"/>
+          <w:sz w:val="21"/>
+          <w:szCs w:val="21"/>
+          <w14:ligatures w14:val="none"/>
+        </w:rPr>
+        <w:t>,</w:t>
+      </w:r>
+      <w:r>
+        <w:rPr>
+          <w:rFonts w:ascii="Consolas" w:eastAsia="Times New Roman" w:hAnsi="Consolas" w:cs="Times New Roman"/>
+          <w:color w:val="0000FF"/>
+          <w:kern w:val="0"/>
+          <w:sz w:val="21"/>
+          <w:szCs w:val="21"/>
+          <w14:ligatures w14:val="none"/>
+        </w:rPr>
+        <w:t>${</w:t>
+      </w:r>
+      <w:r>
+        <w:rPr>
+          <w:rFonts w:ascii="Consolas" w:eastAsia="Times New Roman" w:hAnsi="Consolas" w:cs="Times New Roman"/>
+          <w:color w:val="0070C1"/>
+          <w:kern w:val="0"/>
+          <w:sz w:val="21"/>
+          <w:szCs w:val="21"/>
+          <w14:ligatures w14:val="none"/>
+        </w:rPr>
+        <w:t>longitude</w:t>
+      </w:r>
+      <w:r>
+        <w:rPr>
+          <w:rFonts w:ascii="Consolas" w:eastAsia="Times New Roman" w:hAnsi="Consolas" w:cs="Times New Roman"/>
+          <w:color w:val="0000FF"/>
+          <w:kern w:val="0"/>
+          <w:sz w:val="21"/>
+          <w:szCs w:val="21"/>
+          <w14:ligatures w14:val="none"/>
+        </w:rPr>
+        <w:t>}</w:t>
+      </w:r>
+      <w:r>
+        <w:rPr>
+          <w:rFonts w:ascii="Consolas" w:eastAsia="Times New Roman" w:hAnsi="Consolas" w:cs="Times New Roman"/>
+          <w:color w:val="A31515"/>
+          <w:kern w:val="0"/>
+          <w:sz w:val="21"/>
+          <w:szCs w:val="21"/>
+          <w14:ligatures w14:val="none"/>
+        </w:rPr>
+        <w:t>`</w:t>
+      </w:r>
+    </w:p>
+    <w:p>
+      <w:pPr>
+        <w:shd w:val="clear" w:color="auto" w:fill="FFFFFF"/>
+        <w:spacing w:after="0" w:line="285" w:lineRule="atLeast"/>
+        <w:rPr>
+          <w:rFonts w:ascii="Consolas" w:eastAsia="Times New Roman" w:hAnsi="Consolas" w:cs="Times New Roman"/>
+          <w:color w:val="3B3B3B"/>
+          <w:kern w:val="0"/>
+          <w:sz w:val="21"/>
+          <w:szCs w:val="21"/>
+          <w14:ligatures w14:val="none"/>
+        </w:rPr>
+      </w:pPr>
+      <w:r>
+        <w:rPr>
+          <w:rFonts w:ascii="Consolas" w:eastAsia="Times New Roman" w:hAnsi="Consolas" w:cs="Times New Roman"/>
+          <w:color w:val="3B3B3B"/>
+          <w:kern w:val="0"/>
+          <w:sz w:val="21"/>
+          <w:szCs w:val="21"/>
+          <w14:ligatures w14:val="none"/>
+        </w:rPr>
+        <w:t xml:space="preserve">  </w:t>
+      </w:r>
+      <w:r>
+        <w:rPr>
+          <w:rFonts w:ascii="Consolas" w:eastAsia="Times New Roman" w:hAnsi="Consolas" w:cs="Times New Roman"/>
+          <w:color w:val="0000FF"/>
+          <w:kern w:val="0"/>
+          <w:sz w:val="21"/>
+          <w:szCs w:val="21"/>
+          <w14:ligatures w14:val="none"/>
+        </w:rPr>
+        <w:t>const</w:t>
+      </w:r>
+      <w:r>
+        <w:rPr>
+          <w:rFonts w:ascii="Consolas" w:eastAsia="Times New Roman" w:hAnsi="Consolas" w:cs="Times New Roman"/>
+          <w:color w:val="3B3B3B"/>
+          <w:kern w:val="0"/>
+          <w:sz w:val="21"/>
+          <w:szCs w:val="21"/>
+          <w14:ligatures w14:val="none"/>
+        </w:rPr>
+        <w:t xml:space="preserve"> </w:t>
+      </w:r>
+      <w:r>
+        <w:rPr>
+          <w:rFonts w:ascii="Consolas" w:eastAsia="Times New Roman" w:hAnsi="Consolas" w:cs="Times New Roman"/>
+          <w:color w:val="0070C1"/>
+          <w:kern w:val="0"/>
+          <w:sz w:val="21"/>
+          <w:szCs w:val="21"/>
+          <w14:ligatures w14:val="none"/>
+        </w:rPr>
+        <w:t>res</w:t>
+      </w:r>
+      <w:r>
+        <w:rPr>
+          <w:rFonts w:ascii="Consolas" w:eastAsia="Times New Roman" w:hAnsi="Consolas" w:cs="Times New Roman"/>
+          <w:color w:val="3B3B3B"/>
+          <w:kern w:val="0"/>
+          <w:sz w:val="21"/>
+          <w:szCs w:val="21"/>
+          <w14:ligatures w14:val="none"/>
+        </w:rPr>
+        <w:t xml:space="preserve"> </w:t>
+      </w:r>
+      <w:r>
+        <w:rPr>
+          <w:rFonts w:ascii="Consolas" w:eastAsia="Times New Roman" w:hAnsi="Consolas" w:cs="Times New Roman"/>
+          <w:color w:val="000000"/>
+          <w:kern w:val="0"/>
+          <w:sz w:val="21"/>
+          <w:szCs w:val="21"/>
+          <w14:ligatures w14:val="none"/>
+        </w:rPr>
+        <w:t>=</w:t>
+      </w:r>
+      <w:r>
+        <w:rPr>
+          <w:rFonts w:ascii="Consolas" w:eastAsia="Times New Roman" w:hAnsi="Consolas" w:cs="Times New Roman"/>
+          <w:color w:val="3B3B3B"/>
+          <w:kern w:val="0"/>
+          <w:sz w:val="21"/>
+          <w:szCs w:val="21"/>
+          <w14:ligatures w14:val="none"/>
+        </w:rPr>
+        <w:t xml:space="preserve"> </w:t>
+      </w:r>
+      <w:r>
+        <w:rPr>
+          <w:rFonts w:ascii="Consolas" w:eastAsia="Times New Roman" w:hAnsi="Consolas" w:cs="Times New Roman"/>
+          <w:color w:val="AF00DB"/>
+          <w:kern w:val="0"/>
+          <w:sz w:val="21"/>
+          <w:szCs w:val="21"/>
+          <w14:ligatures w14:val="none"/>
+        </w:rPr>
+        <w:t>await</w:t>
+      </w:r>
+      <w:r>
+        <w:rPr>
+          <w:rFonts w:ascii="Consolas" w:eastAsia="Times New Roman" w:hAnsi="Consolas" w:cs="Times New Roman"/>
+          <w:color w:val="3B3B3B"/>
+          <w:kern w:val="0"/>
+          <w:sz w:val="21"/>
+          <w:szCs w:val="21"/>
+          <w14:ligatures w14:val="none"/>
+        </w:rPr>
+        <w:t xml:space="preserve"> </w:t>
+      </w:r>
+      <w:r>
+        <w:rPr>
+          <w:rFonts w:ascii="Consolas" w:eastAsia="Times New Roman" w:hAnsi="Consolas" w:cs="Times New Roman"/>
+          <w:color w:val="795E26"/>
+          <w:kern w:val="0"/>
+          <w:sz w:val="21"/>
+          <w:szCs w:val="21"/>
+          <w14:ligatures w14:val="none"/>
+        </w:rPr>
+        <w:t>fetch</w:t>
+      </w:r>
+      <w:r>
+        <w:rPr>
+          <w:rFonts w:ascii="Consolas" w:eastAsia="Times New Roman" w:hAnsi="Consolas" w:cs="Times New Roman"/>
+          <w:color w:val="3B3B3B"/>
+          <w:kern w:val="0"/>
+          <w:sz w:val="21"/>
+          <w:szCs w:val="21"/>
+          <w14:ligatures w14:val="none"/>
+        </w:rPr>
+        <w:t>(</w:t>
+      </w:r>
+    </w:p>
+    <w:p>
+      <w:pPr>
+        <w:shd w:val="clear" w:color="auto" w:fill="FFFFFF"/>
+        <w:spacing w:after="0" w:line="285" w:lineRule="atLeast"/>
+        <w:rPr>
+          <w:rFonts w:ascii="Consolas" w:eastAsia="Times New Roman" w:hAnsi="Consolas" w:cs="Times New Roman"/>
+          <w:color w:val="3B3B3B"/>
+          <w:kern w:val="0"/>
+          <w:sz w:val="21"/>
+          <w:szCs w:val="21"/>
+          <w14:ligatures w14:val="none"/>
+        </w:rPr>
+      </w:pPr>
+      <w:r>
+        <w:rPr>
+          <w:rFonts w:ascii="Consolas" w:eastAsia="Times New Roman" w:hAnsi="Consolas" w:cs="Times New Roman"/>
+          <w:color w:val="3B3B3B"/>
+          <w:kern w:val="0"/>
+          <w:sz w:val="21"/>
+          <w:szCs w:val="21"/>
+          <w14:ligatures w14:val="none"/>
+        </w:rPr>
+        <w:t xml:space="preserve">    </w:t>
+      </w:r>
+      <w:r>
+        <w:rPr>
+          <w:rFonts w:ascii="Consolas" w:eastAsia="Times New Roman" w:hAnsi="Consolas" w:cs="Times New Roman"/>
+          <w:color w:val="A31515"/>
+          <w:kern w:val="0"/>
+          <w:sz w:val="21"/>
+          <w:szCs w:val="21"/>
+          <w14:ligatures w14:val="none"/>
+        </w:rPr>
+        <w:t>`https://api.weatherapi.com/v1/current.json?key=</w:t>
+      </w:r>
+      <w:r>
+        <w:rPr>
+          <w:rFonts w:ascii="Consolas" w:eastAsia="Times New Roman" w:hAnsi="Consolas" w:cs="Times New Roman"/>
+          <w:color w:val="0000FF"/>
+          <w:kern w:val="0"/>
+          <w:sz w:val="21"/>
+          <w:szCs w:val="21"/>
+          <w14:ligatures w14:val="none"/>
+        </w:rPr>
+        <w:t>${</w:t>
+      </w:r>
+    </w:p>
+    <w:p>
+      <w:pPr>
+        <w:shd w:val="clear" w:color="auto" w:fill="FFFFFF"/>
+        <w:spacing w:after="0" w:line="285" w:lineRule="atLeast"/>
+        <w:rPr>
+          <w:rFonts w:ascii="Consolas" w:eastAsia="Times New Roman" w:hAnsi="Consolas" w:cs="Times New Roman"/>
+          <w:color w:val="3B3B3B"/>
+          <w:kern w:val="0"/>
+          <w:sz w:val="21"/>
+          <w:szCs w:val="21"/>
+          <w14:ligatures w14:val="none"/>
+        </w:rPr>
+      </w:pPr>
+      <w:r>
+        <w:rPr>
+          <w:rFonts w:ascii="Consolas" w:eastAsia="Times New Roman" w:hAnsi="Consolas" w:cs="Times New Roman"/>
+          <w:color w:val="000000"/>
+          <w:kern w:val="0"/>
+          <w:sz w:val="21"/>
+          <w:szCs w:val="21"/>
+          <w14:ligatures w14:val="none"/>
+        </w:rPr>
+        <w:t xml:space="preserve">      </w:t>
+      </w:r>
+      <w:r>
+        <w:rPr>
+          <w:rFonts w:ascii="Consolas" w:eastAsia="Times New Roman" w:hAnsi="Consolas" w:cs="Times New Roman"/>
+          <w:color w:val="AF00DB"/>
+          <w:kern w:val="0"/>
+          <w:sz w:val="21"/>
+          <w:szCs w:val="21"/>
+          <w14:ligatures w14:val="none"/>
+        </w:rPr>
+        <w:t>import</w:t>
+      </w:r>
+      <w:r>
+        <w:rPr>
+          <w:rFonts w:ascii="Consolas" w:eastAsia="Times New Roman" w:hAnsi="Consolas" w:cs="Times New Roman"/>
+          <w:color w:val="000000"/>
+          <w:kern w:val="0"/>
+          <w:sz w:val="21"/>
+          <w:szCs w:val="21"/>
+          <w14:ligatures w14:val="none"/>
+        </w:rPr>
+        <w:t>.</w:t>
+      </w:r>
+      <w:r>
+        <w:rPr>
+          <w:rFonts w:ascii="Consolas" w:eastAsia="Times New Roman" w:hAnsi="Consolas" w:cs="Times New Roman"/>
+          <w:color w:val="001080"/>
+          <w:kern w:val="0"/>
+          <w:sz w:val="21"/>
+          <w:szCs w:val="21"/>
+          <w14:ligatures w14:val="none"/>
+        </w:rPr>
+        <w:t>meta</w:t>
+      </w:r>
+      <w:r>
+        <w:rPr>
+          <w:rFonts w:ascii="Consolas" w:eastAsia="Times New Roman" w:hAnsi="Consolas" w:cs="Times New Roman"/>
+          <w:color w:val="000000"/>
+          <w:kern w:val="0"/>
+          <w:sz w:val="21"/>
+          <w:szCs w:val="21"/>
+          <w14:ligatures w14:val="none"/>
+        </w:rPr>
+        <w:t>.</w:t>
+      </w:r>
+      <w:r>
+        <w:rPr>
+          <w:rFonts w:ascii="Consolas" w:eastAsia="Times New Roman" w:hAnsi="Consolas" w:cs="Times New Roman"/>
+          <w:color w:val="0070C1"/>
+          <w:kern w:val="0"/>
+          <w:sz w:val="21"/>
+          <w:szCs w:val="21"/>
+          <w14:ligatures w14:val="none"/>
+        </w:rPr>
+        <w:t>env</w:t>
+      </w:r>
+      <w:r>
+        <w:rPr>
+          <w:rFonts w:ascii="Consolas" w:eastAsia="Times New Roman" w:hAnsi="Consolas" w:cs="Times New Roman"/>
+          <w:color w:val="000000"/>
+          <w:kern w:val="0"/>
+          <w:sz w:val="21"/>
+          <w:szCs w:val="21"/>
+          <w14:ligatures w14:val="none"/>
+        </w:rPr>
+        <w:t>.</w:t>
+      </w:r>
+      <w:r>
+        <w:rPr>
+          <w:rFonts w:ascii="Consolas" w:eastAsia="Times New Roman" w:hAnsi="Consolas" w:cs="Times New Roman"/>
+          <w:color w:val="0070C1"/>
+          <w:kern w:val="0"/>
+          <w:sz w:val="21"/>
+          <w:szCs w:val="21"/>
+          <w14:ligatures w14:val="none"/>
+        </w:rPr>
+        <w:t>VITE_APP_WEATHER_API_KEY</w:t>
+      </w:r>
+    </w:p>
+    <w:p>
+      <w:pPr>
+        <w:shd w:val="clear" w:color="auto" w:fill="FFFFFF"/>
+        <w:spacing w:after="0" w:line="285" w:lineRule="atLeast"/>
+        <w:rPr>
+          <w:rFonts w:ascii="Consolas" w:eastAsia="Times New Roman" w:hAnsi="Consolas" w:cs="Times New Roman"/>
+          <w:color w:val="3B3B3B"/>
+          <w:kern w:val="0"/>
+          <w:sz w:val="21"/>
+          <w:szCs w:val="21"/>
+          <w14:ligatures w14:val="none"/>
+        </w:rPr>
+      </w:pPr>
+      <w:r>
+        <w:rPr>
+          <w:rFonts w:ascii="Consolas" w:eastAsia="Times New Roman" w:hAnsi="Consolas" w:cs="Times New Roman"/>
+          <w:color w:val="000000"/>
+          <w:kern w:val="0"/>
+          <w:sz w:val="21"/>
+          <w:szCs w:val="21"/>
+          <w14:ligatures w14:val="none"/>
+        </w:rPr>
+        <w:t xml:space="preserve">    </w:t>
+      </w:r>
+      <w:r>
+        <w:rPr>
+          <w:rFonts w:ascii="Consolas" w:eastAsia="Times New Roman" w:hAnsi="Consolas" w:cs="Times New Roman"/>
+          <w:color w:val="0000FF"/>
+          <w:kern w:val="0"/>
+          <w:sz w:val="21"/>
+          <w:szCs w:val="21"/>
+          <w14:ligatures w14:val="none"/>
+        </w:rPr>
+        <w:t>}</w:t>
+      </w:r>
+      <w:r>
+        <w:rPr>
+          <w:rFonts w:ascii="Consolas" w:eastAsia="Times New Roman" w:hAnsi="Consolas" w:cs="Times New Roman"/>
+          <w:color w:val="A31515"/>
+          <w:kern w:val="0"/>
+          <w:sz w:val="21"/>
+          <w:szCs w:val="21"/>
+          <w14:ligatures w14:val="none"/>
+        </w:rPr>
+        <w:t>&amp;q=</w:t>
+      </w:r>
+      <w:r>
+        <w:rPr>
+          <w:rFonts w:ascii="Consolas" w:eastAsia="Times New Roman" w:hAnsi="Consolas" w:cs="Times New Roman"/>
+          <w:color w:val="0000FF"/>
+          <w:kern w:val="0"/>
+          <w:sz w:val="21"/>
+          <w:szCs w:val="21"/>
+          <w14:ligatures w14:val="none"/>
+        </w:rPr>
+        <w:t>${</w:t>
+      </w:r>
+      <w:r>
+        <w:rPr>
+          <w:rFonts w:ascii="Consolas" w:eastAsia="Times New Roman" w:hAnsi="Consolas" w:cs="Times New Roman"/>
+          <w:color w:val="0070C1"/>
+          <w:kern w:val="0"/>
+          <w:sz w:val="21"/>
+          <w:szCs w:val="21"/>
+          <w14:ligatures w14:val="none"/>
+        </w:rPr>
+        <w:t>q</w:t>
+      </w:r>
+      <w:r>
+        <w:rPr>
+          <w:rFonts w:ascii="Consolas" w:eastAsia="Times New Roman" w:hAnsi="Consolas" w:cs="Times New Roman"/>
+          <w:color w:val="0000FF"/>
+          <w:kern w:val="0"/>
+          <w:sz w:val="21"/>
+          <w:szCs w:val="21"/>
+          <w14:ligatures w14:val="none"/>
+        </w:rPr>
+        <w:t>}</w:t>
+      </w:r>
+      <w:r>
+        <w:rPr>
+          <w:rFonts w:ascii="Consolas" w:eastAsia="Times New Roman" w:hAnsi="Consolas" w:cs="Times New Roman"/>
+          <w:color w:val="A31515"/>
+          <w:kern w:val="0"/>
+          <w:sz w:val="21"/>
+          <w:szCs w:val="21"/>
+          <w14:ligatures w14:val="none"/>
+        </w:rPr>
+        <w:t>`</w:t>
+      </w:r>
+      <w:r>
+        <w:rPr>
+          <w:rFonts w:ascii="Consolas" w:eastAsia="Times New Roman" w:hAnsi="Consolas" w:cs="Times New Roman"/>
+          <w:color w:val="3B3B3B"/>
+          <w:kern w:val="0"/>
+          <w:sz w:val="21"/>
+          <w:szCs w:val="21"/>
+          <w14:ligatures w14:val="none"/>
+        </w:rPr>
+        <w:t>)</w:t>
+      </w:r>
+    </w:p>
+    <w:p>
+      <w:pPr>
+        <w:shd w:val="clear" w:color="auto" w:fill="FFFFFF"/>
+        <w:spacing w:after="0" w:line="285" w:lineRule="atLeast"/>
+        <w:rPr>
+          <w:rFonts w:ascii="Consolas" w:eastAsia="Times New Roman" w:hAnsi="Consolas" w:cs="Times New Roman"/>
+          <w:color w:val="3B3B3B"/>
+          <w:kern w:val="0"/>
+          <w:sz w:val="21"/>
+          <w:szCs w:val="21"/>
+          <w14:ligatures w14:val="none"/>
+        </w:rPr>
+      </w:pPr>
+    </w:p>
+    <w:p>
+      <w:pPr>
+        <w:shd w:val="clear" w:color="auto" w:fill="FFFFFF"/>
+        <w:spacing w:after="0" w:line="285" w:lineRule="atLeast"/>
+        <w:rPr>
+          <w:rFonts w:ascii="Consolas" w:eastAsia="Times New Roman" w:hAnsi="Consolas" w:cs="Times New Roman"/>
+          <w:color w:val="3B3B3B"/>
+          <w:kern w:val="0"/>
+          <w:sz w:val="21"/>
+          <w:szCs w:val="21"/>
+          <w14:ligatures w14:val="none"/>
+        </w:rPr>
+      </w:pPr>
+      <w:r>
+        <w:rPr>
+          <w:rFonts w:ascii="Consolas" w:eastAsia="Times New Roman" w:hAnsi="Consolas" w:cs="Times New Roman"/>
+          <w:color w:val="3B3B3B"/>
+          <w:kern w:val="0"/>
+          <w:sz w:val="21"/>
+          <w:szCs w:val="21"/>
+          <w14:ligatures w14:val="none"/>
+        </w:rPr>
+        <w:t xml:space="preserve">  </w:t>
+      </w:r>
+      <w:r>
+        <w:rPr>
+          <w:rFonts w:ascii="Consolas" w:eastAsia="Times New Roman" w:hAnsi="Consolas" w:cs="Times New Roman"/>
+          <w:color w:val="0000FF"/>
+          <w:kern w:val="0"/>
+          <w:sz w:val="21"/>
+          <w:szCs w:val="21"/>
+          <w14:ligatures w14:val="none"/>
+        </w:rPr>
+        <w:t>const</w:t>
+      </w:r>
+      <w:r>
+        <w:rPr>
+          <w:rFonts w:ascii="Consolas" w:eastAsia="Times New Roman" w:hAnsi="Consolas" w:cs="Times New Roman"/>
+          <w:color w:val="3B3B3B"/>
+          <w:kern w:val="0"/>
+          <w:sz w:val="21"/>
+          <w:szCs w:val="21"/>
+          <w14:ligatures w14:val="none"/>
+        </w:rPr>
+        <w:t xml:space="preserve"> </w:t>
+      </w:r>
+      <w:r>
+        <w:rPr>
+          <w:rFonts w:ascii="Consolas" w:eastAsia="Times New Roman" w:hAnsi="Consolas" w:cs="Times New Roman"/>
+          <w:color w:val="0070C1"/>
+          <w:kern w:val="0"/>
+          <w:sz w:val="21"/>
+          <w:szCs w:val="21"/>
+          <w14:ligatures w14:val="none"/>
+        </w:rPr>
+        <w:t>data</w:t>
+      </w:r>
+      <w:r>
+        <w:rPr>
+          <w:rFonts w:ascii="Consolas" w:eastAsia="Times New Roman" w:hAnsi="Consolas" w:cs="Times New Roman"/>
+          <w:color w:val="3B3B3B"/>
+          <w:kern w:val="0"/>
+          <w:sz w:val="21"/>
+          <w:szCs w:val="21"/>
+          <w14:ligatures w14:val="none"/>
+        </w:rPr>
+        <w:t xml:space="preserve"> </w:t>
+      </w:r>
+      <w:r>
+        <w:rPr>
+          <w:rFonts w:ascii="Consolas" w:eastAsia="Times New Roman" w:hAnsi="Consolas" w:cs="Times New Roman"/>
+          <w:color w:val="000000"/>
+          <w:kern w:val="0"/>
+          <w:sz w:val="21"/>
+          <w:szCs w:val="21"/>
+          <w14:ligatures w14:val="none"/>
+        </w:rPr>
+        <w:t>=</w:t>
+      </w:r>
+      <w:r>
+        <w:rPr>
+          <w:rFonts w:ascii="Consolas" w:eastAsia="Times New Roman" w:hAnsi="Consolas" w:cs="Times New Roman"/>
+          <w:color w:val="3B3B3B"/>
+          <w:kern w:val="0"/>
+          <w:sz w:val="21"/>
+          <w:szCs w:val="21"/>
+          <w14:ligatures w14:val="none"/>
+        </w:rPr>
+        <w:t xml:space="preserve"> </w:t>
+      </w:r>
+      <w:r>
+        <w:rPr>
+          <w:rFonts w:ascii="Consolas" w:eastAsia="Times New Roman" w:hAnsi="Consolas" w:cs="Times New Roman"/>
+          <w:color w:val="AF00DB"/>
+          <w:kern w:val="0"/>
+          <w:sz w:val="21"/>
+          <w:szCs w:val="21"/>
+          <w14:ligatures w14:val="none"/>
+        </w:rPr>
+        <w:t>await</w:t>
+      </w:r>
+      <w:r>
+        <w:rPr>
+          <w:rFonts w:ascii="Consolas" w:eastAsia="Times New Roman" w:hAnsi="Consolas" w:cs="Times New Roman"/>
+          <w:color w:val="3B3B3B"/>
+          <w:kern w:val="0"/>
+          <w:sz w:val="21"/>
+          <w:szCs w:val="21"/>
+          <w14:ligatures w14:val="none"/>
+        </w:rPr>
+        <w:t xml:space="preserve"> </w:t>
+      </w:r>
+      <w:r>
+        <w:rPr>
+          <w:rFonts w:ascii="Consolas" w:eastAsia="Times New Roman" w:hAnsi="Consolas" w:cs="Times New Roman"/>
+          <w:color w:val="0070C1"/>
+          <w:kern w:val="0"/>
+          <w:sz w:val="21"/>
+          <w:szCs w:val="21"/>
+          <w14:ligatures w14:val="none"/>
+        </w:rPr>
+        <w:t>res</w:t>
+      </w:r>
+      <w:r>
+        <w:rPr>
+          <w:rFonts w:ascii="Consolas" w:eastAsia="Times New Roman" w:hAnsi="Consolas" w:cs="Times New Roman"/>
+          <w:color w:val="3B3B3B"/>
+          <w:kern w:val="0"/>
+          <w:sz w:val="21"/>
+          <w:szCs w:val="21"/>
+          <w14:ligatures w14:val="none"/>
+        </w:rPr>
+        <w:t xml:space="preserve"> </w:t>
+      </w:r>
+      <w:r>
+        <w:rPr>
+          <w:rFonts w:ascii="Consolas" w:eastAsia="Times New Roman" w:hAnsi="Consolas" w:cs="Times New Roman"/>
+          <w:color w:val="000000"/>
+          <w:kern w:val="0"/>
+          <w:sz w:val="21"/>
+          <w:szCs w:val="21"/>
+          <w14:ligatures w14:val="none"/>
+        </w:rPr>
+        <w:t>&amp;&amp;</w:t>
+      </w:r>
+      <w:r>
+        <w:rPr>
+          <w:rFonts w:ascii="Consolas" w:eastAsia="Times New Roman" w:hAnsi="Consolas" w:cs="Times New Roman"/>
+          <w:color w:val="3B3B3B"/>
+          <w:kern w:val="0"/>
+          <w:sz w:val="21"/>
+          <w:szCs w:val="21"/>
+          <w14:ligatures w14:val="none"/>
+        </w:rPr>
+        <w:t xml:space="preserve"> </w:t>
+      </w:r>
+      <w:r>
+        <w:rPr>
+          <w:rFonts w:ascii="Consolas" w:eastAsia="Times New Roman" w:hAnsi="Consolas" w:cs="Times New Roman"/>
+          <w:color w:val="0070C1"/>
+          <w:kern w:val="0"/>
+          <w:sz w:val="21"/>
+          <w:szCs w:val="21"/>
+          <w14:ligatures w14:val="none"/>
+        </w:rPr>
+        <w:t>res</w:t>
+      </w:r>
+      <w:r>
+        <w:rPr>
+          <w:rFonts w:ascii="Consolas" w:eastAsia="Times New Roman" w:hAnsi="Consolas" w:cs="Times New Roman"/>
+          <w:color w:val="3B3B3B"/>
+          <w:kern w:val="0"/>
+          <w:sz w:val="21"/>
+          <w:szCs w:val="21"/>
+          <w14:ligatures w14:val="none"/>
+        </w:rPr>
+        <w:t>.</w:t>
+      </w:r>
+      <w:r>
+        <w:rPr>
+          <w:rFonts w:ascii="Consolas" w:eastAsia="Times New Roman" w:hAnsi="Consolas" w:cs="Times New Roman"/>
+          <w:color w:val="795E26"/>
+          <w:kern w:val="0"/>
+          <w:sz w:val="21"/>
+          <w:szCs w:val="21"/>
+          <w14:ligatures w14:val="none"/>
+        </w:rPr>
+        <w:t>json</w:t>
+      </w:r>
+      <w:r>
+        <w:rPr>
+          <w:rFonts w:ascii="Consolas" w:eastAsia="Times New Roman" w:hAnsi="Consolas" w:cs="Times New Roman"/>
+          <w:color w:val="3B3B3B"/>
+          <w:kern w:val="0"/>
+          <w:sz w:val="21"/>
+          <w:szCs w:val="21"/>
+          <w14:ligatures w14:val="none"/>
+        </w:rPr>
+        <w:t>()</w:t>
+      </w:r>
+    </w:p>
+    <w:p>
+      <w:pPr>
+        <w:shd w:val="clear" w:color="auto" w:fill="FFFFFF"/>
+        <w:spacing w:after="0" w:line="285" w:lineRule="atLeast"/>
+        <w:rPr>
+          <w:rFonts w:ascii="Consolas" w:eastAsia="Times New Roman" w:hAnsi="Consolas" w:cs="Times New Roman"/>
+          <w:color w:val="3B3B3B"/>
+          <w:kern w:val="0"/>
+          <w:sz w:val="21"/>
+          <w:szCs w:val="21"/>
+          <w14:ligatures w14:val="none"/>
+        </w:rPr>
+      </w:pPr>
+      <w:r>
+        <w:rPr>
+          <w:rFonts w:ascii="Consolas" w:eastAsia="Times New Roman" w:hAnsi="Consolas" w:cs="Times New Roman"/>
+          <w:color w:val="3B3B3B"/>
+          <w:kern w:val="0"/>
+          <w:sz w:val="21"/>
+          <w:szCs w:val="21"/>
+          <w14:ligatures w14:val="none"/>
+        </w:rPr>
+        <w:t xml:space="preserve">  </w:t>
+      </w:r>
+      <w:r>
+        <w:rPr>
+          <w:rFonts w:ascii="Consolas" w:eastAsia="Times New Roman" w:hAnsi="Consolas" w:cs="Times New Roman"/>
+          <w:color w:val="AF00DB"/>
+          <w:kern w:val="0"/>
+          <w:sz w:val="21"/>
+          <w:szCs w:val="21"/>
+          <w14:ligatures w14:val="none"/>
+        </w:rPr>
+        <w:t>return</w:t>
+      </w:r>
+      <w:r>
+        <w:rPr>
+          <w:rFonts w:ascii="Consolas" w:eastAsia="Times New Roman" w:hAnsi="Consolas" w:cs="Times New Roman"/>
+          <w:color w:val="3B3B3B"/>
+          <w:kern w:val="0"/>
+          <w:sz w:val="21"/>
+          <w:szCs w:val="21"/>
+          <w14:ligatures w14:val="none"/>
+        </w:rPr>
+        <w:t xml:space="preserve"> </w:t>
+      </w:r>
+      <w:r>
+        <w:rPr>
+          <w:rFonts w:ascii="Consolas" w:eastAsia="Times New Roman" w:hAnsi="Consolas" w:cs="Times New Roman"/>
+          <w:color w:val="0070C1"/>
+          <w:kern w:val="0"/>
+          <w:sz w:val="21"/>
+          <w:szCs w:val="21"/>
+          <w14:ligatures w14:val="none"/>
+        </w:rPr>
+        <w:t>data</w:t>
+      </w:r>
+    </w:p>
+    <w:p>
+      <w:pPr>
+        <w:shd w:val="clear" w:color="auto" w:fill="FFFFFF"/>
+        <w:spacing w:after="0" w:line="285" w:lineRule="atLeast"/>
+        <w:rPr>
+          <w:rFonts w:ascii="Consolas" w:eastAsia="Times New Roman" w:hAnsi="Consolas" w:cs="Times New Roman"/>
+          <w:color w:val="3B3B3B"/>
+          <w:kern w:val="0"/>
+          <w:sz w:val="21"/>
+          <w:szCs w:val="21"/>
+          <w14:ligatures w14:val="none"/>
+        </w:rPr>
+      </w:pPr>
+      <w:r>
+        <w:rPr>
+          <w:rFonts w:ascii="Consolas" w:eastAsia="Times New Roman" w:hAnsi="Consolas" w:cs="Times New Roman"/>
+          <w:color w:val="3B3B3B"/>
+          <w:kern w:val="0"/>
+          <w:sz w:val="21"/>
+          <w:szCs w:val="21"/>
+          <w14:ligatures w14:val="none"/>
+        </w:rPr>
+        <w:t>}</w:t>
+      </w:r>
+    </w:p>
+    <w:p>
+      <w:pPr>
+        <w:shd w:val="clear" w:color="auto" w:fill="FFFFFF"/>
+        <w:spacing w:after="0" w:line="285" w:lineRule="atLeast"/>
+        <w:rPr>
+          <w:rFonts w:ascii="Consolas" w:eastAsia="Times New Roman" w:hAnsi="Consolas" w:cs="Times New Roman"/>
+          <w:color w:val="3B3B3B"/>
+          <w:kern w:val="0"/>
+          <w:sz w:val="21"/>
+          <w:szCs w:val="21"/>
+          <w14:ligatures w14:val="none"/>
+        </w:rPr>
+      </w:pPr>
+    </w:p>
+    <w:p>
+      <w:pPr>
+        <w:shd w:val="clear" w:color="auto" w:fill="FFFFFF"/>
+        <w:spacing w:after="0" w:line="285" w:lineRule="atLeast"/>
+        <w:rPr>
+          <w:rFonts w:ascii="Consolas" w:eastAsia="Times New Roman" w:hAnsi="Consolas" w:cs="Times New Roman"/>
+          <w:color w:val="3B3B3B"/>
+          <w:kern w:val="0"/>
+          <w:sz w:val="21"/>
+          <w:szCs w:val="21"/>
+          <w14:ligatures w14:val="none"/>
+        </w:rPr>
+      </w:pPr>
+      <w:r>
+        <w:rPr>
+          <w:rFonts w:ascii="Consolas" w:eastAsia="Times New Roman" w:hAnsi="Consolas" w:cs="Times New Roman"/>
+          <w:color w:val="795E26"/>
+          <w:kern w:val="0"/>
+          <w:sz w:val="21"/>
+          <w:szCs w:val="21"/>
+          <w14:ligatures w14:val="none"/>
+        </w:rPr>
+        <w:t>onMounted</w:t>
+      </w:r>
+      <w:r>
+        <w:rPr>
+          <w:rFonts w:ascii="Consolas" w:eastAsia="Times New Roman" w:hAnsi="Consolas" w:cs="Times New Roman"/>
+          <w:color w:val="3B3B3B"/>
+          <w:kern w:val="0"/>
+          <w:sz w:val="21"/>
+          <w:szCs w:val="21"/>
+          <w14:ligatures w14:val="none"/>
+        </w:rPr>
+        <w:t>(</w:t>
+      </w:r>
+      <w:r>
+        <w:rPr>
+          <w:rFonts w:ascii="Consolas" w:eastAsia="Times New Roman" w:hAnsi="Consolas" w:cs="Times New Roman"/>
+          <w:color w:val="0000FF"/>
+          <w:kern w:val="0"/>
+          <w:sz w:val="21"/>
+          <w:szCs w:val="21"/>
+          <w14:ligatures w14:val="none"/>
+        </w:rPr>
+        <w:t>async</w:t>
+      </w:r>
+      <w:r>
+        <w:rPr>
+          <w:rFonts w:ascii="Consolas" w:eastAsia="Times New Roman" w:hAnsi="Consolas" w:cs="Times New Roman"/>
+          <w:color w:val="3B3B3B"/>
+          <w:kern w:val="0"/>
+          <w:sz w:val="21"/>
+          <w:szCs w:val="21"/>
+          <w14:ligatures w14:val="none"/>
+        </w:rPr>
+        <w:t xml:space="preserve"> () </w:t>
+      </w:r>
+      <w:r>
+        <w:rPr>
+          <w:rFonts w:ascii="Consolas" w:eastAsia="Times New Roman" w:hAnsi="Consolas" w:cs="Times New Roman"/>
+          <w:color w:val="0000FF"/>
+          <w:kern w:val="0"/>
+          <w:sz w:val="21"/>
+          <w:szCs w:val="21"/>
+          <w14:ligatures w14:val="none"/>
+        </w:rPr>
+        <w:t>=&gt;</w:t>
+      </w:r>
+      <w:r>
+        <w:rPr>
+          <w:rFonts w:ascii="Consolas" w:eastAsia="Times New Roman" w:hAnsi="Consolas" w:cs="Times New Roman"/>
+          <w:color w:val="3B3B3B"/>
+          <w:kern w:val="0"/>
+          <w:sz w:val="21"/>
+          <w:szCs w:val="21"/>
+          <w14:ligatures w14:val="none"/>
+        </w:rPr>
+        <w:t xml:space="preserve"> {</w:t>
+      </w:r>
+    </w:p>
+    <w:p>
+      <w:pPr>
+        <w:shd w:val="clear" w:color="auto" w:fill="FFFFFF"/>
+        <w:spacing w:after="0" w:line="285" w:lineRule="atLeast"/>
+        <w:rPr>
+          <w:rFonts w:ascii="Consolas" w:eastAsia="Times New Roman" w:hAnsi="Consolas" w:cs="Times New Roman"/>
+          <w:color w:val="3B3B3B"/>
+          <w:kern w:val="0"/>
+          <w:sz w:val="21"/>
+          <w:szCs w:val="21"/>
+          <w14:ligatures w14:val="none"/>
+        </w:rPr>
+      </w:pPr>
+      <w:r>
+        <w:rPr>
+          <w:rFonts w:ascii="Consolas" w:eastAsia="Times New Roman" w:hAnsi="Consolas" w:cs="Times New Roman"/>
+          <w:color w:val="3B3B3B"/>
+          <w:kern w:val="0"/>
+          <w:sz w:val="21"/>
+          <w:szCs w:val="21"/>
+          <w14:ligatures w14:val="none"/>
+        </w:rPr>
+        <w:t xml:space="preserve">  </w:t>
+      </w:r>
+      <w:r>
+        <w:rPr>
+          <w:rFonts w:ascii="Consolas" w:eastAsia="Times New Roman" w:hAnsi="Consolas" w:cs="Times New Roman"/>
+          <w:color w:val="0000FF"/>
+          <w:kern w:val="0"/>
+          <w:sz w:val="21"/>
+          <w:szCs w:val="21"/>
+          <w14:ligatures w14:val="none"/>
+        </w:rPr>
+        <w:t>const</w:t>
+      </w:r>
+      <w:r>
+        <w:rPr>
+          <w:rFonts w:ascii="Consolas" w:eastAsia="Times New Roman" w:hAnsi="Consolas" w:cs="Times New Roman"/>
+          <w:color w:val="3B3B3B"/>
+          <w:kern w:val="0"/>
+          <w:sz w:val="21"/>
+          <w:szCs w:val="21"/>
+          <w14:ligatures w14:val="none"/>
+        </w:rPr>
+        <w:t xml:space="preserve"> { </w:t>
+      </w:r>
+      <w:r>
+        <w:rPr>
+          <w:rFonts w:ascii="Consolas" w:eastAsia="Times New Roman" w:hAnsi="Consolas" w:cs="Times New Roman"/>
+          <w:color w:val="0070C1"/>
+          <w:kern w:val="0"/>
+          <w:sz w:val="21"/>
+          <w:szCs w:val="21"/>
+          <w14:ligatures w14:val="none"/>
+        </w:rPr>
+        <w:t>latitude</w:t>
+      </w:r>
+      <w:r>
+        <w:rPr>
+          <w:rFonts w:ascii="Consolas" w:eastAsia="Times New Roman" w:hAnsi="Consolas" w:cs="Times New Roman"/>
+          <w:color w:val="3B3B3B"/>
+          <w:kern w:val="0"/>
+          <w:sz w:val="21"/>
+          <w:szCs w:val="21"/>
+          <w14:ligatures w14:val="none"/>
+        </w:rPr>
+        <w:t xml:space="preserve">, </w:t>
+      </w:r>
+      <w:r>
+        <w:rPr>
+          <w:rFonts w:ascii="Consolas" w:eastAsia="Times New Roman" w:hAnsi="Consolas" w:cs="Times New Roman"/>
+          <w:color w:val="0070C1"/>
+          <w:kern w:val="0"/>
+          <w:sz w:val="21"/>
+          <w:szCs w:val="21"/>
+          <w14:ligatures w14:val="none"/>
+        </w:rPr>
+        <w:t>longitude</w:t>
+      </w:r>
+      <w:r>
+        <w:rPr>
+          <w:rFonts w:ascii="Consolas" w:eastAsia="Times New Roman" w:hAnsi="Consolas" w:cs="Times New Roman"/>
+          <w:color w:val="3B3B3B"/>
+          <w:kern w:val="0"/>
+          <w:sz w:val="21"/>
+          <w:szCs w:val="21"/>
+          <w14:ligatures w14:val="none"/>
+        </w:rPr>
+        <w:t xml:space="preserve"> } </w:t>
+      </w:r>
+      <w:r>
+        <w:rPr>
+          <w:rFonts w:ascii="Consolas" w:eastAsia="Times New Roman" w:hAnsi="Consolas" w:cs="Times New Roman"/>
+          <w:color w:val="000000"/>
+          <w:kern w:val="0"/>
+          <w:sz w:val="21"/>
+          <w:szCs w:val="21"/>
+          <w14:ligatures w14:val="none"/>
+        </w:rPr>
+        <w:t>=</w:t>
+      </w:r>
+      <w:r>
+        <w:rPr>
+          <w:rFonts w:ascii="Consolas" w:eastAsia="Times New Roman" w:hAnsi="Consolas" w:cs="Times New Roman"/>
+          <w:color w:val="3B3B3B"/>
+          <w:kern w:val="0"/>
+          <w:sz w:val="21"/>
+          <w:szCs w:val="21"/>
+          <w14:ligatures w14:val="none"/>
+        </w:rPr>
+        <w:t xml:space="preserve"> </w:t>
+      </w:r>
+      <w:r>
+        <w:rPr>
+          <w:rFonts w:ascii="Consolas" w:eastAsia="Times New Roman" w:hAnsi="Consolas" w:cs="Times New Roman"/>
+          <w:color w:val="0070C1"/>
+          <w:kern w:val="0"/>
+          <w:sz w:val="21"/>
+          <w:szCs w:val="21"/>
+          <w14:ligatures w14:val="none"/>
+        </w:rPr>
+        <w:t>props</w:t>
+      </w:r>
+      <w:r>
+        <w:rPr>
+          <w:rFonts w:ascii="Consolas" w:eastAsia="Times New Roman" w:hAnsi="Consolas" w:cs="Times New Roman"/>
+          <w:color w:val="3B3B3B"/>
+          <w:kern w:val="0"/>
+          <w:sz w:val="21"/>
+          <w:szCs w:val="21"/>
+          <w14:ligatures w14:val="none"/>
+        </w:rPr>
+        <w:t>.</w:t>
+      </w:r>
+      <w:r>
+        <w:rPr>
+          <w:rFonts w:ascii="Consolas" w:eastAsia="Times New Roman" w:hAnsi="Consolas" w:cs="Times New Roman"/>
+          <w:color w:val="001080"/>
+          <w:kern w:val="0"/>
+          <w:sz w:val="21"/>
+          <w:szCs w:val="21"/>
+          <w14:ligatures w14:val="none"/>
+        </w:rPr>
+        <w:t>coords</w:t>
+      </w:r>
+    </w:p>
+    <w:p>
+      <w:pPr>
+        <w:shd w:val="clear" w:color="auto" w:fill="FFFFFF"/>
+        <w:spacing w:after="0" w:line="285" w:lineRule="atLeast"/>
+        <w:rPr>
+          <w:rFonts w:ascii="Consolas" w:eastAsia="Times New Roman" w:hAnsi="Consolas" w:cs="Times New Roman"/>
+          <w:color w:val="3B3B3B"/>
+          <w:kern w:val="0"/>
+          <w:sz w:val="21"/>
+          <w:szCs w:val="21"/>
+          <w14:ligatures w14:val="none"/>
+        </w:rPr>
+      </w:pPr>
+      <w:r>
+        <w:rPr>
+          <w:rFonts w:ascii="Consolas" w:eastAsia="Times New Roman" w:hAnsi="Consolas" w:cs="Times New Roman"/>
+          <w:color w:val="3B3B3B"/>
+          <w:kern w:val="0"/>
+          <w:sz w:val="21"/>
+          <w:szCs w:val="21"/>
+          <w14:ligatures w14:val="none"/>
+        </w:rPr>
+        <w:t xml:space="preserve">  </w:t>
+      </w:r>
+      <w:r>
+        <w:rPr>
+          <w:rFonts w:ascii="Consolas" w:eastAsia="Times New Roman" w:hAnsi="Consolas" w:cs="Times New Roman"/>
+          <w:color w:val="0000FF"/>
+          <w:kern w:val="0"/>
+          <w:sz w:val="21"/>
+          <w:szCs w:val="21"/>
+          <w14:ligatures w14:val="none"/>
+        </w:rPr>
+        <w:t>const</w:t>
+      </w:r>
+      <w:r>
+        <w:rPr>
+          <w:rFonts w:ascii="Consolas" w:eastAsia="Times New Roman" w:hAnsi="Consolas" w:cs="Times New Roman"/>
+          <w:color w:val="3B3B3B"/>
+          <w:kern w:val="0"/>
+          <w:sz w:val="21"/>
+          <w:szCs w:val="21"/>
+          <w14:ligatures w14:val="none"/>
+        </w:rPr>
+        <w:t xml:space="preserve"> </w:t>
+      </w:r>
+      <w:r>
+        <w:rPr>
+          <w:rFonts w:ascii="Consolas" w:eastAsia="Times New Roman" w:hAnsi="Consolas" w:cs="Times New Roman"/>
+          <w:color w:val="0070C1"/>
+          <w:kern w:val="0"/>
+          <w:sz w:val="21"/>
+          <w:szCs w:val="21"/>
+          <w14:ligatures w14:val="none"/>
+        </w:rPr>
+        <w:t>weatherResponse</w:t>
+      </w:r>
+      <w:r>
+        <w:rPr>
+          <w:rFonts w:ascii="Consolas" w:eastAsia="Times New Roman" w:hAnsi="Consolas" w:cs="Times New Roman"/>
+          <w:color w:val="3B3B3B"/>
+          <w:kern w:val="0"/>
+          <w:sz w:val="21"/>
+          <w:szCs w:val="21"/>
+          <w14:ligatures w14:val="none"/>
+        </w:rPr>
+        <w:t xml:space="preserve"> </w:t>
+      </w:r>
+      <w:r>
+        <w:rPr>
+          <w:rFonts w:ascii="Consolas" w:eastAsia="Times New Roman" w:hAnsi="Consolas" w:cs="Times New Roman"/>
+          <w:color w:val="000000"/>
+          <w:kern w:val="0"/>
+          <w:sz w:val="21"/>
+          <w:szCs w:val="21"/>
+          <w14:ligatures w14:val="none"/>
+        </w:rPr>
+        <w:t>=</w:t>
+      </w:r>
+      <w:r>
+        <w:rPr>
+          <w:rFonts w:ascii="Consolas" w:eastAsia="Times New Roman" w:hAnsi="Consolas" w:cs="Times New Roman"/>
+          <w:color w:val="3B3B3B"/>
+          <w:kern w:val="0"/>
+          <w:sz w:val="21"/>
+          <w:szCs w:val="21"/>
+          <w14:ligatures w14:val="none"/>
+        </w:rPr>
+        <w:t xml:space="preserve"> </w:t>
+      </w:r>
+      <w:r>
+        <w:rPr>
+          <w:rFonts w:ascii="Consolas" w:eastAsia="Times New Roman" w:hAnsi="Consolas" w:cs="Times New Roman"/>
+          <w:color w:val="AF00DB"/>
+          <w:kern w:val="0"/>
+          <w:sz w:val="21"/>
+          <w:szCs w:val="21"/>
+          <w14:ligatures w14:val="none"/>
+        </w:rPr>
+        <w:t>await</w:t>
+      </w:r>
+      <w:r>
+        <w:rPr>
+          <w:rFonts w:ascii="Consolas" w:eastAsia="Times New Roman" w:hAnsi="Consolas" w:cs="Times New Roman"/>
+          <w:color w:val="3B3B3B"/>
+          <w:kern w:val="0"/>
+          <w:sz w:val="21"/>
+          <w:szCs w:val="21"/>
+          <w14:ligatures w14:val="none"/>
+        </w:rPr>
+        <w:t xml:space="preserve"> </w:t>
+      </w:r>
+      <w:r>
+        <w:rPr>
+          <w:rFonts w:ascii="Consolas" w:eastAsia="Times New Roman" w:hAnsi="Consolas" w:cs="Times New Roman"/>
+          <w:color w:val="795E26"/>
+          <w:kern w:val="0"/>
+          <w:sz w:val="21"/>
+          <w:szCs w:val="21"/>
+          <w14:ligatures w14:val="none"/>
+        </w:rPr>
+        <w:t>fetchWeather</w:t>
+      </w:r>
+      <w:r>
+        <w:rPr>
+          <w:rFonts w:ascii="Consolas" w:eastAsia="Times New Roman" w:hAnsi="Consolas" w:cs="Times New Roman"/>
+          <w:color w:val="3B3B3B"/>
+          <w:kern w:val="0"/>
+          <w:sz w:val="21"/>
+          <w:szCs w:val="21"/>
+          <w14:ligatures w14:val="none"/>
+        </w:rPr>
+        <w:t>({</w:t>
+      </w:r>
+      <w:r>
+        <w:rPr>
+          <w:rFonts w:ascii="Consolas" w:eastAsia="Times New Roman" w:hAnsi="Consolas" w:cs="Times New Roman"/>
+          <w:color w:val="001080"/>
+          <w:kern w:val="0"/>
+          <w:sz w:val="21"/>
+          <w:szCs w:val="21"/>
+          <w14:ligatures w14:val="none"/>
+        </w:rPr>
+        <w:t>latitude</w:t>
+      </w:r>
+      <w:r>
+        <w:rPr>
+          <w:rFonts w:ascii="Consolas" w:eastAsia="Times New Roman" w:hAnsi="Consolas" w:cs="Times New Roman"/>
+          <w:color w:val="3B3B3B"/>
+          <w:kern w:val="0"/>
+          <w:sz w:val="21"/>
+          <w:szCs w:val="21"/>
+          <w14:ligatures w14:val="none"/>
+        </w:rPr>
+        <w:t xml:space="preserve">, </w:t>
+      </w:r>
+      <w:r>
+        <w:rPr>
+          <w:rFonts w:ascii="Consolas" w:eastAsia="Times New Roman" w:hAnsi="Consolas" w:cs="Times New Roman"/>
+          <w:color w:val="001080"/>
+          <w:kern w:val="0"/>
+          <w:sz w:val="21"/>
+          <w:szCs w:val="21"/>
+          <w14:ligatures w14:val="none"/>
+        </w:rPr>
+        <w:t>longitude</w:t>
+      </w:r>
+      <w:r>
+        <w:rPr>
+          <w:rFonts w:ascii="Consolas" w:eastAsia="Times New Roman" w:hAnsi="Consolas" w:cs="Times New Roman"/>
+          <w:color w:val="3B3B3B"/>
+          <w:kern w:val="0"/>
+          <w:sz w:val="21"/>
+          <w:szCs w:val="21"/>
+          <w14:ligatures w14:val="none"/>
+        </w:rPr>
+        <w:t>})</w:t>
+      </w:r>
+    </w:p>
+    <w:p>
+      <w:pPr>
+        <w:shd w:val="clear" w:color="auto" w:fill="FFFFFF"/>
+        <w:spacing w:after="0" w:line="285" w:lineRule="atLeast"/>
+        <w:rPr>
+          <w:rFonts w:ascii="Consolas" w:eastAsia="Times New Roman" w:hAnsi="Consolas" w:cs="Times New Roman"/>
+          <w:color w:val="3B3B3B"/>
+          <w:kern w:val="0"/>
+          <w:sz w:val="21"/>
+          <w:szCs w:val="21"/>
+          <w14:ligatures w14:val="none"/>
+        </w:rPr>
+      </w:pPr>
+      <w:r>
+        <w:rPr>
+          <w:rFonts w:ascii="Consolas" w:eastAsia="Times New Roman" w:hAnsi="Consolas" w:cs="Times New Roman"/>
+          <w:color w:val="3B3B3B"/>
+          <w:kern w:val="0"/>
+          <w:sz w:val="21"/>
+          <w:szCs w:val="21"/>
+          <w14:ligatures w14:val="none"/>
+        </w:rPr>
+        <w:t xml:space="preserve">  </w:t>
+      </w:r>
+      <w:r>
+        <w:rPr>
+          <w:rFonts w:ascii="Consolas" w:eastAsia="Times New Roman" w:hAnsi="Consolas" w:cs="Times New Roman"/>
+          <w:color w:val="0070C1"/>
+          <w:kern w:val="0"/>
+          <w:sz w:val="21"/>
+          <w:szCs w:val="21"/>
+          <w14:ligatures w14:val="none"/>
+        </w:rPr>
+        <w:t>data</w:t>
+      </w:r>
+      <w:r>
+        <w:rPr>
+          <w:rFonts w:ascii="Consolas" w:eastAsia="Times New Roman" w:hAnsi="Consolas" w:cs="Times New Roman"/>
+          <w:color w:val="3B3B3B"/>
+          <w:kern w:val="0"/>
+          <w:sz w:val="21"/>
+          <w:szCs w:val="21"/>
+          <w14:ligatures w14:val="none"/>
+        </w:rPr>
+        <w:t>.</w:t>
+      </w:r>
+      <w:r>
+        <w:rPr>
+          <w:rFonts w:ascii="Consolas" w:eastAsia="Times New Roman" w:hAnsi="Consolas" w:cs="Times New Roman"/>
+          <w:color w:val="001080"/>
+          <w:kern w:val="0"/>
+          <w:sz w:val="21"/>
+          <w:szCs w:val="21"/>
+          <w14:ligatures w14:val="none"/>
+        </w:rPr>
+        <w:t>value</w:t>
+      </w:r>
+      <w:r>
+        <w:rPr>
+          <w:rFonts w:ascii="Consolas" w:eastAsia="Times New Roman" w:hAnsi="Consolas" w:cs="Times New Roman"/>
+          <w:color w:val="3B3B3B"/>
+          <w:kern w:val="0"/>
+          <w:sz w:val="21"/>
+          <w:szCs w:val="21"/>
+          <w14:ligatures w14:val="none"/>
+        </w:rPr>
+        <w:t xml:space="preserve"> </w:t>
+      </w:r>
+      <w:r>
+        <w:rPr>
+          <w:rFonts w:ascii="Consolas" w:eastAsia="Times New Roman" w:hAnsi="Consolas" w:cs="Times New Roman"/>
+          <w:color w:val="000000"/>
+          <w:kern w:val="0"/>
+          <w:sz w:val="21"/>
+          <w:szCs w:val="21"/>
+          <w14:ligatures w14:val="none"/>
+        </w:rPr>
+        <w:t>=</w:t>
+      </w:r>
+      <w:r>
+        <w:rPr>
+          <w:rFonts w:ascii="Consolas" w:eastAsia="Times New Roman" w:hAnsi="Consolas" w:cs="Times New Roman"/>
+          <w:color w:val="3B3B3B"/>
+          <w:kern w:val="0"/>
+          <w:sz w:val="21"/>
+          <w:szCs w:val="21"/>
+          <w14:ligatures w14:val="none"/>
+        </w:rPr>
+        <w:t xml:space="preserve"> </w:t>
+      </w:r>
+      <w:r>
+        <w:rPr>
+          <w:rFonts w:ascii="Consolas" w:eastAsia="Times New Roman" w:hAnsi="Consolas" w:cs="Times New Roman"/>
+          <w:color w:val="0070C1"/>
+          <w:kern w:val="0"/>
+          <w:sz w:val="21"/>
+          <w:szCs w:val="21"/>
+          <w14:ligatures w14:val="none"/>
+        </w:rPr>
+        <w:t>weatherResponse</w:t>
+      </w:r>
+    </w:p>
+    <w:p>
+      <w:pPr>
+        <w:shd w:val="clear" w:color="auto" w:fill="FFFFFF"/>
+        <w:spacing w:after="0" w:line="285" w:lineRule="atLeast"/>
+        <w:rPr>
+          <w:rFonts w:ascii="Consolas" w:eastAsia="Times New Roman" w:hAnsi="Consolas" w:cs="Times New Roman"/>
+          <w:color w:val="3B3B3B"/>
+          <w:kern w:val="0"/>
+          <w:sz w:val="21"/>
+          <w:szCs w:val="21"/>
+          <w14:ligatures w14:val="none"/>
+        </w:rPr>
+      </w:pPr>
+      <w:r>
+        <w:rPr>
+          <w:rFonts w:ascii="Consolas" w:eastAsia="Times New Roman" w:hAnsi="Consolas" w:cs="Times New Roman"/>
+          <w:color w:val="3B3B3B"/>
+          <w:kern w:val="0"/>
+          <w:sz w:val="21"/>
+          <w:szCs w:val="21"/>
+          <w14:ligatures w14:val="none"/>
+        </w:rPr>
+        <w:t>})</w:t>
+      </w:r>
+    </w:p>
+    <w:p>
+      <w:pPr>
+        <w:shd w:val="clear" w:color="auto" w:fill="FFFFFF"/>
+        <w:spacing w:after="0" w:line="285" w:lineRule="atLeast"/>
+        <w:rPr>
+          <w:rFonts w:ascii="Consolas" w:eastAsia="Times New Roman" w:hAnsi="Consolas" w:cs="Times New Roman"/>
+          <w:color w:val="3B3B3B"/>
+          <w:kern w:val="0"/>
+          <w:sz w:val="21"/>
+          <w:szCs w:val="21"/>
+          <w14:ligatures w14:val="none"/>
+        </w:rPr>
+      </w:pPr>
+      <w:r>
+        <w:rPr>
+          <w:rFonts w:ascii="Consolas" w:eastAsia="Times New Roman" w:hAnsi="Consolas" w:cs="Times New Roman"/>
+          <w:color w:val="800000"/>
+          <w:kern w:val="0"/>
+          <w:sz w:val="21"/>
+          <w:szCs w:val="21"/>
+          <w14:ligatures w14:val="none"/>
+        </w:rPr>
+        <w:t>&lt;/script&gt;</w:t>
+      </w:r>
+    </w:p>
+    <w:p>
+      <w:pPr>
+        <w:shd w:val="clear" w:color="auto" w:fill="FFFFFF"/>
+        <w:spacing w:after="0" w:line="285" w:lineRule="atLeast"/>
+        <w:rPr>
+          <w:rFonts w:ascii="Consolas" w:eastAsia="Times New Roman" w:hAnsi="Consolas" w:cs="Times New Roman"/>
+          <w:color w:val="3B3B3B"/>
+          <w:kern w:val="0"/>
+          <w:sz w:val="21"/>
+          <w:szCs w:val="21"/>
+          <w14:ligatures w14:val="none"/>
+        </w:rPr>
+      </w:pPr>
+    </w:p>
+    <w:p>
+      <w:pPr>
+        <w:shd w:val="clear" w:color="auto" w:fill="FFFFFF"/>
+        <w:spacing w:after="0" w:line="285" w:lineRule="atLeast"/>
+        <w:rPr>
+          <w:rFonts w:ascii="Consolas" w:eastAsia="Times New Roman" w:hAnsi="Consolas" w:cs="Times New Roman"/>
+          <w:color w:val="3B3B3B"/>
+          <w:kern w:val="0"/>
+          <w:sz w:val="21"/>
+          <w:szCs w:val="21"/>
+          <w14:ligatures w14:val="none"/>
+        </w:rPr>
+      </w:pPr>
+      <w:r>
+        <w:rPr>
+          <w:rFonts w:ascii="Consolas" w:eastAsia="Times New Roman" w:hAnsi="Consolas" w:cs="Times New Roman"/>
+          <w:color w:val="800000"/>
+          <w:kern w:val="0"/>
+          <w:sz w:val="21"/>
+          <w:szCs w:val="21"/>
+          <w14:ligatures w14:val="none"/>
+        </w:rPr>
+        <w:t>&lt;template&gt;</w:t>
+      </w:r>
+    </w:p>
+    <w:p>
+      <w:pPr>
+        <w:shd w:val="clear" w:color="auto" w:fill="FFFFFF"/>
+        <w:spacing w:after="0" w:line="285" w:lineRule="atLeast"/>
+        <w:rPr>
+          <w:rFonts w:ascii="Consolas" w:eastAsia="Times New Roman" w:hAnsi="Consolas" w:cs="Times New Roman"/>
+          <w:color w:val="3B3B3B"/>
+          <w:kern w:val="0"/>
+          <w:sz w:val="21"/>
+          <w:szCs w:val="21"/>
+          <w14:ligatures w14:val="none"/>
+        </w:rPr>
+      </w:pPr>
+      <w:r>
+        <w:rPr>
+          <w:rFonts w:ascii="Consolas" w:eastAsia="Times New Roman" w:hAnsi="Consolas" w:cs="Times New Roman"/>
+          <w:color w:val="3B3B3B"/>
+          <w:kern w:val="0"/>
+          <w:sz w:val="21"/>
+          <w:szCs w:val="21"/>
+          <w14:ligatures w14:val="none"/>
+        </w:rPr>
+        <w:t xml:space="preserve">  </w:t>
+      </w:r>
+      <w:r>
+        <w:rPr>
+          <w:rFonts w:ascii="Consolas" w:eastAsia="Times New Roman" w:hAnsi="Consolas" w:cs="Times New Roman"/>
+          <w:color w:val="800000"/>
+          <w:kern w:val="0"/>
+          <w:sz w:val="21"/>
+          <w:szCs w:val="21"/>
+          <w14:ligatures w14:val="none"/>
+        </w:rPr>
+        <w:t>&lt;div&gt;</w:t>
+      </w:r>
+    </w:p>
+    <w:p>
+      <w:pPr>
+        <w:shd w:val="clear" w:color="auto" w:fill="FFFFFF"/>
+        <w:spacing w:after="0" w:line="285" w:lineRule="atLeast"/>
+        <w:rPr>
+          <w:rFonts w:ascii="Consolas" w:eastAsia="Times New Roman" w:hAnsi="Consolas" w:cs="Times New Roman"/>
+          <w:color w:val="3B3B3B"/>
+          <w:kern w:val="0"/>
+          <w:sz w:val="21"/>
+          <w:szCs w:val="21"/>
+          <w14:ligatures w14:val="none"/>
+        </w:rPr>
+      </w:pPr>
+      <w:r>
+        <w:rPr>
+          <w:rFonts w:ascii="Consolas" w:eastAsia="Times New Roman" w:hAnsi="Consolas" w:cs="Times New Roman"/>
+          <w:color w:val="3B3B3B"/>
+          <w:kern w:val="0"/>
+          <w:sz w:val="21"/>
+          <w:szCs w:val="21"/>
+          <w14:ligatures w14:val="none"/>
+        </w:rPr>
+        <w:t xml:space="preserve">    </w:t>
+      </w:r>
+      <w:r>
+        <w:rPr>
+          <w:rFonts w:ascii="Consolas" w:eastAsia="Times New Roman" w:hAnsi="Consolas" w:cs="Times New Roman"/>
+          <w:color w:val="800000"/>
+          <w:kern w:val="0"/>
+          <w:sz w:val="21"/>
+          <w:szCs w:val="21"/>
+          <w14:ligatures w14:val="none"/>
+        </w:rPr>
+        <w:t>&lt;article</w:t>
+      </w:r>
+      <w:r>
+        <w:rPr>
+          <w:rFonts w:ascii="Consolas" w:eastAsia="Times New Roman" w:hAnsi="Consolas" w:cs="Times New Roman"/>
+          <w:color w:val="3B3B3B"/>
+          <w:kern w:val="0"/>
+          <w:sz w:val="21"/>
+          <w:szCs w:val="21"/>
+          <w14:ligatures w14:val="none"/>
+        </w:rPr>
+        <w:t xml:space="preserve"> </w:t>
+      </w:r>
+      <w:r>
+        <w:rPr>
+          <w:rFonts w:ascii="Consolas" w:eastAsia="Times New Roman" w:hAnsi="Consolas" w:cs="Times New Roman"/>
+          <w:color w:val="AF00DB"/>
+          <w:kern w:val="0"/>
+          <w:sz w:val="21"/>
+          <w:szCs w:val="21"/>
+          <w14:ligatures w14:val="none"/>
+        </w:rPr>
+        <w:t>v-if</w:t>
+      </w:r>
+      <w:r>
+        <w:rPr>
+          <w:rFonts w:ascii="Consolas" w:eastAsia="Times New Roman" w:hAnsi="Consolas" w:cs="Times New Roman"/>
+          <w:color w:val="3B3B3B"/>
+          <w:kern w:val="0"/>
+          <w:sz w:val="21"/>
+          <w:szCs w:val="21"/>
+          <w14:ligatures w14:val="none"/>
+        </w:rPr>
+        <w:t>="</w:t>
+      </w:r>
+      <w:r>
+        <w:rPr>
+          <w:rFonts w:ascii="Consolas" w:eastAsia="Times New Roman" w:hAnsi="Consolas" w:cs="Times New Roman"/>
+          <w:color w:val="001080"/>
+          <w:kern w:val="0"/>
+          <w:sz w:val="21"/>
+          <w:szCs w:val="21"/>
+          <w14:ligatures w14:val="none"/>
+        </w:rPr>
+        <w:t>data</w:t>
+      </w:r>
+      <w:r>
+        <w:rPr>
+          <w:rFonts w:ascii="Consolas" w:eastAsia="Times New Roman" w:hAnsi="Consolas" w:cs="Times New Roman"/>
+          <w:color w:val="3B3B3B"/>
+          <w:kern w:val="0"/>
+          <w:sz w:val="21"/>
+          <w:szCs w:val="21"/>
+          <w14:ligatures w14:val="none"/>
+        </w:rPr>
+        <w:t xml:space="preserve"> </w:t>
+      </w:r>
+      <w:r>
+        <w:rPr>
+          <w:rFonts w:ascii="Consolas" w:eastAsia="Times New Roman" w:hAnsi="Consolas" w:cs="Times New Roman"/>
+          <w:color w:val="000000"/>
+          <w:kern w:val="0"/>
+          <w:sz w:val="21"/>
+          <w:szCs w:val="21"/>
+          <w14:ligatures w14:val="none"/>
+        </w:rPr>
+        <w:t>&amp;&amp;</w:t>
+      </w:r>
+      <w:r>
+        <w:rPr>
+          <w:rFonts w:ascii="Consolas" w:eastAsia="Times New Roman" w:hAnsi="Consolas" w:cs="Times New Roman"/>
+          <w:color w:val="3B3B3B"/>
+          <w:kern w:val="0"/>
+          <w:sz w:val="21"/>
+          <w:szCs w:val="21"/>
+          <w14:ligatures w14:val="none"/>
+        </w:rPr>
+        <w:t xml:space="preserve"> </w:t>
+      </w:r>
+      <w:proofErr w:type="spellStart"/>
+      <w:r>
+        <w:rPr>
+          <w:rFonts w:ascii="Consolas" w:eastAsia="Times New Roman" w:hAnsi="Consolas" w:cs="Times New Roman"/>
+          <w:color w:val="001080"/>
+          <w:kern w:val="0"/>
+          <w:sz w:val="21"/>
+          <w:szCs w:val="21"/>
+          <w14:ligatures w14:val="none"/>
+        </w:rPr>
+        <w:t>data</w:t>
+      </w:r>
+      <w:r>
+        <w:rPr>
+          <w:rFonts w:ascii="Consolas" w:eastAsia="Times New Roman" w:hAnsi="Consolas" w:cs="Times New Roman"/>
+          <w:color w:val="3B3B3B"/>
+          <w:kern w:val="0"/>
+          <w:sz w:val="21"/>
+          <w:szCs w:val="21"/>
+          <w14:ligatures w14:val="none"/>
+        </w:rPr>
+        <w:t>.</w:t>
+      </w:r>
+      <w:r>
+        <w:rPr>
+          <w:rFonts w:ascii="Consolas" w:eastAsia="Times New Roman" w:hAnsi="Consolas" w:cs="Times New Roman"/>
+          <w:color w:val="001080"/>
+          <w:kern w:val="0"/>
+          <w:sz w:val="21"/>
+          <w:szCs w:val="21"/>
+          <w14:ligatures w14:val="none"/>
+        </w:rPr>
+        <w:t>current</w:t>
+      </w:r>
+      <w:proofErr w:type="spellEnd"/>
+      <w:r>
+        <w:rPr>
+          <w:rFonts w:ascii="Consolas" w:eastAsia="Times New Roman" w:hAnsi="Consolas" w:cs="Times New Roman"/>
+          <w:color w:val="3B3B3B"/>
+          <w:kern w:val="0"/>
+          <w:sz w:val="21"/>
+          <w:szCs w:val="21"/>
+          <w14:ligatures w14:val="none"/>
+        </w:rPr>
+        <w:t>"</w:t>
+      </w:r>
+      <w:r>
+        <w:rPr>
+          <w:rFonts w:ascii="Consolas" w:eastAsia="Times New Roman" w:hAnsi="Consolas" w:cs="Times New Roman"/>
+          <w:color w:val="800000"/>
+          <w:kern w:val="0"/>
+          <w:sz w:val="21"/>
+          <w:szCs w:val="21"/>
+          <w14:ligatures w14:val="none"/>
+        </w:rPr>
+        <w:t>&gt;</w:t>
+      </w:r>
+    </w:p>
+    <w:p>
+      <w:pPr>
+        <w:shd w:val="clear" w:color="auto" w:fill="FFFFFF"/>
+        <w:spacing w:after="0" w:line="285" w:lineRule="atLeast"/>
+        <w:rPr>
+          <w:rFonts w:ascii="Consolas" w:eastAsia="Times New Roman" w:hAnsi="Consolas" w:cs="Times New Roman"/>
+          <w:color w:val="3B3B3B"/>
+          <w:kern w:val="0"/>
+          <w:sz w:val="21"/>
+          <w:szCs w:val="21"/>
+          <w14:ligatures w14:val="none"/>
+        </w:rPr>
+      </w:pPr>
+      <w:r>
+        <w:rPr>
+          <w:rFonts w:ascii="Consolas" w:eastAsia="Times New Roman" w:hAnsi="Consolas" w:cs="Times New Roman"/>
+          <w:color w:val="3B3B3B"/>
+          <w:kern w:val="0"/>
+          <w:sz w:val="21"/>
+          <w:szCs w:val="21"/>
+          <w14:ligatures w14:val="none"/>
+        </w:rPr>
+        <w:t xml:space="preserve">      {{ </w:t>
+      </w:r>
+      <w:proofErr w:type="spellStart"/>
+      <w:r>
+        <w:rPr>
+          <w:rFonts w:ascii="Consolas" w:eastAsia="Times New Roman" w:hAnsi="Consolas" w:cs="Times New Roman"/>
+          <w:color w:val="001080"/>
+          <w:kern w:val="0"/>
+          <w:sz w:val="21"/>
+          <w:szCs w:val="21"/>
+          <w14:ligatures w14:val="none"/>
+        </w:rPr>
+        <w:t>data</w:t>
+      </w:r>
+      <w:r>
+        <w:rPr>
+          <w:rFonts w:ascii="Consolas" w:eastAsia="Times New Roman" w:hAnsi="Consolas" w:cs="Times New Roman"/>
+          <w:color w:val="3B3B3B"/>
+          <w:kern w:val="0"/>
+          <w:sz w:val="21"/>
+          <w:szCs w:val="21"/>
+          <w14:ligatures w14:val="none"/>
+        </w:rPr>
+        <w:t>.</w:t>
+      </w:r>
+      <w:r>
+        <w:rPr>
+          <w:rFonts w:ascii="Consolas" w:eastAsia="Times New Roman" w:hAnsi="Consolas" w:cs="Times New Roman"/>
+          <w:color w:val="001080"/>
+          <w:kern w:val="0"/>
+          <w:sz w:val="21"/>
+          <w:szCs w:val="21"/>
+          <w14:ligatures w14:val="none"/>
+        </w:rPr>
+        <w:t>current</w:t>
+      </w:r>
+      <w:proofErr w:type="spellEnd"/>
+      <w:r>
+        <w:rPr>
+          <w:rFonts w:ascii="Consolas" w:eastAsia="Times New Roman" w:hAnsi="Consolas" w:cs="Times New Roman"/>
+          <w:color w:val="3B3B3B"/>
+          <w:kern w:val="0"/>
+          <w:sz w:val="21"/>
+          <w:szCs w:val="21"/>
+          <w14:ligatures w14:val="none"/>
+        </w:rPr>
+        <w:t xml:space="preserve"> }}</w:t>
+      </w:r>
+    </w:p>
+    <w:p>
+      <w:pPr>
+        <w:shd w:val="clear" w:color="auto" w:fill="FFFFFF"/>
+        <w:spacing w:after="0" w:line="285" w:lineRule="atLeast"/>
+        <w:rPr>
+          <w:rFonts w:ascii="Consolas" w:eastAsia="Times New Roman" w:hAnsi="Consolas" w:cs="Times New Roman"/>
+          <w:color w:val="3B3B3B"/>
+          <w:kern w:val="0"/>
+          <w:sz w:val="21"/>
+          <w:szCs w:val="21"/>
+          <w14:ligatures w14:val="none"/>
+        </w:rPr>
+      </w:pPr>
+      <w:r>
+        <w:rPr>
+          <w:rFonts w:ascii="Consolas" w:eastAsia="Times New Roman" w:hAnsi="Consolas" w:cs="Times New Roman"/>
+          <w:color w:val="3B3B3B"/>
+          <w:kern w:val="0"/>
+          <w:sz w:val="21"/>
+          <w:szCs w:val="21"/>
+          <w14:ligatures w14:val="none"/>
+        </w:rPr>
+        <w:t xml:space="preserve">    </w:t>
+      </w:r>
+      <w:r>
+        <w:rPr>
+          <w:rFonts w:ascii="Consolas" w:eastAsia="Times New Roman" w:hAnsi="Consolas" w:cs="Times New Roman"/>
+          <w:color w:val="800000"/>
+          <w:kern w:val="0"/>
+          <w:sz w:val="21"/>
+          <w:szCs w:val="21"/>
+          <w14:ligatures w14:val="none"/>
+        </w:rPr>
+        <w:t>&lt;/article&gt;</w:t>
+      </w:r>
+    </w:p>
+    <w:p>
+      <w:pPr>
+        <w:shd w:val="clear" w:color="auto" w:fill="FFFFFF"/>
+        <w:spacing w:after="0" w:line="285" w:lineRule="atLeast"/>
+        <w:rPr>
+          <w:rFonts w:ascii="Consolas" w:eastAsia="Times New Roman" w:hAnsi="Consolas" w:cs="Times New Roman"/>
+          <w:color w:val="3B3B3B"/>
+          <w:kern w:val="0"/>
+          <w:sz w:val="21"/>
+          <w:szCs w:val="21"/>
+          <w14:ligatures w14:val="none"/>
+        </w:rPr>
+      </w:pPr>
+      <w:r>
+        <w:rPr>
+          <w:rFonts w:ascii="Consolas" w:eastAsia="Times New Roman" w:hAnsi="Consolas" w:cs="Times New Roman"/>
+          <w:color w:val="3B3B3B"/>
+          <w:kern w:val="0"/>
+          <w:sz w:val="21"/>
+          <w:szCs w:val="21"/>
+          <w14:ligatures w14:val="none"/>
+        </w:rPr>
+        <w:t xml:space="preserve">    </w:t>
+      </w:r>
+      <w:r>
+        <w:rPr>
+          <w:rFonts w:ascii="Consolas" w:eastAsia="Times New Roman" w:hAnsi="Consolas" w:cs="Times New Roman"/>
+          <w:color w:val="800000"/>
+          <w:kern w:val="0"/>
+          <w:sz w:val="21"/>
+          <w:szCs w:val="21"/>
+          <w14:ligatures w14:val="none"/>
+        </w:rPr>
+        <w:t>&lt;div</w:t>
+      </w:r>
+      <w:r>
+        <w:rPr>
+          <w:rFonts w:ascii="Consolas" w:eastAsia="Times New Roman" w:hAnsi="Consolas" w:cs="Times New Roman"/>
+          <w:color w:val="3B3B3B"/>
+          <w:kern w:val="0"/>
+          <w:sz w:val="21"/>
+          <w:szCs w:val="21"/>
+          <w14:ligatures w14:val="none"/>
+        </w:rPr>
+        <w:t xml:space="preserve"> </w:t>
+      </w:r>
+      <w:r>
+        <w:rPr>
+          <w:rFonts w:ascii="Consolas" w:eastAsia="Times New Roman" w:hAnsi="Consolas" w:cs="Times New Roman"/>
+          <w:color w:val="AF00DB"/>
+          <w:kern w:val="0"/>
+          <w:sz w:val="21"/>
+          <w:szCs w:val="21"/>
+          <w14:ligatures w14:val="none"/>
+        </w:rPr>
+        <w:t>v-else</w:t>
+      </w:r>
+      <w:r>
+        <w:rPr>
+          <w:rFonts w:ascii="Consolas" w:eastAsia="Times New Roman" w:hAnsi="Consolas" w:cs="Times New Roman"/>
+          <w:color w:val="800000"/>
+          <w:kern w:val="0"/>
+          <w:sz w:val="21"/>
+          <w:szCs w:val="21"/>
+          <w14:ligatures w14:val="none"/>
+        </w:rPr>
+        <w:t>&gt;</w:t>
+      </w:r>
+      <w:r>
+        <w:rPr>
+          <w:rFonts w:ascii="Consolas" w:eastAsia="Times New Roman" w:hAnsi="Consolas" w:cs="Times New Roman"/>
+          <w:color w:val="3B3B3B"/>
+          <w:kern w:val="0"/>
+          <w:sz w:val="21"/>
+          <w:szCs w:val="21"/>
+          <w14:ligatures w14:val="none"/>
+        </w:rPr>
+        <w:t>Loading...</w:t>
+      </w:r>
+      <w:r>
+        <w:rPr>
+          <w:rFonts w:ascii="Consolas" w:eastAsia="Times New Roman" w:hAnsi="Consolas" w:cs="Times New Roman"/>
+          <w:color w:val="800000"/>
+          <w:kern w:val="0"/>
+          <w:sz w:val="21"/>
+          <w:szCs w:val="21"/>
+          <w14:ligatures w14:val="none"/>
+        </w:rPr>
+        <w:t>&lt;/div&gt;</w:t>
+      </w:r>
+    </w:p>
+    <w:p>
+      <w:pPr>
+        <w:shd w:val="clear" w:color="auto" w:fill="FFFFFF"/>
+        <w:spacing w:after="0" w:line="285" w:lineRule="atLeast"/>
+        <w:rPr>
+          <w:rFonts w:ascii="Consolas" w:eastAsia="Times New Roman" w:hAnsi="Consolas" w:cs="Times New Roman"/>
+          <w:color w:val="3B3B3B"/>
+          <w:kern w:val="0"/>
+          <w:sz w:val="21"/>
+          <w:szCs w:val="21"/>
+          <w14:ligatures w14:val="none"/>
+        </w:rPr>
+      </w:pPr>
+      <w:r>
+        <w:rPr>
+          <w:rFonts w:ascii="Consolas" w:eastAsia="Times New Roman" w:hAnsi="Consolas" w:cs="Times New Roman"/>
+          <w:color w:val="3B3B3B"/>
+          <w:kern w:val="0"/>
+          <w:sz w:val="21"/>
+          <w:szCs w:val="21"/>
+          <w14:ligatures w14:val="none"/>
+        </w:rPr>
+        <w:t xml:space="preserve">  </w:t>
+      </w:r>
+      <w:r>
+        <w:rPr>
+          <w:rFonts w:ascii="Consolas" w:eastAsia="Times New Roman" w:hAnsi="Consolas" w:cs="Times New Roman"/>
+          <w:color w:val="800000"/>
+          <w:kern w:val="0"/>
+          <w:sz w:val="21"/>
+          <w:szCs w:val="21"/>
+          <w14:ligatures w14:val="none"/>
+        </w:rPr>
+        <w:t>&lt;/div&gt;</w:t>
+      </w:r>
+    </w:p>
+    <w:p>
+      <w:pPr>
+        <w:shd w:val="clear" w:color="auto" w:fill="FFFFFF"/>
+        <w:spacing w:after="0" w:line="285" w:lineRule="atLeast"/>
+        <w:rPr>
+          <w:rFonts w:ascii="Consolas" w:eastAsia="Times New Roman" w:hAnsi="Consolas" w:cs="Times New Roman"/>
+          <w:color w:val="3B3B3B"/>
+          <w:kern w:val="0"/>
+          <w:sz w:val="21"/>
+          <w:szCs w:val="21"/>
+          <w14:ligatures w14:val="none"/>
+        </w:rPr>
+      </w:pPr>
+      <w:r>
+        <w:rPr>
+          <w:rFonts w:ascii="Consolas" w:eastAsia="Times New Roman" w:hAnsi="Consolas" w:cs="Times New Roman"/>
+          <w:color w:val="800000"/>
+          <w:kern w:val="0"/>
+          <w:sz w:val="21"/>
+          <w:szCs w:val="21"/>
+          <w14:ligatures w14:val="none"/>
+        </w:rPr>
+        <w:t>&lt;/template&gt;</w:t>
+      </w:r>
+    </w:p>
+    <w:p>
+      <w:pPr>
+        <w:ind w:left="720" w:firstLine="720"/>
+        <w:rPr>
+          <w:rFonts w:ascii="Sakkal Majalla" w:hAnsi="Sakkal Majalla" w:cs="Sakkal Majalla"/>
+          <w:sz w:val="28"/>
+          <w:szCs w:val="28"/>
+        </w:rPr>
+      </w:pPr>
+      <w:r>
+        <w:rPr>
+          <w:rFonts w:ascii="Sakkal Majalla" w:hAnsi="Sakkal Majalla" w:cs="Sakkal Majalla"/>
+          <w:sz w:val="28"/>
+          <w:szCs w:val="28"/>
+        </w:rPr>
+        <w:t>=====================================================</w:t>
+      </w:r>
+    </w:p>
+    <w:p>
+      <w:pPr>
+        <w:tabs>
+          <w:tab w:val="left" w:pos="3012"/>
+        </w:tabs>
+        <w:rPr>
+          <w:rFonts w:ascii="Sakkal Majalla" w:hAnsi="Sakkal Majalla" w:cs="Sakkal Majalla"/>
+          <w:sz w:val="28"/>
+          <w:szCs w:val="28"/>
+        </w:rPr>
+      </w:pPr>
+      <w:r>
+        <w:rPr>
+          <w:rFonts w:ascii="Sakkal Majalla" w:hAnsi="Sakkal Majalla" w:cs="Sakkal Majalla"/>
+          <w:sz w:val="28"/>
+          <w:szCs w:val="28"/>
+        </w:rPr>
+        <w:t>And to use the component with the parameters:</w:t>
+      </w:r>
+    </w:p>
+    <w:p>
+      <w:pPr>
+        <w:shd w:val="clear" w:color="auto" w:fill="FFFFFF"/>
+        <w:spacing w:after="0" w:line="285" w:lineRule="atLeast"/>
+        <w:rPr>
+          <w:rFonts w:ascii="Consolas" w:eastAsia="Times New Roman" w:hAnsi="Consolas" w:cs="Times New Roman"/>
+          <w:color w:val="3B3B3B"/>
+          <w:kern w:val="0"/>
+          <w:sz w:val="21"/>
+          <w:szCs w:val="21"/>
+          <w14:ligatures w14:val="none"/>
+        </w:rPr>
+      </w:pPr>
+      <w:r>
+        <w:rPr>
+          <w:rFonts w:ascii="Consolas" w:eastAsia="Times New Roman" w:hAnsi="Consolas" w:cs="Times New Roman"/>
+          <w:color w:val="800000"/>
+          <w:kern w:val="0"/>
+          <w:sz w:val="21"/>
+          <w:szCs w:val="21"/>
+          <w14:ligatures w14:val="none"/>
+        </w:rPr>
+        <w:t>&lt;script</w:t>
+      </w:r>
+      <w:r>
+        <w:rPr>
+          <w:rFonts w:ascii="Consolas" w:eastAsia="Times New Roman" w:hAnsi="Consolas" w:cs="Times New Roman"/>
+          <w:color w:val="3B3B3B"/>
+          <w:kern w:val="0"/>
+          <w:sz w:val="21"/>
+          <w:szCs w:val="21"/>
+          <w14:ligatures w14:val="none"/>
+        </w:rPr>
+        <w:t xml:space="preserve"> </w:t>
+      </w:r>
+      <w:r>
+        <w:rPr>
+          <w:rFonts w:ascii="Consolas" w:eastAsia="Times New Roman" w:hAnsi="Consolas" w:cs="Times New Roman"/>
+          <w:color w:val="E50000"/>
+          <w:kern w:val="0"/>
+          <w:sz w:val="21"/>
+          <w:szCs w:val="21"/>
+          <w14:ligatures w14:val="none"/>
+        </w:rPr>
+        <w:t>lang</w:t>
+      </w:r>
+      <w:r>
+        <w:rPr>
+          <w:rFonts w:ascii="Consolas" w:eastAsia="Times New Roman" w:hAnsi="Consolas" w:cs="Times New Roman"/>
+          <w:color w:val="3B3B3B"/>
+          <w:kern w:val="0"/>
+          <w:sz w:val="21"/>
+          <w:szCs w:val="21"/>
+          <w14:ligatures w14:val="none"/>
+        </w:rPr>
+        <w:t>=</w:t>
+      </w:r>
+      <w:r>
+        <w:rPr>
+          <w:rFonts w:ascii="Consolas" w:eastAsia="Times New Roman" w:hAnsi="Consolas" w:cs="Times New Roman"/>
+          <w:color w:val="0000FF"/>
+          <w:kern w:val="0"/>
+          <w:sz w:val="21"/>
+          <w:szCs w:val="21"/>
+          <w14:ligatures w14:val="none"/>
+        </w:rPr>
+        <w:t>"</w:t>
+      </w:r>
+      <w:proofErr w:type="spellStart"/>
+      <w:r>
+        <w:rPr>
+          <w:rFonts w:ascii="Consolas" w:eastAsia="Times New Roman" w:hAnsi="Consolas" w:cs="Times New Roman"/>
+          <w:color w:val="0000FF"/>
+          <w:kern w:val="0"/>
+          <w:sz w:val="21"/>
+          <w:szCs w:val="21"/>
+          <w14:ligatures w14:val="none"/>
+        </w:rPr>
+        <w:t>ts</w:t>
+      </w:r>
+      <w:proofErr w:type="spellEnd"/>
+      <w:r>
+        <w:rPr>
+          <w:rFonts w:ascii="Consolas" w:eastAsia="Times New Roman" w:hAnsi="Consolas" w:cs="Times New Roman"/>
+          <w:color w:val="0000FF"/>
+          <w:kern w:val="0"/>
+          <w:sz w:val="21"/>
+          <w:szCs w:val="21"/>
+          <w14:ligatures w14:val="none"/>
+        </w:rPr>
+        <w:t>"</w:t>
+      </w:r>
+      <w:r>
+        <w:rPr>
+          <w:rFonts w:ascii="Consolas" w:eastAsia="Times New Roman" w:hAnsi="Consolas" w:cs="Times New Roman"/>
+          <w:color w:val="3B3B3B"/>
+          <w:kern w:val="0"/>
+          <w:sz w:val="21"/>
+          <w:szCs w:val="21"/>
+          <w14:ligatures w14:val="none"/>
+        </w:rPr>
+        <w:t xml:space="preserve"> </w:t>
+      </w:r>
+      <w:r>
+        <w:rPr>
+          <w:rFonts w:ascii="Consolas" w:eastAsia="Times New Roman" w:hAnsi="Consolas" w:cs="Times New Roman"/>
+          <w:color w:val="E50000"/>
+          <w:kern w:val="0"/>
+          <w:sz w:val="21"/>
+          <w:szCs w:val="21"/>
+          <w14:ligatures w14:val="none"/>
+        </w:rPr>
+        <w:t>setup</w:t>
+      </w:r>
+      <w:r>
+        <w:rPr>
+          <w:rFonts w:ascii="Consolas" w:eastAsia="Times New Roman" w:hAnsi="Consolas" w:cs="Times New Roman"/>
+          <w:color w:val="800000"/>
+          <w:kern w:val="0"/>
+          <w:sz w:val="21"/>
+          <w:szCs w:val="21"/>
+          <w14:ligatures w14:val="none"/>
+        </w:rPr>
+        <w:t>&gt;</w:t>
+      </w:r>
+    </w:p>
+    <w:p>
+      <w:pPr>
+        <w:shd w:val="clear" w:color="auto" w:fill="FFFFFF"/>
+        <w:spacing w:after="0" w:line="285" w:lineRule="atLeast"/>
+        <w:rPr>
+          <w:rFonts w:ascii="Consolas" w:eastAsia="Times New Roman" w:hAnsi="Consolas" w:cs="Times New Roman"/>
+          <w:color w:val="3B3B3B"/>
+          <w:kern w:val="0"/>
+          <w:sz w:val="21"/>
+          <w:szCs w:val="21"/>
+          <w14:ligatures w14:val="none"/>
+        </w:rPr>
+      </w:pPr>
+      <w:r>
+        <w:rPr>
+          <w:rFonts w:ascii="Consolas" w:eastAsia="Times New Roman" w:hAnsi="Consolas" w:cs="Times New Roman"/>
+          <w:color w:val="AF00DB"/>
+          <w:kern w:val="0"/>
+          <w:sz w:val="21"/>
+          <w:szCs w:val="21"/>
+          <w14:ligatures w14:val="none"/>
+        </w:rPr>
+        <w:t>import</w:t>
+      </w:r>
+      <w:r>
+        <w:rPr>
+          <w:rFonts w:ascii="Consolas" w:eastAsia="Times New Roman" w:hAnsi="Consolas" w:cs="Times New Roman"/>
+          <w:color w:val="3B3B3B"/>
+          <w:kern w:val="0"/>
+          <w:sz w:val="21"/>
+          <w:szCs w:val="21"/>
+          <w14:ligatures w14:val="none"/>
+        </w:rPr>
+        <w:t xml:space="preserve"> { </w:t>
+      </w:r>
+      <w:r>
+        <w:rPr>
+          <w:rFonts w:ascii="Consolas" w:eastAsia="Times New Roman" w:hAnsi="Consolas" w:cs="Times New Roman"/>
+          <w:color w:val="001080"/>
+          <w:kern w:val="0"/>
+          <w:sz w:val="21"/>
+          <w:szCs w:val="21"/>
+          <w14:ligatures w14:val="none"/>
+        </w:rPr>
+        <w:t>ref</w:t>
+      </w:r>
+      <w:r>
+        <w:rPr>
+          <w:rFonts w:ascii="Consolas" w:eastAsia="Times New Roman" w:hAnsi="Consolas" w:cs="Times New Roman"/>
+          <w:color w:val="3B3B3B"/>
+          <w:kern w:val="0"/>
+          <w:sz w:val="21"/>
+          <w:szCs w:val="21"/>
+          <w14:ligatures w14:val="none"/>
+        </w:rPr>
+        <w:t xml:space="preserve">, </w:t>
+      </w:r>
+      <w:r>
+        <w:rPr>
+          <w:rFonts w:ascii="Consolas" w:eastAsia="Times New Roman" w:hAnsi="Consolas" w:cs="Times New Roman"/>
+          <w:color w:val="001080"/>
+          <w:kern w:val="0"/>
+          <w:sz w:val="21"/>
+          <w:szCs w:val="21"/>
+          <w14:ligatures w14:val="none"/>
+        </w:rPr>
+        <w:t>onMounted</w:t>
+      </w:r>
+      <w:r>
+        <w:rPr>
+          <w:rFonts w:ascii="Consolas" w:eastAsia="Times New Roman" w:hAnsi="Consolas" w:cs="Times New Roman"/>
+          <w:color w:val="3B3B3B"/>
+          <w:kern w:val="0"/>
+          <w:sz w:val="21"/>
+          <w:szCs w:val="21"/>
+          <w14:ligatures w14:val="none"/>
+        </w:rPr>
+        <w:t xml:space="preserve"> } </w:t>
+      </w:r>
+      <w:r>
+        <w:rPr>
+          <w:rFonts w:ascii="Consolas" w:eastAsia="Times New Roman" w:hAnsi="Consolas" w:cs="Times New Roman"/>
+          <w:color w:val="AF00DB"/>
+          <w:kern w:val="0"/>
+          <w:sz w:val="21"/>
+          <w:szCs w:val="21"/>
+          <w14:ligatures w14:val="none"/>
+        </w:rPr>
+        <w:t>from</w:t>
+      </w:r>
+      <w:r>
+        <w:rPr>
+          <w:rFonts w:ascii="Consolas" w:eastAsia="Times New Roman" w:hAnsi="Consolas" w:cs="Times New Roman"/>
+          <w:color w:val="3B3B3B"/>
+          <w:kern w:val="0"/>
+          <w:sz w:val="21"/>
+          <w:szCs w:val="21"/>
+          <w14:ligatures w14:val="none"/>
+        </w:rPr>
+        <w:t xml:space="preserve"> </w:t>
+      </w:r>
+      <w:r>
+        <w:rPr>
+          <w:rFonts w:ascii="Consolas" w:eastAsia="Times New Roman" w:hAnsi="Consolas" w:cs="Times New Roman"/>
+          <w:color w:val="A31515"/>
+          <w:kern w:val="0"/>
+          <w:sz w:val="21"/>
+          <w:szCs w:val="21"/>
+          <w14:ligatures w14:val="none"/>
+        </w:rPr>
+        <w:t>'vue'</w:t>
+      </w:r>
+    </w:p>
+    <w:p>
+      <w:pPr>
+        <w:shd w:val="clear" w:color="auto" w:fill="FFFFFF"/>
+        <w:spacing w:after="0" w:line="285" w:lineRule="atLeast"/>
+        <w:rPr>
+          <w:rFonts w:ascii="Consolas" w:eastAsia="Times New Roman" w:hAnsi="Consolas" w:cs="Times New Roman"/>
+          <w:color w:val="3B3B3B"/>
+          <w:kern w:val="0"/>
+          <w:sz w:val="21"/>
+          <w:szCs w:val="21"/>
+          <w14:ligatures w14:val="none"/>
+        </w:rPr>
+      </w:pPr>
+      <w:r>
+        <w:rPr>
+          <w:rFonts w:ascii="Consolas" w:eastAsia="Times New Roman" w:hAnsi="Consolas" w:cs="Times New Roman"/>
+          <w:color w:val="AF00DB"/>
+          <w:kern w:val="0"/>
+          <w:sz w:val="21"/>
+          <w:szCs w:val="21"/>
+          <w14:ligatures w14:val="none"/>
+        </w:rPr>
+        <w:t>import</w:t>
+      </w:r>
+      <w:r>
+        <w:rPr>
+          <w:rFonts w:ascii="Consolas" w:eastAsia="Times New Roman" w:hAnsi="Consolas" w:cs="Times New Roman"/>
+          <w:color w:val="3B3B3B"/>
+          <w:kern w:val="0"/>
+          <w:sz w:val="21"/>
+          <w:szCs w:val="21"/>
+          <w14:ligatures w14:val="none"/>
+        </w:rPr>
+        <w:t xml:space="preserve"> </w:t>
+      </w:r>
+      <w:r>
+        <w:rPr>
+          <w:rFonts w:ascii="Consolas" w:eastAsia="Times New Roman" w:hAnsi="Consolas" w:cs="Times New Roman"/>
+          <w:color w:val="AF00DB"/>
+          <w:kern w:val="0"/>
+          <w:sz w:val="21"/>
+          <w:szCs w:val="21"/>
+          <w14:ligatures w14:val="none"/>
+        </w:rPr>
+        <w:t>type</w:t>
+      </w:r>
+      <w:r>
+        <w:rPr>
+          <w:rFonts w:ascii="Consolas" w:eastAsia="Times New Roman" w:hAnsi="Consolas" w:cs="Times New Roman"/>
+          <w:color w:val="3B3B3B"/>
+          <w:kern w:val="0"/>
+          <w:sz w:val="21"/>
+          <w:szCs w:val="21"/>
+          <w14:ligatures w14:val="none"/>
+        </w:rPr>
+        <w:t xml:space="preserve"> { </w:t>
+      </w:r>
+      <w:r>
+        <w:rPr>
+          <w:rFonts w:ascii="Consolas" w:eastAsia="Times New Roman" w:hAnsi="Consolas" w:cs="Times New Roman"/>
+          <w:color w:val="001080"/>
+          <w:kern w:val="0"/>
+          <w:sz w:val="21"/>
+          <w:szCs w:val="21"/>
+          <w14:ligatures w14:val="none"/>
+        </w:rPr>
+        <w:t>Ref</w:t>
+      </w:r>
+      <w:r>
+        <w:rPr>
+          <w:rFonts w:ascii="Consolas" w:eastAsia="Times New Roman" w:hAnsi="Consolas" w:cs="Times New Roman"/>
+          <w:color w:val="3B3B3B"/>
+          <w:kern w:val="0"/>
+          <w:sz w:val="21"/>
+          <w:szCs w:val="21"/>
+          <w14:ligatures w14:val="none"/>
+        </w:rPr>
+        <w:t xml:space="preserve"> } </w:t>
+      </w:r>
+      <w:r>
+        <w:rPr>
+          <w:rFonts w:ascii="Consolas" w:eastAsia="Times New Roman" w:hAnsi="Consolas" w:cs="Times New Roman"/>
+          <w:color w:val="AF00DB"/>
+          <w:kern w:val="0"/>
+          <w:sz w:val="21"/>
+          <w:szCs w:val="21"/>
+          <w14:ligatures w14:val="none"/>
+        </w:rPr>
+        <w:t>from</w:t>
+      </w:r>
+      <w:r>
+        <w:rPr>
+          <w:rFonts w:ascii="Consolas" w:eastAsia="Times New Roman" w:hAnsi="Consolas" w:cs="Times New Roman"/>
+          <w:color w:val="3B3B3B"/>
+          <w:kern w:val="0"/>
+          <w:sz w:val="21"/>
+          <w:szCs w:val="21"/>
+          <w14:ligatures w14:val="none"/>
+        </w:rPr>
+        <w:t xml:space="preserve"> </w:t>
+      </w:r>
+      <w:r>
+        <w:rPr>
+          <w:rFonts w:ascii="Consolas" w:eastAsia="Times New Roman" w:hAnsi="Consolas" w:cs="Times New Roman"/>
+          <w:color w:val="A31515"/>
+          <w:kern w:val="0"/>
+          <w:sz w:val="21"/>
+          <w:szCs w:val="21"/>
+          <w14:ligatures w14:val="none"/>
+        </w:rPr>
+        <w:t>'vue'</w:t>
+      </w:r>
+    </w:p>
+    <w:p>
+      <w:pPr>
+        <w:shd w:val="clear" w:color="auto" w:fill="FFFFFF"/>
+        <w:spacing w:after="0" w:line="285" w:lineRule="atLeast"/>
+        <w:rPr>
+          <w:rFonts w:ascii="Consolas" w:eastAsia="Times New Roman" w:hAnsi="Consolas" w:cs="Times New Roman"/>
+          <w:color w:val="3B3B3B"/>
+          <w:kern w:val="0"/>
+          <w:sz w:val="21"/>
+          <w:szCs w:val="21"/>
+          <w14:ligatures w14:val="none"/>
+        </w:rPr>
+      </w:pPr>
+      <w:r>
+        <w:rPr>
+          <w:rFonts w:ascii="Consolas" w:eastAsia="Times New Roman" w:hAnsi="Consolas" w:cs="Times New Roman"/>
+          <w:color w:val="AF00DB"/>
+          <w:kern w:val="0"/>
+          <w:sz w:val="21"/>
+          <w:szCs w:val="21"/>
+          <w14:ligatures w14:val="none"/>
+        </w:rPr>
+        <w:t>import</w:t>
+      </w:r>
+      <w:r>
+        <w:rPr>
+          <w:rFonts w:ascii="Consolas" w:eastAsia="Times New Roman" w:hAnsi="Consolas" w:cs="Times New Roman"/>
+          <w:color w:val="3B3B3B"/>
+          <w:kern w:val="0"/>
+          <w:sz w:val="21"/>
+          <w:szCs w:val="21"/>
+          <w14:ligatures w14:val="none"/>
+        </w:rPr>
+        <w:t xml:space="preserve"> </w:t>
+      </w:r>
+      <w:r>
+        <w:rPr>
+          <w:rFonts w:ascii="Consolas" w:eastAsia="Times New Roman" w:hAnsi="Consolas" w:cs="Times New Roman"/>
+          <w:color w:val="001080"/>
+          <w:kern w:val="0"/>
+          <w:sz w:val="21"/>
+          <w:szCs w:val="21"/>
+          <w14:ligatures w14:val="none"/>
+        </w:rPr>
+        <w:t>WeatherReport</w:t>
+      </w:r>
+      <w:r>
+        <w:rPr>
+          <w:rFonts w:ascii="Consolas" w:eastAsia="Times New Roman" w:hAnsi="Consolas" w:cs="Times New Roman"/>
+          <w:color w:val="3B3B3B"/>
+          <w:kern w:val="0"/>
+          <w:sz w:val="21"/>
+          <w:szCs w:val="21"/>
+          <w14:ligatures w14:val="none"/>
+        </w:rPr>
+        <w:t xml:space="preserve"> </w:t>
+      </w:r>
+      <w:r>
+        <w:rPr>
+          <w:rFonts w:ascii="Consolas" w:eastAsia="Times New Roman" w:hAnsi="Consolas" w:cs="Times New Roman"/>
+          <w:color w:val="AF00DB"/>
+          <w:kern w:val="0"/>
+          <w:sz w:val="21"/>
+          <w:szCs w:val="21"/>
+          <w14:ligatures w14:val="none"/>
+        </w:rPr>
+        <w:t>from</w:t>
+      </w:r>
+      <w:r>
+        <w:rPr>
+          <w:rFonts w:ascii="Consolas" w:eastAsia="Times New Roman" w:hAnsi="Consolas" w:cs="Times New Roman"/>
+          <w:color w:val="3B3B3B"/>
+          <w:kern w:val="0"/>
+          <w:sz w:val="21"/>
+          <w:szCs w:val="21"/>
+          <w14:ligatures w14:val="none"/>
+        </w:rPr>
+        <w:t xml:space="preserve"> </w:t>
+      </w:r>
+      <w:r>
+        <w:rPr>
+          <w:rFonts w:ascii="Consolas" w:eastAsia="Times New Roman" w:hAnsi="Consolas" w:cs="Times New Roman"/>
+          <w:color w:val="A31515"/>
+          <w:kern w:val="0"/>
+          <w:sz w:val="21"/>
+          <w:szCs w:val="21"/>
+          <w14:ligatures w14:val="none"/>
+        </w:rPr>
+        <w:t>'./WeatherReport.vue'</w:t>
+      </w:r>
+      <w:r>
+        <w:rPr>
+          <w:rFonts w:ascii="Consolas" w:eastAsia="Times New Roman" w:hAnsi="Consolas" w:cs="Times New Roman"/>
+          <w:color w:val="3B3B3B"/>
+          <w:kern w:val="0"/>
+          <w:sz w:val="21"/>
+          <w:szCs w:val="21"/>
+          <w14:ligatures w14:val="none"/>
+        </w:rPr>
+        <w:t>;</w:t>
+      </w:r>
+    </w:p>
+    <w:p>
+      <w:pPr>
+        <w:shd w:val="clear" w:color="auto" w:fill="FFFFFF"/>
+        <w:spacing w:after="0" w:line="285" w:lineRule="atLeast"/>
+        <w:rPr>
+          <w:rFonts w:ascii="Consolas" w:eastAsia="Times New Roman" w:hAnsi="Consolas" w:cs="Times New Roman"/>
+          <w:color w:val="3B3B3B"/>
+          <w:kern w:val="0"/>
+          <w:sz w:val="21"/>
+          <w:szCs w:val="21"/>
+          <w14:ligatures w14:val="none"/>
+        </w:rPr>
+      </w:pPr>
+    </w:p>
+    <w:p>
+      <w:pPr>
+        <w:shd w:val="clear" w:color="auto" w:fill="FFFFFF"/>
+        <w:spacing w:after="0" w:line="285" w:lineRule="atLeast"/>
+        <w:rPr>
+          <w:rFonts w:ascii="Consolas" w:eastAsia="Times New Roman" w:hAnsi="Consolas" w:cs="Times New Roman"/>
+          <w:color w:val="3B3B3B"/>
+          <w:kern w:val="0"/>
+          <w:sz w:val="21"/>
+          <w:szCs w:val="21"/>
+          <w14:ligatures w14:val="none"/>
+        </w:rPr>
+      </w:pPr>
+      <w:r>
+        <w:rPr>
+          <w:rFonts w:ascii="Consolas" w:eastAsia="Times New Roman" w:hAnsi="Consolas" w:cs="Times New Roman"/>
+          <w:color w:val="0000FF"/>
+          <w:kern w:val="0"/>
+          <w:sz w:val="21"/>
+          <w:szCs w:val="21"/>
+          <w14:ligatures w14:val="none"/>
+        </w:rPr>
+        <w:t>type</w:t>
+      </w:r>
+      <w:r>
+        <w:rPr>
+          <w:rFonts w:ascii="Consolas" w:eastAsia="Times New Roman" w:hAnsi="Consolas" w:cs="Times New Roman"/>
+          <w:color w:val="3B3B3B"/>
+          <w:kern w:val="0"/>
+          <w:sz w:val="21"/>
+          <w:szCs w:val="21"/>
+          <w14:ligatures w14:val="none"/>
+        </w:rPr>
+        <w:t xml:space="preserve"> </w:t>
+      </w:r>
+      <w:r>
+        <w:rPr>
+          <w:rFonts w:ascii="Consolas" w:eastAsia="Times New Roman" w:hAnsi="Consolas" w:cs="Times New Roman"/>
+          <w:color w:val="267F99"/>
+          <w:kern w:val="0"/>
+          <w:sz w:val="21"/>
+          <w:szCs w:val="21"/>
+          <w14:ligatures w14:val="none"/>
+        </w:rPr>
+        <w:t>Geolocation</w:t>
+      </w:r>
+      <w:r>
+        <w:rPr>
+          <w:rFonts w:ascii="Consolas" w:eastAsia="Times New Roman" w:hAnsi="Consolas" w:cs="Times New Roman"/>
+          <w:color w:val="3B3B3B"/>
+          <w:kern w:val="0"/>
+          <w:sz w:val="21"/>
+          <w:szCs w:val="21"/>
+          <w14:ligatures w14:val="none"/>
+        </w:rPr>
+        <w:t xml:space="preserve"> </w:t>
+      </w:r>
+      <w:r>
+        <w:rPr>
+          <w:rFonts w:ascii="Consolas" w:eastAsia="Times New Roman" w:hAnsi="Consolas" w:cs="Times New Roman"/>
+          <w:color w:val="000000"/>
+          <w:kern w:val="0"/>
+          <w:sz w:val="21"/>
+          <w:szCs w:val="21"/>
+          <w14:ligatures w14:val="none"/>
+        </w:rPr>
+        <w:t>=</w:t>
+      </w:r>
+      <w:r>
+        <w:rPr>
+          <w:rFonts w:ascii="Consolas" w:eastAsia="Times New Roman" w:hAnsi="Consolas" w:cs="Times New Roman"/>
+          <w:color w:val="3B3B3B"/>
+          <w:kern w:val="0"/>
+          <w:sz w:val="21"/>
+          <w:szCs w:val="21"/>
+          <w14:ligatures w14:val="none"/>
+        </w:rPr>
+        <w:t xml:space="preserve"> {</w:t>
+      </w:r>
+    </w:p>
+    <w:p>
+      <w:pPr>
+        <w:shd w:val="clear" w:color="auto" w:fill="FFFFFF"/>
+        <w:spacing w:after="0" w:line="285" w:lineRule="atLeast"/>
+        <w:rPr>
+          <w:rFonts w:ascii="Consolas" w:eastAsia="Times New Roman" w:hAnsi="Consolas" w:cs="Times New Roman"/>
+          <w:color w:val="3B3B3B"/>
+          <w:kern w:val="0"/>
+          <w:sz w:val="21"/>
+          <w:szCs w:val="21"/>
+          <w14:ligatures w14:val="none"/>
+        </w:rPr>
+      </w:pPr>
+      <w:r>
+        <w:rPr>
+          <w:rFonts w:ascii="Consolas" w:eastAsia="Times New Roman" w:hAnsi="Consolas" w:cs="Times New Roman"/>
+          <w:color w:val="3B3B3B"/>
+          <w:kern w:val="0"/>
+          <w:sz w:val="21"/>
+          <w:szCs w:val="21"/>
+          <w14:ligatures w14:val="none"/>
+        </w:rPr>
+        <w:t xml:space="preserve">    </w:t>
+      </w:r>
+      <w:r>
+        <w:rPr>
+          <w:rFonts w:ascii="Consolas" w:eastAsia="Times New Roman" w:hAnsi="Consolas" w:cs="Times New Roman"/>
+          <w:color w:val="001080"/>
+          <w:kern w:val="0"/>
+          <w:sz w:val="21"/>
+          <w:szCs w:val="21"/>
+          <w14:ligatures w14:val="none"/>
+        </w:rPr>
+        <w:t>latitude</w:t>
+      </w:r>
+      <w:r>
+        <w:rPr>
+          <w:rFonts w:ascii="Consolas" w:eastAsia="Times New Roman" w:hAnsi="Consolas" w:cs="Times New Roman"/>
+          <w:color w:val="000000"/>
+          <w:kern w:val="0"/>
+          <w:sz w:val="21"/>
+          <w:szCs w:val="21"/>
+          <w14:ligatures w14:val="none"/>
+        </w:rPr>
+        <w:t>:</w:t>
+      </w:r>
+      <w:r>
+        <w:rPr>
+          <w:rFonts w:ascii="Consolas" w:eastAsia="Times New Roman" w:hAnsi="Consolas" w:cs="Times New Roman"/>
+          <w:color w:val="3B3B3B"/>
+          <w:kern w:val="0"/>
+          <w:sz w:val="21"/>
+          <w:szCs w:val="21"/>
+          <w14:ligatures w14:val="none"/>
+        </w:rPr>
+        <w:t xml:space="preserve"> </w:t>
+      </w:r>
+      <w:r>
+        <w:rPr>
+          <w:rFonts w:ascii="Consolas" w:eastAsia="Times New Roman" w:hAnsi="Consolas" w:cs="Times New Roman"/>
+          <w:color w:val="267F99"/>
+          <w:kern w:val="0"/>
+          <w:sz w:val="21"/>
+          <w:szCs w:val="21"/>
+          <w14:ligatures w14:val="none"/>
+        </w:rPr>
+        <w:t>number</w:t>
+      </w:r>
+      <w:r>
+        <w:rPr>
+          <w:rFonts w:ascii="Consolas" w:eastAsia="Times New Roman" w:hAnsi="Consolas" w:cs="Times New Roman"/>
+          <w:color w:val="3B3B3B"/>
+          <w:kern w:val="0"/>
+          <w:sz w:val="21"/>
+          <w:szCs w:val="21"/>
+          <w14:ligatures w14:val="none"/>
+        </w:rPr>
+        <w:t>;</w:t>
+      </w:r>
+    </w:p>
+    <w:p>
+      <w:pPr>
+        <w:shd w:val="clear" w:color="auto" w:fill="FFFFFF"/>
+        <w:spacing w:after="0" w:line="285" w:lineRule="atLeast"/>
+        <w:rPr>
+          <w:rFonts w:ascii="Consolas" w:eastAsia="Times New Roman" w:hAnsi="Consolas" w:cs="Times New Roman"/>
+          <w:color w:val="3B3B3B"/>
+          <w:kern w:val="0"/>
+          <w:sz w:val="21"/>
+          <w:szCs w:val="21"/>
+          <w14:ligatures w14:val="none"/>
+        </w:rPr>
+      </w:pPr>
+      <w:r>
+        <w:rPr>
+          <w:rFonts w:ascii="Consolas" w:eastAsia="Times New Roman" w:hAnsi="Consolas" w:cs="Times New Roman"/>
+          <w:color w:val="3B3B3B"/>
+          <w:kern w:val="0"/>
+          <w:sz w:val="21"/>
+          <w:szCs w:val="21"/>
+          <w14:ligatures w14:val="none"/>
+        </w:rPr>
+        <w:t xml:space="preserve">    </w:t>
+      </w:r>
+      <w:r>
+        <w:rPr>
+          <w:rFonts w:ascii="Consolas" w:eastAsia="Times New Roman" w:hAnsi="Consolas" w:cs="Times New Roman"/>
+          <w:color w:val="001080"/>
+          <w:kern w:val="0"/>
+          <w:sz w:val="21"/>
+          <w:szCs w:val="21"/>
+          <w14:ligatures w14:val="none"/>
+        </w:rPr>
+        <w:t>longitude</w:t>
+      </w:r>
+      <w:r>
+        <w:rPr>
+          <w:rFonts w:ascii="Consolas" w:eastAsia="Times New Roman" w:hAnsi="Consolas" w:cs="Times New Roman"/>
+          <w:color w:val="000000"/>
+          <w:kern w:val="0"/>
+          <w:sz w:val="21"/>
+          <w:szCs w:val="21"/>
+          <w14:ligatures w14:val="none"/>
+        </w:rPr>
+        <w:t>:</w:t>
+      </w:r>
+      <w:r>
+        <w:rPr>
+          <w:rFonts w:ascii="Consolas" w:eastAsia="Times New Roman" w:hAnsi="Consolas" w:cs="Times New Roman"/>
+          <w:color w:val="3B3B3B"/>
+          <w:kern w:val="0"/>
+          <w:sz w:val="21"/>
+          <w:szCs w:val="21"/>
+          <w14:ligatures w14:val="none"/>
+        </w:rPr>
+        <w:t xml:space="preserve"> </w:t>
+      </w:r>
+      <w:r>
+        <w:rPr>
+          <w:rFonts w:ascii="Consolas" w:eastAsia="Times New Roman" w:hAnsi="Consolas" w:cs="Times New Roman"/>
+          <w:color w:val="267F99"/>
+          <w:kern w:val="0"/>
+          <w:sz w:val="21"/>
+          <w:szCs w:val="21"/>
+          <w14:ligatures w14:val="none"/>
+        </w:rPr>
+        <w:t>number</w:t>
+      </w:r>
+      <w:r>
+        <w:rPr>
+          <w:rFonts w:ascii="Consolas" w:eastAsia="Times New Roman" w:hAnsi="Consolas" w:cs="Times New Roman"/>
+          <w:color w:val="3B3B3B"/>
+          <w:kern w:val="0"/>
+          <w:sz w:val="21"/>
+          <w:szCs w:val="21"/>
+          <w14:ligatures w14:val="none"/>
+        </w:rPr>
+        <w:t>;</w:t>
+      </w:r>
+    </w:p>
+    <w:p>
+      <w:pPr>
+        <w:shd w:val="clear" w:color="auto" w:fill="FFFFFF"/>
+        <w:spacing w:after="0" w:line="285" w:lineRule="atLeast"/>
+        <w:rPr>
+          <w:rFonts w:ascii="Consolas" w:eastAsia="Times New Roman" w:hAnsi="Consolas" w:cs="Times New Roman"/>
+          <w:color w:val="3B3B3B"/>
+          <w:kern w:val="0"/>
+          <w:sz w:val="21"/>
+          <w:szCs w:val="21"/>
+          <w14:ligatures w14:val="none"/>
+        </w:rPr>
+      </w:pPr>
+      <w:r>
+        <w:rPr>
+          <w:rFonts w:ascii="Consolas" w:eastAsia="Times New Roman" w:hAnsi="Consolas" w:cs="Times New Roman"/>
+          <w:color w:val="3B3B3B"/>
+          <w:kern w:val="0"/>
+          <w:sz w:val="21"/>
+          <w:szCs w:val="21"/>
+          <w14:ligatures w14:val="none"/>
+        </w:rPr>
+        <w:t>}</w:t>
+      </w:r>
+    </w:p>
+    <w:p>
+      <w:pPr>
+        <w:shd w:val="clear" w:color="auto" w:fill="FFFFFF"/>
+        <w:spacing w:after="0" w:line="285" w:lineRule="atLeast"/>
+        <w:rPr>
+          <w:rFonts w:ascii="Consolas" w:eastAsia="Times New Roman" w:hAnsi="Consolas" w:cs="Times New Roman"/>
+          <w:color w:val="3B3B3B"/>
+          <w:kern w:val="0"/>
+          <w:sz w:val="21"/>
+          <w:szCs w:val="21"/>
+          <w14:ligatures w14:val="none"/>
+        </w:rPr>
+      </w:pPr>
+    </w:p>
+    <w:p>
+      <w:pPr>
+        <w:shd w:val="clear" w:color="auto" w:fill="FFFFFF"/>
+        <w:spacing w:after="0" w:line="285" w:lineRule="atLeast"/>
+        <w:rPr>
+          <w:rFonts w:ascii="Consolas" w:eastAsia="Times New Roman" w:hAnsi="Consolas" w:cs="Times New Roman"/>
+          <w:color w:val="3B3B3B"/>
+          <w:kern w:val="0"/>
+          <w:sz w:val="21"/>
+          <w:szCs w:val="21"/>
+          <w14:ligatures w14:val="none"/>
+        </w:rPr>
+      </w:pPr>
+      <w:r>
+        <w:rPr>
+          <w:rFonts w:ascii="Consolas" w:eastAsia="Times New Roman" w:hAnsi="Consolas" w:cs="Times New Roman"/>
+          <w:color w:val="0000FF"/>
+          <w:kern w:val="0"/>
+          <w:sz w:val="21"/>
+          <w:szCs w:val="21"/>
+          <w14:ligatures w14:val="none"/>
+        </w:rPr>
+        <w:lastRenderedPageBreak/>
+        <w:t>const</w:t>
+      </w:r>
+      <w:r>
+        <w:rPr>
+          <w:rFonts w:ascii="Consolas" w:eastAsia="Times New Roman" w:hAnsi="Consolas" w:cs="Times New Roman"/>
+          <w:color w:val="3B3B3B"/>
+          <w:kern w:val="0"/>
+          <w:sz w:val="21"/>
+          <w:szCs w:val="21"/>
+          <w14:ligatures w14:val="none"/>
+        </w:rPr>
+        <w:t xml:space="preserve"> </w:t>
+      </w:r>
+      <w:r>
+        <w:rPr>
+          <w:rFonts w:ascii="Consolas" w:eastAsia="Times New Roman" w:hAnsi="Consolas" w:cs="Times New Roman"/>
+          <w:color w:val="0070C1"/>
+          <w:kern w:val="0"/>
+          <w:sz w:val="21"/>
+          <w:szCs w:val="21"/>
+          <w14:ligatures w14:val="none"/>
+        </w:rPr>
+        <w:t>coords</w:t>
+      </w:r>
+      <w:r>
+        <w:rPr>
+          <w:rFonts w:ascii="Consolas" w:eastAsia="Times New Roman" w:hAnsi="Consolas" w:cs="Times New Roman"/>
+          <w:color w:val="000000"/>
+          <w:kern w:val="0"/>
+          <w:sz w:val="21"/>
+          <w:szCs w:val="21"/>
+          <w14:ligatures w14:val="none"/>
+        </w:rPr>
+        <w:t>:</w:t>
+      </w:r>
+      <w:r>
+        <w:rPr>
+          <w:rFonts w:ascii="Consolas" w:eastAsia="Times New Roman" w:hAnsi="Consolas" w:cs="Times New Roman"/>
+          <w:color w:val="3B3B3B"/>
+          <w:kern w:val="0"/>
+          <w:sz w:val="21"/>
+          <w:szCs w:val="21"/>
+          <w14:ligatures w14:val="none"/>
+        </w:rPr>
+        <w:t xml:space="preserve"> </w:t>
+      </w:r>
+      <w:r>
+        <w:rPr>
+          <w:rFonts w:ascii="Consolas" w:eastAsia="Times New Roman" w:hAnsi="Consolas" w:cs="Times New Roman"/>
+          <w:color w:val="267F99"/>
+          <w:kern w:val="0"/>
+          <w:sz w:val="21"/>
+          <w:szCs w:val="21"/>
+          <w14:ligatures w14:val="none"/>
+        </w:rPr>
+        <w:t>Ref</w:t>
+      </w:r>
+      <w:r>
+        <w:rPr>
+          <w:rFonts w:ascii="Consolas" w:eastAsia="Times New Roman" w:hAnsi="Consolas" w:cs="Times New Roman"/>
+          <w:color w:val="3B3B3B"/>
+          <w:kern w:val="0"/>
+          <w:sz w:val="21"/>
+          <w:szCs w:val="21"/>
+          <w14:ligatures w14:val="none"/>
+        </w:rPr>
+        <w:t>&lt;</w:t>
+      </w:r>
+      <w:proofErr w:type="spellStart"/>
+      <w:r>
+        <w:rPr>
+          <w:rFonts w:ascii="Consolas" w:eastAsia="Times New Roman" w:hAnsi="Consolas" w:cs="Times New Roman"/>
+          <w:color w:val="267F99"/>
+          <w:kern w:val="0"/>
+          <w:sz w:val="21"/>
+          <w:szCs w:val="21"/>
+          <w14:ligatures w14:val="none"/>
+        </w:rPr>
+        <w:t>Geolocation</w:t>
+      </w:r>
+      <w:r>
+        <w:rPr>
+          <w:rFonts w:ascii="Consolas" w:eastAsia="Times New Roman" w:hAnsi="Consolas" w:cs="Times New Roman"/>
+          <w:color w:val="000000"/>
+          <w:kern w:val="0"/>
+          <w:sz w:val="21"/>
+          <w:szCs w:val="21"/>
+          <w14:ligatures w14:val="none"/>
+        </w:rPr>
+        <w:t>|</w:t>
+      </w:r>
+      <w:r>
+        <w:rPr>
+          <w:rFonts w:ascii="Consolas" w:eastAsia="Times New Roman" w:hAnsi="Consolas" w:cs="Times New Roman"/>
+          <w:color w:val="267F99"/>
+          <w:kern w:val="0"/>
+          <w:sz w:val="21"/>
+          <w:szCs w:val="21"/>
+          <w14:ligatures w14:val="none"/>
+        </w:rPr>
+        <w:t>undefined</w:t>
+      </w:r>
+      <w:proofErr w:type="spellEnd"/>
+      <w:r>
+        <w:rPr>
+          <w:rFonts w:ascii="Consolas" w:eastAsia="Times New Roman" w:hAnsi="Consolas" w:cs="Times New Roman"/>
+          <w:color w:val="3B3B3B"/>
+          <w:kern w:val="0"/>
+          <w:sz w:val="21"/>
+          <w:szCs w:val="21"/>
+          <w14:ligatures w14:val="none"/>
+        </w:rPr>
+        <w:t xml:space="preserve">&gt; </w:t>
+      </w:r>
+      <w:r>
+        <w:rPr>
+          <w:rFonts w:ascii="Consolas" w:eastAsia="Times New Roman" w:hAnsi="Consolas" w:cs="Times New Roman"/>
+          <w:color w:val="000000"/>
+          <w:kern w:val="0"/>
+          <w:sz w:val="21"/>
+          <w:szCs w:val="21"/>
+          <w14:ligatures w14:val="none"/>
+        </w:rPr>
+        <w:t>=</w:t>
+      </w:r>
+      <w:r>
+        <w:rPr>
+          <w:rFonts w:ascii="Consolas" w:eastAsia="Times New Roman" w:hAnsi="Consolas" w:cs="Times New Roman"/>
+          <w:color w:val="3B3B3B"/>
+          <w:kern w:val="0"/>
+          <w:sz w:val="21"/>
+          <w:szCs w:val="21"/>
+          <w14:ligatures w14:val="none"/>
+        </w:rPr>
+        <w:t xml:space="preserve"> </w:t>
+      </w:r>
+      <w:r>
+        <w:rPr>
+          <w:rFonts w:ascii="Consolas" w:eastAsia="Times New Roman" w:hAnsi="Consolas" w:cs="Times New Roman"/>
+          <w:color w:val="795E26"/>
+          <w:kern w:val="0"/>
+          <w:sz w:val="21"/>
+          <w:szCs w:val="21"/>
+          <w14:ligatures w14:val="none"/>
+        </w:rPr>
+        <w:t>ref</w:t>
+      </w:r>
+      <w:r>
+        <w:rPr>
+          <w:rFonts w:ascii="Consolas" w:eastAsia="Times New Roman" w:hAnsi="Consolas" w:cs="Times New Roman"/>
+          <w:color w:val="3B3B3B"/>
+          <w:kern w:val="0"/>
+          <w:sz w:val="21"/>
+          <w:szCs w:val="21"/>
+          <w14:ligatures w14:val="none"/>
+        </w:rPr>
+        <w:t>()</w:t>
+      </w:r>
+    </w:p>
+    <w:p>
+      <w:pPr>
+        <w:shd w:val="clear" w:color="auto" w:fill="FFFFFF"/>
+        <w:spacing w:after="0" w:line="285" w:lineRule="atLeast"/>
+        <w:rPr>
+          <w:rFonts w:ascii="Consolas" w:eastAsia="Times New Roman" w:hAnsi="Consolas" w:cs="Times New Roman"/>
+          <w:color w:val="3B3B3B"/>
+          <w:kern w:val="0"/>
+          <w:sz w:val="21"/>
+          <w:szCs w:val="21"/>
+          <w14:ligatures w14:val="none"/>
+        </w:rPr>
+      </w:pPr>
+      <w:r>
+        <w:rPr>
+          <w:rFonts w:ascii="Consolas" w:eastAsia="Times New Roman" w:hAnsi="Consolas" w:cs="Times New Roman"/>
+          <w:color w:val="0000FF"/>
+          <w:kern w:val="0"/>
+          <w:sz w:val="21"/>
+          <w:szCs w:val="21"/>
+          <w14:ligatures w14:val="none"/>
+        </w:rPr>
+        <w:t>const</w:t>
+      </w:r>
+      <w:r>
+        <w:rPr>
+          <w:rFonts w:ascii="Consolas" w:eastAsia="Times New Roman" w:hAnsi="Consolas" w:cs="Times New Roman"/>
+          <w:color w:val="3B3B3B"/>
+          <w:kern w:val="0"/>
+          <w:sz w:val="21"/>
+          <w:szCs w:val="21"/>
+          <w14:ligatures w14:val="none"/>
+        </w:rPr>
+        <w:t xml:space="preserve"> </w:t>
+      </w:r>
+      <w:r>
+        <w:rPr>
+          <w:rFonts w:ascii="Consolas" w:eastAsia="Times New Roman" w:hAnsi="Consolas" w:cs="Times New Roman"/>
+          <w:color w:val="0070C1"/>
+          <w:kern w:val="0"/>
+          <w:sz w:val="21"/>
+          <w:szCs w:val="21"/>
+          <w14:ligatures w14:val="none"/>
+        </w:rPr>
+        <w:t>geolocationBlockedByUser</w:t>
+      </w:r>
+      <w:r>
+        <w:rPr>
+          <w:rFonts w:ascii="Consolas" w:eastAsia="Times New Roman" w:hAnsi="Consolas" w:cs="Times New Roman"/>
+          <w:color w:val="000000"/>
+          <w:kern w:val="0"/>
+          <w:sz w:val="21"/>
+          <w:szCs w:val="21"/>
+          <w14:ligatures w14:val="none"/>
+        </w:rPr>
+        <w:t>:</w:t>
+      </w:r>
+      <w:r>
+        <w:rPr>
+          <w:rFonts w:ascii="Consolas" w:eastAsia="Times New Roman" w:hAnsi="Consolas" w:cs="Times New Roman"/>
+          <w:color w:val="3B3B3B"/>
+          <w:kern w:val="0"/>
+          <w:sz w:val="21"/>
+          <w:szCs w:val="21"/>
+          <w14:ligatures w14:val="none"/>
+        </w:rPr>
+        <w:t xml:space="preserve"> </w:t>
+      </w:r>
+      <w:r>
+        <w:rPr>
+          <w:rFonts w:ascii="Consolas" w:eastAsia="Times New Roman" w:hAnsi="Consolas" w:cs="Times New Roman"/>
+          <w:color w:val="267F99"/>
+          <w:kern w:val="0"/>
+          <w:sz w:val="21"/>
+          <w:szCs w:val="21"/>
+          <w14:ligatures w14:val="none"/>
+        </w:rPr>
+        <w:t>Ref</w:t>
+      </w:r>
+      <w:r>
+        <w:rPr>
+          <w:rFonts w:ascii="Consolas" w:eastAsia="Times New Roman" w:hAnsi="Consolas" w:cs="Times New Roman"/>
+          <w:color w:val="3B3B3B"/>
+          <w:kern w:val="0"/>
+          <w:sz w:val="21"/>
+          <w:szCs w:val="21"/>
+          <w14:ligatures w14:val="none"/>
+        </w:rPr>
+        <w:t>&lt;</w:t>
+      </w:r>
+      <w:r>
+        <w:rPr>
+          <w:rFonts w:ascii="Consolas" w:eastAsia="Times New Roman" w:hAnsi="Consolas" w:cs="Times New Roman"/>
+          <w:color w:val="267F99"/>
+          <w:kern w:val="0"/>
+          <w:sz w:val="21"/>
+          <w:szCs w:val="21"/>
+          <w14:ligatures w14:val="none"/>
+        </w:rPr>
+        <w:t>boolean</w:t>
+      </w:r>
+      <w:r>
+        <w:rPr>
+          <w:rFonts w:ascii="Consolas" w:eastAsia="Times New Roman" w:hAnsi="Consolas" w:cs="Times New Roman"/>
+          <w:color w:val="3B3B3B"/>
+          <w:kern w:val="0"/>
+          <w:sz w:val="21"/>
+          <w:szCs w:val="21"/>
+          <w14:ligatures w14:val="none"/>
+        </w:rPr>
+        <w:t xml:space="preserve">&gt; </w:t>
+      </w:r>
+      <w:r>
+        <w:rPr>
+          <w:rFonts w:ascii="Consolas" w:eastAsia="Times New Roman" w:hAnsi="Consolas" w:cs="Times New Roman"/>
+          <w:color w:val="000000"/>
+          <w:kern w:val="0"/>
+          <w:sz w:val="21"/>
+          <w:szCs w:val="21"/>
+          <w14:ligatures w14:val="none"/>
+        </w:rPr>
+        <w:t>=</w:t>
+      </w:r>
+      <w:r>
+        <w:rPr>
+          <w:rFonts w:ascii="Consolas" w:eastAsia="Times New Roman" w:hAnsi="Consolas" w:cs="Times New Roman"/>
+          <w:color w:val="3B3B3B"/>
+          <w:kern w:val="0"/>
+          <w:sz w:val="21"/>
+          <w:szCs w:val="21"/>
+          <w14:ligatures w14:val="none"/>
+        </w:rPr>
+        <w:t xml:space="preserve"> </w:t>
+      </w:r>
+      <w:r>
+        <w:rPr>
+          <w:rFonts w:ascii="Consolas" w:eastAsia="Times New Roman" w:hAnsi="Consolas" w:cs="Times New Roman"/>
+          <w:color w:val="795E26"/>
+          <w:kern w:val="0"/>
+          <w:sz w:val="21"/>
+          <w:szCs w:val="21"/>
+          <w14:ligatures w14:val="none"/>
+        </w:rPr>
+        <w:t>ref</w:t>
+      </w:r>
+      <w:r>
+        <w:rPr>
+          <w:rFonts w:ascii="Consolas" w:eastAsia="Times New Roman" w:hAnsi="Consolas" w:cs="Times New Roman"/>
+          <w:color w:val="3B3B3B"/>
+          <w:kern w:val="0"/>
+          <w:sz w:val="21"/>
+          <w:szCs w:val="21"/>
+          <w14:ligatures w14:val="none"/>
+        </w:rPr>
+        <w:t>(</w:t>
+      </w:r>
+      <w:r>
+        <w:rPr>
+          <w:rFonts w:ascii="Consolas" w:eastAsia="Times New Roman" w:hAnsi="Consolas" w:cs="Times New Roman"/>
+          <w:color w:val="0000FF"/>
+          <w:kern w:val="0"/>
+          <w:sz w:val="21"/>
+          <w:szCs w:val="21"/>
+          <w14:ligatures w14:val="none"/>
+        </w:rPr>
+        <w:t>false</w:t>
+      </w:r>
+      <w:r>
+        <w:rPr>
+          <w:rFonts w:ascii="Consolas" w:eastAsia="Times New Roman" w:hAnsi="Consolas" w:cs="Times New Roman"/>
+          <w:color w:val="3B3B3B"/>
+          <w:kern w:val="0"/>
+          <w:sz w:val="21"/>
+          <w:szCs w:val="21"/>
+          <w14:ligatures w14:val="none"/>
+        </w:rPr>
+        <w:t>)</w:t>
+      </w:r>
+    </w:p>
+    <w:p>
+      <w:pPr>
+        <w:shd w:val="clear" w:color="auto" w:fill="FFFFFF"/>
+        <w:spacing w:after="0" w:line="285" w:lineRule="atLeast"/>
+        <w:rPr>
+          <w:rFonts w:ascii="Consolas" w:eastAsia="Times New Roman" w:hAnsi="Consolas" w:cs="Times New Roman"/>
+          <w:color w:val="3B3B3B"/>
+          <w:kern w:val="0"/>
+          <w:sz w:val="21"/>
+          <w:szCs w:val="21"/>
+          <w14:ligatures w14:val="none"/>
+        </w:rPr>
+      </w:pPr>
+      <w:r>
+        <w:rPr>
+          <w:rFonts w:ascii="Consolas" w:eastAsia="Times New Roman" w:hAnsi="Consolas" w:cs="Times New Roman"/>
+          <w:color w:val="0000FF"/>
+          <w:kern w:val="0"/>
+          <w:sz w:val="21"/>
+          <w:szCs w:val="21"/>
+          <w14:ligatures w14:val="none"/>
+        </w:rPr>
+        <w:t>const</w:t>
+      </w:r>
+      <w:r>
+        <w:rPr>
+          <w:rFonts w:ascii="Consolas" w:eastAsia="Times New Roman" w:hAnsi="Consolas" w:cs="Times New Roman"/>
+          <w:color w:val="3B3B3B"/>
+          <w:kern w:val="0"/>
+          <w:sz w:val="21"/>
+          <w:szCs w:val="21"/>
+          <w14:ligatures w14:val="none"/>
+        </w:rPr>
+        <w:t xml:space="preserve"> </w:t>
+      </w:r>
+      <w:r>
+        <w:rPr>
+          <w:rFonts w:ascii="Consolas" w:eastAsia="Times New Roman" w:hAnsi="Consolas" w:cs="Times New Roman"/>
+          <w:color w:val="795E26"/>
+          <w:kern w:val="0"/>
+          <w:sz w:val="21"/>
+          <w:szCs w:val="21"/>
+          <w14:ligatures w14:val="none"/>
+        </w:rPr>
+        <w:t>getGeolocation</w:t>
+      </w:r>
+      <w:r>
+        <w:rPr>
+          <w:rFonts w:ascii="Consolas" w:eastAsia="Times New Roman" w:hAnsi="Consolas" w:cs="Times New Roman"/>
+          <w:color w:val="3B3B3B"/>
+          <w:kern w:val="0"/>
+          <w:sz w:val="21"/>
+          <w:szCs w:val="21"/>
+          <w14:ligatures w14:val="none"/>
+        </w:rPr>
+        <w:t xml:space="preserve"> </w:t>
+      </w:r>
+      <w:r>
+        <w:rPr>
+          <w:rFonts w:ascii="Consolas" w:eastAsia="Times New Roman" w:hAnsi="Consolas" w:cs="Times New Roman"/>
+          <w:color w:val="000000"/>
+          <w:kern w:val="0"/>
+          <w:sz w:val="21"/>
+          <w:szCs w:val="21"/>
+          <w14:ligatures w14:val="none"/>
+        </w:rPr>
+        <w:t>=</w:t>
+      </w:r>
+      <w:r>
+        <w:rPr>
+          <w:rFonts w:ascii="Consolas" w:eastAsia="Times New Roman" w:hAnsi="Consolas" w:cs="Times New Roman"/>
+          <w:color w:val="3B3B3B"/>
+          <w:kern w:val="0"/>
+          <w:sz w:val="21"/>
+          <w:szCs w:val="21"/>
+          <w14:ligatures w14:val="none"/>
+        </w:rPr>
+        <w:t xml:space="preserve"> </w:t>
+      </w:r>
+      <w:r>
+        <w:rPr>
+          <w:rFonts w:ascii="Consolas" w:eastAsia="Times New Roman" w:hAnsi="Consolas" w:cs="Times New Roman"/>
+          <w:color w:val="0000FF"/>
+          <w:kern w:val="0"/>
+          <w:sz w:val="21"/>
+          <w:szCs w:val="21"/>
+          <w14:ligatures w14:val="none"/>
+        </w:rPr>
+        <w:t>async</w:t>
+      </w:r>
+      <w:r>
+        <w:rPr>
+          <w:rFonts w:ascii="Consolas" w:eastAsia="Times New Roman" w:hAnsi="Consolas" w:cs="Times New Roman"/>
+          <w:color w:val="3B3B3B"/>
+          <w:kern w:val="0"/>
+          <w:sz w:val="21"/>
+          <w:szCs w:val="21"/>
+          <w14:ligatures w14:val="none"/>
+        </w:rPr>
+        <w:t xml:space="preserve"> ()</w:t>
+      </w:r>
+      <w:r>
+        <w:rPr>
+          <w:rFonts w:ascii="Consolas" w:eastAsia="Times New Roman" w:hAnsi="Consolas" w:cs="Times New Roman"/>
+          <w:color w:val="000000"/>
+          <w:kern w:val="0"/>
+          <w:sz w:val="21"/>
+          <w:szCs w:val="21"/>
+          <w14:ligatures w14:val="none"/>
+        </w:rPr>
+        <w:t>:</w:t>
+      </w:r>
+      <w:r>
+        <w:rPr>
+          <w:rFonts w:ascii="Consolas" w:eastAsia="Times New Roman" w:hAnsi="Consolas" w:cs="Times New Roman"/>
+          <w:color w:val="3B3B3B"/>
+          <w:kern w:val="0"/>
+          <w:sz w:val="21"/>
+          <w:szCs w:val="21"/>
+          <w14:ligatures w14:val="none"/>
+        </w:rPr>
+        <w:t xml:space="preserve"> </w:t>
+      </w:r>
+      <w:r>
+        <w:rPr>
+          <w:rFonts w:ascii="Consolas" w:eastAsia="Times New Roman" w:hAnsi="Consolas" w:cs="Times New Roman"/>
+          <w:color w:val="267F99"/>
+          <w:kern w:val="0"/>
+          <w:sz w:val="21"/>
+          <w:szCs w:val="21"/>
+          <w14:ligatures w14:val="none"/>
+        </w:rPr>
+        <w:t>Promise</w:t>
+      </w:r>
+      <w:r>
+        <w:rPr>
+          <w:rFonts w:ascii="Consolas" w:eastAsia="Times New Roman" w:hAnsi="Consolas" w:cs="Times New Roman"/>
+          <w:color w:val="3B3B3B"/>
+          <w:kern w:val="0"/>
+          <w:sz w:val="21"/>
+          <w:szCs w:val="21"/>
+          <w14:ligatures w14:val="none"/>
+        </w:rPr>
+        <w:t>&lt;</w:t>
+      </w:r>
+      <w:r>
+        <w:rPr>
+          <w:rFonts w:ascii="Consolas" w:eastAsia="Times New Roman" w:hAnsi="Consolas" w:cs="Times New Roman"/>
+          <w:color w:val="267F99"/>
+          <w:kern w:val="0"/>
+          <w:sz w:val="21"/>
+          <w:szCs w:val="21"/>
+          <w14:ligatures w14:val="none"/>
+        </w:rPr>
+        <w:t>void</w:t>
+      </w:r>
+      <w:r>
+        <w:rPr>
+          <w:rFonts w:ascii="Consolas" w:eastAsia="Times New Roman" w:hAnsi="Consolas" w:cs="Times New Roman"/>
+          <w:color w:val="3B3B3B"/>
+          <w:kern w:val="0"/>
+          <w:sz w:val="21"/>
+          <w:szCs w:val="21"/>
+          <w14:ligatures w14:val="none"/>
+        </w:rPr>
+        <w:t xml:space="preserve">&gt; </w:t>
+      </w:r>
+      <w:r>
+        <w:rPr>
+          <w:rFonts w:ascii="Consolas" w:eastAsia="Times New Roman" w:hAnsi="Consolas" w:cs="Times New Roman"/>
+          <w:color w:val="0000FF"/>
+          <w:kern w:val="0"/>
+          <w:sz w:val="21"/>
+          <w:szCs w:val="21"/>
+          <w14:ligatures w14:val="none"/>
+        </w:rPr>
+        <w:t>=&gt;</w:t>
+      </w:r>
+      <w:r>
+        <w:rPr>
+          <w:rFonts w:ascii="Consolas" w:eastAsia="Times New Roman" w:hAnsi="Consolas" w:cs="Times New Roman"/>
+          <w:color w:val="3B3B3B"/>
+          <w:kern w:val="0"/>
+          <w:sz w:val="21"/>
+          <w:szCs w:val="21"/>
+          <w14:ligatures w14:val="none"/>
+        </w:rPr>
+        <w:t xml:space="preserve"> {</w:t>
+      </w:r>
+    </w:p>
+    <w:p>
+      <w:pPr>
+        <w:shd w:val="clear" w:color="auto" w:fill="FFFFFF"/>
+        <w:spacing w:after="0" w:line="285" w:lineRule="atLeast"/>
+        <w:rPr>
+          <w:rFonts w:ascii="Consolas" w:eastAsia="Times New Roman" w:hAnsi="Consolas" w:cs="Times New Roman"/>
+          <w:color w:val="3B3B3B"/>
+          <w:kern w:val="0"/>
+          <w:sz w:val="21"/>
+          <w:szCs w:val="21"/>
+          <w14:ligatures w14:val="none"/>
+        </w:rPr>
+      </w:pPr>
+      <w:r>
+        <w:rPr>
+          <w:rFonts w:ascii="Consolas" w:eastAsia="Times New Roman" w:hAnsi="Consolas" w:cs="Times New Roman"/>
+          <w:color w:val="3B3B3B"/>
+          <w:kern w:val="0"/>
+          <w:sz w:val="21"/>
+          <w:szCs w:val="21"/>
+          <w14:ligatures w14:val="none"/>
+        </w:rPr>
+        <w:t xml:space="preserve">    </w:t>
+      </w:r>
+      <w:r>
+        <w:rPr>
+          <w:rFonts w:ascii="Consolas" w:eastAsia="Times New Roman" w:hAnsi="Consolas" w:cs="Times New Roman"/>
+          <w:color w:val="AF00DB"/>
+          <w:kern w:val="0"/>
+          <w:sz w:val="21"/>
+          <w:szCs w:val="21"/>
+          <w14:ligatures w14:val="none"/>
+        </w:rPr>
+        <w:t>await</w:t>
+      </w:r>
+      <w:r>
+        <w:rPr>
+          <w:rFonts w:ascii="Consolas" w:eastAsia="Times New Roman" w:hAnsi="Consolas" w:cs="Times New Roman"/>
+          <w:color w:val="3B3B3B"/>
+          <w:kern w:val="0"/>
+          <w:sz w:val="21"/>
+          <w:szCs w:val="21"/>
+          <w14:ligatures w14:val="none"/>
+        </w:rPr>
+        <w:t xml:space="preserve"> </w:t>
+      </w:r>
+      <w:r>
+        <w:rPr>
+          <w:rFonts w:ascii="Consolas" w:eastAsia="Times New Roman" w:hAnsi="Consolas" w:cs="Times New Roman"/>
+          <w:color w:val="001080"/>
+          <w:kern w:val="0"/>
+          <w:sz w:val="21"/>
+          <w:szCs w:val="21"/>
+          <w14:ligatures w14:val="none"/>
+        </w:rPr>
+        <w:t>navigator</w:t>
+      </w:r>
+      <w:r>
+        <w:rPr>
+          <w:rFonts w:ascii="Consolas" w:eastAsia="Times New Roman" w:hAnsi="Consolas" w:cs="Times New Roman"/>
+          <w:color w:val="3B3B3B"/>
+          <w:kern w:val="0"/>
+          <w:sz w:val="21"/>
+          <w:szCs w:val="21"/>
+          <w14:ligatures w14:val="none"/>
+        </w:rPr>
+        <w:t>.</w:t>
+      </w:r>
+      <w:r>
+        <w:rPr>
+          <w:rFonts w:ascii="Consolas" w:eastAsia="Times New Roman" w:hAnsi="Consolas" w:cs="Times New Roman"/>
+          <w:color w:val="001080"/>
+          <w:kern w:val="0"/>
+          <w:sz w:val="21"/>
+          <w:szCs w:val="21"/>
+          <w14:ligatures w14:val="none"/>
+        </w:rPr>
+        <w:t>geolocation</w:t>
+      </w:r>
+      <w:r>
+        <w:rPr>
+          <w:rFonts w:ascii="Consolas" w:eastAsia="Times New Roman" w:hAnsi="Consolas" w:cs="Times New Roman"/>
+          <w:color w:val="3B3B3B"/>
+          <w:kern w:val="0"/>
+          <w:sz w:val="21"/>
+          <w:szCs w:val="21"/>
+          <w14:ligatures w14:val="none"/>
+        </w:rPr>
+        <w:t>.</w:t>
+      </w:r>
+      <w:r>
+        <w:rPr>
+          <w:rFonts w:ascii="Consolas" w:eastAsia="Times New Roman" w:hAnsi="Consolas" w:cs="Times New Roman"/>
+          <w:color w:val="795E26"/>
+          <w:kern w:val="0"/>
+          <w:sz w:val="21"/>
+          <w:szCs w:val="21"/>
+          <w14:ligatures w14:val="none"/>
+        </w:rPr>
+        <w:t>getCurrentPosition</w:t>
+      </w:r>
+      <w:r>
+        <w:rPr>
+          <w:rFonts w:ascii="Consolas" w:eastAsia="Times New Roman" w:hAnsi="Consolas" w:cs="Times New Roman"/>
+          <w:color w:val="3B3B3B"/>
+          <w:kern w:val="0"/>
+          <w:sz w:val="21"/>
+          <w:szCs w:val="21"/>
+          <w14:ligatures w14:val="none"/>
+        </w:rPr>
+        <w:t>(</w:t>
+      </w:r>
+    </w:p>
+    <w:p>
+      <w:pPr>
+        <w:shd w:val="clear" w:color="auto" w:fill="FFFFFF"/>
+        <w:spacing w:after="0" w:line="285" w:lineRule="atLeast"/>
+        <w:rPr>
+          <w:rFonts w:ascii="Consolas" w:eastAsia="Times New Roman" w:hAnsi="Consolas" w:cs="Times New Roman"/>
+          <w:color w:val="3B3B3B"/>
+          <w:kern w:val="0"/>
+          <w:sz w:val="21"/>
+          <w:szCs w:val="21"/>
+          <w14:ligatures w14:val="none"/>
+        </w:rPr>
+      </w:pPr>
+      <w:r>
+        <w:rPr>
+          <w:rFonts w:ascii="Consolas" w:eastAsia="Times New Roman" w:hAnsi="Consolas" w:cs="Times New Roman"/>
+          <w:color w:val="3B3B3B"/>
+          <w:kern w:val="0"/>
+          <w:sz w:val="21"/>
+          <w:szCs w:val="21"/>
+          <w14:ligatures w14:val="none"/>
+        </w:rPr>
+        <w:t xml:space="preserve">        </w:t>
+      </w:r>
+      <w:r>
+        <w:rPr>
+          <w:rFonts w:ascii="Consolas" w:eastAsia="Times New Roman" w:hAnsi="Consolas" w:cs="Times New Roman"/>
+          <w:color w:val="0000FF"/>
+          <w:kern w:val="0"/>
+          <w:sz w:val="21"/>
+          <w:szCs w:val="21"/>
+          <w14:ligatures w14:val="none"/>
+        </w:rPr>
+        <w:t>async</w:t>
+      </w:r>
+      <w:r>
+        <w:rPr>
+          <w:rFonts w:ascii="Consolas" w:eastAsia="Times New Roman" w:hAnsi="Consolas" w:cs="Times New Roman"/>
+          <w:color w:val="3B3B3B"/>
+          <w:kern w:val="0"/>
+          <w:sz w:val="21"/>
+          <w:szCs w:val="21"/>
+          <w14:ligatures w14:val="none"/>
+        </w:rPr>
+        <w:t xml:space="preserve"> (</w:t>
+      </w:r>
+      <w:r>
+        <w:rPr>
+          <w:rFonts w:ascii="Consolas" w:eastAsia="Times New Roman" w:hAnsi="Consolas" w:cs="Times New Roman"/>
+          <w:color w:val="001080"/>
+          <w:kern w:val="0"/>
+          <w:sz w:val="21"/>
+          <w:szCs w:val="21"/>
+          <w14:ligatures w14:val="none"/>
+        </w:rPr>
+        <w:t>position</w:t>
+      </w:r>
+      <w:r>
+        <w:rPr>
+          <w:rFonts w:ascii="Consolas" w:eastAsia="Times New Roman" w:hAnsi="Consolas" w:cs="Times New Roman"/>
+          <w:color w:val="000000"/>
+          <w:kern w:val="0"/>
+          <w:sz w:val="21"/>
+          <w:szCs w:val="21"/>
+          <w14:ligatures w14:val="none"/>
+        </w:rPr>
+        <w:t>:</w:t>
+      </w:r>
+      <w:r>
+        <w:rPr>
+          <w:rFonts w:ascii="Consolas" w:eastAsia="Times New Roman" w:hAnsi="Consolas" w:cs="Times New Roman"/>
+          <w:color w:val="3B3B3B"/>
+          <w:kern w:val="0"/>
+          <w:sz w:val="21"/>
+          <w:szCs w:val="21"/>
+          <w14:ligatures w14:val="none"/>
+        </w:rPr>
+        <w:t xml:space="preserve"> { </w:t>
+      </w:r>
+      <w:r>
+        <w:rPr>
+          <w:rFonts w:ascii="Consolas" w:eastAsia="Times New Roman" w:hAnsi="Consolas" w:cs="Times New Roman"/>
+          <w:color w:val="001080"/>
+          <w:kern w:val="0"/>
+          <w:sz w:val="21"/>
+          <w:szCs w:val="21"/>
+          <w14:ligatures w14:val="none"/>
+        </w:rPr>
+        <w:t>coords</w:t>
+      </w:r>
+      <w:r>
+        <w:rPr>
+          <w:rFonts w:ascii="Consolas" w:eastAsia="Times New Roman" w:hAnsi="Consolas" w:cs="Times New Roman"/>
+          <w:color w:val="000000"/>
+          <w:kern w:val="0"/>
+          <w:sz w:val="21"/>
+          <w:szCs w:val="21"/>
+          <w14:ligatures w14:val="none"/>
+        </w:rPr>
+        <w:t>:</w:t>
+      </w:r>
+      <w:r>
+        <w:rPr>
+          <w:rFonts w:ascii="Consolas" w:eastAsia="Times New Roman" w:hAnsi="Consolas" w:cs="Times New Roman"/>
+          <w:color w:val="3B3B3B"/>
+          <w:kern w:val="0"/>
+          <w:sz w:val="21"/>
+          <w:szCs w:val="21"/>
+          <w14:ligatures w14:val="none"/>
+        </w:rPr>
+        <w:t xml:space="preserve"> </w:t>
+      </w:r>
+      <w:r>
+        <w:rPr>
+          <w:rFonts w:ascii="Consolas" w:eastAsia="Times New Roman" w:hAnsi="Consolas" w:cs="Times New Roman"/>
+          <w:color w:val="267F99"/>
+          <w:kern w:val="0"/>
+          <w:sz w:val="21"/>
+          <w:szCs w:val="21"/>
+          <w14:ligatures w14:val="none"/>
+        </w:rPr>
+        <w:t>Geolocation</w:t>
+      </w:r>
+      <w:r>
+        <w:rPr>
+          <w:rFonts w:ascii="Consolas" w:eastAsia="Times New Roman" w:hAnsi="Consolas" w:cs="Times New Roman"/>
+          <w:color w:val="3B3B3B"/>
+          <w:kern w:val="0"/>
+          <w:sz w:val="21"/>
+          <w:szCs w:val="21"/>
+          <w14:ligatures w14:val="none"/>
+        </w:rPr>
+        <w:t xml:space="preserve"> }) </w:t>
+      </w:r>
+      <w:r>
+        <w:rPr>
+          <w:rFonts w:ascii="Consolas" w:eastAsia="Times New Roman" w:hAnsi="Consolas" w:cs="Times New Roman"/>
+          <w:color w:val="0000FF"/>
+          <w:kern w:val="0"/>
+          <w:sz w:val="21"/>
+          <w:szCs w:val="21"/>
+          <w14:ligatures w14:val="none"/>
+        </w:rPr>
+        <w:t>=&gt;</w:t>
+      </w:r>
+      <w:r>
+        <w:rPr>
+          <w:rFonts w:ascii="Consolas" w:eastAsia="Times New Roman" w:hAnsi="Consolas" w:cs="Times New Roman"/>
+          <w:color w:val="3B3B3B"/>
+          <w:kern w:val="0"/>
+          <w:sz w:val="21"/>
+          <w:szCs w:val="21"/>
+          <w14:ligatures w14:val="none"/>
+        </w:rPr>
+        <w:t xml:space="preserve"> {</w:t>
+      </w:r>
+    </w:p>
+    <w:p>
+      <w:pPr>
+        <w:shd w:val="clear" w:color="auto" w:fill="FFFFFF"/>
+        <w:spacing w:after="0" w:line="285" w:lineRule="atLeast"/>
+        <w:rPr>
+          <w:rFonts w:ascii="Consolas" w:eastAsia="Times New Roman" w:hAnsi="Consolas" w:cs="Times New Roman"/>
+          <w:color w:val="3B3B3B"/>
+          <w:kern w:val="0"/>
+          <w:sz w:val="21"/>
+          <w:szCs w:val="21"/>
+          <w14:ligatures w14:val="none"/>
+        </w:rPr>
+      </w:pPr>
+      <w:r>
+        <w:rPr>
+          <w:rFonts w:ascii="Consolas" w:eastAsia="Times New Roman" w:hAnsi="Consolas" w:cs="Times New Roman"/>
+          <w:color w:val="3B3B3B"/>
+          <w:kern w:val="0"/>
+          <w:sz w:val="21"/>
+          <w:szCs w:val="21"/>
+          <w14:ligatures w14:val="none"/>
+        </w:rPr>
+        <w:t xml:space="preserve">            </w:t>
+      </w:r>
+      <w:r>
+        <w:rPr>
+          <w:rFonts w:ascii="Consolas" w:eastAsia="Times New Roman" w:hAnsi="Consolas" w:cs="Times New Roman"/>
+          <w:color w:val="0070C1"/>
+          <w:kern w:val="0"/>
+          <w:sz w:val="21"/>
+          <w:szCs w:val="21"/>
+          <w14:ligatures w14:val="none"/>
+        </w:rPr>
+        <w:t>coords</w:t>
+      </w:r>
+      <w:r>
+        <w:rPr>
+          <w:rFonts w:ascii="Consolas" w:eastAsia="Times New Roman" w:hAnsi="Consolas" w:cs="Times New Roman"/>
+          <w:color w:val="3B3B3B"/>
+          <w:kern w:val="0"/>
+          <w:sz w:val="21"/>
+          <w:szCs w:val="21"/>
+          <w14:ligatures w14:val="none"/>
+        </w:rPr>
+        <w:t>.</w:t>
+      </w:r>
+      <w:r>
+        <w:rPr>
+          <w:rFonts w:ascii="Consolas" w:eastAsia="Times New Roman" w:hAnsi="Consolas" w:cs="Times New Roman"/>
+          <w:color w:val="001080"/>
+          <w:kern w:val="0"/>
+          <w:sz w:val="21"/>
+          <w:szCs w:val="21"/>
+          <w14:ligatures w14:val="none"/>
+        </w:rPr>
+        <w:t>value</w:t>
+      </w:r>
+      <w:r>
+        <w:rPr>
+          <w:rFonts w:ascii="Consolas" w:eastAsia="Times New Roman" w:hAnsi="Consolas" w:cs="Times New Roman"/>
+          <w:color w:val="3B3B3B"/>
+          <w:kern w:val="0"/>
+          <w:sz w:val="21"/>
+          <w:szCs w:val="21"/>
+          <w14:ligatures w14:val="none"/>
+        </w:rPr>
+        <w:t xml:space="preserve"> </w:t>
+      </w:r>
+      <w:r>
+        <w:rPr>
+          <w:rFonts w:ascii="Consolas" w:eastAsia="Times New Roman" w:hAnsi="Consolas" w:cs="Times New Roman"/>
+          <w:color w:val="000000"/>
+          <w:kern w:val="0"/>
+          <w:sz w:val="21"/>
+          <w:szCs w:val="21"/>
+          <w14:ligatures w14:val="none"/>
+        </w:rPr>
+        <w:t>=</w:t>
+      </w:r>
+      <w:r>
+        <w:rPr>
+          <w:rFonts w:ascii="Consolas" w:eastAsia="Times New Roman" w:hAnsi="Consolas" w:cs="Times New Roman"/>
+          <w:color w:val="3B3B3B"/>
+          <w:kern w:val="0"/>
+          <w:sz w:val="21"/>
+          <w:szCs w:val="21"/>
+          <w14:ligatures w14:val="none"/>
+        </w:rPr>
+        <w:t xml:space="preserve"> </w:t>
+      </w:r>
+      <w:r>
+        <w:rPr>
+          <w:rFonts w:ascii="Consolas" w:eastAsia="Times New Roman" w:hAnsi="Consolas" w:cs="Times New Roman"/>
+          <w:color w:val="001080"/>
+          <w:kern w:val="0"/>
+          <w:sz w:val="21"/>
+          <w:szCs w:val="21"/>
+          <w14:ligatures w14:val="none"/>
+        </w:rPr>
+        <w:t>position</w:t>
+      </w:r>
+      <w:r>
+        <w:rPr>
+          <w:rFonts w:ascii="Consolas" w:eastAsia="Times New Roman" w:hAnsi="Consolas" w:cs="Times New Roman"/>
+          <w:color w:val="3B3B3B"/>
+          <w:kern w:val="0"/>
+          <w:sz w:val="21"/>
+          <w:szCs w:val="21"/>
+          <w14:ligatures w14:val="none"/>
+        </w:rPr>
+        <w:t>.</w:t>
+      </w:r>
+      <w:r>
+        <w:rPr>
+          <w:rFonts w:ascii="Consolas" w:eastAsia="Times New Roman" w:hAnsi="Consolas" w:cs="Times New Roman"/>
+          <w:color w:val="001080"/>
+          <w:kern w:val="0"/>
+          <w:sz w:val="21"/>
+          <w:szCs w:val="21"/>
+          <w14:ligatures w14:val="none"/>
+        </w:rPr>
+        <w:t>coords</w:t>
+      </w:r>
+    </w:p>
+    <w:p>
+      <w:pPr>
+        <w:shd w:val="clear" w:color="auto" w:fill="FFFFFF"/>
+        <w:spacing w:after="0" w:line="285" w:lineRule="atLeast"/>
+        <w:rPr>
+          <w:rFonts w:ascii="Consolas" w:eastAsia="Times New Roman" w:hAnsi="Consolas" w:cs="Times New Roman"/>
+          <w:color w:val="3B3B3B"/>
+          <w:kern w:val="0"/>
+          <w:sz w:val="21"/>
+          <w:szCs w:val="21"/>
+          <w14:ligatures w14:val="none"/>
+        </w:rPr>
+      </w:pPr>
+      <w:r>
+        <w:rPr>
+          <w:rFonts w:ascii="Consolas" w:eastAsia="Times New Roman" w:hAnsi="Consolas" w:cs="Times New Roman"/>
+          <w:color w:val="3B3B3B"/>
+          <w:kern w:val="0"/>
+          <w:sz w:val="21"/>
+          <w:szCs w:val="21"/>
+          <w14:ligatures w14:val="none"/>
+        </w:rPr>
+        <w:t xml:space="preserve">        }, </w:t>
+      </w:r>
+    </w:p>
+    <w:p>
+      <w:pPr>
+        <w:shd w:val="clear" w:color="auto" w:fill="FFFFFF"/>
+        <w:spacing w:after="0" w:line="285" w:lineRule="atLeast"/>
+        <w:rPr>
+          <w:rFonts w:ascii="Consolas" w:eastAsia="Times New Roman" w:hAnsi="Consolas" w:cs="Times New Roman"/>
+          <w:color w:val="3B3B3B"/>
+          <w:kern w:val="0"/>
+          <w:sz w:val="21"/>
+          <w:szCs w:val="21"/>
+          <w14:ligatures w14:val="none"/>
+        </w:rPr>
+      </w:pPr>
+      <w:r>
+        <w:rPr>
+          <w:rFonts w:ascii="Consolas" w:eastAsia="Times New Roman" w:hAnsi="Consolas" w:cs="Times New Roman"/>
+          <w:color w:val="3B3B3B"/>
+          <w:kern w:val="0"/>
+          <w:sz w:val="21"/>
+          <w:szCs w:val="21"/>
+          <w14:ligatures w14:val="none"/>
+        </w:rPr>
+        <w:t>        (</w:t>
+      </w:r>
+      <w:r>
+        <w:rPr>
+          <w:rFonts w:ascii="Consolas" w:eastAsia="Times New Roman" w:hAnsi="Consolas" w:cs="Times New Roman"/>
+          <w:color w:val="001080"/>
+          <w:kern w:val="0"/>
+          <w:sz w:val="21"/>
+          <w:szCs w:val="21"/>
+          <w14:ligatures w14:val="none"/>
+        </w:rPr>
+        <w:t>error</w:t>
+      </w:r>
+      <w:r>
+        <w:rPr>
+          <w:rFonts w:ascii="Consolas" w:eastAsia="Times New Roman" w:hAnsi="Consolas" w:cs="Times New Roman"/>
+          <w:color w:val="000000"/>
+          <w:kern w:val="0"/>
+          <w:sz w:val="21"/>
+          <w:szCs w:val="21"/>
+          <w14:ligatures w14:val="none"/>
+        </w:rPr>
+        <w:t>:</w:t>
+      </w:r>
+      <w:r>
+        <w:rPr>
+          <w:rFonts w:ascii="Consolas" w:eastAsia="Times New Roman" w:hAnsi="Consolas" w:cs="Times New Roman"/>
+          <w:color w:val="3B3B3B"/>
+          <w:kern w:val="0"/>
+          <w:sz w:val="21"/>
+          <w:szCs w:val="21"/>
+          <w14:ligatures w14:val="none"/>
+        </w:rPr>
+        <w:t xml:space="preserve"> {</w:t>
+      </w:r>
+      <w:r>
+        <w:rPr>
+          <w:rFonts w:ascii="Consolas" w:eastAsia="Times New Roman" w:hAnsi="Consolas" w:cs="Times New Roman"/>
+          <w:color w:val="001080"/>
+          <w:kern w:val="0"/>
+          <w:sz w:val="21"/>
+          <w:szCs w:val="21"/>
+          <w14:ligatures w14:val="none"/>
+        </w:rPr>
+        <w:t>message</w:t>
+      </w:r>
+      <w:r>
+        <w:rPr>
+          <w:rFonts w:ascii="Consolas" w:eastAsia="Times New Roman" w:hAnsi="Consolas" w:cs="Times New Roman"/>
+          <w:color w:val="000000"/>
+          <w:kern w:val="0"/>
+          <w:sz w:val="21"/>
+          <w:szCs w:val="21"/>
+          <w14:ligatures w14:val="none"/>
+        </w:rPr>
+        <w:t>:</w:t>
+      </w:r>
+      <w:r>
+        <w:rPr>
+          <w:rFonts w:ascii="Consolas" w:eastAsia="Times New Roman" w:hAnsi="Consolas" w:cs="Times New Roman"/>
+          <w:color w:val="3B3B3B"/>
+          <w:kern w:val="0"/>
+          <w:sz w:val="21"/>
+          <w:szCs w:val="21"/>
+          <w14:ligatures w14:val="none"/>
+        </w:rPr>
+        <w:t xml:space="preserve"> </w:t>
+      </w:r>
+      <w:r>
+        <w:rPr>
+          <w:rFonts w:ascii="Consolas" w:eastAsia="Times New Roman" w:hAnsi="Consolas" w:cs="Times New Roman"/>
+          <w:color w:val="267F99"/>
+          <w:kern w:val="0"/>
+          <w:sz w:val="21"/>
+          <w:szCs w:val="21"/>
+          <w14:ligatures w14:val="none"/>
+        </w:rPr>
+        <w:t>string</w:t>
+      </w:r>
+      <w:r>
+        <w:rPr>
+          <w:rFonts w:ascii="Consolas" w:eastAsia="Times New Roman" w:hAnsi="Consolas" w:cs="Times New Roman"/>
+          <w:color w:val="3B3B3B"/>
+          <w:kern w:val="0"/>
+          <w:sz w:val="21"/>
+          <w:szCs w:val="21"/>
+          <w14:ligatures w14:val="none"/>
+        </w:rPr>
+        <w:t xml:space="preserve">}) </w:t>
+      </w:r>
+      <w:r>
+        <w:rPr>
+          <w:rFonts w:ascii="Consolas" w:eastAsia="Times New Roman" w:hAnsi="Consolas" w:cs="Times New Roman"/>
+          <w:color w:val="0000FF"/>
+          <w:kern w:val="0"/>
+          <w:sz w:val="21"/>
+          <w:szCs w:val="21"/>
+          <w14:ligatures w14:val="none"/>
+        </w:rPr>
+        <w:t>=&gt;</w:t>
+      </w:r>
+      <w:r>
+        <w:rPr>
+          <w:rFonts w:ascii="Consolas" w:eastAsia="Times New Roman" w:hAnsi="Consolas" w:cs="Times New Roman"/>
+          <w:color w:val="3B3B3B"/>
+          <w:kern w:val="0"/>
+          <w:sz w:val="21"/>
+          <w:szCs w:val="21"/>
+          <w14:ligatures w14:val="none"/>
+        </w:rPr>
+        <w:t xml:space="preserve"> {</w:t>
+      </w:r>
+    </w:p>
+    <w:p>
+      <w:pPr>
+        <w:shd w:val="clear" w:color="auto" w:fill="FFFFFF"/>
+        <w:spacing w:after="0" w:line="285" w:lineRule="atLeast"/>
+        <w:rPr>
+          <w:rFonts w:ascii="Consolas" w:eastAsia="Times New Roman" w:hAnsi="Consolas" w:cs="Times New Roman"/>
+          <w:color w:val="3B3B3B"/>
+          <w:kern w:val="0"/>
+          <w:sz w:val="21"/>
+          <w:szCs w:val="21"/>
+          <w14:ligatures w14:val="none"/>
+        </w:rPr>
+      </w:pPr>
+      <w:r>
+        <w:rPr>
+          <w:rFonts w:ascii="Consolas" w:eastAsia="Times New Roman" w:hAnsi="Consolas" w:cs="Times New Roman"/>
+          <w:color w:val="3B3B3B"/>
+          <w:kern w:val="0"/>
+          <w:sz w:val="21"/>
+          <w:szCs w:val="21"/>
+          <w14:ligatures w14:val="none"/>
+        </w:rPr>
+        <w:t xml:space="preserve">            </w:t>
+      </w:r>
+      <w:r>
+        <w:rPr>
+          <w:rFonts w:ascii="Consolas" w:eastAsia="Times New Roman" w:hAnsi="Consolas" w:cs="Times New Roman"/>
+          <w:color w:val="0070C1"/>
+          <w:kern w:val="0"/>
+          <w:sz w:val="21"/>
+          <w:szCs w:val="21"/>
+          <w14:ligatures w14:val="none"/>
+        </w:rPr>
+        <w:t>geolocationBlockedByUser</w:t>
+      </w:r>
+      <w:r>
+        <w:rPr>
+          <w:rFonts w:ascii="Consolas" w:eastAsia="Times New Roman" w:hAnsi="Consolas" w:cs="Times New Roman"/>
+          <w:color w:val="3B3B3B"/>
+          <w:kern w:val="0"/>
+          <w:sz w:val="21"/>
+          <w:szCs w:val="21"/>
+          <w14:ligatures w14:val="none"/>
+        </w:rPr>
+        <w:t>.</w:t>
+      </w:r>
+      <w:r>
+        <w:rPr>
+          <w:rFonts w:ascii="Consolas" w:eastAsia="Times New Roman" w:hAnsi="Consolas" w:cs="Times New Roman"/>
+          <w:color w:val="001080"/>
+          <w:kern w:val="0"/>
+          <w:sz w:val="21"/>
+          <w:szCs w:val="21"/>
+          <w14:ligatures w14:val="none"/>
+        </w:rPr>
+        <w:t>value</w:t>
+      </w:r>
+      <w:r>
+        <w:rPr>
+          <w:rFonts w:ascii="Consolas" w:eastAsia="Times New Roman" w:hAnsi="Consolas" w:cs="Times New Roman"/>
+          <w:color w:val="3B3B3B"/>
+          <w:kern w:val="0"/>
+          <w:sz w:val="21"/>
+          <w:szCs w:val="21"/>
+          <w14:ligatures w14:val="none"/>
+        </w:rPr>
+        <w:t xml:space="preserve"> </w:t>
+      </w:r>
+      <w:r>
+        <w:rPr>
+          <w:rFonts w:ascii="Consolas" w:eastAsia="Times New Roman" w:hAnsi="Consolas" w:cs="Times New Roman"/>
+          <w:color w:val="000000"/>
+          <w:kern w:val="0"/>
+          <w:sz w:val="21"/>
+          <w:szCs w:val="21"/>
+          <w14:ligatures w14:val="none"/>
+        </w:rPr>
+        <w:t>=</w:t>
+      </w:r>
+      <w:r>
+        <w:rPr>
+          <w:rFonts w:ascii="Consolas" w:eastAsia="Times New Roman" w:hAnsi="Consolas" w:cs="Times New Roman"/>
+          <w:color w:val="3B3B3B"/>
+          <w:kern w:val="0"/>
+          <w:sz w:val="21"/>
+          <w:szCs w:val="21"/>
+          <w14:ligatures w14:val="none"/>
+        </w:rPr>
+        <w:t xml:space="preserve"> </w:t>
+      </w:r>
+      <w:r>
+        <w:rPr>
+          <w:rFonts w:ascii="Consolas" w:eastAsia="Times New Roman" w:hAnsi="Consolas" w:cs="Times New Roman"/>
+          <w:color w:val="0000FF"/>
+          <w:kern w:val="0"/>
+          <w:sz w:val="21"/>
+          <w:szCs w:val="21"/>
+          <w14:ligatures w14:val="none"/>
+        </w:rPr>
+        <w:t>true</w:t>
+      </w:r>
+      <w:r>
+        <w:rPr>
+          <w:rFonts w:ascii="Consolas" w:eastAsia="Times New Roman" w:hAnsi="Consolas" w:cs="Times New Roman"/>
+          <w:color w:val="3B3B3B"/>
+          <w:kern w:val="0"/>
+          <w:sz w:val="21"/>
+          <w:szCs w:val="21"/>
+          <w14:ligatures w14:val="none"/>
+        </w:rPr>
+        <w:t>;</w:t>
+      </w:r>
+    </w:p>
+    <w:p>
+      <w:pPr>
+        <w:shd w:val="clear" w:color="auto" w:fill="FFFFFF"/>
+        <w:spacing w:after="0" w:line="285" w:lineRule="atLeast"/>
+        <w:rPr>
+          <w:rFonts w:ascii="Consolas" w:eastAsia="Times New Roman" w:hAnsi="Consolas" w:cs="Times New Roman"/>
+          <w:color w:val="3B3B3B"/>
+          <w:kern w:val="0"/>
+          <w:sz w:val="21"/>
+          <w:szCs w:val="21"/>
+          <w14:ligatures w14:val="none"/>
+        </w:rPr>
+      </w:pPr>
+      <w:r>
+        <w:rPr>
+          <w:rFonts w:ascii="Consolas" w:eastAsia="Times New Roman" w:hAnsi="Consolas" w:cs="Times New Roman"/>
+          <w:color w:val="3B3B3B"/>
+          <w:kern w:val="0"/>
+          <w:sz w:val="21"/>
+          <w:szCs w:val="21"/>
+          <w14:ligatures w14:val="none"/>
+        </w:rPr>
+        <w:t xml:space="preserve">            </w:t>
+      </w:r>
+      <w:r>
+        <w:rPr>
+          <w:rFonts w:ascii="Consolas" w:eastAsia="Times New Roman" w:hAnsi="Consolas" w:cs="Times New Roman"/>
+          <w:color w:val="795E26"/>
+          <w:kern w:val="0"/>
+          <w:sz w:val="21"/>
+          <w:szCs w:val="21"/>
+          <w14:ligatures w14:val="none"/>
+        </w:rPr>
+        <w:t>alert</w:t>
+      </w:r>
+      <w:r>
+        <w:rPr>
+          <w:rFonts w:ascii="Consolas" w:eastAsia="Times New Roman" w:hAnsi="Consolas" w:cs="Times New Roman"/>
+          <w:color w:val="3B3B3B"/>
+          <w:kern w:val="0"/>
+          <w:sz w:val="21"/>
+          <w:szCs w:val="21"/>
+          <w14:ligatures w14:val="none"/>
+        </w:rPr>
+        <w:t>(</w:t>
+      </w:r>
+      <w:r>
+        <w:rPr>
+          <w:rFonts w:ascii="Consolas" w:eastAsia="Times New Roman" w:hAnsi="Consolas" w:cs="Times New Roman"/>
+          <w:color w:val="A31515"/>
+          <w:kern w:val="0"/>
+          <w:sz w:val="21"/>
+          <w:szCs w:val="21"/>
+          <w14:ligatures w14:val="none"/>
+        </w:rPr>
+        <w:t xml:space="preserve">`The error message is: </w:t>
+      </w:r>
+      <w:r>
+        <w:rPr>
+          <w:rFonts w:ascii="Consolas" w:eastAsia="Times New Roman" w:hAnsi="Consolas" w:cs="Times New Roman"/>
+          <w:color w:val="0000FF"/>
+          <w:kern w:val="0"/>
+          <w:sz w:val="21"/>
+          <w:szCs w:val="21"/>
+          <w14:ligatures w14:val="none"/>
+        </w:rPr>
+        <w:t>${</w:t>
+      </w:r>
+      <w:r>
+        <w:rPr>
+          <w:rFonts w:ascii="Consolas" w:eastAsia="Times New Roman" w:hAnsi="Consolas" w:cs="Times New Roman"/>
+          <w:color w:val="001080"/>
+          <w:kern w:val="0"/>
+          <w:sz w:val="21"/>
+          <w:szCs w:val="21"/>
+          <w14:ligatures w14:val="none"/>
+        </w:rPr>
+        <w:t>error</w:t>
+      </w:r>
+      <w:r>
+        <w:rPr>
+          <w:rFonts w:ascii="Consolas" w:eastAsia="Times New Roman" w:hAnsi="Consolas" w:cs="Times New Roman"/>
+          <w:color w:val="000000"/>
+          <w:kern w:val="0"/>
+          <w:sz w:val="21"/>
+          <w:szCs w:val="21"/>
+          <w14:ligatures w14:val="none"/>
+        </w:rPr>
+        <w:t>.</w:t>
+      </w:r>
+      <w:r>
+        <w:rPr>
+          <w:rFonts w:ascii="Consolas" w:eastAsia="Times New Roman" w:hAnsi="Consolas" w:cs="Times New Roman"/>
+          <w:color w:val="001080"/>
+          <w:kern w:val="0"/>
+          <w:sz w:val="21"/>
+          <w:szCs w:val="21"/>
+          <w14:ligatures w14:val="none"/>
+        </w:rPr>
+        <w:t>message</w:t>
+      </w:r>
+      <w:r>
+        <w:rPr>
+          <w:rFonts w:ascii="Consolas" w:eastAsia="Times New Roman" w:hAnsi="Consolas" w:cs="Times New Roman"/>
+          <w:color w:val="0000FF"/>
+          <w:kern w:val="0"/>
+          <w:sz w:val="21"/>
+          <w:szCs w:val="21"/>
+          <w14:ligatures w14:val="none"/>
+        </w:rPr>
+        <w:t>}</w:t>
+      </w:r>
+      <w:r>
+        <w:rPr>
+          <w:rFonts w:ascii="Consolas" w:eastAsia="Times New Roman" w:hAnsi="Consolas" w:cs="Times New Roman"/>
+          <w:color w:val="A31515"/>
+          <w:kern w:val="0"/>
+          <w:sz w:val="21"/>
+          <w:szCs w:val="21"/>
+          <w14:ligatures w14:val="none"/>
+        </w:rPr>
+        <w:t>`</w:t>
+      </w:r>
+      <w:r>
+        <w:rPr>
+          <w:rFonts w:ascii="Consolas" w:eastAsia="Times New Roman" w:hAnsi="Consolas" w:cs="Times New Roman"/>
+          <w:color w:val="3B3B3B"/>
+          <w:kern w:val="0"/>
+          <w:sz w:val="21"/>
+          <w:szCs w:val="21"/>
+          <w14:ligatures w14:val="none"/>
+        </w:rPr>
+        <w:t>)</w:t>
+      </w:r>
+    </w:p>
+    <w:p>
+      <w:pPr>
+        <w:shd w:val="clear" w:color="auto" w:fill="FFFFFF"/>
+        <w:spacing w:after="0" w:line="285" w:lineRule="atLeast"/>
+        <w:rPr>
+          <w:rFonts w:ascii="Consolas" w:eastAsia="Times New Roman" w:hAnsi="Consolas" w:cs="Times New Roman"/>
+          <w:color w:val="3B3B3B"/>
+          <w:kern w:val="0"/>
+          <w:sz w:val="21"/>
+          <w:szCs w:val="21"/>
+          <w14:ligatures w14:val="none"/>
+        </w:rPr>
+      </w:pPr>
+      <w:r>
+        <w:rPr>
+          <w:rFonts w:ascii="Consolas" w:eastAsia="Times New Roman" w:hAnsi="Consolas" w:cs="Times New Roman"/>
+          <w:color w:val="3B3B3B"/>
+          <w:kern w:val="0"/>
+          <w:sz w:val="21"/>
+          <w:szCs w:val="21"/>
+          <w14:ligatures w14:val="none"/>
+        </w:rPr>
+        <w:t>        });</w:t>
+      </w:r>
+    </w:p>
+    <w:p>
+      <w:pPr>
+        <w:shd w:val="clear" w:color="auto" w:fill="FFFFFF"/>
+        <w:spacing w:after="0" w:line="285" w:lineRule="atLeast"/>
+        <w:rPr>
+          <w:rFonts w:ascii="Consolas" w:eastAsia="Times New Roman" w:hAnsi="Consolas" w:cs="Times New Roman"/>
+          <w:color w:val="3B3B3B"/>
+          <w:kern w:val="0"/>
+          <w:sz w:val="21"/>
+          <w:szCs w:val="21"/>
+          <w14:ligatures w14:val="none"/>
+        </w:rPr>
+      </w:pPr>
+      <w:r>
+        <w:rPr>
+          <w:rFonts w:ascii="Consolas" w:eastAsia="Times New Roman" w:hAnsi="Consolas" w:cs="Times New Roman"/>
+          <w:color w:val="3B3B3B"/>
+          <w:kern w:val="0"/>
+          <w:sz w:val="21"/>
+          <w:szCs w:val="21"/>
+          <w14:ligatures w14:val="none"/>
+        </w:rPr>
+        <w:t>}</w:t>
+      </w:r>
+    </w:p>
+    <w:p>
+      <w:pPr>
+        <w:shd w:val="clear" w:color="auto" w:fill="FFFFFF"/>
+        <w:spacing w:after="0" w:line="285" w:lineRule="atLeast"/>
+        <w:rPr>
+          <w:rFonts w:ascii="Consolas" w:eastAsia="Times New Roman" w:hAnsi="Consolas" w:cs="Times New Roman"/>
+          <w:color w:val="3B3B3B"/>
+          <w:kern w:val="0"/>
+          <w:sz w:val="21"/>
+          <w:szCs w:val="21"/>
+          <w14:ligatures w14:val="none"/>
+        </w:rPr>
+      </w:pPr>
+    </w:p>
+    <w:p>
+      <w:pPr>
+        <w:shd w:val="clear" w:color="auto" w:fill="FFFFFF"/>
+        <w:spacing w:after="0" w:line="285" w:lineRule="atLeast"/>
+        <w:rPr>
+          <w:rFonts w:ascii="Consolas" w:eastAsia="Times New Roman" w:hAnsi="Consolas" w:cs="Times New Roman"/>
+          <w:color w:val="3B3B3B"/>
+          <w:kern w:val="0"/>
+          <w:sz w:val="21"/>
+          <w:szCs w:val="21"/>
+          <w14:ligatures w14:val="none"/>
+        </w:rPr>
+      </w:pPr>
+      <w:r>
+        <w:rPr>
+          <w:rFonts w:ascii="Consolas" w:eastAsia="Times New Roman" w:hAnsi="Consolas" w:cs="Times New Roman"/>
+          <w:color w:val="795E26"/>
+          <w:kern w:val="0"/>
+          <w:sz w:val="21"/>
+          <w:szCs w:val="21"/>
+          <w14:ligatures w14:val="none"/>
+        </w:rPr>
+        <w:t>onMounted</w:t>
+      </w:r>
+      <w:r>
+        <w:rPr>
+          <w:rFonts w:ascii="Consolas" w:eastAsia="Times New Roman" w:hAnsi="Consolas" w:cs="Times New Roman"/>
+          <w:color w:val="3B3B3B"/>
+          <w:kern w:val="0"/>
+          <w:sz w:val="21"/>
+          <w:szCs w:val="21"/>
+          <w14:ligatures w14:val="none"/>
+        </w:rPr>
+        <w:t>(</w:t>
+      </w:r>
+      <w:r>
+        <w:rPr>
+          <w:rFonts w:ascii="Consolas" w:eastAsia="Times New Roman" w:hAnsi="Consolas" w:cs="Times New Roman"/>
+          <w:color w:val="0000FF"/>
+          <w:kern w:val="0"/>
+          <w:sz w:val="21"/>
+          <w:szCs w:val="21"/>
+          <w14:ligatures w14:val="none"/>
+        </w:rPr>
+        <w:t>async</w:t>
+      </w:r>
+      <w:r>
+        <w:rPr>
+          <w:rFonts w:ascii="Consolas" w:eastAsia="Times New Roman" w:hAnsi="Consolas" w:cs="Times New Roman"/>
+          <w:color w:val="3B3B3B"/>
+          <w:kern w:val="0"/>
+          <w:sz w:val="21"/>
+          <w:szCs w:val="21"/>
+          <w14:ligatures w14:val="none"/>
+        </w:rPr>
+        <w:t xml:space="preserve"> () </w:t>
+      </w:r>
+      <w:r>
+        <w:rPr>
+          <w:rFonts w:ascii="Consolas" w:eastAsia="Times New Roman" w:hAnsi="Consolas" w:cs="Times New Roman"/>
+          <w:color w:val="0000FF"/>
+          <w:kern w:val="0"/>
+          <w:sz w:val="21"/>
+          <w:szCs w:val="21"/>
+          <w14:ligatures w14:val="none"/>
+        </w:rPr>
+        <w:t>=&gt;</w:t>
+      </w:r>
+      <w:r>
+        <w:rPr>
+          <w:rFonts w:ascii="Consolas" w:eastAsia="Times New Roman" w:hAnsi="Consolas" w:cs="Times New Roman"/>
+          <w:color w:val="3B3B3B"/>
+          <w:kern w:val="0"/>
+          <w:sz w:val="21"/>
+          <w:szCs w:val="21"/>
+          <w14:ligatures w14:val="none"/>
+        </w:rPr>
+        <w:t>{</w:t>
+      </w:r>
+    </w:p>
+    <w:p>
+      <w:pPr>
+        <w:shd w:val="clear" w:color="auto" w:fill="FFFFFF"/>
+        <w:spacing w:after="0" w:line="285" w:lineRule="atLeast"/>
+        <w:rPr>
+          <w:rFonts w:ascii="Consolas" w:eastAsia="Times New Roman" w:hAnsi="Consolas" w:cs="Times New Roman"/>
+          <w:color w:val="3B3B3B"/>
+          <w:kern w:val="0"/>
+          <w:sz w:val="21"/>
+          <w:szCs w:val="21"/>
+          <w14:ligatures w14:val="none"/>
+        </w:rPr>
+      </w:pPr>
+      <w:r>
+        <w:rPr>
+          <w:rFonts w:ascii="Consolas" w:eastAsia="Times New Roman" w:hAnsi="Consolas" w:cs="Times New Roman"/>
+          <w:color w:val="3B3B3B"/>
+          <w:kern w:val="0"/>
+          <w:sz w:val="21"/>
+          <w:szCs w:val="21"/>
+          <w14:ligatures w14:val="none"/>
+        </w:rPr>
+        <w:t xml:space="preserve">    </w:t>
+      </w:r>
+      <w:r>
+        <w:rPr>
+          <w:rFonts w:ascii="Consolas" w:eastAsia="Times New Roman" w:hAnsi="Consolas" w:cs="Times New Roman"/>
+          <w:color w:val="AF00DB"/>
+          <w:kern w:val="0"/>
+          <w:sz w:val="21"/>
+          <w:szCs w:val="21"/>
+          <w14:ligatures w14:val="none"/>
+        </w:rPr>
+        <w:t>await</w:t>
+      </w:r>
+      <w:r>
+        <w:rPr>
+          <w:rFonts w:ascii="Consolas" w:eastAsia="Times New Roman" w:hAnsi="Consolas" w:cs="Times New Roman"/>
+          <w:color w:val="3B3B3B"/>
+          <w:kern w:val="0"/>
+          <w:sz w:val="21"/>
+          <w:szCs w:val="21"/>
+          <w14:ligatures w14:val="none"/>
+        </w:rPr>
+        <w:t xml:space="preserve"> </w:t>
+      </w:r>
+      <w:r>
+        <w:rPr>
+          <w:rFonts w:ascii="Consolas" w:eastAsia="Times New Roman" w:hAnsi="Consolas" w:cs="Times New Roman"/>
+          <w:color w:val="795E26"/>
+          <w:kern w:val="0"/>
+          <w:sz w:val="21"/>
+          <w:szCs w:val="21"/>
+          <w14:ligatures w14:val="none"/>
+        </w:rPr>
+        <w:t>getGeolocation</w:t>
+      </w:r>
+      <w:r>
+        <w:rPr>
+          <w:rFonts w:ascii="Consolas" w:eastAsia="Times New Roman" w:hAnsi="Consolas" w:cs="Times New Roman"/>
+          <w:color w:val="3B3B3B"/>
+          <w:kern w:val="0"/>
+          <w:sz w:val="21"/>
+          <w:szCs w:val="21"/>
+          <w14:ligatures w14:val="none"/>
+        </w:rPr>
+        <w:t>()</w:t>
+      </w:r>
+    </w:p>
+    <w:p>
+      <w:pPr>
+        <w:shd w:val="clear" w:color="auto" w:fill="FFFFFF"/>
+        <w:spacing w:after="0" w:line="285" w:lineRule="atLeast"/>
+        <w:rPr>
+          <w:rFonts w:ascii="Consolas" w:eastAsia="Times New Roman" w:hAnsi="Consolas" w:cs="Times New Roman"/>
+          <w:color w:val="3B3B3B"/>
+          <w:kern w:val="0"/>
+          <w:sz w:val="21"/>
+          <w:szCs w:val="21"/>
+          <w14:ligatures w14:val="none"/>
+        </w:rPr>
+      </w:pPr>
+      <w:r>
+        <w:rPr>
+          <w:rFonts w:ascii="Consolas" w:eastAsia="Times New Roman" w:hAnsi="Consolas" w:cs="Times New Roman"/>
+          <w:color w:val="3B3B3B"/>
+          <w:kern w:val="0"/>
+          <w:sz w:val="21"/>
+          <w:szCs w:val="21"/>
+          <w14:ligatures w14:val="none"/>
+        </w:rPr>
+        <w:t>})</w:t>
+      </w:r>
+    </w:p>
+    <w:p>
+      <w:pPr>
+        <w:shd w:val="clear" w:color="auto" w:fill="FFFFFF"/>
+        <w:spacing w:after="0" w:line="285" w:lineRule="atLeast"/>
+        <w:rPr>
+          <w:rFonts w:ascii="Consolas" w:eastAsia="Times New Roman" w:hAnsi="Consolas" w:cs="Times New Roman"/>
+          <w:color w:val="3B3B3B"/>
+          <w:kern w:val="0"/>
+          <w:sz w:val="21"/>
+          <w:szCs w:val="21"/>
+          <w14:ligatures w14:val="none"/>
+        </w:rPr>
+      </w:pPr>
+      <w:r>
+        <w:rPr>
+          <w:rFonts w:ascii="Consolas" w:eastAsia="Times New Roman" w:hAnsi="Consolas" w:cs="Times New Roman"/>
+          <w:color w:val="800000"/>
+          <w:kern w:val="0"/>
+          <w:sz w:val="21"/>
+          <w:szCs w:val="21"/>
+          <w14:ligatures w14:val="none"/>
+        </w:rPr>
+        <w:t>&lt;/script&gt;</w:t>
+      </w:r>
+    </w:p>
+    <w:p>
+      <w:pPr>
+        <w:shd w:val="clear" w:color="auto" w:fill="FFFFFF"/>
+        <w:spacing w:after="0" w:line="285" w:lineRule="atLeast"/>
+        <w:rPr>
+          <w:rFonts w:ascii="Consolas" w:eastAsia="Times New Roman" w:hAnsi="Consolas" w:cs="Times New Roman"/>
+          <w:color w:val="3B3B3B"/>
+          <w:kern w:val="0"/>
+          <w:sz w:val="21"/>
+          <w:szCs w:val="21"/>
+          <w14:ligatures w14:val="none"/>
+        </w:rPr>
+      </w:pPr>
+    </w:p>
+    <w:p>
+      <w:pPr>
+        <w:shd w:val="clear" w:color="auto" w:fill="FFFFFF"/>
+        <w:spacing w:after="0" w:line="285" w:lineRule="atLeast"/>
+        <w:rPr>
+          <w:rFonts w:ascii="Consolas" w:eastAsia="Times New Roman" w:hAnsi="Consolas" w:cs="Times New Roman"/>
+          <w:color w:val="3B3B3B"/>
+          <w:kern w:val="0"/>
+          <w:sz w:val="21"/>
+          <w:szCs w:val="21"/>
+          <w14:ligatures w14:val="none"/>
+        </w:rPr>
+      </w:pPr>
+      <w:r>
+        <w:rPr>
+          <w:rFonts w:ascii="Consolas" w:eastAsia="Times New Roman" w:hAnsi="Consolas" w:cs="Times New Roman"/>
+          <w:color w:val="800000"/>
+          <w:kern w:val="0"/>
+          <w:sz w:val="21"/>
+          <w:szCs w:val="21"/>
+          <w14:ligatures w14:val="none"/>
+        </w:rPr>
+        <w:t>&lt;template&gt;</w:t>
+      </w:r>
+    </w:p>
+    <w:p>
+      <w:pPr>
+        <w:shd w:val="clear" w:color="auto" w:fill="FFFFFF"/>
+        <w:spacing w:after="0" w:line="285" w:lineRule="atLeast"/>
+        <w:rPr>
+          <w:rFonts w:ascii="Consolas" w:eastAsia="Times New Roman" w:hAnsi="Consolas" w:cs="Times New Roman"/>
+          <w:color w:val="3B3B3B"/>
+          <w:kern w:val="0"/>
+          <w:sz w:val="21"/>
+          <w:szCs w:val="21"/>
+          <w14:ligatures w14:val="none"/>
+        </w:rPr>
+      </w:pPr>
+      <w:r>
+        <w:rPr>
+          <w:rFonts w:ascii="Consolas" w:eastAsia="Times New Roman" w:hAnsi="Consolas" w:cs="Times New Roman"/>
+          <w:color w:val="3B3B3B"/>
+          <w:kern w:val="0"/>
+          <w:sz w:val="21"/>
+          <w:szCs w:val="21"/>
+          <w14:ligatures w14:val="none"/>
+        </w:rPr>
+        <w:t xml:space="preserve">    </w:t>
+      </w:r>
+      <w:r>
+        <w:rPr>
+          <w:rFonts w:ascii="Consolas" w:eastAsia="Times New Roman" w:hAnsi="Consolas" w:cs="Times New Roman"/>
+          <w:color w:val="800000"/>
+          <w:kern w:val="0"/>
+          <w:sz w:val="21"/>
+          <w:szCs w:val="21"/>
+          <w14:ligatures w14:val="none"/>
+        </w:rPr>
+        <w:t>&lt;div</w:t>
+      </w:r>
+      <w:r>
+        <w:rPr>
+          <w:rFonts w:ascii="Consolas" w:eastAsia="Times New Roman" w:hAnsi="Consolas" w:cs="Times New Roman"/>
+          <w:color w:val="3B3B3B"/>
+          <w:kern w:val="0"/>
+          <w:sz w:val="21"/>
+          <w:szCs w:val="21"/>
+          <w14:ligatures w14:val="none"/>
+        </w:rPr>
+        <w:t xml:space="preserve"> </w:t>
+      </w:r>
+      <w:r>
+        <w:rPr>
+          <w:rFonts w:ascii="Consolas" w:eastAsia="Times New Roman" w:hAnsi="Consolas" w:cs="Times New Roman"/>
+          <w:color w:val="AF00DB"/>
+          <w:kern w:val="0"/>
+          <w:sz w:val="21"/>
+          <w:szCs w:val="21"/>
+          <w14:ligatures w14:val="none"/>
+        </w:rPr>
+        <w:t>v-if</w:t>
+      </w:r>
+      <w:r>
+        <w:rPr>
+          <w:rFonts w:ascii="Consolas" w:eastAsia="Times New Roman" w:hAnsi="Consolas" w:cs="Times New Roman"/>
+          <w:color w:val="3B3B3B"/>
+          <w:kern w:val="0"/>
+          <w:sz w:val="21"/>
+          <w:szCs w:val="21"/>
+          <w14:ligatures w14:val="none"/>
+        </w:rPr>
+        <w:t>="</w:t>
+      </w:r>
+      <w:r>
+        <w:rPr>
+          <w:rFonts w:ascii="Consolas" w:eastAsia="Times New Roman" w:hAnsi="Consolas" w:cs="Times New Roman"/>
+          <w:color w:val="001080"/>
+          <w:kern w:val="0"/>
+          <w:sz w:val="21"/>
+          <w:szCs w:val="21"/>
+          <w14:ligatures w14:val="none"/>
+        </w:rPr>
+        <w:t>coords</w:t>
+      </w:r>
+      <w:r>
+        <w:rPr>
+          <w:rFonts w:ascii="Consolas" w:eastAsia="Times New Roman" w:hAnsi="Consolas" w:cs="Times New Roman"/>
+          <w:color w:val="3B3B3B"/>
+          <w:kern w:val="0"/>
+          <w:sz w:val="21"/>
+          <w:szCs w:val="21"/>
+          <w14:ligatures w14:val="none"/>
+        </w:rPr>
+        <w:t xml:space="preserve"> </w:t>
+      </w:r>
+      <w:r>
+        <w:rPr>
+          <w:rFonts w:ascii="Consolas" w:eastAsia="Times New Roman" w:hAnsi="Consolas" w:cs="Times New Roman"/>
+          <w:color w:val="000000"/>
+          <w:kern w:val="0"/>
+          <w:sz w:val="21"/>
+          <w:szCs w:val="21"/>
+          <w14:ligatures w14:val="none"/>
+        </w:rPr>
+        <w:t>&amp;&amp;</w:t>
+      </w:r>
+      <w:r>
+        <w:rPr>
+          <w:rFonts w:ascii="Consolas" w:eastAsia="Times New Roman" w:hAnsi="Consolas" w:cs="Times New Roman"/>
+          <w:color w:val="3B3B3B"/>
+          <w:kern w:val="0"/>
+          <w:sz w:val="21"/>
+          <w:szCs w:val="21"/>
+          <w14:ligatures w14:val="none"/>
+        </w:rPr>
+        <w:t xml:space="preserve"> </w:t>
+      </w:r>
+      <w:r>
+        <w:rPr>
+          <w:rFonts w:ascii="Consolas" w:eastAsia="Times New Roman" w:hAnsi="Consolas" w:cs="Times New Roman"/>
+          <w:color w:val="000000"/>
+          <w:kern w:val="0"/>
+          <w:sz w:val="21"/>
+          <w:szCs w:val="21"/>
+          <w14:ligatures w14:val="none"/>
+        </w:rPr>
+        <w:t>!</w:t>
+      </w:r>
+      <w:r>
+        <w:rPr>
+          <w:rFonts w:ascii="Consolas" w:eastAsia="Times New Roman" w:hAnsi="Consolas" w:cs="Times New Roman"/>
+          <w:color w:val="001080"/>
+          <w:kern w:val="0"/>
+          <w:sz w:val="21"/>
+          <w:szCs w:val="21"/>
+          <w14:ligatures w14:val="none"/>
+        </w:rPr>
+        <w:t>geolocationBlockedByUser</w:t>
+      </w:r>
+      <w:r>
+        <w:rPr>
+          <w:rFonts w:ascii="Consolas" w:eastAsia="Times New Roman" w:hAnsi="Consolas" w:cs="Times New Roman"/>
+          <w:color w:val="3B3B3B"/>
+          <w:kern w:val="0"/>
+          <w:sz w:val="21"/>
+          <w:szCs w:val="21"/>
+          <w14:ligatures w14:val="none"/>
+        </w:rPr>
+        <w:t>"</w:t>
+      </w:r>
+      <w:r>
+        <w:rPr>
+          <w:rFonts w:ascii="Consolas" w:eastAsia="Times New Roman" w:hAnsi="Consolas" w:cs="Times New Roman"/>
+          <w:color w:val="800000"/>
+          <w:kern w:val="0"/>
+          <w:sz w:val="21"/>
+          <w:szCs w:val="21"/>
+          <w14:ligatures w14:val="none"/>
+        </w:rPr>
+        <w:t>&gt;</w:t>
+      </w:r>
+    </w:p>
+    <w:p>
+      <w:pPr>
+        <w:shd w:val="clear" w:color="auto" w:fill="FFFFFF"/>
+        <w:spacing w:after="0" w:line="285" w:lineRule="atLeast"/>
+        <w:rPr>
+          <w:rFonts w:ascii="Consolas" w:eastAsia="Times New Roman" w:hAnsi="Consolas" w:cs="Times New Roman"/>
+          <w:color w:val="3B3B3B"/>
+          <w:kern w:val="0"/>
+          <w:sz w:val="21"/>
+          <w:szCs w:val="21"/>
+          <w14:ligatures w14:val="none"/>
+        </w:rPr>
+      </w:pPr>
+      <w:r>
+        <w:rPr>
+          <w:rFonts w:ascii="Consolas" w:eastAsia="Times New Roman" w:hAnsi="Consolas" w:cs="Times New Roman"/>
+          <w:color w:val="3B3B3B"/>
+          <w:kern w:val="0"/>
+          <w:sz w:val="21"/>
+          <w:szCs w:val="21"/>
+          <w14:ligatures w14:val="none"/>
+        </w:rPr>
+        <w:t xml:space="preserve">        Latitude: {{ </w:t>
+      </w:r>
+      <w:r>
+        <w:rPr>
+          <w:rFonts w:ascii="Consolas" w:eastAsia="Times New Roman" w:hAnsi="Consolas" w:cs="Times New Roman"/>
+          <w:color w:val="001080"/>
+          <w:kern w:val="0"/>
+          <w:sz w:val="21"/>
+          <w:szCs w:val="21"/>
+          <w14:ligatures w14:val="none"/>
+        </w:rPr>
+        <w:t>coords</w:t>
+      </w:r>
+      <w:r>
+        <w:rPr>
+          <w:rFonts w:ascii="Consolas" w:eastAsia="Times New Roman" w:hAnsi="Consolas" w:cs="Times New Roman"/>
+          <w:color w:val="3B3B3B"/>
+          <w:kern w:val="0"/>
+          <w:sz w:val="21"/>
+          <w:szCs w:val="21"/>
+          <w14:ligatures w14:val="none"/>
+        </w:rPr>
+        <w:t>.</w:t>
+      </w:r>
+      <w:r>
+        <w:rPr>
+          <w:rFonts w:ascii="Consolas" w:eastAsia="Times New Roman" w:hAnsi="Consolas" w:cs="Times New Roman"/>
+          <w:color w:val="001080"/>
+          <w:kern w:val="0"/>
+          <w:sz w:val="21"/>
+          <w:szCs w:val="21"/>
+          <w14:ligatures w14:val="none"/>
+        </w:rPr>
+        <w:t>latitude</w:t>
+      </w:r>
+      <w:r>
+        <w:rPr>
+          <w:rFonts w:ascii="Consolas" w:eastAsia="Times New Roman" w:hAnsi="Consolas" w:cs="Times New Roman"/>
+          <w:color w:val="3B3B3B"/>
+          <w:kern w:val="0"/>
+          <w:sz w:val="21"/>
+          <w:szCs w:val="21"/>
+          <w14:ligatures w14:val="none"/>
+        </w:rPr>
+        <w:t xml:space="preserve">}} &amp; Longitude: {{ </w:t>
+      </w:r>
+      <w:r>
+        <w:rPr>
+          <w:rFonts w:ascii="Consolas" w:eastAsia="Times New Roman" w:hAnsi="Consolas" w:cs="Times New Roman"/>
+          <w:color w:val="001080"/>
+          <w:kern w:val="0"/>
+          <w:sz w:val="21"/>
+          <w:szCs w:val="21"/>
+          <w14:ligatures w14:val="none"/>
+        </w:rPr>
+        <w:t>coords</w:t>
+      </w:r>
+      <w:r>
+        <w:rPr>
+          <w:rFonts w:ascii="Consolas" w:eastAsia="Times New Roman" w:hAnsi="Consolas" w:cs="Times New Roman"/>
+          <w:color w:val="3B3B3B"/>
+          <w:kern w:val="0"/>
+          <w:sz w:val="21"/>
+          <w:szCs w:val="21"/>
+          <w14:ligatures w14:val="none"/>
+        </w:rPr>
+        <w:t>.</w:t>
+      </w:r>
+      <w:r>
+        <w:rPr>
+          <w:rFonts w:ascii="Consolas" w:eastAsia="Times New Roman" w:hAnsi="Consolas" w:cs="Times New Roman"/>
+          <w:color w:val="001080"/>
+          <w:kern w:val="0"/>
+          <w:sz w:val="21"/>
+          <w:szCs w:val="21"/>
+          <w14:ligatures w14:val="none"/>
+        </w:rPr>
+        <w:t>longitude</w:t>
+      </w:r>
+      <w:r>
+        <w:rPr>
+          <w:rFonts w:ascii="Consolas" w:eastAsia="Times New Roman" w:hAnsi="Consolas" w:cs="Times New Roman"/>
+          <w:color w:val="3B3B3B"/>
+          <w:kern w:val="0"/>
+          <w:sz w:val="21"/>
+          <w:szCs w:val="21"/>
+          <w14:ligatures w14:val="none"/>
+        </w:rPr>
+        <w:t xml:space="preserve"> }}</w:t>
+      </w:r>
+    </w:p>
+    <w:p>
+      <w:pPr>
+        <w:shd w:val="clear" w:color="auto" w:fill="FFFFFF"/>
+        <w:spacing w:after="0" w:line="285" w:lineRule="atLeast"/>
+        <w:rPr>
+          <w:rFonts w:ascii="Consolas" w:eastAsia="Times New Roman" w:hAnsi="Consolas" w:cs="Times New Roman"/>
+          <w:color w:val="3B3B3B"/>
+          <w:kern w:val="0"/>
+          <w:sz w:val="21"/>
+          <w:szCs w:val="21"/>
+          <w14:ligatures w14:val="none"/>
+        </w:rPr>
+      </w:pPr>
+      <w:r>
+        <w:rPr>
+          <w:rFonts w:ascii="Consolas" w:eastAsia="Times New Roman" w:hAnsi="Consolas" w:cs="Times New Roman"/>
+          <w:color w:val="3B3B3B"/>
+          <w:kern w:val="0"/>
+          <w:sz w:val="21"/>
+          <w:szCs w:val="21"/>
+          <w14:ligatures w14:val="none"/>
+        </w:rPr>
+        <w:t xml:space="preserve">        </w:t>
+      </w:r>
+      <w:r>
+        <w:rPr>
+          <w:rFonts w:ascii="Consolas" w:eastAsia="Times New Roman" w:hAnsi="Consolas" w:cs="Times New Roman"/>
+          <w:color w:val="800000"/>
+          <w:kern w:val="0"/>
+          <w:sz w:val="21"/>
+          <w:szCs w:val="21"/>
+          <w14:ligatures w14:val="none"/>
+        </w:rPr>
+        <w:t>&lt;</w:t>
+      </w:r>
+      <w:r>
+        <w:rPr>
+          <w:rFonts w:ascii="Consolas" w:eastAsia="Times New Roman" w:hAnsi="Consolas" w:cs="Times New Roman"/>
+          <w:color w:val="267F99"/>
+          <w:kern w:val="0"/>
+          <w:sz w:val="21"/>
+          <w:szCs w:val="21"/>
+          <w14:ligatures w14:val="none"/>
+        </w:rPr>
+        <w:t>WeatherReport</w:t>
+      </w:r>
+      <w:r>
+        <w:rPr>
+          <w:rFonts w:ascii="Consolas" w:eastAsia="Times New Roman" w:hAnsi="Consolas" w:cs="Times New Roman"/>
+          <w:color w:val="3B3B3B"/>
+          <w:kern w:val="0"/>
+          <w:sz w:val="21"/>
+          <w:szCs w:val="21"/>
+          <w14:ligatures w14:val="none"/>
+        </w:rPr>
+        <w:t xml:space="preserve"> :</w:t>
+      </w:r>
+      <w:r>
+        <w:rPr>
+          <w:rFonts w:ascii="Consolas" w:eastAsia="Times New Roman" w:hAnsi="Consolas" w:cs="Times New Roman"/>
+          <w:color w:val="E50000"/>
+          <w:kern w:val="0"/>
+          <w:sz w:val="21"/>
+          <w:szCs w:val="21"/>
+          <w14:ligatures w14:val="none"/>
+        </w:rPr>
+        <w:t>coords</w:t>
+      </w:r>
+      <w:r>
+        <w:rPr>
+          <w:rFonts w:ascii="Consolas" w:eastAsia="Times New Roman" w:hAnsi="Consolas" w:cs="Times New Roman"/>
+          <w:color w:val="3B3B3B"/>
+          <w:kern w:val="0"/>
+          <w:sz w:val="21"/>
+          <w:szCs w:val="21"/>
+          <w14:ligatures w14:val="none"/>
+        </w:rPr>
+        <w:t>="</w:t>
+      </w:r>
+      <w:r>
+        <w:rPr>
+          <w:rFonts w:ascii="Consolas" w:eastAsia="Times New Roman" w:hAnsi="Consolas" w:cs="Times New Roman"/>
+          <w:color w:val="001080"/>
+          <w:kern w:val="0"/>
+          <w:sz w:val="21"/>
+          <w:szCs w:val="21"/>
+          <w14:ligatures w14:val="none"/>
+        </w:rPr>
+        <w:t>coords</w:t>
+      </w:r>
+      <w:r>
+        <w:rPr>
+          <w:rFonts w:ascii="Consolas" w:eastAsia="Times New Roman" w:hAnsi="Consolas" w:cs="Times New Roman"/>
+          <w:color w:val="3B3B3B"/>
+          <w:kern w:val="0"/>
+          <w:sz w:val="21"/>
+          <w:szCs w:val="21"/>
+          <w14:ligatures w14:val="none"/>
+        </w:rPr>
+        <w:t>"</w:t>
+      </w:r>
+      <w:r>
+        <w:rPr>
+          <w:rFonts w:ascii="Consolas" w:eastAsia="Times New Roman" w:hAnsi="Consolas" w:cs="Times New Roman"/>
+          <w:color w:val="800000"/>
+          <w:kern w:val="0"/>
+          <w:sz w:val="21"/>
+          <w:szCs w:val="21"/>
+          <w14:ligatures w14:val="none"/>
+        </w:rPr>
+        <w:t xml:space="preserve"> /&gt;</w:t>
+      </w:r>
+    </w:p>
+    <w:p>
+      <w:pPr>
+        <w:shd w:val="clear" w:color="auto" w:fill="FFFFFF"/>
+        <w:spacing w:after="0" w:line="285" w:lineRule="atLeast"/>
+        <w:rPr>
+          <w:rFonts w:ascii="Consolas" w:eastAsia="Times New Roman" w:hAnsi="Consolas" w:cs="Times New Roman"/>
+          <w:color w:val="3B3B3B"/>
+          <w:kern w:val="0"/>
+          <w:sz w:val="21"/>
+          <w:szCs w:val="21"/>
+          <w14:ligatures w14:val="none"/>
+        </w:rPr>
+      </w:pPr>
+      <w:r>
+        <w:rPr>
+          <w:rFonts w:ascii="Consolas" w:eastAsia="Times New Roman" w:hAnsi="Consolas" w:cs="Times New Roman"/>
+          <w:color w:val="3B3B3B"/>
+          <w:kern w:val="0"/>
+          <w:sz w:val="21"/>
+          <w:szCs w:val="21"/>
+          <w14:ligatures w14:val="none"/>
+        </w:rPr>
+        <w:t xml:space="preserve">    </w:t>
+      </w:r>
+      <w:r>
+        <w:rPr>
+          <w:rFonts w:ascii="Consolas" w:eastAsia="Times New Roman" w:hAnsi="Consolas" w:cs="Times New Roman"/>
+          <w:color w:val="800000"/>
+          <w:kern w:val="0"/>
+          <w:sz w:val="21"/>
+          <w:szCs w:val="21"/>
+          <w14:ligatures w14:val="none"/>
+        </w:rPr>
+        <w:t>&lt;/div&gt;</w:t>
+      </w:r>
+    </w:p>
+    <w:p>
+      <w:pPr>
+        <w:shd w:val="clear" w:color="auto" w:fill="FFFFFF"/>
+        <w:spacing w:after="0" w:line="285" w:lineRule="atLeast"/>
+        <w:rPr>
+          <w:rFonts w:ascii="Consolas" w:eastAsia="Times New Roman" w:hAnsi="Consolas" w:cs="Times New Roman"/>
+          <w:color w:val="3B3B3B"/>
+          <w:kern w:val="0"/>
+          <w:sz w:val="21"/>
+          <w:szCs w:val="21"/>
+          <w14:ligatures w14:val="none"/>
+        </w:rPr>
+      </w:pPr>
+    </w:p>
+    <w:p>
+      <w:pPr>
+        <w:shd w:val="clear" w:color="auto" w:fill="FFFFFF"/>
+        <w:spacing w:after="0" w:line="285" w:lineRule="atLeast"/>
+        <w:rPr>
+          <w:rFonts w:ascii="Consolas" w:eastAsia="Times New Roman" w:hAnsi="Consolas" w:cs="Times New Roman"/>
+          <w:color w:val="3B3B3B"/>
+          <w:kern w:val="0"/>
+          <w:sz w:val="21"/>
+          <w:szCs w:val="21"/>
+          <w14:ligatures w14:val="none"/>
+        </w:rPr>
+      </w:pPr>
+      <w:r>
+        <w:rPr>
+          <w:rFonts w:ascii="Consolas" w:eastAsia="Times New Roman" w:hAnsi="Consolas" w:cs="Times New Roman"/>
+          <w:color w:val="3B3B3B"/>
+          <w:kern w:val="0"/>
+          <w:sz w:val="21"/>
+          <w:szCs w:val="21"/>
+          <w14:ligatures w14:val="none"/>
+        </w:rPr>
+        <w:t xml:space="preserve">    </w:t>
+      </w:r>
+      <w:r>
+        <w:rPr>
+          <w:rFonts w:ascii="Consolas" w:eastAsia="Times New Roman" w:hAnsi="Consolas" w:cs="Times New Roman"/>
+          <w:color w:val="800000"/>
+          <w:kern w:val="0"/>
+          <w:sz w:val="21"/>
+          <w:szCs w:val="21"/>
+          <w14:ligatures w14:val="none"/>
+        </w:rPr>
+        <w:t>&lt;div</w:t>
+      </w:r>
+      <w:r>
+        <w:rPr>
+          <w:rFonts w:ascii="Consolas" w:eastAsia="Times New Roman" w:hAnsi="Consolas" w:cs="Times New Roman"/>
+          <w:color w:val="3B3B3B"/>
+          <w:kern w:val="0"/>
+          <w:sz w:val="21"/>
+          <w:szCs w:val="21"/>
+          <w14:ligatures w14:val="none"/>
+        </w:rPr>
+        <w:t xml:space="preserve"> </w:t>
+      </w:r>
+      <w:r>
+        <w:rPr>
+          <w:rFonts w:ascii="Consolas" w:eastAsia="Times New Roman" w:hAnsi="Consolas" w:cs="Times New Roman"/>
+          <w:color w:val="AF00DB"/>
+          <w:kern w:val="0"/>
+          <w:sz w:val="21"/>
+          <w:szCs w:val="21"/>
+          <w14:ligatures w14:val="none"/>
+        </w:rPr>
+        <w:t>v-if</w:t>
+      </w:r>
+      <w:r>
+        <w:rPr>
+          <w:rFonts w:ascii="Consolas" w:eastAsia="Times New Roman" w:hAnsi="Consolas" w:cs="Times New Roman"/>
+          <w:color w:val="3B3B3B"/>
+          <w:kern w:val="0"/>
+          <w:sz w:val="21"/>
+          <w:szCs w:val="21"/>
+          <w14:ligatures w14:val="none"/>
+        </w:rPr>
+        <w:t>="</w:t>
+      </w:r>
+      <w:r>
+        <w:rPr>
+          <w:rFonts w:ascii="Consolas" w:eastAsia="Times New Roman" w:hAnsi="Consolas" w:cs="Times New Roman"/>
+          <w:color w:val="001080"/>
+          <w:kern w:val="0"/>
+          <w:sz w:val="21"/>
+          <w:szCs w:val="21"/>
+          <w14:ligatures w14:val="none"/>
+        </w:rPr>
+        <w:t>geolocationBlockedByUser</w:t>
+      </w:r>
+      <w:r>
+        <w:rPr>
+          <w:rFonts w:ascii="Consolas" w:eastAsia="Times New Roman" w:hAnsi="Consolas" w:cs="Times New Roman"/>
+          <w:color w:val="3B3B3B"/>
+          <w:kern w:val="0"/>
+          <w:sz w:val="21"/>
+          <w:szCs w:val="21"/>
+          <w14:ligatures w14:val="none"/>
+        </w:rPr>
+        <w:t>"</w:t>
+      </w:r>
+      <w:r>
+        <w:rPr>
+          <w:rFonts w:ascii="Consolas" w:eastAsia="Times New Roman" w:hAnsi="Consolas" w:cs="Times New Roman"/>
+          <w:color w:val="800000"/>
+          <w:kern w:val="0"/>
+          <w:sz w:val="21"/>
+          <w:szCs w:val="21"/>
+          <w14:ligatures w14:val="none"/>
+        </w:rPr>
+        <w:t>&gt;</w:t>
+      </w:r>
+      <w:r>
+        <w:rPr>
+          <w:rFonts w:ascii="Consolas" w:eastAsia="Times New Roman" w:hAnsi="Consolas" w:cs="Times New Roman"/>
+          <w:color w:val="3B3B3B"/>
+          <w:kern w:val="0"/>
+          <w:sz w:val="21"/>
+          <w:szCs w:val="21"/>
+          <w14:ligatures w14:val="none"/>
+        </w:rPr>
+        <w:t>User denied access</w:t>
+      </w:r>
+      <w:r>
+        <w:rPr>
+          <w:rFonts w:ascii="Consolas" w:eastAsia="Times New Roman" w:hAnsi="Consolas" w:cs="Times New Roman"/>
+          <w:color w:val="800000"/>
+          <w:kern w:val="0"/>
+          <w:sz w:val="21"/>
+          <w:szCs w:val="21"/>
+          <w14:ligatures w14:val="none"/>
+        </w:rPr>
+        <w:t>&lt;/div&gt;</w:t>
+      </w:r>
+    </w:p>
+    <w:p>
+      <w:pPr>
+        <w:shd w:val="clear" w:color="auto" w:fill="FFFFFF"/>
+        <w:spacing w:after="0" w:line="285" w:lineRule="atLeast"/>
+        <w:rPr>
+          <w:rFonts w:ascii="Consolas" w:eastAsia="Times New Roman" w:hAnsi="Consolas" w:cs="Times New Roman"/>
+          <w:color w:val="3B3B3B"/>
+          <w:kern w:val="0"/>
+          <w:sz w:val="21"/>
+          <w:szCs w:val="21"/>
+          <w14:ligatures w14:val="none"/>
+        </w:rPr>
+      </w:pPr>
+      <w:r>
+        <w:rPr>
+          <w:rFonts w:ascii="Consolas" w:eastAsia="Times New Roman" w:hAnsi="Consolas" w:cs="Times New Roman"/>
+          <w:color w:val="800000"/>
+          <w:kern w:val="0"/>
+          <w:sz w:val="21"/>
+          <w:szCs w:val="21"/>
+          <w14:ligatures w14:val="none"/>
+        </w:rPr>
+        <w:t>&lt;/template&gt;</w:t>
+      </w:r>
+    </w:p>
+    <w:p>
+      <w:pPr>
+        <w:ind w:left="720" w:firstLine="720"/>
+        <w:rPr>
+          <w:rFonts w:ascii="Sakkal Majalla" w:hAnsi="Sakkal Majalla" w:cs="Sakkal Majalla"/>
+          <w:sz w:val="28"/>
+          <w:szCs w:val="28"/>
+        </w:rPr>
+      </w:pPr>
+      <w:r>
+        <w:rPr>
+          <w:rFonts w:ascii="Sakkal Majalla" w:hAnsi="Sakkal Majalla" w:cs="Sakkal Majalla"/>
+          <w:sz w:val="28"/>
+          <w:szCs w:val="28"/>
+        </w:rPr>
+        <w:t>=====================================================</w:t>
+      </w:r>
+    </w:p>
+    <w:p>
+      <w:pPr>
+        <w:shd w:val="clear" w:color="auto" w:fill="FFFFFF"/>
+        <w:spacing w:after="0" w:line="285" w:lineRule="atLeast"/>
+        <w:rPr>
+          <w:rFonts w:ascii="Consolas" w:eastAsia="Times New Roman" w:hAnsi="Consolas" w:cs="Times New Roman"/>
+          <w:color w:val="3B3B3B"/>
+          <w:kern w:val="0"/>
+          <w:sz w:val="21"/>
+          <w:szCs w:val="21"/>
+          <w14:ligatures w14:val="none"/>
+        </w:rPr>
+      </w:pPr>
+      <w:r>
+        <w:rPr>
+          <w:rFonts w:ascii="Consolas" w:eastAsia="Times New Roman" w:hAnsi="Consolas" w:cs="Times New Roman"/>
+          <w:color w:val="0000FF"/>
+          <w:kern w:val="0"/>
+          <w:sz w:val="21"/>
+          <w:szCs w:val="21"/>
+          <w14:ligatures w14:val="none"/>
+        </w:rPr>
+        <w:t>const</w:t>
+      </w:r>
+      <w:r>
+        <w:rPr>
+          <w:rFonts w:ascii="Consolas" w:eastAsia="Times New Roman" w:hAnsi="Consolas" w:cs="Times New Roman"/>
+          <w:color w:val="3B3B3B"/>
+          <w:kern w:val="0"/>
+          <w:sz w:val="21"/>
+          <w:szCs w:val="21"/>
+          <w14:ligatures w14:val="none"/>
+        </w:rPr>
+        <w:t xml:space="preserve"> </w:t>
+      </w:r>
+      <w:r>
+        <w:rPr>
+          <w:rFonts w:ascii="Consolas" w:eastAsia="Times New Roman" w:hAnsi="Consolas" w:cs="Times New Roman"/>
+          <w:color w:val="795E26"/>
+          <w:kern w:val="0"/>
+          <w:sz w:val="21"/>
+          <w:szCs w:val="21"/>
+          <w14:ligatures w14:val="none"/>
+        </w:rPr>
+        <w:t>formatDate</w:t>
+      </w:r>
+      <w:r>
+        <w:rPr>
+          <w:rFonts w:ascii="Consolas" w:eastAsia="Times New Roman" w:hAnsi="Consolas" w:cs="Times New Roman"/>
+          <w:color w:val="3B3B3B"/>
+          <w:kern w:val="0"/>
+          <w:sz w:val="21"/>
+          <w:szCs w:val="21"/>
+          <w14:ligatures w14:val="none"/>
+        </w:rPr>
+        <w:t xml:space="preserve"> </w:t>
+      </w:r>
+      <w:r>
+        <w:rPr>
+          <w:rFonts w:ascii="Consolas" w:eastAsia="Times New Roman" w:hAnsi="Consolas" w:cs="Times New Roman"/>
+          <w:color w:val="000000"/>
+          <w:kern w:val="0"/>
+          <w:sz w:val="21"/>
+          <w:szCs w:val="21"/>
+          <w14:ligatures w14:val="none"/>
+        </w:rPr>
+        <w:t>=</w:t>
+      </w:r>
+      <w:r>
+        <w:rPr>
+          <w:rFonts w:ascii="Consolas" w:eastAsia="Times New Roman" w:hAnsi="Consolas" w:cs="Times New Roman"/>
+          <w:color w:val="3B3B3B"/>
+          <w:kern w:val="0"/>
+          <w:sz w:val="21"/>
+          <w:szCs w:val="21"/>
+          <w14:ligatures w14:val="none"/>
+        </w:rPr>
+        <w:t xml:space="preserve"> (</w:t>
+      </w:r>
+      <w:r>
+        <w:rPr>
+          <w:rFonts w:ascii="Consolas" w:eastAsia="Times New Roman" w:hAnsi="Consolas" w:cs="Times New Roman"/>
+          <w:color w:val="001080"/>
+          <w:kern w:val="0"/>
+          <w:sz w:val="21"/>
+          <w:szCs w:val="21"/>
+          <w14:ligatures w14:val="none"/>
+        </w:rPr>
+        <w:t>dateString</w:t>
+      </w:r>
+      <w:r>
+        <w:rPr>
+          <w:rFonts w:ascii="Consolas" w:eastAsia="Times New Roman" w:hAnsi="Consolas" w:cs="Times New Roman"/>
+          <w:color w:val="000000"/>
+          <w:kern w:val="0"/>
+          <w:sz w:val="21"/>
+          <w:szCs w:val="21"/>
+          <w14:ligatures w14:val="none"/>
+        </w:rPr>
+        <w:t>:</w:t>
+      </w:r>
+      <w:r>
+        <w:rPr>
+          <w:rFonts w:ascii="Consolas" w:eastAsia="Times New Roman" w:hAnsi="Consolas" w:cs="Times New Roman"/>
+          <w:color w:val="3B3B3B"/>
+          <w:kern w:val="0"/>
+          <w:sz w:val="21"/>
+          <w:szCs w:val="21"/>
+          <w14:ligatures w14:val="none"/>
+        </w:rPr>
+        <w:t xml:space="preserve"> </w:t>
+      </w:r>
+      <w:r>
+        <w:rPr>
+          <w:rFonts w:ascii="Consolas" w:eastAsia="Times New Roman" w:hAnsi="Consolas" w:cs="Times New Roman"/>
+          <w:color w:val="267F99"/>
+          <w:kern w:val="0"/>
+          <w:sz w:val="21"/>
+          <w:szCs w:val="21"/>
+          <w14:ligatures w14:val="none"/>
+        </w:rPr>
+        <w:t>Date</w:t>
+      </w:r>
+      <w:r>
+        <w:rPr>
+          <w:rFonts w:ascii="Consolas" w:eastAsia="Times New Roman" w:hAnsi="Consolas" w:cs="Times New Roman"/>
+          <w:color w:val="3B3B3B"/>
+          <w:kern w:val="0"/>
+          <w:sz w:val="21"/>
+          <w:szCs w:val="21"/>
+          <w14:ligatures w14:val="none"/>
+        </w:rPr>
+        <w:t>)</w:t>
+      </w:r>
+      <w:r>
+        <w:rPr>
+          <w:rFonts w:ascii="Consolas" w:eastAsia="Times New Roman" w:hAnsi="Consolas" w:cs="Times New Roman"/>
+          <w:color w:val="000000"/>
+          <w:kern w:val="0"/>
+          <w:sz w:val="21"/>
+          <w:szCs w:val="21"/>
+          <w14:ligatures w14:val="none"/>
+        </w:rPr>
+        <w:t>:</w:t>
+      </w:r>
+      <w:r>
+        <w:rPr>
+          <w:rFonts w:ascii="Consolas" w:eastAsia="Times New Roman" w:hAnsi="Consolas" w:cs="Times New Roman"/>
+          <w:color w:val="3B3B3B"/>
+          <w:kern w:val="0"/>
+          <w:sz w:val="21"/>
+          <w:szCs w:val="21"/>
+          <w14:ligatures w14:val="none"/>
+        </w:rPr>
+        <w:t xml:space="preserve"> </w:t>
+      </w:r>
+      <w:r>
+        <w:rPr>
+          <w:rFonts w:ascii="Consolas" w:eastAsia="Times New Roman" w:hAnsi="Consolas" w:cs="Times New Roman"/>
+          <w:color w:val="267F99"/>
+          <w:kern w:val="0"/>
+          <w:sz w:val="21"/>
+          <w:szCs w:val="21"/>
+          <w14:ligatures w14:val="none"/>
+        </w:rPr>
+        <w:t>string</w:t>
+      </w:r>
+      <w:r>
+        <w:rPr>
+          <w:rFonts w:ascii="Consolas" w:eastAsia="Times New Roman" w:hAnsi="Consolas" w:cs="Times New Roman"/>
+          <w:color w:val="3B3B3B"/>
+          <w:kern w:val="0"/>
+          <w:sz w:val="21"/>
+          <w:szCs w:val="21"/>
+          <w14:ligatures w14:val="none"/>
+        </w:rPr>
+        <w:t xml:space="preserve"> </w:t>
+      </w:r>
+      <w:r>
+        <w:rPr>
+          <w:rFonts w:ascii="Consolas" w:eastAsia="Times New Roman" w:hAnsi="Consolas" w:cs="Times New Roman"/>
+          <w:color w:val="0000FF"/>
+          <w:kern w:val="0"/>
+          <w:sz w:val="21"/>
+          <w:szCs w:val="21"/>
+          <w14:ligatures w14:val="none"/>
+        </w:rPr>
+        <w:t>=&gt;</w:t>
+      </w:r>
+      <w:r>
+        <w:rPr>
+          <w:rFonts w:ascii="Consolas" w:eastAsia="Times New Roman" w:hAnsi="Consolas" w:cs="Times New Roman"/>
+          <w:color w:val="3B3B3B"/>
+          <w:kern w:val="0"/>
+          <w:sz w:val="21"/>
+          <w:szCs w:val="21"/>
+          <w14:ligatures w14:val="none"/>
+        </w:rPr>
+        <w:t xml:space="preserve"> {</w:t>
+      </w:r>
+    </w:p>
+    <w:p>
+      <w:pPr>
+        <w:shd w:val="clear" w:color="auto" w:fill="FFFFFF"/>
+        <w:spacing w:after="0" w:line="285" w:lineRule="atLeast"/>
+        <w:rPr>
+          <w:rFonts w:ascii="Consolas" w:eastAsia="Times New Roman" w:hAnsi="Consolas" w:cs="Times New Roman"/>
+          <w:color w:val="3B3B3B"/>
+          <w:kern w:val="0"/>
+          <w:sz w:val="21"/>
+          <w:szCs w:val="21"/>
+          <w14:ligatures w14:val="none"/>
+        </w:rPr>
+      </w:pPr>
+      <w:r>
+        <w:rPr>
+          <w:rFonts w:ascii="Consolas" w:eastAsia="Times New Roman" w:hAnsi="Consolas" w:cs="Times New Roman"/>
+          <w:color w:val="3B3B3B"/>
+          <w:kern w:val="0"/>
+          <w:sz w:val="21"/>
+          <w:szCs w:val="21"/>
+          <w14:ligatures w14:val="none"/>
+        </w:rPr>
+        <w:t xml:space="preserve">  </w:t>
+      </w:r>
+      <w:r>
+        <w:rPr>
+          <w:rFonts w:ascii="Consolas" w:eastAsia="Times New Roman" w:hAnsi="Consolas" w:cs="Times New Roman"/>
+          <w:color w:val="0000FF"/>
+          <w:kern w:val="0"/>
+          <w:sz w:val="21"/>
+          <w:szCs w:val="21"/>
+          <w14:ligatures w14:val="none"/>
+        </w:rPr>
+        <w:t>const</w:t>
+      </w:r>
+      <w:r>
+        <w:rPr>
+          <w:rFonts w:ascii="Consolas" w:eastAsia="Times New Roman" w:hAnsi="Consolas" w:cs="Times New Roman"/>
+          <w:color w:val="3B3B3B"/>
+          <w:kern w:val="0"/>
+          <w:sz w:val="21"/>
+          <w:szCs w:val="21"/>
+          <w14:ligatures w14:val="none"/>
+        </w:rPr>
+        <w:t xml:space="preserve"> </w:t>
+      </w:r>
+      <w:r>
+        <w:rPr>
+          <w:rFonts w:ascii="Consolas" w:eastAsia="Times New Roman" w:hAnsi="Consolas" w:cs="Times New Roman"/>
+          <w:color w:val="0070C1"/>
+          <w:kern w:val="0"/>
+          <w:sz w:val="21"/>
+          <w:szCs w:val="21"/>
+          <w14:ligatures w14:val="none"/>
+        </w:rPr>
+        <w:t>date</w:t>
+      </w:r>
+      <w:r>
+        <w:rPr>
+          <w:rFonts w:ascii="Consolas" w:eastAsia="Times New Roman" w:hAnsi="Consolas" w:cs="Times New Roman"/>
+          <w:color w:val="3B3B3B"/>
+          <w:kern w:val="0"/>
+          <w:sz w:val="21"/>
+          <w:szCs w:val="21"/>
+          <w14:ligatures w14:val="none"/>
+        </w:rPr>
+        <w:t xml:space="preserve"> </w:t>
+      </w:r>
+      <w:r>
+        <w:rPr>
+          <w:rFonts w:ascii="Consolas" w:eastAsia="Times New Roman" w:hAnsi="Consolas" w:cs="Times New Roman"/>
+          <w:color w:val="000000"/>
+          <w:kern w:val="0"/>
+          <w:sz w:val="21"/>
+          <w:szCs w:val="21"/>
+          <w14:ligatures w14:val="none"/>
+        </w:rPr>
+        <w:t>=</w:t>
+      </w:r>
+      <w:r>
+        <w:rPr>
+          <w:rFonts w:ascii="Consolas" w:eastAsia="Times New Roman" w:hAnsi="Consolas" w:cs="Times New Roman"/>
+          <w:color w:val="3B3B3B"/>
+          <w:kern w:val="0"/>
+          <w:sz w:val="21"/>
+          <w:szCs w:val="21"/>
+          <w14:ligatures w14:val="none"/>
+        </w:rPr>
+        <w:t xml:space="preserve"> </w:t>
+      </w:r>
+      <w:r>
+        <w:rPr>
+          <w:rFonts w:ascii="Consolas" w:eastAsia="Times New Roman" w:hAnsi="Consolas" w:cs="Times New Roman"/>
+          <w:color w:val="0000FF"/>
+          <w:kern w:val="0"/>
+          <w:sz w:val="21"/>
+          <w:szCs w:val="21"/>
+          <w14:ligatures w14:val="none"/>
+        </w:rPr>
+        <w:t>new</w:t>
+      </w:r>
+      <w:r>
+        <w:rPr>
+          <w:rFonts w:ascii="Consolas" w:eastAsia="Times New Roman" w:hAnsi="Consolas" w:cs="Times New Roman"/>
+          <w:color w:val="3B3B3B"/>
+          <w:kern w:val="0"/>
+          <w:sz w:val="21"/>
+          <w:szCs w:val="21"/>
+          <w14:ligatures w14:val="none"/>
+        </w:rPr>
+        <w:t xml:space="preserve"> </w:t>
+      </w:r>
+      <w:r>
+        <w:rPr>
+          <w:rFonts w:ascii="Consolas" w:eastAsia="Times New Roman" w:hAnsi="Consolas" w:cs="Times New Roman"/>
+          <w:color w:val="267F99"/>
+          <w:kern w:val="0"/>
+          <w:sz w:val="21"/>
+          <w:szCs w:val="21"/>
+          <w14:ligatures w14:val="none"/>
+        </w:rPr>
+        <w:t>Date</w:t>
+      </w:r>
+      <w:r>
+        <w:rPr>
+          <w:rFonts w:ascii="Consolas" w:eastAsia="Times New Roman" w:hAnsi="Consolas" w:cs="Times New Roman"/>
+          <w:color w:val="3B3B3B"/>
+          <w:kern w:val="0"/>
+          <w:sz w:val="21"/>
+          <w:szCs w:val="21"/>
+          <w14:ligatures w14:val="none"/>
+        </w:rPr>
+        <w:t>(</w:t>
+      </w:r>
+      <w:r>
+        <w:rPr>
+          <w:rFonts w:ascii="Consolas" w:eastAsia="Times New Roman" w:hAnsi="Consolas" w:cs="Times New Roman"/>
+          <w:color w:val="001080"/>
+          <w:kern w:val="0"/>
+          <w:sz w:val="21"/>
+          <w:szCs w:val="21"/>
+          <w14:ligatures w14:val="none"/>
+        </w:rPr>
+        <w:t>dateString</w:t>
+      </w:r>
+      <w:r>
+        <w:rPr>
+          <w:rFonts w:ascii="Consolas" w:eastAsia="Times New Roman" w:hAnsi="Consolas" w:cs="Times New Roman"/>
+          <w:color w:val="3B3B3B"/>
+          <w:kern w:val="0"/>
+          <w:sz w:val="21"/>
+          <w:szCs w:val="21"/>
+          <w14:ligatures w14:val="none"/>
+        </w:rPr>
+        <w:t>)</w:t>
+      </w:r>
+    </w:p>
+    <w:p>
+      <w:pPr>
+        <w:shd w:val="clear" w:color="auto" w:fill="FFFFFF"/>
+        <w:spacing w:after="0" w:line="285" w:lineRule="atLeast"/>
+        <w:rPr>
+          <w:rFonts w:ascii="Consolas" w:eastAsia="Times New Roman" w:hAnsi="Consolas" w:cs="Times New Roman"/>
+          <w:color w:val="3B3B3B"/>
+          <w:kern w:val="0"/>
+          <w:sz w:val="21"/>
+          <w:szCs w:val="21"/>
+          <w14:ligatures w14:val="none"/>
+        </w:rPr>
+      </w:pPr>
+      <w:r>
+        <w:rPr>
+          <w:rFonts w:ascii="Consolas" w:eastAsia="Times New Roman" w:hAnsi="Consolas" w:cs="Times New Roman"/>
+          <w:color w:val="3B3B3B"/>
+          <w:kern w:val="0"/>
+          <w:sz w:val="21"/>
+          <w:szCs w:val="21"/>
+          <w14:ligatures w14:val="none"/>
+        </w:rPr>
+        <w:t xml:space="preserve">  </w:t>
+      </w:r>
+      <w:r>
+        <w:rPr>
+          <w:rFonts w:ascii="Consolas" w:eastAsia="Times New Roman" w:hAnsi="Consolas" w:cs="Times New Roman"/>
+          <w:color w:val="AF00DB"/>
+          <w:kern w:val="0"/>
+          <w:sz w:val="21"/>
+          <w:szCs w:val="21"/>
+          <w14:ligatures w14:val="none"/>
+        </w:rPr>
+        <w:t>return</w:t>
+      </w:r>
+      <w:r>
+        <w:rPr>
+          <w:rFonts w:ascii="Consolas" w:eastAsia="Times New Roman" w:hAnsi="Consolas" w:cs="Times New Roman"/>
+          <w:color w:val="3B3B3B"/>
+          <w:kern w:val="0"/>
+          <w:sz w:val="21"/>
+          <w:szCs w:val="21"/>
+          <w14:ligatures w14:val="none"/>
+        </w:rPr>
+        <w:t xml:space="preserve"> </w:t>
+      </w:r>
+      <w:r>
+        <w:rPr>
+          <w:rFonts w:ascii="Consolas" w:eastAsia="Times New Roman" w:hAnsi="Consolas" w:cs="Times New Roman"/>
+          <w:color w:val="0000FF"/>
+          <w:kern w:val="0"/>
+          <w:sz w:val="21"/>
+          <w:szCs w:val="21"/>
+          <w14:ligatures w14:val="none"/>
+        </w:rPr>
+        <w:t>new</w:t>
+      </w:r>
+      <w:r>
+        <w:rPr>
+          <w:rFonts w:ascii="Consolas" w:eastAsia="Times New Roman" w:hAnsi="Consolas" w:cs="Times New Roman"/>
+          <w:color w:val="3B3B3B"/>
+          <w:kern w:val="0"/>
+          <w:sz w:val="21"/>
+          <w:szCs w:val="21"/>
+          <w14:ligatures w14:val="none"/>
+        </w:rPr>
+        <w:t xml:space="preserve"> </w:t>
+      </w:r>
+      <w:r>
+        <w:rPr>
+          <w:rFonts w:ascii="Consolas" w:eastAsia="Times New Roman" w:hAnsi="Consolas" w:cs="Times New Roman"/>
+          <w:color w:val="267F99"/>
+          <w:kern w:val="0"/>
+          <w:sz w:val="21"/>
+          <w:szCs w:val="21"/>
+          <w14:ligatures w14:val="none"/>
+        </w:rPr>
+        <w:t>Intl</w:t>
+      </w:r>
+      <w:r>
+        <w:rPr>
+          <w:rFonts w:ascii="Consolas" w:eastAsia="Times New Roman" w:hAnsi="Consolas" w:cs="Times New Roman"/>
+          <w:color w:val="3B3B3B"/>
+          <w:kern w:val="0"/>
+          <w:sz w:val="21"/>
+          <w:szCs w:val="21"/>
+          <w14:ligatures w14:val="none"/>
+        </w:rPr>
+        <w:t>.</w:t>
+      </w:r>
+      <w:r>
+        <w:rPr>
+          <w:rFonts w:ascii="Consolas" w:eastAsia="Times New Roman" w:hAnsi="Consolas" w:cs="Times New Roman"/>
+          <w:color w:val="267F99"/>
+          <w:kern w:val="0"/>
+          <w:sz w:val="21"/>
+          <w:szCs w:val="21"/>
+          <w14:ligatures w14:val="none"/>
+        </w:rPr>
+        <w:t>DateTimeFormat</w:t>
+      </w:r>
+      <w:r>
+        <w:rPr>
+          <w:rFonts w:ascii="Consolas" w:eastAsia="Times New Roman" w:hAnsi="Consolas" w:cs="Times New Roman"/>
+          <w:color w:val="3B3B3B"/>
+          <w:kern w:val="0"/>
+          <w:sz w:val="21"/>
+          <w:szCs w:val="21"/>
+          <w14:ligatures w14:val="none"/>
+        </w:rPr>
+        <w:t>(</w:t>
+      </w:r>
+      <w:r>
+        <w:rPr>
+          <w:rFonts w:ascii="Consolas" w:eastAsia="Times New Roman" w:hAnsi="Consolas" w:cs="Times New Roman"/>
+          <w:color w:val="A31515"/>
+          <w:kern w:val="0"/>
+          <w:sz w:val="21"/>
+          <w:szCs w:val="21"/>
+          <w14:ligatures w14:val="none"/>
+        </w:rPr>
+        <w:t>"defaule"</w:t>
+      </w:r>
+      <w:r>
+        <w:rPr>
+          <w:rFonts w:ascii="Consolas" w:eastAsia="Times New Roman" w:hAnsi="Consolas" w:cs="Times New Roman"/>
+          <w:color w:val="3B3B3B"/>
+          <w:kern w:val="0"/>
+          <w:sz w:val="21"/>
+          <w:szCs w:val="21"/>
+          <w14:ligatures w14:val="none"/>
+        </w:rPr>
+        <w:t>,{</w:t>
+      </w:r>
+    </w:p>
+    <w:p>
+      <w:pPr>
+        <w:shd w:val="clear" w:color="auto" w:fill="FFFFFF"/>
+        <w:spacing w:after="0" w:line="285" w:lineRule="atLeast"/>
+        <w:rPr>
+          <w:rFonts w:ascii="Consolas" w:eastAsia="Times New Roman" w:hAnsi="Consolas" w:cs="Times New Roman"/>
+          <w:color w:val="3B3B3B"/>
+          <w:kern w:val="0"/>
+          <w:sz w:val="21"/>
+          <w:szCs w:val="21"/>
+          <w14:ligatures w14:val="none"/>
+        </w:rPr>
+      </w:pPr>
+      <w:r>
+        <w:rPr>
+          <w:rFonts w:ascii="Consolas" w:eastAsia="Times New Roman" w:hAnsi="Consolas" w:cs="Times New Roman"/>
+          <w:color w:val="3B3B3B"/>
+          <w:kern w:val="0"/>
+          <w:sz w:val="21"/>
+          <w:szCs w:val="21"/>
+          <w14:ligatures w14:val="none"/>
+        </w:rPr>
+        <w:t xml:space="preserve">    </w:t>
+      </w:r>
+      <w:r>
+        <w:rPr>
+          <w:rFonts w:ascii="Consolas" w:eastAsia="Times New Roman" w:hAnsi="Consolas" w:cs="Times New Roman"/>
+          <w:color w:val="A31515"/>
+          <w:kern w:val="0"/>
+          <w:sz w:val="21"/>
+          <w:szCs w:val="21"/>
+          <w14:ligatures w14:val="none"/>
+        </w:rPr>
+        <w:t>"dateStyle"</w:t>
+      </w:r>
+      <w:r>
+        <w:rPr>
+          <w:rFonts w:ascii="Consolas" w:eastAsia="Times New Roman" w:hAnsi="Consolas" w:cs="Times New Roman"/>
+          <w:color w:val="001080"/>
+          <w:kern w:val="0"/>
+          <w:sz w:val="21"/>
+          <w:szCs w:val="21"/>
+          <w14:ligatures w14:val="none"/>
+        </w:rPr>
+        <w:t>:</w:t>
+      </w:r>
+      <w:r>
+        <w:rPr>
+          <w:rFonts w:ascii="Consolas" w:eastAsia="Times New Roman" w:hAnsi="Consolas" w:cs="Times New Roman"/>
+          <w:color w:val="3B3B3B"/>
+          <w:kern w:val="0"/>
+          <w:sz w:val="21"/>
+          <w:szCs w:val="21"/>
+          <w14:ligatures w14:val="none"/>
+        </w:rPr>
+        <w:t xml:space="preserve"> </w:t>
+      </w:r>
+      <w:r>
+        <w:rPr>
+          <w:rFonts w:ascii="Consolas" w:eastAsia="Times New Roman" w:hAnsi="Consolas" w:cs="Times New Roman"/>
+          <w:color w:val="A31515"/>
+          <w:kern w:val="0"/>
+          <w:sz w:val="21"/>
+          <w:szCs w:val="21"/>
+          <w14:ligatures w14:val="none"/>
+        </w:rPr>
+        <w:t>"long"</w:t>
+      </w:r>
+      <w:r>
+        <w:rPr>
+          <w:rFonts w:ascii="Consolas" w:eastAsia="Times New Roman" w:hAnsi="Consolas" w:cs="Times New Roman"/>
+          <w:color w:val="3B3B3B"/>
+          <w:kern w:val="0"/>
+          <w:sz w:val="21"/>
+          <w:szCs w:val="21"/>
+          <w14:ligatures w14:val="none"/>
+        </w:rPr>
+        <w:t>,</w:t>
+      </w:r>
+    </w:p>
+    <w:p>
+      <w:pPr>
+        <w:shd w:val="clear" w:color="auto" w:fill="FFFFFF"/>
+        <w:spacing w:after="0" w:line="285" w:lineRule="atLeast"/>
+        <w:rPr>
+          <w:rFonts w:ascii="Consolas" w:eastAsia="Times New Roman" w:hAnsi="Consolas" w:cs="Times New Roman"/>
+          <w:color w:val="3B3B3B"/>
+          <w:kern w:val="0"/>
+          <w:sz w:val="21"/>
+          <w:szCs w:val="21"/>
+          <w14:ligatures w14:val="none"/>
+        </w:rPr>
+      </w:pPr>
+      <w:r>
+        <w:rPr>
+          <w:rFonts w:ascii="Consolas" w:eastAsia="Times New Roman" w:hAnsi="Consolas" w:cs="Times New Roman"/>
+          <w:color w:val="3B3B3B"/>
+          <w:kern w:val="0"/>
+          <w:sz w:val="21"/>
+          <w:szCs w:val="21"/>
+          <w14:ligatures w14:val="none"/>
+        </w:rPr>
+        <w:t xml:space="preserve">    </w:t>
+      </w:r>
+      <w:r>
+        <w:rPr>
+          <w:rFonts w:ascii="Consolas" w:eastAsia="Times New Roman" w:hAnsi="Consolas" w:cs="Times New Roman"/>
+          <w:color w:val="A31515"/>
+          <w:kern w:val="0"/>
+          <w:sz w:val="21"/>
+          <w:szCs w:val="21"/>
+          <w14:ligatures w14:val="none"/>
+        </w:rPr>
+        <w:t>"timeStyle"</w:t>
+      </w:r>
+      <w:r>
+        <w:rPr>
+          <w:rFonts w:ascii="Consolas" w:eastAsia="Times New Roman" w:hAnsi="Consolas" w:cs="Times New Roman"/>
+          <w:color w:val="001080"/>
+          <w:kern w:val="0"/>
+          <w:sz w:val="21"/>
+          <w:szCs w:val="21"/>
+          <w14:ligatures w14:val="none"/>
+        </w:rPr>
+        <w:t>:</w:t>
+      </w:r>
+      <w:r>
+        <w:rPr>
+          <w:rFonts w:ascii="Consolas" w:eastAsia="Times New Roman" w:hAnsi="Consolas" w:cs="Times New Roman"/>
+          <w:color w:val="3B3B3B"/>
+          <w:kern w:val="0"/>
+          <w:sz w:val="21"/>
+          <w:szCs w:val="21"/>
+          <w14:ligatures w14:val="none"/>
+        </w:rPr>
+        <w:t xml:space="preserve"> </w:t>
+      </w:r>
+      <w:r>
+        <w:rPr>
+          <w:rFonts w:ascii="Consolas" w:eastAsia="Times New Roman" w:hAnsi="Consolas" w:cs="Times New Roman"/>
+          <w:color w:val="A31515"/>
+          <w:kern w:val="0"/>
+          <w:sz w:val="21"/>
+          <w:szCs w:val="21"/>
+          <w14:ligatures w14:val="none"/>
+        </w:rPr>
+        <w:t>"short"</w:t>
+      </w:r>
+      <w:r>
+        <w:rPr>
+          <w:rFonts w:ascii="Consolas" w:eastAsia="Times New Roman" w:hAnsi="Consolas" w:cs="Times New Roman"/>
+          <w:color w:val="3B3B3B"/>
+          <w:kern w:val="0"/>
+          <w:sz w:val="21"/>
+          <w:szCs w:val="21"/>
+          <w14:ligatures w14:val="none"/>
+        </w:rPr>
+        <w:t>,</w:t>
+      </w:r>
+    </w:p>
+    <w:p>
+      <w:pPr>
+        <w:shd w:val="clear" w:color="auto" w:fill="FFFFFF"/>
+        <w:spacing w:after="0" w:line="285" w:lineRule="atLeast"/>
+        <w:rPr>
+          <w:rFonts w:ascii="Consolas" w:eastAsia="Times New Roman" w:hAnsi="Consolas" w:cs="Times New Roman"/>
+          <w:color w:val="3B3B3B"/>
+          <w:kern w:val="0"/>
+          <w:sz w:val="21"/>
+          <w:szCs w:val="21"/>
+          <w14:ligatures w14:val="none"/>
+        </w:rPr>
+      </w:pPr>
+      <w:r>
+        <w:rPr>
+          <w:rFonts w:ascii="Consolas" w:eastAsia="Times New Roman" w:hAnsi="Consolas" w:cs="Times New Roman"/>
+          <w:color w:val="3B3B3B"/>
+          <w:kern w:val="0"/>
+          <w:sz w:val="21"/>
+          <w:szCs w:val="21"/>
+          <w14:ligatures w14:val="none"/>
+        </w:rPr>
+        <w:t>  }).</w:t>
+      </w:r>
+      <w:r>
+        <w:rPr>
+          <w:rFonts w:ascii="Consolas" w:eastAsia="Times New Roman" w:hAnsi="Consolas" w:cs="Times New Roman"/>
+          <w:color w:val="795E26"/>
+          <w:kern w:val="0"/>
+          <w:sz w:val="21"/>
+          <w:szCs w:val="21"/>
+          <w14:ligatures w14:val="none"/>
+        </w:rPr>
+        <w:t>format</w:t>
+      </w:r>
+      <w:r>
+        <w:rPr>
+          <w:rFonts w:ascii="Consolas" w:eastAsia="Times New Roman" w:hAnsi="Consolas" w:cs="Times New Roman"/>
+          <w:color w:val="3B3B3B"/>
+          <w:kern w:val="0"/>
+          <w:sz w:val="21"/>
+          <w:szCs w:val="21"/>
+          <w14:ligatures w14:val="none"/>
+        </w:rPr>
+        <w:t>(</w:t>
+      </w:r>
+      <w:r>
+        <w:rPr>
+          <w:rFonts w:ascii="Consolas" w:eastAsia="Times New Roman" w:hAnsi="Consolas" w:cs="Times New Roman"/>
+          <w:color w:val="0070C1"/>
+          <w:kern w:val="0"/>
+          <w:sz w:val="21"/>
+          <w:szCs w:val="21"/>
+          <w14:ligatures w14:val="none"/>
+        </w:rPr>
+        <w:t>date</w:t>
+      </w:r>
+      <w:r>
+        <w:rPr>
+          <w:rFonts w:ascii="Consolas" w:eastAsia="Times New Roman" w:hAnsi="Consolas" w:cs="Times New Roman"/>
+          <w:color w:val="3B3B3B"/>
+          <w:kern w:val="0"/>
+          <w:sz w:val="21"/>
+          <w:szCs w:val="21"/>
+          <w14:ligatures w14:val="none"/>
+        </w:rPr>
+        <w:t>)</w:t>
+      </w:r>
+    </w:p>
+    <w:p>
+      <w:pPr>
+        <w:shd w:val="clear" w:color="auto" w:fill="FFFFFF"/>
+        <w:spacing w:after="0" w:line="285" w:lineRule="atLeast"/>
+        <w:rPr>
+          <w:rFonts w:ascii="Consolas" w:eastAsia="Times New Roman" w:hAnsi="Consolas" w:cs="Times New Roman"/>
+          <w:color w:val="3B3B3B"/>
+          <w:kern w:val="0"/>
+          <w:sz w:val="21"/>
+          <w:szCs w:val="21"/>
+          <w14:ligatures w14:val="none"/>
+        </w:rPr>
+      </w:pPr>
+      <w:r>
+        <w:rPr>
+          <w:rFonts w:ascii="Consolas" w:eastAsia="Times New Roman" w:hAnsi="Consolas" w:cs="Times New Roman"/>
+          <w:color w:val="3B3B3B"/>
+          <w:kern w:val="0"/>
+          <w:sz w:val="21"/>
+          <w:szCs w:val="21"/>
+          <w14:ligatures w14:val="none"/>
+        </w:rPr>
+        <w:t>}</w:t>
+      </w:r>
+    </w:p>
+    <w:p>
+      <w:pPr>
+        <w:ind w:left="720" w:firstLine="720"/>
+        <w:rPr>
+          <w:rFonts w:ascii="Sakkal Majalla" w:hAnsi="Sakkal Majalla" w:cs="Sakkal Majalla"/>
+          <w:sz w:val="28"/>
+          <w:szCs w:val="28"/>
+        </w:rPr>
+      </w:pPr>
+      <w:r>
+        <w:rPr>
+          <w:rFonts w:ascii="Sakkal Majalla" w:hAnsi="Sakkal Majalla" w:cs="Sakkal Majalla"/>
+          <w:sz w:val="28"/>
+          <w:szCs w:val="28"/>
+        </w:rPr>
+        <w:t>=====================================================</w:t>
+      </w:r>
+    </w:p>
+    <w:p>
+      <w:pPr>
+        <w:shd w:val="clear" w:color="auto" w:fill="FFFFFF"/>
+        <w:spacing w:after="0" w:line="285" w:lineRule="atLeast"/>
+        <w:rPr>
+          <w:rFonts w:ascii="Consolas" w:eastAsia="Times New Roman" w:hAnsi="Consolas" w:cs="Times New Roman"/>
+          <w:color w:val="3B3B3B"/>
+          <w:kern w:val="0"/>
+          <w:sz w:val="21"/>
+          <w:szCs w:val="21"/>
+          <w14:ligatures w14:val="none"/>
+        </w:rPr>
+      </w:pPr>
     </w:p>
     <w:p>
       <w:pPr>
@@ -6333,7 +14884,6 @@
   <w:style w:type="character" w:default="1" w:styleId="DefaultParagraphFont">
     <w:name w:val="Default Paragraph Font"/>
     <w:uiPriority w:val="1"/>
-    <w:semiHidden/>
     <w:unhideWhenUsed/>
   </w:style>
   <w:style w:type="table" w:default="1" w:styleId="TableNormal">
